--- a/report_group6.docx
+++ b/report_group6.docx
@@ -1282,7 +1282,25 @@
           <w:sz w:val="22"/>
           <w:szCs w:val="22"/>
         </w:rPr>
-        <w:t>Using for loop to investigate the performance of integral across different values of t:</w:t>
+        <w:t xml:space="preserve">Using </w:t>
+      </w:r>
+      <w:proofErr w:type="gramStart"/>
+      <w:r>
+        <w:rPr>
+          <w:rFonts w:ascii="Times New Roman" w:hAnsi="Times New Roman" w:cs="Times New Roman"/>
+          <w:sz w:val="22"/>
+          <w:szCs w:val="22"/>
+        </w:rPr>
+        <w:t>for loop</w:t>
+      </w:r>
+      <w:proofErr w:type="gramEnd"/>
+      <w:r>
+        <w:rPr>
+          <w:rFonts w:ascii="Times New Roman" w:hAnsi="Times New Roman" w:cs="Times New Roman"/>
+          <w:sz w:val="22"/>
+          <w:szCs w:val="22"/>
+        </w:rPr>
+        <w:t xml:space="preserve"> to investigate the performance of integral across different values of t:</w:t>
       </w:r>
     </w:p>
     <w:p>
@@ -1711,7 +1729,43 @@
           <w:sz w:val="22"/>
           <w:szCs w:val="22"/>
         </w:rPr>
-        <w:t>According to the above results, transformation 1 and 2 have exactly the same mean and standard error.</w:t>
+        <w:t xml:space="preserve">According to the above results, transformation 1 and 2 have </w:t>
+      </w:r>
+      <w:proofErr w:type="gramStart"/>
+      <w:r>
+        <w:rPr>
+          <w:rFonts w:ascii="Times New Roman" w:hAnsi="Times New Roman" w:cs="Times New Roman"/>
+          <w:sz w:val="22"/>
+          <w:szCs w:val="22"/>
+        </w:rPr>
+        <w:t>exactly the same</w:t>
+      </w:r>
+      <w:proofErr w:type="gramEnd"/>
+      <w:r>
+        <w:rPr>
+          <w:rFonts w:ascii="Times New Roman" w:hAnsi="Times New Roman" w:cs="Times New Roman"/>
+          <w:sz w:val="22"/>
+          <w:szCs w:val="22"/>
+        </w:rPr>
+        <w:t xml:space="preserve"> </w:t>
+      </w:r>
+      <w:proofErr w:type="gramStart"/>
+      <w:r>
+        <w:rPr>
+          <w:rFonts w:ascii="Times New Roman" w:hAnsi="Times New Roman" w:cs="Times New Roman"/>
+          <w:sz w:val="22"/>
+          <w:szCs w:val="22"/>
+        </w:rPr>
+        <w:t>mean</w:t>
+      </w:r>
+      <w:proofErr w:type="gramEnd"/>
+      <w:r>
+        <w:rPr>
+          <w:rFonts w:ascii="Times New Roman" w:hAnsi="Times New Roman" w:cs="Times New Roman"/>
+          <w:sz w:val="22"/>
+          <w:szCs w:val="22"/>
+        </w:rPr>
+        <w:t xml:space="preserve"> and standard error.</w:t>
       </w:r>
     </w:p>
     <w:p>
@@ -2167,14 +2221,32 @@
           <w:rFonts w:ascii="Times New Roman" w:hAnsi="Times New Roman" w:cs="Times New Roman"/>
           <w:szCs w:val="22"/>
         </w:rPr>
-        <w:t xml:space="preserve">##     Transformation     Mean_Diff </w:t>
-      </w:r>
+        <w:t xml:space="preserve">##     Transformation     </w:t>
+      </w:r>
+      <w:proofErr w:type="spellStart"/>
       <w:r>
         <w:rPr>
           <w:rStyle w:val="VerbatimChar"/>
           <w:rFonts w:ascii="Times New Roman" w:hAnsi="Times New Roman" w:cs="Times New Roman"/>
           <w:szCs w:val="22"/>
         </w:rPr>
+        <w:t>Mean_Diff</w:t>
+      </w:r>
+      <w:proofErr w:type="spellEnd"/>
+      <w:r>
+        <w:rPr>
+          <w:rStyle w:val="VerbatimChar"/>
+          <w:rFonts w:ascii="Times New Roman" w:hAnsi="Times New Roman" w:cs="Times New Roman"/>
+          <w:szCs w:val="22"/>
+        </w:rPr>
+        <w:t xml:space="preserve"> </w:t>
+      </w:r>
+      <w:r>
+        <w:rPr>
+          <w:rStyle w:val="VerbatimChar"/>
+          <w:rFonts w:ascii="Times New Roman" w:hAnsi="Times New Roman" w:cs="Times New Roman"/>
+          <w:szCs w:val="22"/>
+        </w:rPr>
         <w:t xml:space="preserve">             </w:t>
       </w:r>
       <w:r>
@@ -2229,14 +2301,23 @@
           <w:rFonts w:ascii="Times New Roman" w:hAnsi="Times New Roman" w:cs="Times New Roman"/>
           <w:szCs w:val="22"/>
         </w:rPr>
-        <w:t xml:space="preserve">## 2 Transformation 2 </w:t>
-      </w:r>
+        <w:t xml:space="preserve">## 2 Transformation </w:t>
+      </w:r>
+      <w:proofErr w:type="gramStart"/>
       <w:r>
         <w:rPr>
           <w:rStyle w:val="VerbatimChar"/>
           <w:rFonts w:ascii="Times New Roman" w:hAnsi="Times New Roman" w:cs="Times New Roman"/>
           <w:szCs w:val="22"/>
         </w:rPr>
+        <w:t xml:space="preserve">2 </w:t>
+      </w:r>
+      <w:r>
+        <w:rPr>
+          <w:rStyle w:val="VerbatimChar"/>
+          <w:rFonts w:ascii="Times New Roman" w:hAnsi="Times New Roman" w:cs="Times New Roman"/>
+          <w:szCs w:val="22"/>
+        </w:rPr>
         <w:t xml:space="preserve"> </w:t>
       </w:r>
       <w:r>
@@ -2245,7 +2326,16 @@
           <w:rFonts w:ascii="Times New Roman" w:hAnsi="Times New Roman" w:cs="Times New Roman"/>
           <w:szCs w:val="22"/>
         </w:rPr>
-        <w:t>-3.703208e-04        0.0026780224</w:t>
+        <w:t>-</w:t>
+      </w:r>
+      <w:proofErr w:type="gramEnd"/>
+      <w:r>
+        <w:rPr>
+          <w:rStyle w:val="VerbatimChar"/>
+          <w:rFonts w:ascii="Times New Roman" w:hAnsi="Times New Roman" w:cs="Times New Roman"/>
+          <w:szCs w:val="22"/>
+        </w:rPr>
+        <w:t>3.703208e-04        0.0026780224</w:t>
       </w:r>
       <w:r>
         <w:rPr>
@@ -2260,14 +2350,23 @@
           <w:rFonts w:ascii="Times New Roman" w:hAnsi="Times New Roman" w:cs="Times New Roman"/>
           <w:szCs w:val="22"/>
         </w:rPr>
-        <w:t xml:space="preserve">## 3 Transformation 3 </w:t>
-      </w:r>
+        <w:t xml:space="preserve">## 3 Transformation </w:t>
+      </w:r>
+      <w:proofErr w:type="gramStart"/>
       <w:r>
         <w:rPr>
           <w:rStyle w:val="VerbatimChar"/>
           <w:rFonts w:ascii="Times New Roman" w:hAnsi="Times New Roman" w:cs="Times New Roman"/>
           <w:szCs w:val="22"/>
         </w:rPr>
+        <w:t xml:space="preserve">3 </w:t>
+      </w:r>
+      <w:r>
+        <w:rPr>
+          <w:rStyle w:val="VerbatimChar"/>
+          <w:rFonts w:ascii="Times New Roman" w:hAnsi="Times New Roman" w:cs="Times New Roman"/>
+          <w:szCs w:val="22"/>
+        </w:rPr>
         <w:t xml:space="preserve"> </w:t>
       </w:r>
       <w:r>
@@ -2276,7 +2375,16 @@
           <w:rFonts w:ascii="Times New Roman" w:hAnsi="Times New Roman" w:cs="Times New Roman"/>
           <w:szCs w:val="22"/>
         </w:rPr>
-        <w:t>-1.242511e-05        0.0004949451</w:t>
+        <w:t>-</w:t>
+      </w:r>
+      <w:proofErr w:type="gramEnd"/>
+      <w:r>
+        <w:rPr>
+          <w:rStyle w:val="VerbatimChar"/>
+          <w:rFonts w:ascii="Times New Roman" w:hAnsi="Times New Roman" w:cs="Times New Roman"/>
+          <w:szCs w:val="22"/>
+        </w:rPr>
+        <w:t>1.242511e-05        0.0004949451</w:t>
       </w:r>
     </w:p>
     <w:p>
@@ -2310,7 +2418,25 @@
           <w:sz w:val="22"/>
           <w:szCs w:val="22"/>
         </w:rPr>
-        <w:t>estimated mean and actual mean, and also the smallest standard error. Thus, we do the variance reduction based on transformation 3.</w:t>
+        <w:t xml:space="preserve">estimated mean and actual mean, </w:t>
+      </w:r>
+      <w:proofErr w:type="gramStart"/>
+      <w:r>
+        <w:rPr>
+          <w:rFonts w:ascii="Times New Roman" w:hAnsi="Times New Roman" w:cs="Times New Roman"/>
+          <w:sz w:val="22"/>
+          <w:szCs w:val="22"/>
+        </w:rPr>
+        <w:t>and also</w:t>
+      </w:r>
+      <w:proofErr w:type="gramEnd"/>
+      <w:r>
+        <w:rPr>
+          <w:rFonts w:ascii="Times New Roman" w:hAnsi="Times New Roman" w:cs="Times New Roman"/>
+          <w:sz w:val="22"/>
+          <w:szCs w:val="22"/>
+        </w:rPr>
+        <w:t xml:space="preserve"> the smallest standard error. Thus, we do the variance reduction based on transformation 3.</w:t>
       </w:r>
     </w:p>
     <w:p>
@@ -3216,13 +3342,23 @@
           <w:szCs w:val="22"/>
         </w:rPr>
       </w:pPr>
-      <w:r>
-        <w:rPr>
-          <w:rStyle w:val="NormalTok"/>
-          <w:rFonts w:ascii="Times New Roman" w:hAnsi="Times New Roman" w:cs="Times New Roman"/>
-          <w:szCs w:val="22"/>
-        </w:rPr>
-        <w:t xml:space="preserve">compare_df </w:t>
+      <w:proofErr w:type="spellStart"/>
+      <w:r>
+        <w:rPr>
+          <w:rStyle w:val="NormalTok"/>
+          <w:rFonts w:ascii="Times New Roman" w:hAnsi="Times New Roman" w:cs="Times New Roman"/>
+          <w:szCs w:val="22"/>
+        </w:rPr>
+        <w:t>compare_df</w:t>
+      </w:r>
+      <w:proofErr w:type="spellEnd"/>
+      <w:r>
+        <w:rPr>
+          <w:rStyle w:val="NormalTok"/>
+          <w:rFonts w:ascii="Times New Roman" w:hAnsi="Times New Roman" w:cs="Times New Roman"/>
+          <w:szCs w:val="22"/>
+        </w:rPr>
+        <w:t xml:space="preserve"> </w:t>
       </w:r>
       <w:r>
         <w:rPr>
@@ -3240,6 +3376,7 @@
         </w:rPr>
         <w:t xml:space="preserve"> </w:t>
       </w:r>
+      <w:proofErr w:type="spellStart"/>
       <w:r>
         <w:rPr>
           <w:rStyle w:val="FunctionTok"/>
@@ -3248,6 +3385,7 @@
         </w:rPr>
         <w:t>data.frame</w:t>
       </w:r>
+      <w:proofErr w:type="spellEnd"/>
       <w:r>
         <w:rPr>
           <w:rStyle w:val="NormalTok"/>
@@ -3334,13 +3472,23 @@
         </w:rPr>
         <w:t xml:space="preserve">  </w:t>
       </w:r>
+      <w:proofErr w:type="spellStart"/>
       <w:r>
         <w:rPr>
           <w:rStyle w:val="AttributeTok"/>
           <w:rFonts w:ascii="Times New Roman" w:hAnsi="Times New Roman" w:cs="Times New Roman"/>
           <w:szCs w:val="22"/>
         </w:rPr>
-        <w:t>diff_SSCV =</w:t>
+        <w:t>diff_SSCV</w:t>
+      </w:r>
+      <w:proofErr w:type="spellEnd"/>
+      <w:r>
+        <w:rPr>
+          <w:rStyle w:val="AttributeTok"/>
+          <w:rFonts w:ascii="Times New Roman" w:hAnsi="Times New Roman" w:cs="Times New Roman"/>
+          <w:szCs w:val="22"/>
+        </w:rPr>
+        <w:t xml:space="preserve"> =</w:t>
       </w:r>
       <w:r>
         <w:rPr>
@@ -3396,7 +3544,25 @@
           <w:rFonts w:ascii="Times New Roman" w:hAnsi="Times New Roman" w:cs="Times New Roman"/>
           <w:szCs w:val="22"/>
         </w:rPr>
-        <w:t>(Diff_cvss))[</w:t>
+        <w:t>(</w:t>
+      </w:r>
+      <w:proofErr w:type="spellStart"/>
+      <w:r>
+        <w:rPr>
+          <w:rStyle w:val="NormalTok"/>
+          <w:rFonts w:ascii="Times New Roman" w:hAnsi="Times New Roman" w:cs="Times New Roman"/>
+          <w:szCs w:val="22"/>
+        </w:rPr>
+        <w:t>Diff_cvss</w:t>
+      </w:r>
+      <w:proofErr w:type="spellEnd"/>
+      <w:r>
+        <w:rPr>
+          <w:rStyle w:val="NormalTok"/>
+          <w:rFonts w:ascii="Times New Roman" w:hAnsi="Times New Roman" w:cs="Times New Roman"/>
+          <w:szCs w:val="22"/>
+        </w:rPr>
+        <w:t>))[</w:t>
       </w:r>
       <w:r>
         <w:rPr>
@@ -3445,13 +3611,23 @@
         </w:rPr>
         <w:t xml:space="preserve">  </w:t>
       </w:r>
+      <w:proofErr w:type="spellStart"/>
       <w:r>
         <w:rPr>
           <w:rStyle w:val="AttributeTok"/>
           <w:rFonts w:ascii="Times New Roman" w:hAnsi="Times New Roman" w:cs="Times New Roman"/>
           <w:szCs w:val="22"/>
         </w:rPr>
-        <w:t>sd_improved_SSCV =</w:t>
+        <w:t>sd_improved_SSCV</w:t>
+      </w:r>
+      <w:proofErr w:type="spellEnd"/>
+      <w:r>
+        <w:rPr>
+          <w:rStyle w:val="AttributeTok"/>
+          <w:rFonts w:ascii="Times New Roman" w:hAnsi="Times New Roman" w:cs="Times New Roman"/>
+          <w:szCs w:val="22"/>
+        </w:rPr>
+        <w:t xml:space="preserve"> =</w:t>
       </w:r>
       <w:r>
         <w:rPr>
@@ -3491,7 +3667,25 @@
           <w:rFonts w:ascii="Times New Roman" w:hAnsi="Times New Roman" w:cs="Times New Roman"/>
           <w:szCs w:val="22"/>
         </w:rPr>
-        <w:t xml:space="preserve"> SE_cvss)</w:t>
+        <w:t xml:space="preserve"> </w:t>
+      </w:r>
+      <w:proofErr w:type="spellStart"/>
+      <w:r>
+        <w:rPr>
+          <w:rStyle w:val="NormalTok"/>
+          <w:rFonts w:ascii="Times New Roman" w:hAnsi="Times New Roman" w:cs="Times New Roman"/>
+          <w:szCs w:val="22"/>
+        </w:rPr>
+        <w:t>SE_cvss</w:t>
+      </w:r>
+      <w:proofErr w:type="spellEnd"/>
+      <w:r>
+        <w:rPr>
+          <w:rStyle w:val="NormalTok"/>
+          <w:rFonts w:ascii="Times New Roman" w:hAnsi="Times New Roman" w:cs="Times New Roman"/>
+          <w:szCs w:val="22"/>
+        </w:rPr>
+        <w:t>)</w:t>
       </w:r>
       <w:r>
         <w:rPr>
@@ -3588,13 +3782,23 @@
         </w:rPr>
         <w:t xml:space="preserve">  </w:t>
       </w:r>
+      <w:proofErr w:type="spellStart"/>
       <w:r>
         <w:rPr>
           <w:rStyle w:val="AttributeTok"/>
           <w:rFonts w:ascii="Times New Roman" w:hAnsi="Times New Roman" w:cs="Times New Roman"/>
           <w:szCs w:val="22"/>
         </w:rPr>
-        <w:t>diff_CV =</w:t>
+        <w:t>diff_CV</w:t>
+      </w:r>
+      <w:proofErr w:type="spellEnd"/>
+      <w:r>
+        <w:rPr>
+          <w:rStyle w:val="AttributeTok"/>
+          <w:rFonts w:ascii="Times New Roman" w:hAnsi="Times New Roman" w:cs="Times New Roman"/>
+          <w:szCs w:val="22"/>
+        </w:rPr>
+        <w:t xml:space="preserve"> =</w:t>
       </w:r>
       <w:r>
         <w:rPr>
@@ -3699,13 +3903,23 @@
         </w:rPr>
         <w:t xml:space="preserve">  </w:t>
       </w:r>
+      <w:proofErr w:type="spellStart"/>
       <w:r>
         <w:rPr>
           <w:rStyle w:val="AttributeTok"/>
           <w:rFonts w:ascii="Times New Roman" w:hAnsi="Times New Roman" w:cs="Times New Roman"/>
           <w:szCs w:val="22"/>
         </w:rPr>
-        <w:t>sd_improved_CV =</w:t>
+        <w:t>sd_improved_CV</w:t>
+      </w:r>
+      <w:proofErr w:type="spellEnd"/>
+      <w:r>
+        <w:rPr>
+          <w:rStyle w:val="AttributeTok"/>
+          <w:rFonts w:ascii="Times New Roman" w:hAnsi="Times New Roman" w:cs="Times New Roman"/>
+          <w:szCs w:val="22"/>
+        </w:rPr>
+        <w:t xml:space="preserve"> =</w:t>
       </w:r>
       <w:r>
         <w:rPr>
@@ -3849,6 +4063,7 @@
         </w:rPr>
         <w:br/>
       </w:r>
+      <w:proofErr w:type="spellStart"/>
       <w:r>
         <w:rPr>
           <w:rStyle w:val="NormalTok"/>
@@ -3857,6 +4072,7 @@
         </w:rPr>
         <w:t>compare_df</w:t>
       </w:r>
+      <w:proofErr w:type="spellEnd"/>
     </w:p>
     <w:p>
       <w:pPr>
@@ -3888,48 +4104,87 @@
           <w:rFonts w:ascii="Times New Roman" w:hAnsi="Times New Roman" w:cs="Times New Roman"/>
           <w:szCs w:val="22"/>
         </w:rPr>
-        <w:t xml:space="preserve">t    diff_SSCV </w:t>
-      </w:r>
+        <w:t xml:space="preserve">t    </w:t>
+      </w:r>
+      <w:proofErr w:type="spellStart"/>
       <w:r>
         <w:rPr>
           <w:rStyle w:val="VerbatimChar"/>
           <w:rFonts w:ascii="Times New Roman" w:hAnsi="Times New Roman" w:cs="Times New Roman"/>
           <w:szCs w:val="22"/>
         </w:rPr>
+        <w:t>diff_SSCV</w:t>
+      </w:r>
+      <w:proofErr w:type="spellEnd"/>
+      <w:r>
+        <w:rPr>
+          <w:rStyle w:val="VerbatimChar"/>
+          <w:rFonts w:ascii="Times New Roman" w:hAnsi="Times New Roman" w:cs="Times New Roman"/>
+          <w:szCs w:val="22"/>
+        </w:rPr>
+        <w:t xml:space="preserve"> </w:t>
+      </w:r>
+      <w:r>
+        <w:rPr>
+          <w:rStyle w:val="VerbatimChar"/>
+          <w:rFonts w:ascii="Times New Roman" w:hAnsi="Times New Roman" w:cs="Times New Roman"/>
+          <w:szCs w:val="22"/>
+        </w:rPr>
         <w:t xml:space="preserve">    </w:t>
       </w:r>
+      <w:proofErr w:type="spellStart"/>
       <w:r>
         <w:rPr>
           <w:rStyle w:val="VerbatimChar"/>
           <w:rFonts w:ascii="Times New Roman" w:hAnsi="Times New Roman" w:cs="Times New Roman"/>
           <w:szCs w:val="22"/>
         </w:rPr>
-        <w:t xml:space="preserve">sd_improved_SSCV </w:t>
-      </w:r>
+        <w:t>sd_improved_SSCV</w:t>
+      </w:r>
+      <w:proofErr w:type="spellEnd"/>
       <w:r>
         <w:rPr>
           <w:rStyle w:val="VerbatimChar"/>
           <w:rFonts w:ascii="Times New Roman" w:hAnsi="Times New Roman" w:cs="Times New Roman"/>
           <w:szCs w:val="22"/>
         </w:rPr>
+        <w:t xml:space="preserve"> </w:t>
+      </w:r>
+      <w:r>
+        <w:rPr>
+          <w:rStyle w:val="VerbatimChar"/>
+          <w:rFonts w:ascii="Times New Roman" w:hAnsi="Times New Roman" w:cs="Times New Roman"/>
+          <w:szCs w:val="22"/>
+        </w:rPr>
         <w:t xml:space="preserve">  </w:t>
       </w:r>
+      <w:proofErr w:type="spellStart"/>
       <w:r>
         <w:rPr>
           <w:rStyle w:val="VerbatimChar"/>
           <w:rFonts w:ascii="Times New Roman" w:hAnsi="Times New Roman" w:cs="Times New Roman"/>
           <w:szCs w:val="22"/>
         </w:rPr>
-        <w:t xml:space="preserve">diff_CV </w:t>
-      </w:r>
+        <w:t>diff_CV</w:t>
+      </w:r>
+      <w:proofErr w:type="spellEnd"/>
       <w:r>
         <w:rPr>
           <w:rStyle w:val="VerbatimChar"/>
           <w:rFonts w:ascii="Times New Roman" w:hAnsi="Times New Roman" w:cs="Times New Roman"/>
           <w:szCs w:val="22"/>
         </w:rPr>
+        <w:t xml:space="preserve"> </w:t>
+      </w:r>
+      <w:r>
+        <w:rPr>
+          <w:rStyle w:val="VerbatimChar"/>
+          <w:rFonts w:ascii="Times New Roman" w:hAnsi="Times New Roman" w:cs="Times New Roman"/>
+          <w:szCs w:val="22"/>
+        </w:rPr>
         <w:t xml:space="preserve">  </w:t>
       </w:r>
+      <w:proofErr w:type="spellStart"/>
       <w:r>
         <w:rPr>
           <w:rStyle w:val="VerbatimChar"/>
@@ -3938,6 +4193,7 @@
         </w:rPr>
         <w:t>sd_improved_CV</w:t>
       </w:r>
+      <w:proofErr w:type="spellEnd"/>
       <w:r>
         <w:rPr>
           <w:rFonts w:ascii="Times New Roman" w:hAnsi="Times New Roman" w:cs="Times New Roman"/>
@@ -4298,6 +4554,7 @@
           <w:szCs w:val="22"/>
         </w:rPr>
       </w:pPr>
+      <w:proofErr w:type="spellStart"/>
       <w:r>
         <w:rPr>
           <w:rStyle w:val="FunctionTok"/>
@@ -4306,6 +4563,7 @@
         </w:rPr>
         <w:t>set.seed</w:t>
       </w:r>
+      <w:proofErr w:type="spellEnd"/>
       <w:r>
         <w:rPr>
           <w:rStyle w:val="NormalTok"/>
@@ -4503,6 +4761,7 @@
         </w:rPr>
         <w:t xml:space="preserve">  </w:t>
       </w:r>
+      <w:proofErr w:type="spellStart"/>
       <w:r>
         <w:rPr>
           <w:rStyle w:val="FunctionTok"/>
@@ -4511,6 +4770,7 @@
         </w:rPr>
         <w:t>ifelse</w:t>
       </w:r>
+      <w:proofErr w:type="spellEnd"/>
       <w:r>
         <w:rPr>
           <w:rStyle w:val="NormalTok"/>
@@ -4707,6 +4967,7 @@
         </w:rPr>
         <w:t xml:space="preserve">  </w:t>
       </w:r>
+      <w:proofErr w:type="spellStart"/>
       <w:r>
         <w:rPr>
           <w:rStyle w:val="FunctionTok"/>
@@ -4715,6 +4976,7 @@
         </w:rPr>
         <w:t>sapply</w:t>
       </w:r>
+      <w:proofErr w:type="spellEnd"/>
       <w:r>
         <w:rPr>
           <w:rStyle w:val="NormalTok"/>
@@ -4737,7 +4999,25 @@
           <w:rFonts w:ascii="Times New Roman" w:hAnsi="Times New Roman" w:cs="Times New Roman"/>
           <w:szCs w:val="22"/>
         </w:rPr>
-        <w:t>(yi) {</w:t>
+        <w:t>(</w:t>
+      </w:r>
+      <w:proofErr w:type="spellStart"/>
+      <w:r>
+        <w:rPr>
+          <w:rStyle w:val="NormalTok"/>
+          <w:rFonts w:ascii="Times New Roman" w:hAnsi="Times New Roman" w:cs="Times New Roman"/>
+          <w:szCs w:val="22"/>
+        </w:rPr>
+        <w:t>yi</w:t>
+      </w:r>
+      <w:proofErr w:type="spellEnd"/>
+      <w:r>
+        <w:rPr>
+          <w:rStyle w:val="NormalTok"/>
+          <w:rFonts w:ascii="Times New Roman" w:hAnsi="Times New Roman" w:cs="Times New Roman"/>
+          <w:szCs w:val="22"/>
+        </w:rPr>
+        <w:t>) {</w:t>
       </w:r>
       <w:r>
         <w:rPr>
@@ -4800,7 +5080,25 @@
           <w:rFonts w:ascii="Times New Roman" w:hAnsi="Times New Roman" w:cs="Times New Roman"/>
           <w:szCs w:val="22"/>
         </w:rPr>
-        <w:t xml:space="preserve">(x, yi), </w:t>
+        <w:t xml:space="preserve">(x, </w:t>
+      </w:r>
+      <w:proofErr w:type="spellStart"/>
+      <w:r>
+        <w:rPr>
+          <w:rStyle w:val="NormalTok"/>
+          <w:rFonts w:ascii="Times New Roman" w:hAnsi="Times New Roman" w:cs="Times New Roman"/>
+          <w:szCs w:val="22"/>
+        </w:rPr>
+        <w:t>yi</w:t>
+      </w:r>
+      <w:proofErr w:type="spellEnd"/>
+      <w:r>
+        <w:rPr>
+          <w:rStyle w:val="NormalTok"/>
+          <w:rFonts w:ascii="Times New Roman" w:hAnsi="Times New Roman" w:cs="Times New Roman"/>
+          <w:szCs w:val="22"/>
+        </w:rPr>
+        <w:t xml:space="preserve">), </w:t>
       </w:r>
       <w:r>
         <w:rPr>
@@ -4979,7 +5277,16 @@
           <w:rFonts w:ascii="Times New Roman" w:hAnsi="Times New Roman" w:cs="Times New Roman"/>
           <w:szCs w:val="22"/>
         </w:rPr>
-        <w:t xml:space="preserve"> result</w:t>
+        <w:t xml:space="preserve"> </w:t>
+      </w:r>
+      <w:proofErr w:type="spellStart"/>
+      <w:r>
+        <w:rPr>
+          <w:rStyle w:val="NormalTok"/>
+          <w:rFonts w:ascii="Times New Roman" w:hAnsi="Times New Roman" w:cs="Times New Roman"/>
+          <w:szCs w:val="22"/>
+        </w:rPr>
+        <w:t>result</w:t>
       </w:r>
       <w:r>
         <w:rPr>
@@ -4997,6 +5304,7 @@
         </w:rPr>
         <w:t>value</w:t>
       </w:r>
+      <w:proofErr w:type="spellEnd"/>
       <w:r>
         <w:rPr>
           <w:rFonts w:ascii="Times New Roman" w:hAnsi="Times New Roman" w:cs="Times New Roman"/>
@@ -6686,13 +6994,23 @@
           <w:szCs w:val="22"/>
         </w:rPr>
       </w:pPr>
-      <w:r>
-        <w:rPr>
-          <w:rStyle w:val="NormalTok"/>
-          <w:rFonts w:ascii="Times New Roman" w:hAnsi="Times New Roman" w:cs="Times New Roman"/>
-          <w:szCs w:val="22"/>
-        </w:rPr>
-        <w:t xml:space="preserve">improve_av </w:t>
+      <w:proofErr w:type="spellStart"/>
+      <w:r>
+        <w:rPr>
+          <w:rStyle w:val="NormalTok"/>
+          <w:rFonts w:ascii="Times New Roman" w:hAnsi="Times New Roman" w:cs="Times New Roman"/>
+          <w:szCs w:val="22"/>
+        </w:rPr>
+        <w:t>improve_av</w:t>
+      </w:r>
+      <w:proofErr w:type="spellEnd"/>
+      <w:r>
+        <w:rPr>
+          <w:rStyle w:val="NormalTok"/>
+          <w:rFonts w:ascii="Times New Roman" w:hAnsi="Times New Roman" w:cs="Times New Roman"/>
+          <w:szCs w:val="22"/>
+        </w:rPr>
+        <w:t xml:space="preserve"> </w:t>
       </w:r>
       <w:r>
         <w:rPr>
@@ -6708,7 +7026,25 @@
           <w:rFonts w:ascii="Times New Roman" w:hAnsi="Times New Roman" w:cs="Times New Roman"/>
           <w:szCs w:val="22"/>
         </w:rPr>
-        <w:t xml:space="preserve"> (Std_Error_mc </w:t>
+        <w:t xml:space="preserve"> (</w:t>
+      </w:r>
+      <w:proofErr w:type="spellStart"/>
+      <w:r>
+        <w:rPr>
+          <w:rStyle w:val="NormalTok"/>
+          <w:rFonts w:ascii="Times New Roman" w:hAnsi="Times New Roman" w:cs="Times New Roman"/>
+          <w:szCs w:val="22"/>
+        </w:rPr>
+        <w:t>Std_Error_mc</w:t>
+      </w:r>
+      <w:proofErr w:type="spellEnd"/>
+      <w:r>
+        <w:rPr>
+          <w:rStyle w:val="NormalTok"/>
+          <w:rFonts w:ascii="Times New Roman" w:hAnsi="Times New Roman" w:cs="Times New Roman"/>
+          <w:szCs w:val="22"/>
+        </w:rPr>
+        <w:t xml:space="preserve"> </w:t>
       </w:r>
       <w:r>
         <w:rPr>
@@ -6724,7 +7060,25 @@
           <w:rFonts w:ascii="Times New Roman" w:hAnsi="Times New Roman" w:cs="Times New Roman"/>
           <w:szCs w:val="22"/>
         </w:rPr>
-        <w:t xml:space="preserve"> Std_Error_av)</w:t>
+        <w:t xml:space="preserve"> </w:t>
+      </w:r>
+      <w:proofErr w:type="spellStart"/>
+      <w:r>
+        <w:rPr>
+          <w:rStyle w:val="NormalTok"/>
+          <w:rFonts w:ascii="Times New Roman" w:hAnsi="Times New Roman" w:cs="Times New Roman"/>
+          <w:szCs w:val="22"/>
+        </w:rPr>
+        <w:t>Std_Error_av</w:t>
+      </w:r>
+      <w:proofErr w:type="spellEnd"/>
+      <w:r>
+        <w:rPr>
+          <w:rStyle w:val="NormalTok"/>
+          <w:rFonts w:ascii="Times New Roman" w:hAnsi="Times New Roman" w:cs="Times New Roman"/>
+          <w:szCs w:val="22"/>
+        </w:rPr>
+        <w:t>)</w:t>
       </w:r>
       <w:r>
         <w:rPr>
@@ -6734,6 +7088,7 @@
         </w:rPr>
         <w:t>/</w:t>
       </w:r>
+      <w:proofErr w:type="spellStart"/>
       <w:r>
         <w:rPr>
           <w:rStyle w:val="NormalTok"/>
@@ -6742,6 +7097,7 @@
         </w:rPr>
         <w:t>Std_Error_mc</w:t>
       </w:r>
+      <w:proofErr w:type="spellEnd"/>
       <w:r>
         <w:rPr>
           <w:rFonts w:ascii="Times New Roman" w:hAnsi="Times New Roman" w:cs="Times New Roman"/>
@@ -6749,6 +7105,7 @@
         </w:rPr>
         <w:br/>
       </w:r>
+      <w:proofErr w:type="spellStart"/>
       <w:r>
         <w:rPr>
           <w:rStyle w:val="NormalTok"/>
@@ -6757,6 +7114,7 @@
         </w:rPr>
         <w:t>improve_av</w:t>
       </w:r>
+      <w:proofErr w:type="spellEnd"/>
     </w:p>
     <w:p>
       <w:pPr>
@@ -6790,7 +7148,25 @@
           <w:sz w:val="22"/>
           <w:szCs w:val="22"/>
         </w:rPr>
-        <w:t>The antithetic variate reduction reduces the standard error by 75.8793%.</w:t>
+        <w:t xml:space="preserve">The antithetic </w:t>
+      </w:r>
+      <w:proofErr w:type="gramStart"/>
+      <w:r>
+        <w:rPr>
+          <w:rFonts w:ascii="Times New Roman" w:hAnsi="Times New Roman" w:cs="Times New Roman"/>
+          <w:sz w:val="22"/>
+          <w:szCs w:val="22"/>
+        </w:rPr>
+        <w:t>variate</w:t>
+      </w:r>
+      <w:proofErr w:type="gramEnd"/>
+      <w:r>
+        <w:rPr>
+          <w:rFonts w:ascii="Times New Roman" w:hAnsi="Times New Roman" w:cs="Times New Roman"/>
+          <w:sz w:val="22"/>
+          <w:szCs w:val="22"/>
+        </w:rPr>
+        <w:t xml:space="preserve"> reduction reduces the standard error by 75.8793%.</w:t>
       </w:r>
     </w:p>
     <w:p>
@@ -8092,13 +8468,23 @@
           <w:szCs w:val="22"/>
         </w:rPr>
       </w:pPr>
-      <w:r>
-        <w:rPr>
-          <w:rStyle w:val="NormalTok"/>
-          <w:rFonts w:ascii="Times New Roman" w:hAnsi="Times New Roman" w:cs="Times New Roman"/>
-          <w:szCs w:val="22"/>
-        </w:rPr>
-        <w:t xml:space="preserve">improve_SS </w:t>
+      <w:proofErr w:type="spellStart"/>
+      <w:r>
+        <w:rPr>
+          <w:rStyle w:val="NormalTok"/>
+          <w:rFonts w:ascii="Times New Roman" w:hAnsi="Times New Roman" w:cs="Times New Roman"/>
+          <w:szCs w:val="22"/>
+        </w:rPr>
+        <w:t>improve_SS</w:t>
+      </w:r>
+      <w:proofErr w:type="spellEnd"/>
+      <w:r>
+        <w:rPr>
+          <w:rStyle w:val="NormalTok"/>
+          <w:rFonts w:ascii="Times New Roman" w:hAnsi="Times New Roman" w:cs="Times New Roman"/>
+          <w:szCs w:val="22"/>
+        </w:rPr>
+        <w:t xml:space="preserve"> </w:t>
       </w:r>
       <w:r>
         <w:rPr>
@@ -8114,7 +8500,25 @@
           <w:rFonts w:ascii="Times New Roman" w:hAnsi="Times New Roman" w:cs="Times New Roman"/>
           <w:szCs w:val="22"/>
         </w:rPr>
-        <w:t xml:space="preserve"> (EstIntegral_mc </w:t>
+        <w:t xml:space="preserve"> (</w:t>
+      </w:r>
+      <w:proofErr w:type="spellStart"/>
+      <w:r>
+        <w:rPr>
+          <w:rStyle w:val="NormalTok"/>
+          <w:rFonts w:ascii="Times New Roman" w:hAnsi="Times New Roman" w:cs="Times New Roman"/>
+          <w:szCs w:val="22"/>
+        </w:rPr>
+        <w:t>EstIntegral_mc</w:t>
+      </w:r>
+      <w:proofErr w:type="spellEnd"/>
+      <w:r>
+        <w:rPr>
+          <w:rStyle w:val="NormalTok"/>
+          <w:rFonts w:ascii="Times New Roman" w:hAnsi="Times New Roman" w:cs="Times New Roman"/>
+          <w:szCs w:val="22"/>
+        </w:rPr>
+        <w:t xml:space="preserve"> </w:t>
       </w:r>
       <w:r>
         <w:rPr>
@@ -8130,7 +8534,25 @@
           <w:rFonts w:ascii="Times New Roman" w:hAnsi="Times New Roman" w:cs="Times New Roman"/>
           <w:szCs w:val="22"/>
         </w:rPr>
-        <w:t xml:space="preserve"> Mu_SS)</w:t>
+        <w:t xml:space="preserve"> </w:t>
+      </w:r>
+      <w:proofErr w:type="spellStart"/>
+      <w:r>
+        <w:rPr>
+          <w:rStyle w:val="NormalTok"/>
+          <w:rFonts w:ascii="Times New Roman" w:hAnsi="Times New Roman" w:cs="Times New Roman"/>
+          <w:szCs w:val="22"/>
+        </w:rPr>
+        <w:t>Mu_SS</w:t>
+      </w:r>
+      <w:proofErr w:type="spellEnd"/>
+      <w:r>
+        <w:rPr>
+          <w:rStyle w:val="NormalTok"/>
+          <w:rFonts w:ascii="Times New Roman" w:hAnsi="Times New Roman" w:cs="Times New Roman"/>
+          <w:szCs w:val="22"/>
+        </w:rPr>
+        <w:t>)</w:t>
       </w:r>
       <w:r>
         <w:rPr>
@@ -8140,6 +8562,7 @@
         </w:rPr>
         <w:t>/</w:t>
       </w:r>
+      <w:proofErr w:type="spellStart"/>
       <w:r>
         <w:rPr>
           <w:rStyle w:val="NormalTok"/>
@@ -8148,6 +8571,7 @@
         </w:rPr>
         <w:t>EstIntegral_mc</w:t>
       </w:r>
+      <w:proofErr w:type="spellEnd"/>
       <w:r>
         <w:rPr>
           <w:rFonts w:ascii="Times New Roman" w:hAnsi="Times New Roman" w:cs="Times New Roman"/>
@@ -8155,6 +8579,7 @@
         </w:rPr>
         <w:br/>
       </w:r>
+      <w:proofErr w:type="spellStart"/>
       <w:r>
         <w:rPr>
           <w:rStyle w:val="NormalTok"/>
@@ -8163,6 +8588,7 @@
         </w:rPr>
         <w:t>improve_SS</w:t>
       </w:r>
+      <w:proofErr w:type="spellEnd"/>
     </w:p>
     <w:p>
       <w:pPr>
@@ -8232,7 +8658,43 @@
           <w:sz w:val="22"/>
           <w:szCs w:val="22"/>
         </w:rPr>
-        <w:t xml:space="preserve"> the mean of the following to estimations:</w:t>
+        <w:t xml:space="preserve"> the </w:t>
+      </w:r>
+      <w:proofErr w:type="gramStart"/>
+      <w:r>
+        <w:rPr>
+          <w:rFonts w:ascii="Times New Roman" w:hAnsi="Times New Roman" w:cs="Times New Roman"/>
+          <w:sz w:val="22"/>
+          <w:szCs w:val="22"/>
+        </w:rPr>
+        <w:t>mean</w:t>
+      </w:r>
+      <w:proofErr w:type="gramEnd"/>
+      <w:r>
+        <w:rPr>
+          <w:rFonts w:ascii="Times New Roman" w:hAnsi="Times New Roman" w:cs="Times New Roman"/>
+          <w:sz w:val="22"/>
+          <w:szCs w:val="22"/>
+        </w:rPr>
+        <w:t xml:space="preserve"> of the following </w:t>
+      </w:r>
+      <w:proofErr w:type="gramStart"/>
+      <w:r>
+        <w:rPr>
+          <w:rFonts w:ascii="Times New Roman" w:hAnsi="Times New Roman" w:cs="Times New Roman"/>
+          <w:sz w:val="22"/>
+          <w:szCs w:val="22"/>
+        </w:rPr>
+        <w:t>to</w:t>
+      </w:r>
+      <w:proofErr w:type="gramEnd"/>
+      <w:r>
+        <w:rPr>
+          <w:rFonts w:ascii="Times New Roman" w:hAnsi="Times New Roman" w:cs="Times New Roman"/>
+          <w:sz w:val="22"/>
+          <w:szCs w:val="22"/>
+        </w:rPr>
+        <w:t xml:space="preserve"> estimations:</w:t>
       </w:r>
     </w:p>
     <w:p>
@@ -9706,6 +10168,7 @@
           <w:szCs w:val="22"/>
         </w:rPr>
       </w:pPr>
+      <w:proofErr w:type="spellStart"/>
       <w:r>
         <w:rPr>
           <w:rStyle w:val="NormalTok"/>
@@ -9713,7 +10176,16 @@
           <w:szCs w:val="22"/>
         </w:rPr>
         <w:lastRenderedPageBreak/>
-        <w:t xml:space="preserve">improve_SS </w:t>
+        <w:t>improve_SS</w:t>
+      </w:r>
+      <w:proofErr w:type="spellEnd"/>
+      <w:r>
+        <w:rPr>
+          <w:rStyle w:val="NormalTok"/>
+          <w:rFonts w:ascii="Times New Roman" w:hAnsi="Times New Roman" w:cs="Times New Roman"/>
+          <w:szCs w:val="22"/>
+        </w:rPr>
+        <w:t xml:space="preserve"> </w:t>
       </w:r>
       <w:r>
         <w:rPr>
@@ -9729,7 +10201,25 @@
           <w:rFonts w:ascii="Times New Roman" w:hAnsi="Times New Roman" w:cs="Times New Roman"/>
           <w:szCs w:val="22"/>
         </w:rPr>
-        <w:t xml:space="preserve"> (EstIntegral_mc </w:t>
+        <w:t xml:space="preserve"> (</w:t>
+      </w:r>
+      <w:proofErr w:type="spellStart"/>
+      <w:r>
+        <w:rPr>
+          <w:rStyle w:val="NormalTok"/>
+          <w:rFonts w:ascii="Times New Roman" w:hAnsi="Times New Roman" w:cs="Times New Roman"/>
+          <w:szCs w:val="22"/>
+        </w:rPr>
+        <w:t>EstIntegral_mc</w:t>
+      </w:r>
+      <w:proofErr w:type="spellEnd"/>
+      <w:r>
+        <w:rPr>
+          <w:rStyle w:val="NormalTok"/>
+          <w:rFonts w:ascii="Times New Roman" w:hAnsi="Times New Roman" w:cs="Times New Roman"/>
+          <w:szCs w:val="22"/>
+        </w:rPr>
+        <w:t xml:space="preserve"> </w:t>
       </w:r>
       <w:r>
         <w:rPr>
@@ -9745,7 +10235,25 @@
           <w:rFonts w:ascii="Times New Roman" w:hAnsi="Times New Roman" w:cs="Times New Roman"/>
           <w:szCs w:val="22"/>
         </w:rPr>
-        <w:t xml:space="preserve"> Mu_avss)</w:t>
+        <w:t xml:space="preserve"> </w:t>
+      </w:r>
+      <w:proofErr w:type="spellStart"/>
+      <w:r>
+        <w:rPr>
+          <w:rStyle w:val="NormalTok"/>
+          <w:rFonts w:ascii="Times New Roman" w:hAnsi="Times New Roman" w:cs="Times New Roman"/>
+          <w:szCs w:val="22"/>
+        </w:rPr>
+        <w:t>Mu_avss</w:t>
+      </w:r>
+      <w:proofErr w:type="spellEnd"/>
+      <w:r>
+        <w:rPr>
+          <w:rStyle w:val="NormalTok"/>
+          <w:rFonts w:ascii="Times New Roman" w:hAnsi="Times New Roman" w:cs="Times New Roman"/>
+          <w:szCs w:val="22"/>
+        </w:rPr>
+        <w:t>)</w:t>
       </w:r>
       <w:r>
         <w:rPr>
@@ -9755,6 +10263,7 @@
         </w:rPr>
         <w:t>/</w:t>
       </w:r>
+      <w:proofErr w:type="spellStart"/>
       <w:r>
         <w:rPr>
           <w:rStyle w:val="NormalTok"/>
@@ -9763,6 +10272,7 @@
         </w:rPr>
         <w:t>EstIntegral_mc</w:t>
       </w:r>
+      <w:proofErr w:type="spellEnd"/>
       <w:r>
         <w:rPr>
           <w:rFonts w:ascii="Times New Roman" w:hAnsi="Times New Roman" w:cs="Times New Roman"/>
@@ -9770,6 +10280,7 @@
         </w:rPr>
         <w:br/>
       </w:r>
+      <w:proofErr w:type="spellStart"/>
       <w:r>
         <w:rPr>
           <w:rStyle w:val="NormalTok"/>
@@ -9778,6 +10289,7 @@
         </w:rPr>
         <w:t>improve_SS</w:t>
       </w:r>
+      <w:proofErr w:type="spellEnd"/>
     </w:p>
     <w:p>
       <w:pPr>
@@ -9854,6 +10366,7 @@
         </w:rPr>
         <w:t xml:space="preserve">                      </w:t>
       </w:r>
+      <w:proofErr w:type="spellStart"/>
       <w:r>
         <w:rPr>
           <w:rStyle w:val="VerbatimChar"/>
@@ -9878,6 +10391,7 @@
         </w:rPr>
         <w:t>_error</w:t>
       </w:r>
+      <w:proofErr w:type="spellEnd"/>
       <w:r>
         <w:rPr>
           <w:rFonts w:ascii="Times New Roman" w:hAnsi="Times New Roman" w:cs="Times New Roman"/>
@@ -9917,6 +10431,7 @@
         </w:rPr>
         <w:t xml:space="preserve">            </w:t>
       </w:r>
+      <w:proofErr w:type="spellStart"/>
       <w:r>
         <w:rPr>
           <w:rStyle w:val="VerbatimChar"/>
@@ -9925,6 +10440,7 @@
         </w:rPr>
         <w:t>NA</w:t>
       </w:r>
+      <w:proofErr w:type="spellEnd"/>
       <w:r>
         <w:rPr>
           <w:rFonts w:ascii="Times New Roman" w:hAnsi="Times New Roman" w:cs="Times New Roman"/>
@@ -10209,7 +10725,25 @@
           <w:sz w:val="22"/>
           <w:szCs w:val="22"/>
         </w:rPr>
-        <w:t>estimated mean and the true mean is the smallest. Therefore, the antithetic variate reduction is the best method to improve accuracy.</w:t>
+        <w:t xml:space="preserve">estimated mean and the true mean is the smallest. Therefore, the antithetic </w:t>
+      </w:r>
+      <w:proofErr w:type="gramStart"/>
+      <w:r>
+        <w:rPr>
+          <w:rFonts w:ascii="Times New Roman" w:hAnsi="Times New Roman" w:cs="Times New Roman"/>
+          <w:sz w:val="22"/>
+          <w:szCs w:val="22"/>
+        </w:rPr>
+        <w:t>variate reduction</w:t>
+      </w:r>
+      <w:proofErr w:type="gramEnd"/>
+      <w:r>
+        <w:rPr>
+          <w:rFonts w:ascii="Times New Roman" w:hAnsi="Times New Roman" w:cs="Times New Roman"/>
+          <w:sz w:val="22"/>
+          <w:szCs w:val="22"/>
+        </w:rPr>
+        <w:t xml:space="preserve"> is the best method to improve accuracy.</w:t>
       </w:r>
       <w:bookmarkEnd w:id="0"/>
       <w:bookmarkEnd w:id="13"/>
@@ -10434,13 +10968,23 @@
           <w:szCs w:val="22"/>
         </w:rPr>
       </w:pPr>
-      <w:r>
-        <w:rPr>
-          <w:rStyle w:val="NormalTok"/>
-          <w:rFonts w:ascii="Times New Roman" w:hAnsi="Times New Roman" w:cs="Times New Roman"/>
-          <w:szCs w:val="22"/>
-        </w:rPr>
-        <w:t xml:space="preserve">m_list </w:t>
+      <w:proofErr w:type="spellStart"/>
+      <w:r>
+        <w:rPr>
+          <w:rStyle w:val="NormalTok"/>
+          <w:rFonts w:ascii="Times New Roman" w:hAnsi="Times New Roman" w:cs="Times New Roman"/>
+          <w:szCs w:val="22"/>
+        </w:rPr>
+        <w:t>m_list</w:t>
+      </w:r>
+      <w:proofErr w:type="spellEnd"/>
+      <w:r>
+        <w:rPr>
+          <w:rStyle w:val="NormalTok"/>
+          <w:rFonts w:ascii="Times New Roman" w:hAnsi="Times New Roman" w:cs="Times New Roman"/>
+          <w:szCs w:val="22"/>
+        </w:rPr>
+        <w:t xml:space="preserve"> </w:t>
       </w:r>
       <w:r>
         <w:rPr>
@@ -10506,13 +11050,23 @@
         </w:rPr>
         <w:t xml:space="preserve">, </w:t>
       </w:r>
+      <w:proofErr w:type="spellStart"/>
       <w:r>
         <w:rPr>
           <w:rStyle w:val="AttributeTok"/>
           <w:rFonts w:ascii="Times New Roman" w:hAnsi="Times New Roman" w:cs="Times New Roman"/>
           <w:szCs w:val="22"/>
         </w:rPr>
-        <w:t>length.out =</w:t>
+        <w:t>length.out</w:t>
+      </w:r>
+      <w:proofErr w:type="spellEnd"/>
+      <w:r>
+        <w:rPr>
+          <w:rStyle w:val="AttributeTok"/>
+          <w:rFonts w:ascii="Times New Roman" w:hAnsi="Times New Roman" w:cs="Times New Roman"/>
+          <w:szCs w:val="22"/>
+        </w:rPr>
+        <w:t xml:space="preserve"> =</w:t>
       </w:r>
       <w:r>
         <w:rPr>
@@ -10545,13 +11099,23 @@
         </w:rPr>
         <w:br/>
       </w:r>
-      <w:r>
-        <w:rPr>
-          <w:rStyle w:val="NormalTok"/>
-          <w:rFonts w:ascii="Times New Roman" w:hAnsi="Times New Roman" w:cs="Times New Roman"/>
-          <w:szCs w:val="22"/>
-        </w:rPr>
-        <w:t xml:space="preserve">nu_list </w:t>
+      <w:proofErr w:type="spellStart"/>
+      <w:r>
+        <w:rPr>
+          <w:rStyle w:val="NormalTok"/>
+          <w:rFonts w:ascii="Times New Roman" w:hAnsi="Times New Roman" w:cs="Times New Roman"/>
+          <w:szCs w:val="22"/>
+        </w:rPr>
+        <w:t>nu_list</w:t>
+      </w:r>
+      <w:proofErr w:type="spellEnd"/>
+      <w:r>
+        <w:rPr>
+          <w:rStyle w:val="NormalTok"/>
+          <w:rFonts w:ascii="Times New Roman" w:hAnsi="Times New Roman" w:cs="Times New Roman"/>
+          <w:szCs w:val="22"/>
+        </w:rPr>
+        <w:t xml:space="preserve"> </w:t>
       </w:r>
       <w:r>
         <w:rPr>
@@ -10625,13 +11189,23 @@
         </w:rPr>
         <w:t xml:space="preserve">, </w:t>
       </w:r>
+      <w:proofErr w:type="spellStart"/>
       <w:r>
         <w:rPr>
           <w:rStyle w:val="AttributeTok"/>
           <w:rFonts w:ascii="Times New Roman" w:hAnsi="Times New Roman" w:cs="Times New Roman"/>
           <w:szCs w:val="22"/>
         </w:rPr>
-        <w:t>length.out =</w:t>
+        <w:t>length.out</w:t>
+      </w:r>
+      <w:proofErr w:type="spellEnd"/>
+      <w:r>
+        <w:rPr>
+          <w:rStyle w:val="AttributeTok"/>
+          <w:rFonts w:ascii="Times New Roman" w:hAnsi="Times New Roman" w:cs="Times New Roman"/>
+          <w:szCs w:val="22"/>
+        </w:rPr>
+        <w:t xml:space="preserve"> =</w:t>
       </w:r>
       <w:r>
         <w:rPr>
@@ -10664,13 +11238,23 @@
         </w:rPr>
         <w:br/>
       </w:r>
-      <w:r>
-        <w:rPr>
-          <w:rStyle w:val="NormalTok"/>
-          <w:rFonts w:ascii="Times New Roman" w:hAnsi="Times New Roman" w:cs="Times New Roman"/>
-          <w:szCs w:val="22"/>
-        </w:rPr>
-        <w:t xml:space="preserve">lambda_list </w:t>
+      <w:proofErr w:type="spellStart"/>
+      <w:r>
+        <w:rPr>
+          <w:rStyle w:val="NormalTok"/>
+          <w:rFonts w:ascii="Times New Roman" w:hAnsi="Times New Roman" w:cs="Times New Roman"/>
+          <w:szCs w:val="22"/>
+        </w:rPr>
+        <w:t>lambda_list</w:t>
+      </w:r>
+      <w:proofErr w:type="spellEnd"/>
+      <w:r>
+        <w:rPr>
+          <w:rStyle w:val="NormalTok"/>
+          <w:rFonts w:ascii="Times New Roman" w:hAnsi="Times New Roman" w:cs="Times New Roman"/>
+          <w:szCs w:val="22"/>
+        </w:rPr>
+        <w:t xml:space="preserve"> </w:t>
       </w:r>
       <w:r>
         <w:rPr>
@@ -10744,13 +11328,23 @@
         </w:rPr>
         <w:t xml:space="preserve">, </w:t>
       </w:r>
+      <w:proofErr w:type="spellStart"/>
       <w:r>
         <w:rPr>
           <w:rStyle w:val="AttributeTok"/>
           <w:rFonts w:ascii="Times New Roman" w:hAnsi="Times New Roman" w:cs="Times New Roman"/>
           <w:szCs w:val="22"/>
         </w:rPr>
-        <w:t>length.out =</w:t>
+        <w:t>length.out</w:t>
+      </w:r>
+      <w:proofErr w:type="spellEnd"/>
+      <w:r>
+        <w:rPr>
+          <w:rStyle w:val="AttributeTok"/>
+          <w:rFonts w:ascii="Times New Roman" w:hAnsi="Times New Roman" w:cs="Times New Roman"/>
+          <w:szCs w:val="22"/>
+        </w:rPr>
+        <w:t xml:space="preserve"> =</w:t>
       </w:r>
       <w:r>
         <w:rPr>
@@ -10783,13 +11377,23 @@
         </w:rPr>
         <w:br/>
       </w:r>
-      <w:r>
-        <w:rPr>
-          <w:rStyle w:val="NormalTok"/>
-          <w:rFonts w:ascii="Times New Roman" w:hAnsi="Times New Roman" w:cs="Times New Roman"/>
-          <w:szCs w:val="22"/>
-        </w:rPr>
-        <w:t xml:space="preserve">alpha_list </w:t>
+      <w:proofErr w:type="spellStart"/>
+      <w:r>
+        <w:rPr>
+          <w:rStyle w:val="NormalTok"/>
+          <w:rFonts w:ascii="Times New Roman" w:hAnsi="Times New Roman" w:cs="Times New Roman"/>
+          <w:szCs w:val="22"/>
+        </w:rPr>
+        <w:t>alpha_list</w:t>
+      </w:r>
+      <w:proofErr w:type="spellEnd"/>
+      <w:r>
+        <w:rPr>
+          <w:rStyle w:val="NormalTok"/>
+          <w:rFonts w:ascii="Times New Roman" w:hAnsi="Times New Roman" w:cs="Times New Roman"/>
+          <w:szCs w:val="22"/>
+        </w:rPr>
+        <w:t xml:space="preserve"> </w:t>
       </w:r>
       <w:r>
         <w:rPr>
@@ -10855,13 +11459,23 @@
         </w:rPr>
         <w:t xml:space="preserve">, </w:t>
       </w:r>
+      <w:proofErr w:type="spellStart"/>
       <w:r>
         <w:rPr>
           <w:rStyle w:val="AttributeTok"/>
           <w:rFonts w:ascii="Times New Roman" w:hAnsi="Times New Roman" w:cs="Times New Roman"/>
           <w:szCs w:val="22"/>
         </w:rPr>
-        <w:t>length.out =</w:t>
+        <w:t>length.out</w:t>
+      </w:r>
+      <w:proofErr w:type="spellEnd"/>
+      <w:r>
+        <w:rPr>
+          <w:rStyle w:val="AttributeTok"/>
+          <w:rFonts w:ascii="Times New Roman" w:hAnsi="Times New Roman" w:cs="Times New Roman"/>
+          <w:szCs w:val="22"/>
+        </w:rPr>
+        <w:t xml:space="preserve"> =</w:t>
       </w:r>
       <w:r>
         <w:rPr>
@@ -10925,6 +11539,7 @@
         </w:rPr>
         <w:t xml:space="preserve"> </w:t>
       </w:r>
+      <w:proofErr w:type="spellStart"/>
       <w:r>
         <w:rPr>
           <w:rStyle w:val="FunctionTok"/>
@@ -10933,13 +11548,86 @@
         </w:rPr>
         <w:t>expand.grid</w:t>
       </w:r>
-      <w:r>
-        <w:rPr>
-          <w:rStyle w:val="NormalTok"/>
-          <w:rFonts w:ascii="Times New Roman" w:hAnsi="Times New Roman" w:cs="Times New Roman"/>
-          <w:szCs w:val="22"/>
-        </w:rPr>
-        <w:t>(m_list, nu_list, lambda_list, alpha_list)</w:t>
+      <w:proofErr w:type="spellEnd"/>
+      <w:r>
+        <w:rPr>
+          <w:rStyle w:val="NormalTok"/>
+          <w:rFonts w:ascii="Times New Roman" w:hAnsi="Times New Roman" w:cs="Times New Roman"/>
+          <w:szCs w:val="22"/>
+        </w:rPr>
+        <w:t>(</w:t>
+      </w:r>
+      <w:proofErr w:type="spellStart"/>
+      <w:r>
+        <w:rPr>
+          <w:rStyle w:val="NormalTok"/>
+          <w:rFonts w:ascii="Times New Roman" w:hAnsi="Times New Roman" w:cs="Times New Roman"/>
+          <w:szCs w:val="22"/>
+        </w:rPr>
+        <w:t>m_list</w:t>
+      </w:r>
+      <w:proofErr w:type="spellEnd"/>
+      <w:r>
+        <w:rPr>
+          <w:rStyle w:val="NormalTok"/>
+          <w:rFonts w:ascii="Times New Roman" w:hAnsi="Times New Roman" w:cs="Times New Roman"/>
+          <w:szCs w:val="22"/>
+        </w:rPr>
+        <w:t xml:space="preserve">, </w:t>
+      </w:r>
+      <w:proofErr w:type="spellStart"/>
+      <w:r>
+        <w:rPr>
+          <w:rStyle w:val="NormalTok"/>
+          <w:rFonts w:ascii="Times New Roman" w:hAnsi="Times New Roman" w:cs="Times New Roman"/>
+          <w:szCs w:val="22"/>
+        </w:rPr>
+        <w:t>nu_list</w:t>
+      </w:r>
+      <w:proofErr w:type="spellEnd"/>
+      <w:r>
+        <w:rPr>
+          <w:rStyle w:val="NormalTok"/>
+          <w:rFonts w:ascii="Times New Roman" w:hAnsi="Times New Roman" w:cs="Times New Roman"/>
+          <w:szCs w:val="22"/>
+        </w:rPr>
+        <w:t xml:space="preserve">, </w:t>
+      </w:r>
+      <w:proofErr w:type="spellStart"/>
+      <w:r>
+        <w:rPr>
+          <w:rStyle w:val="NormalTok"/>
+          <w:rFonts w:ascii="Times New Roman" w:hAnsi="Times New Roman" w:cs="Times New Roman"/>
+          <w:szCs w:val="22"/>
+        </w:rPr>
+        <w:t>lambda_list</w:t>
+      </w:r>
+      <w:proofErr w:type="spellEnd"/>
+      <w:r>
+        <w:rPr>
+          <w:rStyle w:val="NormalTok"/>
+          <w:rFonts w:ascii="Times New Roman" w:hAnsi="Times New Roman" w:cs="Times New Roman"/>
+          <w:szCs w:val="22"/>
+        </w:rPr>
+        <w:t xml:space="preserve">, </w:t>
+      </w:r>
+      <w:proofErr w:type="spellStart"/>
+      <w:r>
+        <w:rPr>
+          <w:rStyle w:val="NormalTok"/>
+          <w:rFonts w:ascii="Times New Roman" w:hAnsi="Times New Roman" w:cs="Times New Roman"/>
+          <w:szCs w:val="22"/>
+        </w:rPr>
+        <w:t>alpha_list</w:t>
+      </w:r>
+      <w:proofErr w:type="spellEnd"/>
+      <w:r>
+        <w:rPr>
+          <w:rStyle w:val="NormalTok"/>
+          <w:rFonts w:ascii="Times New Roman" w:hAnsi="Times New Roman" w:cs="Times New Roman"/>
+          <w:szCs w:val="22"/>
+        </w:rPr>
+        <w:t>)</w:t>
       </w:r>
       <w:r>
         <w:rPr>
@@ -11152,7 +11840,25 @@
           <w:sz w:val="22"/>
           <w:szCs w:val="22"/>
         </w:rPr>
-        <w:t>We also calculate the theoretical mean and variance for each set of parameters using the formula from part (b):</w:t>
+        <w:t xml:space="preserve">We also calculate the theoretical </w:t>
+      </w:r>
+      <w:proofErr w:type="gramStart"/>
+      <w:r>
+        <w:rPr>
+          <w:rFonts w:ascii="Times New Roman" w:hAnsi="Times New Roman" w:cs="Times New Roman"/>
+          <w:sz w:val="22"/>
+          <w:szCs w:val="22"/>
+        </w:rPr>
+        <w:t>mean</w:t>
+      </w:r>
+      <w:proofErr w:type="gramEnd"/>
+      <w:r>
+        <w:rPr>
+          <w:rFonts w:ascii="Times New Roman" w:hAnsi="Times New Roman" w:cs="Times New Roman"/>
+          <w:sz w:val="22"/>
+          <w:szCs w:val="22"/>
+        </w:rPr>
+        <w:t xml:space="preserve"> and variance for each set of parameters using the formula from part (b):</w:t>
       </w:r>
     </w:p>
     <w:p>
@@ -11163,13 +11869,23 @@
           <w:szCs w:val="22"/>
         </w:rPr>
       </w:pPr>
-      <w:r>
-        <w:rPr>
-          <w:rStyle w:val="NormalTok"/>
-          <w:rFonts w:ascii="Times New Roman" w:hAnsi="Times New Roman" w:cs="Times New Roman"/>
-          <w:szCs w:val="22"/>
-        </w:rPr>
-        <w:t xml:space="preserve">theoretical_mean </w:t>
+      <w:proofErr w:type="spellStart"/>
+      <w:r>
+        <w:rPr>
+          <w:rStyle w:val="NormalTok"/>
+          <w:rFonts w:ascii="Times New Roman" w:hAnsi="Times New Roman" w:cs="Times New Roman"/>
+          <w:szCs w:val="22"/>
+        </w:rPr>
+        <w:t>theoretical_mean</w:t>
+      </w:r>
+      <w:proofErr w:type="spellEnd"/>
+      <w:r>
+        <w:rPr>
+          <w:rStyle w:val="NormalTok"/>
+          <w:rFonts w:ascii="Times New Roman" w:hAnsi="Times New Roman" w:cs="Times New Roman"/>
+          <w:szCs w:val="22"/>
+        </w:rPr>
+        <w:t xml:space="preserve"> </w:t>
       </w:r>
       <w:r>
         <w:rPr>
@@ -11219,6 +11935,7 @@
         </w:rPr>
         <w:t>nu</w:t>
       </w:r>
+      <w:proofErr w:type="gramStart"/>
       <w:r>
         <w:rPr>
           <w:rStyle w:val="SpecialCharTok"/>
@@ -11235,6 +11952,7 @@
         </w:rPr>
         <w:t>(</w:t>
       </w:r>
+      <w:proofErr w:type="gramEnd"/>
       <w:r>
         <w:rPr>
           <w:rStyle w:val="DecValTok"/>
@@ -11298,13 +12016,23 @@
         </w:rPr>
         <w:br/>
       </w:r>
-      <w:r>
-        <w:rPr>
-          <w:rStyle w:val="NormalTok"/>
-          <w:rFonts w:ascii="Times New Roman" w:hAnsi="Times New Roman" w:cs="Times New Roman"/>
-          <w:szCs w:val="22"/>
-        </w:rPr>
-        <w:t xml:space="preserve">theoretical_var </w:t>
+      <w:proofErr w:type="spellStart"/>
+      <w:r>
+        <w:rPr>
+          <w:rStyle w:val="NormalTok"/>
+          <w:rFonts w:ascii="Times New Roman" w:hAnsi="Times New Roman" w:cs="Times New Roman"/>
+          <w:szCs w:val="22"/>
+        </w:rPr>
+        <w:t>theoretical_var</w:t>
+      </w:r>
+      <w:proofErr w:type="spellEnd"/>
+      <w:r>
+        <w:rPr>
+          <w:rStyle w:val="NormalTok"/>
+          <w:rFonts w:ascii="Times New Roman" w:hAnsi="Times New Roman" w:cs="Times New Roman"/>
+          <w:szCs w:val="22"/>
+        </w:rPr>
+        <w:t xml:space="preserve"> </w:t>
       </w:r>
       <w:r>
         <w:rPr>
@@ -11338,6 +12066,7 @@
         </w:rPr>
         <w:t>2</w:t>
       </w:r>
+      <w:proofErr w:type="gramStart"/>
       <w:r>
         <w:rPr>
           <w:rStyle w:val="SpecialCharTok"/>
@@ -11354,6 +12083,7 @@
         </w:rPr>
         <w:t>(</w:t>
       </w:r>
+      <w:proofErr w:type="gramEnd"/>
       <w:r>
         <w:rPr>
           <w:rStyle w:val="DecValTok"/>
@@ -11474,6 +12204,7 @@
         </w:rPr>
         <w:t>2</w:t>
       </w:r>
+      <w:proofErr w:type="gramStart"/>
       <w:r>
         <w:rPr>
           <w:rStyle w:val="SpecialCharTok"/>
@@ -11490,6 +12221,7 @@
         </w:rPr>
         <w:t>(</w:t>
       </w:r>
+      <w:proofErr w:type="gramEnd"/>
       <w:r>
         <w:rPr>
           <w:rStyle w:val="DecValTok"/>
@@ -11530,6 +12262,7 @@
         </w:rPr>
         <w:t xml:space="preserve"> </w:t>
       </w:r>
+      <w:proofErr w:type="gramStart"/>
       <w:r>
         <w:rPr>
           <w:rStyle w:val="DecValTok"/>
@@ -11554,6 +12287,7 @@
         </w:rPr>
         <w:t>^</w:t>
       </w:r>
+      <w:proofErr w:type="gramEnd"/>
       <w:r>
         <w:rPr>
           <w:rStyle w:val="DecValTok"/>
@@ -11586,7 +12320,43 @@
           <w:sz w:val="22"/>
           <w:szCs w:val="22"/>
         </w:rPr>
-        <w:t xml:space="preserve">Next, we create a dataframe summarising all information about the future simulated datasets, which is called </w:t>
+        <w:t xml:space="preserve">Next, we create a </w:t>
+      </w:r>
+      <w:proofErr w:type="spellStart"/>
+      <w:r>
+        <w:rPr>
+          <w:rFonts w:ascii="Times New Roman" w:hAnsi="Times New Roman" w:cs="Times New Roman"/>
+          <w:sz w:val="22"/>
+          <w:szCs w:val="22"/>
+        </w:rPr>
+        <w:t>dataframe</w:t>
+      </w:r>
+      <w:proofErr w:type="spellEnd"/>
+      <w:r>
+        <w:rPr>
+          <w:rFonts w:ascii="Times New Roman" w:hAnsi="Times New Roman" w:cs="Times New Roman"/>
+          <w:sz w:val="22"/>
+          <w:szCs w:val="22"/>
+        </w:rPr>
+        <w:t xml:space="preserve"> </w:t>
+      </w:r>
+      <w:proofErr w:type="spellStart"/>
+      <w:r>
+        <w:rPr>
+          <w:rFonts w:ascii="Times New Roman" w:hAnsi="Times New Roman" w:cs="Times New Roman"/>
+          <w:sz w:val="22"/>
+          <w:szCs w:val="22"/>
+        </w:rPr>
+        <w:t>summarising</w:t>
+      </w:r>
+      <w:proofErr w:type="spellEnd"/>
+      <w:r>
+        <w:rPr>
+          <w:rFonts w:ascii="Times New Roman" w:hAnsi="Times New Roman" w:cs="Times New Roman"/>
+          <w:sz w:val="22"/>
+          <w:szCs w:val="22"/>
+        </w:rPr>
+        <w:t xml:space="preserve"> all information about the future simulated datasets, which is called </w:t>
       </w:r>
       <w:r>
         <w:rPr>
@@ -11602,7 +12372,25 @@
           <w:sz w:val="22"/>
           <w:szCs w:val="22"/>
         </w:rPr>
-        <w:t>. This dataframe has 10000 rows, each row representing the information of one set of parameters generated before.</w:t>
+        <w:t xml:space="preserve">. This </w:t>
+      </w:r>
+      <w:proofErr w:type="spellStart"/>
+      <w:r>
+        <w:rPr>
+          <w:rFonts w:ascii="Times New Roman" w:hAnsi="Times New Roman" w:cs="Times New Roman"/>
+          <w:sz w:val="22"/>
+          <w:szCs w:val="22"/>
+        </w:rPr>
+        <w:t>dataframe</w:t>
+      </w:r>
+      <w:proofErr w:type="spellEnd"/>
+      <w:r>
+        <w:rPr>
+          <w:rFonts w:ascii="Times New Roman" w:hAnsi="Times New Roman" w:cs="Times New Roman"/>
+          <w:sz w:val="22"/>
+          <w:szCs w:val="22"/>
+        </w:rPr>
+        <w:t xml:space="preserve"> has 10000 rows, each row representing the information of one set of parameters generated before.</w:t>
       </w:r>
       <w:r>
         <w:rPr>
@@ -11681,7 +12469,25 @@
           <w:sz w:val="22"/>
           <w:szCs w:val="22"/>
         </w:rPr>
-        <w:t xml:space="preserve"> dataframe as new columns so that we can compare the performance of different envelope functions later.</w:t>
+        <w:t xml:space="preserve"> </w:t>
+      </w:r>
+      <w:proofErr w:type="spellStart"/>
+      <w:r>
+        <w:rPr>
+          <w:rFonts w:ascii="Times New Roman" w:hAnsi="Times New Roman" w:cs="Times New Roman"/>
+          <w:sz w:val="22"/>
+          <w:szCs w:val="22"/>
+        </w:rPr>
+        <w:t>dataframe</w:t>
+      </w:r>
+      <w:proofErr w:type="spellEnd"/>
+      <w:r>
+        <w:rPr>
+          <w:rFonts w:ascii="Times New Roman" w:hAnsi="Times New Roman" w:cs="Times New Roman"/>
+          <w:sz w:val="22"/>
+          <w:szCs w:val="22"/>
+        </w:rPr>
+        <w:t xml:space="preserve"> as new columns so that we can compare the performance of different envelope functions later.</w:t>
       </w:r>
     </w:p>
     <w:p>
@@ -11716,6 +12522,8 @@
         </w:rPr>
         <w:t xml:space="preserve"> </w:t>
       </w:r>
+      <w:proofErr w:type="spellStart"/>
+      <w:proofErr w:type="gramStart"/>
       <w:r>
         <w:rPr>
           <w:rStyle w:val="FunctionTok"/>
@@ -11724,6 +12532,8 @@
         </w:rPr>
         <w:t>data.frame</w:t>
       </w:r>
+      <w:proofErr w:type="spellEnd"/>
+      <w:proofErr w:type="gramEnd"/>
       <w:r>
         <w:rPr>
           <w:rStyle w:val="NormalTok"/>
@@ -11745,7 +12555,43 @@
           <w:rFonts w:ascii="Times New Roman" w:hAnsi="Times New Roman" w:cs="Times New Roman"/>
           <w:szCs w:val="22"/>
         </w:rPr>
-        <w:t xml:space="preserve">                         theoretical_mean, theoretical_var)</w:t>
+        <w:t xml:space="preserve">                         </w:t>
+      </w:r>
+      <w:proofErr w:type="spellStart"/>
+      <w:r>
+        <w:rPr>
+          <w:rStyle w:val="NormalTok"/>
+          <w:rFonts w:ascii="Times New Roman" w:hAnsi="Times New Roman" w:cs="Times New Roman"/>
+          <w:szCs w:val="22"/>
+        </w:rPr>
+        <w:t>theoretical_mean</w:t>
+      </w:r>
+      <w:proofErr w:type="spellEnd"/>
+      <w:r>
+        <w:rPr>
+          <w:rStyle w:val="NormalTok"/>
+          <w:rFonts w:ascii="Times New Roman" w:hAnsi="Times New Roman" w:cs="Times New Roman"/>
+          <w:szCs w:val="22"/>
+        </w:rPr>
+        <w:t xml:space="preserve">, </w:t>
+      </w:r>
+      <w:proofErr w:type="spellStart"/>
+      <w:r>
+        <w:rPr>
+          <w:rStyle w:val="NormalTok"/>
+          <w:rFonts w:ascii="Times New Roman" w:hAnsi="Times New Roman" w:cs="Times New Roman"/>
+          <w:szCs w:val="22"/>
+        </w:rPr>
+        <w:t>theoretical_var</w:t>
+      </w:r>
+      <w:proofErr w:type="spellEnd"/>
+      <w:r>
+        <w:rPr>
+          <w:rStyle w:val="NormalTok"/>
+          <w:rFonts w:ascii="Times New Roman" w:hAnsi="Times New Roman" w:cs="Times New Roman"/>
+          <w:szCs w:val="22"/>
+        </w:rPr>
+        <w:t>)</w:t>
       </w:r>
       <w:r>
         <w:rPr>
@@ -11785,8 +12631,36 @@
           <w:rFonts w:ascii="Times New Roman" w:hAnsi="Times New Roman" w:cs="Times New Roman"/>
           <w:szCs w:val="22"/>
         </w:rPr>
-        <w:t>##          m nu lambda alpha theoretical_mean theoretical_var</w:t>
-      </w:r>
+        <w:t xml:space="preserve">##          m nu lambda alpha </w:t>
+      </w:r>
+      <w:proofErr w:type="spellStart"/>
+      <w:r>
+        <w:rPr>
+          <w:rStyle w:val="VerbatimChar"/>
+          <w:rFonts w:ascii="Times New Roman" w:hAnsi="Times New Roman" w:cs="Times New Roman"/>
+          <w:szCs w:val="22"/>
+        </w:rPr>
+        <w:t>theoretical_mean</w:t>
+      </w:r>
+      <w:proofErr w:type="spellEnd"/>
+      <w:r>
+        <w:rPr>
+          <w:rStyle w:val="VerbatimChar"/>
+          <w:rFonts w:ascii="Times New Roman" w:hAnsi="Times New Roman" w:cs="Times New Roman"/>
+          <w:szCs w:val="22"/>
+        </w:rPr>
+        <w:t xml:space="preserve"> </w:t>
+      </w:r>
+      <w:proofErr w:type="spellStart"/>
+      <w:r>
+        <w:rPr>
+          <w:rStyle w:val="VerbatimChar"/>
+          <w:rFonts w:ascii="Times New Roman" w:hAnsi="Times New Roman" w:cs="Times New Roman"/>
+          <w:szCs w:val="22"/>
+        </w:rPr>
+        <w:t>theoretical_var</w:t>
+      </w:r>
+      <w:proofErr w:type="spellEnd"/>
       <w:r>
         <w:rPr>
           <w:rFonts w:ascii="Times New Roman" w:hAnsi="Times New Roman" w:cs="Times New Roman"/>
@@ -12417,7 +13291,25 @@
           <w:sz w:val="22"/>
           <w:szCs w:val="22"/>
         </w:rPr>
-        <w:t>and we are able to derive three envelop functions from that:</w:t>
+        <w:t xml:space="preserve">and we </w:t>
+      </w:r>
+      <w:proofErr w:type="gramStart"/>
+      <w:r>
+        <w:rPr>
+          <w:rFonts w:ascii="Times New Roman" w:hAnsi="Times New Roman" w:cs="Times New Roman"/>
+          <w:sz w:val="22"/>
+          <w:szCs w:val="22"/>
+        </w:rPr>
+        <w:t>are able to</w:t>
+      </w:r>
+      <w:proofErr w:type="gramEnd"/>
+      <w:r>
+        <w:rPr>
+          <w:rFonts w:ascii="Times New Roman" w:hAnsi="Times New Roman" w:cs="Times New Roman"/>
+          <w:sz w:val="22"/>
+          <w:szCs w:val="22"/>
+        </w:rPr>
+        <w:t xml:space="preserve"> derive three envelop functions from that:</w:t>
       </w:r>
       <w:r>
         <w:rPr>
@@ -13748,7 +14640,43 @@
           <w:sz w:val="22"/>
           <w:szCs w:val="22"/>
         </w:rPr>
-        <w:t>, we transform it to a form similar to a t-distribution:</w:t>
+        <w:t xml:space="preserve">, we transform it </w:t>
+      </w:r>
+      <w:proofErr w:type="gramStart"/>
+      <w:r>
+        <w:rPr>
+          <w:rFonts w:ascii="Times New Roman" w:hAnsi="Times New Roman" w:cs="Times New Roman"/>
+          <w:sz w:val="22"/>
+          <w:szCs w:val="22"/>
+        </w:rPr>
+        <w:t>to</w:t>
+      </w:r>
+      <w:proofErr w:type="gramEnd"/>
+      <w:r>
+        <w:rPr>
+          <w:rFonts w:ascii="Times New Roman" w:hAnsi="Times New Roman" w:cs="Times New Roman"/>
+          <w:sz w:val="22"/>
+          <w:szCs w:val="22"/>
+        </w:rPr>
+        <w:t xml:space="preserve"> a form </w:t>
+      </w:r>
+      <w:proofErr w:type="gramStart"/>
+      <w:r>
+        <w:rPr>
+          <w:rFonts w:ascii="Times New Roman" w:hAnsi="Times New Roman" w:cs="Times New Roman"/>
+          <w:sz w:val="22"/>
+          <w:szCs w:val="22"/>
+        </w:rPr>
+        <w:t>similar to</w:t>
+      </w:r>
+      <w:proofErr w:type="gramEnd"/>
+      <w:r>
+        <w:rPr>
+          <w:rFonts w:ascii="Times New Roman" w:hAnsi="Times New Roman" w:cs="Times New Roman"/>
+          <w:sz w:val="22"/>
+          <w:szCs w:val="22"/>
+        </w:rPr>
+        <w:t xml:space="preserve"> a t-distribution:</w:t>
       </w:r>
     </w:p>
     <w:p>
@@ -13985,7 +14913,25 @@
           <w:sz w:val="22"/>
           <w:szCs w:val="22"/>
         </w:rPr>
-        <w:t>Unfortunately, due to the limit on number of pages, we are unable to explain every algorithm we wrote in R. We will elaborate on the best envelope function we picked later on, after the best envelope function is picked.</w:t>
+        <w:t xml:space="preserve">Unfortunately, due to the limit on number of pages, we are unable to explain every algorithm we wrote in R. We will elaborate on the best envelope function we picked </w:t>
+      </w:r>
+      <w:proofErr w:type="gramStart"/>
+      <w:r>
+        <w:rPr>
+          <w:rFonts w:ascii="Times New Roman" w:hAnsi="Times New Roman" w:cs="Times New Roman"/>
+          <w:sz w:val="22"/>
+          <w:szCs w:val="22"/>
+        </w:rPr>
+        <w:t>later on</w:t>
+      </w:r>
+      <w:proofErr w:type="gramEnd"/>
+      <w:r>
+        <w:rPr>
+          <w:rFonts w:ascii="Times New Roman" w:hAnsi="Times New Roman" w:cs="Times New Roman"/>
+          <w:sz w:val="22"/>
+          <w:szCs w:val="22"/>
+        </w:rPr>
+        <w:t>, after the best envelope function is picked.</w:t>
       </w:r>
       <w:r>
         <w:rPr>
@@ -14123,7 +15069,43 @@
           <w:sz w:val="22"/>
           <w:szCs w:val="22"/>
         </w:rPr>
-        <w:t>We summarise the empirical rate of acceptance of these envelope function in the boxplot below:</w:t>
+        <w:t xml:space="preserve">We </w:t>
+      </w:r>
+      <w:proofErr w:type="spellStart"/>
+      <w:r>
+        <w:rPr>
+          <w:rFonts w:ascii="Times New Roman" w:hAnsi="Times New Roman" w:cs="Times New Roman"/>
+          <w:sz w:val="22"/>
+          <w:szCs w:val="22"/>
+        </w:rPr>
+        <w:t>summarise</w:t>
+      </w:r>
+      <w:proofErr w:type="spellEnd"/>
+      <w:r>
+        <w:rPr>
+          <w:rFonts w:ascii="Times New Roman" w:hAnsi="Times New Roman" w:cs="Times New Roman"/>
+          <w:sz w:val="22"/>
+          <w:szCs w:val="22"/>
+        </w:rPr>
+        <w:t xml:space="preserve"> the empirical rate of acceptance of these envelope </w:t>
+      </w:r>
+      <w:proofErr w:type="gramStart"/>
+      <w:r>
+        <w:rPr>
+          <w:rFonts w:ascii="Times New Roman" w:hAnsi="Times New Roman" w:cs="Times New Roman"/>
+          <w:sz w:val="22"/>
+          <w:szCs w:val="22"/>
+        </w:rPr>
+        <w:t>function</w:t>
+      </w:r>
+      <w:proofErr w:type="gramEnd"/>
+      <w:r>
+        <w:rPr>
+          <w:rFonts w:ascii="Times New Roman" w:hAnsi="Times New Roman" w:cs="Times New Roman"/>
+          <w:sz w:val="22"/>
+          <w:szCs w:val="22"/>
+        </w:rPr>
+        <w:t xml:space="preserve"> in the boxplot below:</w:t>
       </w:r>
       <w:r>
         <w:rPr>
@@ -14146,12 +15128,13 @@
       </w:pPr>
       <w:r>
         <w:rPr>
+          <w:noProof/>
           <w:sz w:val="22"/>
           <w:szCs w:val="22"/>
           <w:lang w:val="en-GB"/>
         </w:rPr>
         <w:drawing>
-          <wp:inline distT="0" distB="0" distL="0" distR="0" wp14:anchorId="0E1A390A" wp14:editId="1F0AE916">
+          <wp:inline distT="0" distB="0" distL="0" distR="0" wp14:anchorId="0E1A390A" wp14:editId="06216344">
             <wp:extent cx="3824586" cy="2324100"/>
             <wp:effectExtent l="0" t="0" r="0" b="0"/>
             <wp:docPr id="741549360" name="Picture 2" descr="A graph of different colored boxes&#10;&#10;AI-generated content may be incorrect."/>
@@ -14218,7 +15201,25 @@
           <w:sz w:val="22"/>
           <w:szCs w:val="22"/>
         </w:rPr>
-        <w:t>We summarised the time consumed to run different algorithms in the following table:</w:t>
+        <w:t xml:space="preserve">We </w:t>
+      </w:r>
+      <w:proofErr w:type="spellStart"/>
+      <w:r>
+        <w:rPr>
+          <w:rFonts w:ascii="Times New Roman" w:hAnsi="Times New Roman" w:cs="Times New Roman"/>
+          <w:sz w:val="22"/>
+          <w:szCs w:val="22"/>
+        </w:rPr>
+        <w:t>summarised</w:t>
+      </w:r>
+      <w:proofErr w:type="spellEnd"/>
+      <w:r>
+        <w:rPr>
+          <w:rFonts w:ascii="Times New Roman" w:hAnsi="Times New Roman" w:cs="Times New Roman"/>
+          <w:sz w:val="22"/>
+          <w:szCs w:val="22"/>
+        </w:rPr>
+        <w:t xml:space="preserve"> the time consumed to run different algorithms in the following table:</w:t>
       </w:r>
     </w:p>
     <w:p>
@@ -14251,7 +15252,25 @@
           <w:rFonts w:ascii="Times New Roman" w:hAnsi="Times New Roman" w:cs="Times New Roman"/>
           <w:szCs w:val="22"/>
         </w:rPr>
-        <w:t>## sim_envelope_1  196.09</w:t>
+        <w:t>## sim_envelope_</w:t>
+      </w:r>
+      <w:proofErr w:type="gramStart"/>
+      <w:r>
+        <w:rPr>
+          <w:rStyle w:val="VerbatimChar"/>
+          <w:rFonts w:ascii="Times New Roman" w:hAnsi="Times New Roman" w:cs="Times New Roman"/>
+          <w:szCs w:val="22"/>
+        </w:rPr>
+        <w:t>1  196</w:t>
+      </w:r>
+      <w:proofErr w:type="gramEnd"/>
+      <w:r>
+        <w:rPr>
+          <w:rStyle w:val="VerbatimChar"/>
+          <w:rFonts w:ascii="Times New Roman" w:hAnsi="Times New Roman" w:cs="Times New Roman"/>
+          <w:szCs w:val="22"/>
+        </w:rPr>
+        <w:t>.09</w:t>
       </w:r>
       <w:r>
         <w:rPr>
@@ -14266,7 +15285,25 @@
           <w:rFonts w:ascii="Times New Roman" w:hAnsi="Times New Roman" w:cs="Times New Roman"/>
           <w:szCs w:val="22"/>
         </w:rPr>
-        <w:t>## sim_envelope_3  190.15</w:t>
+        <w:t>## sim_envelope_</w:t>
+      </w:r>
+      <w:proofErr w:type="gramStart"/>
+      <w:r>
+        <w:rPr>
+          <w:rStyle w:val="VerbatimChar"/>
+          <w:rFonts w:ascii="Times New Roman" w:hAnsi="Times New Roman" w:cs="Times New Roman"/>
+          <w:szCs w:val="22"/>
+        </w:rPr>
+        <w:t>3  190</w:t>
+      </w:r>
+      <w:proofErr w:type="gramEnd"/>
+      <w:r>
+        <w:rPr>
+          <w:rStyle w:val="VerbatimChar"/>
+          <w:rFonts w:ascii="Times New Roman" w:hAnsi="Times New Roman" w:cs="Times New Roman"/>
+          <w:szCs w:val="22"/>
+        </w:rPr>
+        <w:t>.15</w:t>
       </w:r>
       <w:r>
         <w:rPr>
@@ -14281,7 +15318,25 @@
           <w:rFonts w:ascii="Times New Roman" w:hAnsi="Times New Roman" w:cs="Times New Roman"/>
           <w:szCs w:val="22"/>
         </w:rPr>
-        <w:t>## sim_envelope_4  290.75</w:t>
+        <w:t>## sim_envelope_</w:t>
+      </w:r>
+      <w:proofErr w:type="gramStart"/>
+      <w:r>
+        <w:rPr>
+          <w:rStyle w:val="VerbatimChar"/>
+          <w:rFonts w:ascii="Times New Roman" w:hAnsi="Times New Roman" w:cs="Times New Roman"/>
+          <w:szCs w:val="22"/>
+        </w:rPr>
+        <w:t>4  290</w:t>
+      </w:r>
+      <w:proofErr w:type="gramEnd"/>
+      <w:r>
+        <w:rPr>
+          <w:rStyle w:val="VerbatimChar"/>
+          <w:rFonts w:ascii="Times New Roman" w:hAnsi="Times New Roman" w:cs="Times New Roman"/>
+          <w:szCs w:val="22"/>
+        </w:rPr>
+        <w:t>.75</w:t>
       </w:r>
       <w:r>
         <w:rPr>
@@ -14340,7 +15395,23 @@
           <w:sz w:val="22"/>
           <w:szCs w:val="22"/>
         </w:rPr>
-        <w:t>Below is extra details about the algorithm we used for envelope 3:</w:t>
+        <w:t xml:space="preserve">Below </w:t>
+      </w:r>
+      <w:r>
+        <w:rPr>
+          <w:rFonts w:ascii="Times New Roman" w:hAnsi="Times New Roman" w:cs="Times New Roman"/>
+          <w:sz w:val="22"/>
+          <w:szCs w:val="22"/>
+        </w:rPr>
+        <w:t>are</w:t>
+      </w:r>
+      <w:r>
+        <w:rPr>
+          <w:rFonts w:ascii="Times New Roman" w:hAnsi="Times New Roman" w:cs="Times New Roman"/>
+          <w:sz w:val="22"/>
+          <w:szCs w:val="22"/>
+        </w:rPr>
+        <w:t xml:space="preserve"> extra details about the algorithm we used for envelope 3:</w:t>
       </w:r>
       <w:r>
         <w:rPr>
@@ -15031,7 +16102,43 @@
           <w:sz w:val="22"/>
           <w:szCs w:val="22"/>
         </w:rPr>
-        <w:t xml:space="preserve">As we decided to pick it as our best envelope function, we need to perform variance reduction on it. Control variate method is used at this stage to reduce the variance of the sample </w:t>
+        <w:t xml:space="preserve">As we decided to pick it as our best envelope function, we need to perform </w:t>
+      </w:r>
+      <w:proofErr w:type="gramStart"/>
+      <w:r>
+        <w:rPr>
+          <w:rFonts w:ascii="Times New Roman" w:hAnsi="Times New Roman" w:cs="Times New Roman"/>
+          <w:sz w:val="22"/>
+          <w:szCs w:val="22"/>
+        </w:rPr>
+        <w:t>variance</w:t>
+      </w:r>
+      <w:proofErr w:type="gramEnd"/>
+      <w:r>
+        <w:rPr>
+          <w:rFonts w:ascii="Times New Roman" w:hAnsi="Times New Roman" w:cs="Times New Roman"/>
+          <w:sz w:val="22"/>
+          <w:szCs w:val="22"/>
+        </w:rPr>
+        <w:t xml:space="preserve"> reduction on it. Control </w:t>
+      </w:r>
+      <w:proofErr w:type="gramStart"/>
+      <w:r>
+        <w:rPr>
+          <w:rFonts w:ascii="Times New Roman" w:hAnsi="Times New Roman" w:cs="Times New Roman"/>
+          <w:sz w:val="22"/>
+          <w:szCs w:val="22"/>
+        </w:rPr>
+        <w:t>variate</w:t>
+      </w:r>
+      <w:proofErr w:type="gramEnd"/>
+      <w:r>
+        <w:rPr>
+          <w:rFonts w:ascii="Times New Roman" w:hAnsi="Times New Roman" w:cs="Times New Roman"/>
+          <w:sz w:val="22"/>
+          <w:szCs w:val="22"/>
+        </w:rPr>
+        <w:t xml:space="preserve"> method is used at this stage to reduce the variance of the sample </w:t>
       </w:r>
       <m:oMath>
         <m:sSub>
@@ -15977,6 +17084,7 @@
         </w:rPr>
         <w:br/>
       </w:r>
+      <w:proofErr w:type="spellStart"/>
       <w:r>
         <w:rPr>
           <w:rStyle w:val="FunctionTok"/>
@@ -15985,6 +17093,7 @@
         </w:rPr>
         <w:t>set.seed</w:t>
       </w:r>
+      <w:proofErr w:type="spellEnd"/>
       <w:r>
         <w:rPr>
           <w:rStyle w:val="NormalTok"/>
@@ -16095,6 +17204,7 @@
         </w:rPr>
         <w:t xml:space="preserve"> </w:t>
       </w:r>
+      <w:proofErr w:type="spellStart"/>
       <w:r>
         <w:rPr>
           <w:rStyle w:val="FunctionTok"/>
@@ -16103,6 +17213,7 @@
         </w:rPr>
         <w:t>runif</w:t>
       </w:r>
+      <w:proofErr w:type="spellEnd"/>
       <w:r>
         <w:rPr>
           <w:rStyle w:val="NormalTok"/>
@@ -16125,13 +17236,23 @@
         </w:rPr>
         <w:br/>
       </w:r>
-      <w:r>
-        <w:rPr>
-          <w:rStyle w:val="NormalTok"/>
-          <w:rFonts w:ascii="Times New Roman" w:hAnsi="Times New Roman" w:cs="Times New Roman"/>
-          <w:szCs w:val="22"/>
-        </w:rPr>
-        <w:t xml:space="preserve">Y_original </w:t>
+      <w:proofErr w:type="spellStart"/>
+      <w:r>
+        <w:rPr>
+          <w:rStyle w:val="NormalTok"/>
+          <w:rFonts w:ascii="Times New Roman" w:hAnsi="Times New Roman" w:cs="Times New Roman"/>
+          <w:szCs w:val="22"/>
+        </w:rPr>
+        <w:t>Y_original</w:t>
+      </w:r>
+      <w:proofErr w:type="spellEnd"/>
+      <w:r>
+        <w:rPr>
+          <w:rStyle w:val="NormalTok"/>
+          <w:rFonts w:ascii="Times New Roman" w:hAnsi="Times New Roman" w:cs="Times New Roman"/>
+          <w:szCs w:val="22"/>
+        </w:rPr>
+        <w:t xml:space="preserve"> </w:t>
       </w:r>
       <w:r>
         <w:rPr>
@@ -16149,6 +17270,7 @@
         </w:rPr>
         <w:t xml:space="preserve"> </w:t>
       </w:r>
+      <w:proofErr w:type="spellStart"/>
       <w:r>
         <w:rPr>
           <w:rStyle w:val="FunctionTok"/>
@@ -16157,6 +17279,7 @@
         </w:rPr>
         <w:t>asin</w:t>
       </w:r>
+      <w:proofErr w:type="spellEnd"/>
       <w:r>
         <w:rPr>
           <w:rStyle w:val="NormalTok"/>
@@ -16212,13 +17335,23 @@
         </w:rPr>
         <w:br/>
       </w:r>
-      <w:r>
-        <w:rPr>
-          <w:rStyle w:val="NormalTok"/>
-          <w:rFonts w:ascii="Times New Roman" w:hAnsi="Times New Roman" w:cs="Times New Roman"/>
-          <w:szCs w:val="22"/>
-        </w:rPr>
-        <w:t xml:space="preserve">SE_original </w:t>
+      <w:proofErr w:type="spellStart"/>
+      <w:r>
+        <w:rPr>
+          <w:rStyle w:val="NormalTok"/>
+          <w:rFonts w:ascii="Times New Roman" w:hAnsi="Times New Roman" w:cs="Times New Roman"/>
+          <w:szCs w:val="22"/>
+        </w:rPr>
+        <w:t>SE_original</w:t>
+      </w:r>
+      <w:proofErr w:type="spellEnd"/>
+      <w:r>
+        <w:rPr>
+          <w:rStyle w:val="NormalTok"/>
+          <w:rFonts w:ascii="Times New Roman" w:hAnsi="Times New Roman" w:cs="Times New Roman"/>
+          <w:szCs w:val="22"/>
+        </w:rPr>
+        <w:t xml:space="preserve"> </w:t>
       </w:r>
       <w:r>
         <w:rPr>
@@ -16236,6 +17369,7 @@
         </w:rPr>
         <w:t xml:space="preserve"> </w:t>
       </w:r>
+      <w:proofErr w:type="spellStart"/>
       <w:r>
         <w:rPr>
           <w:rStyle w:val="FunctionTok"/>
@@ -16244,13 +17378,32 @@
         </w:rPr>
         <w:t>sd</w:t>
       </w:r>
-      <w:r>
-        <w:rPr>
-          <w:rStyle w:val="NormalTok"/>
-          <w:rFonts w:ascii="Times New Roman" w:hAnsi="Times New Roman" w:cs="Times New Roman"/>
-          <w:szCs w:val="22"/>
-        </w:rPr>
-        <w:t>(Y_original)</w:t>
+      <w:proofErr w:type="spellEnd"/>
+      <w:r>
+        <w:rPr>
+          <w:rStyle w:val="NormalTok"/>
+          <w:rFonts w:ascii="Times New Roman" w:hAnsi="Times New Roman" w:cs="Times New Roman"/>
+          <w:szCs w:val="22"/>
+        </w:rPr>
+        <w:t>(</w:t>
+      </w:r>
+      <w:proofErr w:type="spellStart"/>
+      <w:r>
+        <w:rPr>
+          <w:rStyle w:val="NormalTok"/>
+          <w:rFonts w:ascii="Times New Roman" w:hAnsi="Times New Roman" w:cs="Times New Roman"/>
+          <w:szCs w:val="22"/>
+        </w:rPr>
+        <w:t>Y_original</w:t>
+      </w:r>
+      <w:proofErr w:type="spellEnd"/>
+      <w:r>
+        <w:rPr>
+          <w:rStyle w:val="NormalTok"/>
+          <w:rFonts w:ascii="Times New Roman" w:hAnsi="Times New Roman" w:cs="Times New Roman"/>
+          <w:szCs w:val="22"/>
+        </w:rPr>
+        <w:t>)</w:t>
       </w:r>
       <w:r>
         <w:rPr>
@@ -16300,6 +17453,7 @@
         </w:rPr>
         <w:br/>
       </w:r>
+      <w:proofErr w:type="spellStart"/>
       <w:r>
         <w:rPr>
           <w:rStyle w:val="FunctionTok"/>
@@ -16308,6 +17462,7 @@
         </w:rPr>
         <w:t>set.seed</w:t>
       </w:r>
+      <w:proofErr w:type="spellEnd"/>
       <w:r>
         <w:rPr>
           <w:rStyle w:val="NormalTok"/>
@@ -16339,13 +17494,23 @@
         </w:rPr>
         <w:br/>
       </w:r>
-      <w:r>
-        <w:rPr>
-          <w:rStyle w:val="NormalTok"/>
-          <w:rFonts w:ascii="Times New Roman" w:hAnsi="Times New Roman" w:cs="Times New Roman"/>
-          <w:szCs w:val="22"/>
-        </w:rPr>
-        <w:t xml:space="preserve">Y_prime </w:t>
+      <w:proofErr w:type="spellStart"/>
+      <w:r>
+        <w:rPr>
+          <w:rStyle w:val="NormalTok"/>
+          <w:rFonts w:ascii="Times New Roman" w:hAnsi="Times New Roman" w:cs="Times New Roman"/>
+          <w:szCs w:val="22"/>
+        </w:rPr>
+        <w:t>Y_prime</w:t>
+      </w:r>
+      <w:proofErr w:type="spellEnd"/>
+      <w:r>
+        <w:rPr>
+          <w:rStyle w:val="NormalTok"/>
+          <w:rFonts w:ascii="Times New Roman" w:hAnsi="Times New Roman" w:cs="Times New Roman"/>
+          <w:szCs w:val="22"/>
+        </w:rPr>
+        <w:t xml:space="preserve"> </w:t>
       </w:r>
       <w:r>
         <w:rPr>
@@ -16466,6 +17631,7 @@
         </w:rPr>
         <w:t>*</w:t>
       </w:r>
+      <w:proofErr w:type="spellStart"/>
       <w:r>
         <w:rPr>
           <w:rStyle w:val="FunctionTok"/>
@@ -16474,13 +17640,50 @@
         </w:rPr>
         <w:t>cov</w:t>
       </w:r>
-      <w:r>
-        <w:rPr>
-          <w:rStyle w:val="NormalTok"/>
-          <w:rFonts w:ascii="Times New Roman" w:hAnsi="Times New Roman" w:cs="Times New Roman"/>
-          <w:szCs w:val="22"/>
-        </w:rPr>
-        <w:t xml:space="preserve">(Y_original, Y_prime) </w:t>
+      <w:proofErr w:type="spellEnd"/>
+      <w:r>
+        <w:rPr>
+          <w:rStyle w:val="NormalTok"/>
+          <w:rFonts w:ascii="Times New Roman" w:hAnsi="Times New Roman" w:cs="Times New Roman"/>
+          <w:szCs w:val="22"/>
+        </w:rPr>
+        <w:t>(</w:t>
+      </w:r>
+      <w:proofErr w:type="spellStart"/>
+      <w:r>
+        <w:rPr>
+          <w:rStyle w:val="NormalTok"/>
+          <w:rFonts w:ascii="Times New Roman" w:hAnsi="Times New Roman" w:cs="Times New Roman"/>
+          <w:szCs w:val="22"/>
+        </w:rPr>
+        <w:t>Y_original</w:t>
+      </w:r>
+      <w:proofErr w:type="spellEnd"/>
+      <w:r>
+        <w:rPr>
+          <w:rStyle w:val="NormalTok"/>
+          <w:rFonts w:ascii="Times New Roman" w:hAnsi="Times New Roman" w:cs="Times New Roman"/>
+          <w:szCs w:val="22"/>
+        </w:rPr>
+        <w:t xml:space="preserve">, </w:t>
+      </w:r>
+      <w:proofErr w:type="spellStart"/>
+      <w:r>
+        <w:rPr>
+          <w:rStyle w:val="NormalTok"/>
+          <w:rFonts w:ascii="Times New Roman" w:hAnsi="Times New Roman" w:cs="Times New Roman"/>
+          <w:szCs w:val="22"/>
+        </w:rPr>
+        <w:t>Y_prime</w:t>
+      </w:r>
+      <w:proofErr w:type="spellEnd"/>
+      <w:r>
+        <w:rPr>
+          <w:rStyle w:val="NormalTok"/>
+          <w:rFonts w:ascii="Times New Roman" w:hAnsi="Times New Roman" w:cs="Times New Roman"/>
+          <w:szCs w:val="22"/>
+        </w:rPr>
+        <w:t xml:space="preserve">) </w:t>
       </w:r>
       <w:r>
         <w:rPr>
@@ -16519,7 +17722,25 @@
           <w:rFonts w:ascii="Times New Roman" w:hAnsi="Times New Roman" w:cs="Times New Roman"/>
           <w:szCs w:val="22"/>
         </w:rPr>
-        <w:t xml:space="preserve"> Y_original </w:t>
+        <w:t xml:space="preserve"> </w:t>
+      </w:r>
+      <w:proofErr w:type="spellStart"/>
+      <w:r>
+        <w:rPr>
+          <w:rStyle w:val="NormalTok"/>
+          <w:rFonts w:ascii="Times New Roman" w:hAnsi="Times New Roman" w:cs="Times New Roman"/>
+          <w:szCs w:val="22"/>
+        </w:rPr>
+        <w:t>Y_original</w:t>
+      </w:r>
+      <w:proofErr w:type="spellEnd"/>
+      <w:r>
+        <w:rPr>
+          <w:rStyle w:val="NormalTok"/>
+          <w:rFonts w:ascii="Times New Roman" w:hAnsi="Times New Roman" w:cs="Times New Roman"/>
+          <w:szCs w:val="22"/>
+        </w:rPr>
+        <w:t xml:space="preserve"> </w:t>
       </w:r>
       <w:r>
         <w:rPr>
@@ -16545,6 +17766,7 @@
         </w:rPr>
         <w:t>*</w:t>
       </w:r>
+      <w:proofErr w:type="spellStart"/>
       <w:r>
         <w:rPr>
           <w:rStyle w:val="NormalTok"/>
@@ -16553,6 +17775,7 @@
         </w:rPr>
         <w:t>Y_prime</w:t>
       </w:r>
+      <w:proofErr w:type="spellEnd"/>
       <w:r>
         <w:rPr>
           <w:rFonts w:ascii="Times New Roman" w:hAnsi="Times New Roman" w:cs="Times New Roman"/>
@@ -16560,13 +17783,23 @@
         </w:rPr>
         <w:br/>
       </w:r>
-      <w:r>
-        <w:rPr>
-          <w:rStyle w:val="NormalTok"/>
-          <w:rFonts w:ascii="Times New Roman" w:hAnsi="Times New Roman" w:cs="Times New Roman"/>
-          <w:szCs w:val="22"/>
-        </w:rPr>
-        <w:t xml:space="preserve">SE_cv </w:t>
+      <w:proofErr w:type="spellStart"/>
+      <w:r>
+        <w:rPr>
+          <w:rStyle w:val="NormalTok"/>
+          <w:rFonts w:ascii="Times New Roman" w:hAnsi="Times New Roman" w:cs="Times New Roman"/>
+          <w:szCs w:val="22"/>
+        </w:rPr>
+        <w:t>SE_cv</w:t>
+      </w:r>
+      <w:proofErr w:type="spellEnd"/>
+      <w:r>
+        <w:rPr>
+          <w:rStyle w:val="NormalTok"/>
+          <w:rFonts w:ascii="Times New Roman" w:hAnsi="Times New Roman" w:cs="Times New Roman"/>
+          <w:szCs w:val="22"/>
+        </w:rPr>
+        <w:t xml:space="preserve"> </w:t>
       </w:r>
       <w:r>
         <w:rPr>
@@ -16584,6 +17817,7 @@
         </w:rPr>
         <w:t xml:space="preserve"> </w:t>
       </w:r>
+      <w:proofErr w:type="spellStart"/>
       <w:r>
         <w:rPr>
           <w:rStyle w:val="FunctionTok"/>
@@ -16592,6 +17826,7 @@
         </w:rPr>
         <w:t>sd</w:t>
       </w:r>
+      <w:proofErr w:type="spellEnd"/>
       <w:r>
         <w:rPr>
           <w:rStyle w:val="NormalTok"/>
@@ -16637,7 +17872,25 @@
           <w:rFonts w:ascii="Times New Roman" w:hAnsi="Times New Roman" w:cs="Times New Roman"/>
           <w:szCs w:val="22"/>
         </w:rPr>
-        <w:t xml:space="preserve">(SE_original </w:t>
+        <w:t>(</w:t>
+      </w:r>
+      <w:proofErr w:type="spellStart"/>
+      <w:r>
+        <w:rPr>
+          <w:rStyle w:val="NormalTok"/>
+          <w:rFonts w:ascii="Times New Roman" w:hAnsi="Times New Roman" w:cs="Times New Roman"/>
+          <w:szCs w:val="22"/>
+        </w:rPr>
+        <w:t>SE_original</w:t>
+      </w:r>
+      <w:proofErr w:type="spellEnd"/>
+      <w:r>
+        <w:rPr>
+          <w:rStyle w:val="NormalTok"/>
+          <w:rFonts w:ascii="Times New Roman" w:hAnsi="Times New Roman" w:cs="Times New Roman"/>
+          <w:szCs w:val="22"/>
+        </w:rPr>
+        <w:t xml:space="preserve"> </w:t>
       </w:r>
       <w:r>
         <w:rPr>
@@ -16653,7 +17906,25 @@
           <w:rFonts w:ascii="Times New Roman" w:hAnsi="Times New Roman" w:cs="Times New Roman"/>
           <w:szCs w:val="22"/>
         </w:rPr>
-        <w:t xml:space="preserve"> SE_cv)</w:t>
+        <w:t xml:space="preserve"> </w:t>
+      </w:r>
+      <w:proofErr w:type="spellStart"/>
+      <w:r>
+        <w:rPr>
+          <w:rStyle w:val="NormalTok"/>
+          <w:rFonts w:ascii="Times New Roman" w:hAnsi="Times New Roman" w:cs="Times New Roman"/>
+          <w:szCs w:val="22"/>
+        </w:rPr>
+        <w:t>SE_cv</w:t>
+      </w:r>
+      <w:proofErr w:type="spellEnd"/>
+      <w:r>
+        <w:rPr>
+          <w:rStyle w:val="NormalTok"/>
+          <w:rFonts w:ascii="Times New Roman" w:hAnsi="Times New Roman" w:cs="Times New Roman"/>
+          <w:szCs w:val="22"/>
+        </w:rPr>
+        <w:t>)</w:t>
       </w:r>
       <w:r>
         <w:rPr>
@@ -16663,13 +17934,23 @@
         </w:rPr>
         <w:t>/</w:t>
       </w:r>
-      <w:r>
-        <w:rPr>
-          <w:rStyle w:val="NormalTok"/>
-          <w:rFonts w:ascii="Times New Roman" w:hAnsi="Times New Roman" w:cs="Times New Roman"/>
-          <w:szCs w:val="22"/>
-        </w:rPr>
-        <w:t xml:space="preserve">SE_original </w:t>
+      <w:proofErr w:type="spellStart"/>
+      <w:r>
+        <w:rPr>
+          <w:rStyle w:val="NormalTok"/>
+          <w:rFonts w:ascii="Times New Roman" w:hAnsi="Times New Roman" w:cs="Times New Roman"/>
+          <w:szCs w:val="22"/>
+        </w:rPr>
+        <w:t>SE_original</w:t>
+      </w:r>
+      <w:proofErr w:type="spellEnd"/>
+      <w:r>
+        <w:rPr>
+          <w:rStyle w:val="NormalTok"/>
+          <w:rFonts w:ascii="Times New Roman" w:hAnsi="Times New Roman" w:cs="Times New Roman"/>
+          <w:szCs w:val="22"/>
+        </w:rPr>
+        <w:t xml:space="preserve"> </w:t>
       </w:r>
       <w:r>
         <w:rPr>
@@ -16720,6 +18001,7 @@
         </w:rPr>
         <w:br/>
       </w:r>
+      <w:proofErr w:type="spellStart"/>
       <w:r>
         <w:rPr>
           <w:rStyle w:val="FunctionTok"/>
@@ -16728,6 +18010,7 @@
         </w:rPr>
         <w:t>set.seed</w:t>
       </w:r>
+      <w:proofErr w:type="spellEnd"/>
       <w:r>
         <w:rPr>
           <w:rStyle w:val="NormalTok"/>
@@ -16759,13 +18042,23 @@
         </w:rPr>
         <w:br/>
       </w:r>
-      <w:r>
-        <w:rPr>
-          <w:rStyle w:val="NormalTok"/>
-          <w:rFonts w:ascii="Times New Roman" w:hAnsi="Times New Roman" w:cs="Times New Roman"/>
-          <w:szCs w:val="22"/>
-        </w:rPr>
-        <w:t xml:space="preserve">ptm </w:t>
+      <w:proofErr w:type="spellStart"/>
+      <w:r>
+        <w:rPr>
+          <w:rStyle w:val="NormalTok"/>
+          <w:rFonts w:ascii="Times New Roman" w:hAnsi="Times New Roman" w:cs="Times New Roman"/>
+          <w:szCs w:val="22"/>
+        </w:rPr>
+        <w:t>ptm</w:t>
+      </w:r>
+      <w:proofErr w:type="spellEnd"/>
+      <w:r>
+        <w:rPr>
+          <w:rStyle w:val="NormalTok"/>
+          <w:rFonts w:ascii="Times New Roman" w:hAnsi="Times New Roman" w:cs="Times New Roman"/>
+          <w:szCs w:val="22"/>
+        </w:rPr>
+        <w:t xml:space="preserve"> </w:t>
       </w:r>
       <w:r>
         <w:rPr>
@@ -16783,6 +18076,7 @@
         </w:rPr>
         <w:t xml:space="preserve"> </w:t>
       </w:r>
+      <w:proofErr w:type="spellStart"/>
       <w:r>
         <w:rPr>
           <w:rStyle w:val="FunctionTok"/>
@@ -16791,6 +18085,7 @@
         </w:rPr>
         <w:t>proc.time</w:t>
       </w:r>
+      <w:proofErr w:type="spellEnd"/>
       <w:r>
         <w:rPr>
           <w:rStyle w:val="NormalTok"/>
@@ -16830,6 +18125,7 @@
         </w:rPr>
         <w:t xml:space="preserve"> </w:t>
       </w:r>
+      <w:proofErr w:type="spellStart"/>
       <w:r>
         <w:rPr>
           <w:rStyle w:val="FunctionTok"/>
@@ -16838,6 +18134,7 @@
         </w:rPr>
         <w:t>runif</w:t>
       </w:r>
+      <w:proofErr w:type="spellEnd"/>
       <w:r>
         <w:rPr>
           <w:rStyle w:val="NormalTok"/>
@@ -16884,6 +18181,7 @@
         </w:rPr>
         <w:t xml:space="preserve"> </w:t>
       </w:r>
+      <w:proofErr w:type="spellStart"/>
       <w:r>
         <w:rPr>
           <w:rStyle w:val="FunctionTok"/>
@@ -16892,6 +18190,7 @@
         </w:rPr>
         <w:t>atan</w:t>
       </w:r>
+      <w:proofErr w:type="spellEnd"/>
       <w:r>
         <w:rPr>
           <w:rStyle w:val="NormalTok"/>
@@ -17011,6 +18310,7 @@
         </w:rPr>
         <w:t xml:space="preserve"> </w:t>
       </w:r>
+      <w:proofErr w:type="spellStart"/>
       <w:r>
         <w:rPr>
           <w:rStyle w:val="FunctionTok"/>
@@ -17019,6 +18319,7 @@
         </w:rPr>
         <w:t>lapply</w:t>
       </w:r>
+      <w:proofErr w:type="spellEnd"/>
       <w:r>
         <w:rPr>
           <w:rStyle w:val="NormalTok"/>
@@ -17073,7 +18374,25 @@
           <w:rFonts w:ascii="Times New Roman" w:hAnsi="Times New Roman" w:cs="Times New Roman"/>
           <w:szCs w:val="22"/>
         </w:rPr>
-        <w:t>(i){</w:t>
+        <w:t>(</w:t>
+      </w:r>
+      <w:proofErr w:type="spellStart"/>
+      <w:r>
+        <w:rPr>
+          <w:rStyle w:val="NormalTok"/>
+          <w:rFonts w:ascii="Times New Roman" w:hAnsi="Times New Roman" w:cs="Times New Roman"/>
+          <w:szCs w:val="22"/>
+        </w:rPr>
+        <w:t>i</w:t>
+      </w:r>
+      <w:proofErr w:type="spellEnd"/>
+      <w:r>
+        <w:rPr>
+          <w:rStyle w:val="NormalTok"/>
+          <w:rFonts w:ascii="Times New Roman" w:hAnsi="Times New Roman" w:cs="Times New Roman"/>
+          <w:szCs w:val="22"/>
+        </w:rPr>
+        <w:t>){</w:t>
       </w:r>
       <w:r>
         <w:rPr>
@@ -17104,7 +18423,25 @@
           <w:rFonts w:ascii="Times New Roman" w:hAnsi="Times New Roman" w:cs="Times New Roman"/>
           <w:szCs w:val="22"/>
         </w:rPr>
-        <w:t xml:space="preserve"> temp[i]</w:t>
+        <w:t xml:space="preserve"> temp[</w:t>
+      </w:r>
+      <w:proofErr w:type="spellStart"/>
+      <w:r>
+        <w:rPr>
+          <w:rStyle w:val="NormalTok"/>
+          <w:rFonts w:ascii="Times New Roman" w:hAnsi="Times New Roman" w:cs="Times New Roman"/>
+          <w:szCs w:val="22"/>
+        </w:rPr>
+        <w:t>i</w:t>
+      </w:r>
+      <w:proofErr w:type="spellEnd"/>
+      <w:r>
+        <w:rPr>
+          <w:rStyle w:val="NormalTok"/>
+          <w:rFonts w:ascii="Times New Roman" w:hAnsi="Times New Roman" w:cs="Times New Roman"/>
+          <w:szCs w:val="22"/>
+        </w:rPr>
+        <w:t>]</w:t>
       </w:r>
       <w:r>
         <w:rPr>
@@ -17135,7 +18472,25 @@
           <w:rFonts w:ascii="Times New Roman" w:hAnsi="Times New Roman" w:cs="Times New Roman"/>
           <w:szCs w:val="22"/>
         </w:rPr>
-        <w:t xml:space="preserve"> m[i]</w:t>
+        <w:t xml:space="preserve"> m[</w:t>
+      </w:r>
+      <w:proofErr w:type="spellStart"/>
+      <w:r>
+        <w:rPr>
+          <w:rStyle w:val="NormalTok"/>
+          <w:rFonts w:ascii="Times New Roman" w:hAnsi="Times New Roman" w:cs="Times New Roman"/>
+          <w:szCs w:val="22"/>
+        </w:rPr>
+        <w:t>i</w:t>
+      </w:r>
+      <w:proofErr w:type="spellEnd"/>
+      <w:r>
+        <w:rPr>
+          <w:rStyle w:val="NormalTok"/>
+          <w:rFonts w:ascii="Times New Roman" w:hAnsi="Times New Roman" w:cs="Times New Roman"/>
+          <w:szCs w:val="22"/>
+        </w:rPr>
+        <w:t>]</w:t>
       </w:r>
       <w:r>
         <w:rPr>
@@ -17166,7 +18521,25 @@
           <w:rFonts w:ascii="Times New Roman" w:hAnsi="Times New Roman" w:cs="Times New Roman"/>
           <w:szCs w:val="22"/>
         </w:rPr>
-        <w:t xml:space="preserve"> nu[i]</w:t>
+        <w:t xml:space="preserve"> nu[</w:t>
+      </w:r>
+      <w:proofErr w:type="spellStart"/>
+      <w:r>
+        <w:rPr>
+          <w:rStyle w:val="NormalTok"/>
+          <w:rFonts w:ascii="Times New Roman" w:hAnsi="Times New Roman" w:cs="Times New Roman"/>
+          <w:szCs w:val="22"/>
+        </w:rPr>
+        <w:t>i</w:t>
+      </w:r>
+      <w:proofErr w:type="spellEnd"/>
+      <w:r>
+        <w:rPr>
+          <w:rStyle w:val="NormalTok"/>
+          <w:rFonts w:ascii="Times New Roman" w:hAnsi="Times New Roman" w:cs="Times New Roman"/>
+          <w:szCs w:val="22"/>
+        </w:rPr>
+        <w:t>]</w:t>
       </w:r>
       <w:r>
         <w:rPr>
@@ -17532,6 +18905,7 @@
         </w:rPr>
         <w:t xml:space="preserve"> (</w:t>
       </w:r>
+      <w:proofErr w:type="spellStart"/>
       <w:r>
         <w:rPr>
           <w:rStyle w:val="FunctionTok"/>
@@ -17540,6 +18914,7 @@
         </w:rPr>
         <w:t>proc.time</w:t>
       </w:r>
+      <w:proofErr w:type="spellEnd"/>
       <w:r>
         <w:rPr>
           <w:rStyle w:val="NormalTok"/>
@@ -17562,7 +18937,25 @@
           <w:rFonts w:ascii="Times New Roman" w:hAnsi="Times New Roman" w:cs="Times New Roman"/>
           <w:szCs w:val="22"/>
         </w:rPr>
-        <w:t xml:space="preserve"> ptm)[</w:t>
+        <w:t xml:space="preserve"> </w:t>
+      </w:r>
+      <w:proofErr w:type="spellStart"/>
+      <w:r>
+        <w:rPr>
+          <w:rStyle w:val="NormalTok"/>
+          <w:rFonts w:ascii="Times New Roman" w:hAnsi="Times New Roman" w:cs="Times New Roman"/>
+          <w:szCs w:val="22"/>
+        </w:rPr>
+        <w:t>ptm</w:t>
+      </w:r>
+      <w:proofErr w:type="spellEnd"/>
+      <w:r>
+        <w:rPr>
+          <w:rStyle w:val="NormalTok"/>
+          <w:rFonts w:ascii="Times New Roman" w:hAnsi="Times New Roman" w:cs="Times New Roman"/>
+          <w:szCs w:val="22"/>
+        </w:rPr>
+        <w:t>)[</w:t>
       </w:r>
       <w:r>
         <w:rPr>
@@ -17628,6 +19021,7 @@
         </w:rPr>
         <w:t xml:space="preserve"> </w:t>
       </w:r>
+      <w:proofErr w:type="spellStart"/>
       <w:r>
         <w:rPr>
           <w:rStyle w:val="FunctionTok"/>
@@ -17636,6 +19030,7 @@
         </w:rPr>
         <w:t>lapply</w:t>
       </w:r>
+      <w:proofErr w:type="spellEnd"/>
       <w:r>
         <w:rPr>
           <w:rStyle w:val="NormalTok"/>
@@ -17690,7 +19085,25 @@
           <w:rFonts w:ascii="Times New Roman" w:hAnsi="Times New Roman" w:cs="Times New Roman"/>
           <w:szCs w:val="22"/>
         </w:rPr>
-        <w:t xml:space="preserve">(i) </w:t>
+        <w:t>(</w:t>
+      </w:r>
+      <w:proofErr w:type="spellStart"/>
+      <w:r>
+        <w:rPr>
+          <w:rStyle w:val="NormalTok"/>
+          <w:rFonts w:ascii="Times New Roman" w:hAnsi="Times New Roman" w:cs="Times New Roman"/>
+          <w:szCs w:val="22"/>
+        </w:rPr>
+        <w:t>i</w:t>
+      </w:r>
+      <w:proofErr w:type="spellEnd"/>
+      <w:r>
+        <w:rPr>
+          <w:rStyle w:val="NormalTok"/>
+          <w:rFonts w:ascii="Times New Roman" w:hAnsi="Times New Roman" w:cs="Times New Roman"/>
+          <w:szCs w:val="22"/>
+        </w:rPr>
+        <w:t xml:space="preserve">) </w:t>
       </w:r>
       <w:r>
         <w:rPr>
@@ -17706,7 +19119,25 @@
           <w:rFonts w:ascii="Times New Roman" w:hAnsi="Times New Roman" w:cs="Times New Roman"/>
           <w:szCs w:val="22"/>
         </w:rPr>
-        <w:t xml:space="preserve">(sample_envelope_3[[i]]) </w:t>
+        <w:t>(sample_envelope_3[[</w:t>
+      </w:r>
+      <w:proofErr w:type="spellStart"/>
+      <w:r>
+        <w:rPr>
+          <w:rStyle w:val="NormalTok"/>
+          <w:rFonts w:ascii="Times New Roman" w:hAnsi="Times New Roman" w:cs="Times New Roman"/>
+          <w:szCs w:val="22"/>
+        </w:rPr>
+        <w:t>i</w:t>
+      </w:r>
+      <w:proofErr w:type="spellEnd"/>
+      <w:r>
+        <w:rPr>
+          <w:rStyle w:val="NormalTok"/>
+          <w:rFonts w:ascii="Times New Roman" w:hAnsi="Times New Roman" w:cs="Times New Roman"/>
+          <w:szCs w:val="22"/>
+        </w:rPr>
+        <w:t xml:space="preserve">]]) </w:t>
       </w:r>
       <w:r>
         <w:rPr>
@@ -17722,7 +19153,25 @@
           <w:rFonts w:ascii="Times New Roman" w:hAnsi="Times New Roman" w:cs="Times New Roman"/>
           <w:szCs w:val="22"/>
         </w:rPr>
-        <w:t xml:space="preserve"> alpha[i] </w:t>
+        <w:t xml:space="preserve"> alpha[</w:t>
+      </w:r>
+      <w:proofErr w:type="spellStart"/>
+      <w:r>
+        <w:rPr>
+          <w:rStyle w:val="NormalTok"/>
+          <w:rFonts w:ascii="Times New Roman" w:hAnsi="Times New Roman" w:cs="Times New Roman"/>
+          <w:szCs w:val="22"/>
+        </w:rPr>
+        <w:t>i</w:t>
+      </w:r>
+      <w:proofErr w:type="spellEnd"/>
+      <w:r>
+        <w:rPr>
+          <w:rStyle w:val="NormalTok"/>
+          <w:rFonts w:ascii="Times New Roman" w:hAnsi="Times New Roman" w:cs="Times New Roman"/>
+          <w:szCs w:val="22"/>
+        </w:rPr>
+        <w:t xml:space="preserve">] </w:t>
       </w:r>
       <w:r>
         <w:rPr>
@@ -17738,7 +19187,25 @@
           <w:rFonts w:ascii="Times New Roman" w:hAnsi="Times New Roman" w:cs="Times New Roman"/>
           <w:szCs w:val="22"/>
         </w:rPr>
-        <w:t xml:space="preserve"> lambda[i])</w:t>
+        <w:t xml:space="preserve"> lambda[</w:t>
+      </w:r>
+      <w:proofErr w:type="spellStart"/>
+      <w:r>
+        <w:rPr>
+          <w:rStyle w:val="NormalTok"/>
+          <w:rFonts w:ascii="Times New Roman" w:hAnsi="Times New Roman" w:cs="Times New Roman"/>
+          <w:szCs w:val="22"/>
+        </w:rPr>
+        <w:t>i</w:t>
+      </w:r>
+      <w:proofErr w:type="spellEnd"/>
+      <w:r>
+        <w:rPr>
+          <w:rStyle w:val="NormalTok"/>
+          <w:rFonts w:ascii="Times New Roman" w:hAnsi="Times New Roman" w:cs="Times New Roman"/>
+          <w:szCs w:val="22"/>
+        </w:rPr>
+        <w:t>])</w:t>
       </w:r>
       <w:r>
         <w:rPr>
@@ -17778,6 +19245,7 @@
         </w:rPr>
         <w:t xml:space="preserve"> </w:t>
       </w:r>
+      <w:proofErr w:type="spellStart"/>
       <w:r>
         <w:rPr>
           <w:rStyle w:val="FunctionTok"/>
@@ -17786,6 +19254,7 @@
         </w:rPr>
         <w:t>unlist</w:t>
       </w:r>
+      <w:proofErr w:type="spellEnd"/>
       <w:r>
         <w:rPr>
           <w:rStyle w:val="NormalTok"/>
@@ -17794,6 +19263,7 @@
         </w:rPr>
         <w:t>(</w:t>
       </w:r>
+      <w:proofErr w:type="spellStart"/>
       <w:r>
         <w:rPr>
           <w:rStyle w:val="FunctionTok"/>
@@ -17802,6 +19272,7 @@
         </w:rPr>
         <w:t>lapply</w:t>
       </w:r>
+      <w:proofErr w:type="spellEnd"/>
       <w:r>
         <w:rPr>
           <w:rStyle w:val="NormalTok"/>
@@ -17856,7 +19327,25 @@
           <w:rFonts w:ascii="Times New Roman" w:hAnsi="Times New Roman" w:cs="Times New Roman"/>
           <w:szCs w:val="22"/>
         </w:rPr>
-        <w:t xml:space="preserve">(i) </w:t>
+        <w:t>(</w:t>
+      </w:r>
+      <w:proofErr w:type="spellStart"/>
+      <w:r>
+        <w:rPr>
+          <w:rStyle w:val="NormalTok"/>
+          <w:rFonts w:ascii="Times New Roman" w:hAnsi="Times New Roman" w:cs="Times New Roman"/>
+          <w:szCs w:val="22"/>
+        </w:rPr>
+        <w:t>i</w:t>
+      </w:r>
+      <w:proofErr w:type="spellEnd"/>
+      <w:r>
+        <w:rPr>
+          <w:rStyle w:val="NormalTok"/>
+          <w:rFonts w:ascii="Times New Roman" w:hAnsi="Times New Roman" w:cs="Times New Roman"/>
+          <w:szCs w:val="22"/>
+        </w:rPr>
+        <w:t xml:space="preserve">) </w:t>
       </w:r>
       <w:r>
         <w:rPr>
@@ -17872,7 +19361,25 @@
           <w:rFonts w:ascii="Times New Roman" w:hAnsi="Times New Roman" w:cs="Times New Roman"/>
           <w:szCs w:val="22"/>
         </w:rPr>
-        <w:t>(X_envelope_3[[i]])))</w:t>
+        <w:t>(X_envelope_3[[</w:t>
+      </w:r>
+      <w:proofErr w:type="spellStart"/>
+      <w:r>
+        <w:rPr>
+          <w:rStyle w:val="NormalTok"/>
+          <w:rFonts w:ascii="Times New Roman" w:hAnsi="Times New Roman" w:cs="Times New Roman"/>
+          <w:szCs w:val="22"/>
+        </w:rPr>
+        <w:t>i</w:t>
+      </w:r>
+      <w:proofErr w:type="spellEnd"/>
+      <w:r>
+        <w:rPr>
+          <w:rStyle w:val="NormalTok"/>
+          <w:rFonts w:ascii="Times New Roman" w:hAnsi="Times New Roman" w:cs="Times New Roman"/>
+          <w:szCs w:val="22"/>
+        </w:rPr>
+        <w:t>]])))</w:t>
       </w:r>
       <w:r>
         <w:rPr>
@@ -17905,6 +19412,7 @@
         </w:rPr>
         <w:t xml:space="preserve"> </w:t>
       </w:r>
+      <w:proofErr w:type="spellStart"/>
       <w:r>
         <w:rPr>
           <w:rStyle w:val="FunctionTok"/>
@@ -17913,6 +19421,7 @@
         </w:rPr>
         <w:t>unlist</w:t>
       </w:r>
+      <w:proofErr w:type="spellEnd"/>
       <w:r>
         <w:rPr>
           <w:rStyle w:val="NormalTok"/>
@@ -17921,6 +19430,7 @@
         </w:rPr>
         <w:t>(</w:t>
       </w:r>
+      <w:proofErr w:type="spellStart"/>
       <w:r>
         <w:rPr>
           <w:rStyle w:val="FunctionTok"/>
@@ -17929,6 +19439,7 @@
         </w:rPr>
         <w:t>lapply</w:t>
       </w:r>
+      <w:proofErr w:type="spellEnd"/>
       <w:r>
         <w:rPr>
           <w:rStyle w:val="NormalTok"/>
@@ -17983,7 +19494,25 @@
           <w:rFonts w:ascii="Times New Roman" w:hAnsi="Times New Roman" w:cs="Times New Roman"/>
           <w:szCs w:val="22"/>
         </w:rPr>
-        <w:t xml:space="preserve">(i) </w:t>
+        <w:t>(</w:t>
+      </w:r>
+      <w:proofErr w:type="spellStart"/>
+      <w:r>
+        <w:rPr>
+          <w:rStyle w:val="NormalTok"/>
+          <w:rFonts w:ascii="Times New Roman" w:hAnsi="Times New Roman" w:cs="Times New Roman"/>
+          <w:szCs w:val="22"/>
+        </w:rPr>
+        <w:t>i</w:t>
+      </w:r>
+      <w:proofErr w:type="spellEnd"/>
+      <w:r>
+        <w:rPr>
+          <w:rStyle w:val="NormalTok"/>
+          <w:rFonts w:ascii="Times New Roman" w:hAnsi="Times New Roman" w:cs="Times New Roman"/>
+          <w:szCs w:val="22"/>
+        </w:rPr>
+        <w:t xml:space="preserve">) </w:t>
       </w:r>
       <w:r>
         <w:rPr>
@@ -17999,7 +19528,25 @@
           <w:rFonts w:ascii="Times New Roman" w:hAnsi="Times New Roman" w:cs="Times New Roman"/>
           <w:szCs w:val="22"/>
         </w:rPr>
-        <w:t>(X_envelope_3[[i]])))</w:t>
+        <w:t>(X_envelope_3[[</w:t>
+      </w:r>
+      <w:proofErr w:type="spellStart"/>
+      <w:r>
+        <w:rPr>
+          <w:rStyle w:val="NormalTok"/>
+          <w:rFonts w:ascii="Times New Roman" w:hAnsi="Times New Roman" w:cs="Times New Roman"/>
+          <w:szCs w:val="22"/>
+        </w:rPr>
+        <w:t>i</w:t>
+      </w:r>
+      <w:proofErr w:type="spellEnd"/>
+      <w:r>
+        <w:rPr>
+          <w:rStyle w:val="NormalTok"/>
+          <w:rFonts w:ascii="Times New Roman" w:hAnsi="Times New Roman" w:cs="Times New Roman"/>
+          <w:szCs w:val="22"/>
+        </w:rPr>
+        <w:t>]])))</w:t>
       </w:r>
     </w:p>
     <w:p>
@@ -18025,7 +19572,42 @@
           <w:sz w:val="22"/>
           <w:szCs w:val="22"/>
         </w:rPr>
-        <w:t>. The mean here is clearly higher than what we had in the previous boxplot.</w:t>
+        <w:t xml:space="preserve">. The </w:t>
+      </w:r>
+      <w:proofErr w:type="gramStart"/>
+      <w:r>
+        <w:rPr>
+          <w:rFonts w:ascii="Times New Roman" w:hAnsi="Times New Roman" w:cs="Times New Roman"/>
+          <w:sz w:val="22"/>
+          <w:szCs w:val="22"/>
+        </w:rPr>
+        <w:t>mean</w:t>
+      </w:r>
+      <w:proofErr w:type="gramEnd"/>
+      <w:r>
+        <w:rPr>
+          <w:rFonts w:ascii="Times New Roman" w:hAnsi="Times New Roman" w:cs="Times New Roman"/>
+          <w:sz w:val="22"/>
+          <w:szCs w:val="22"/>
+        </w:rPr>
+        <w:t xml:space="preserve"> </w:t>
+      </w:r>
+      <w:r>
+        <w:rPr>
+          <w:rFonts w:ascii="Times New Roman" w:hAnsi="Times New Roman" w:cs="Times New Roman" w:hint="eastAsia"/>
+          <w:sz w:val="22"/>
+          <w:szCs w:val="22"/>
+          <w:lang w:eastAsia="zh-CN"/>
+        </w:rPr>
+        <w:t>below</w:t>
+      </w:r>
+      <w:r>
+        <w:rPr>
+          <w:rFonts w:ascii="Times New Roman" w:hAnsi="Times New Roman" w:cs="Times New Roman"/>
+          <w:sz w:val="22"/>
+          <w:szCs w:val="22"/>
+        </w:rPr>
+        <w:t xml:space="preserve"> is clearly higher than what we had in the previous boxplot.</w:t>
       </w:r>
     </w:p>
     <w:p>
@@ -18075,6 +19657,7 @@
         </w:rPr>
         <w:t xml:space="preserve"> </w:t>
       </w:r>
+      <w:proofErr w:type="spellStart"/>
       <w:r>
         <w:rPr>
           <w:rStyle w:val="FunctionTok"/>
@@ -18083,6 +19666,7 @@
         </w:rPr>
         <w:t>unlist</w:t>
       </w:r>
+      <w:proofErr w:type="spellEnd"/>
       <w:r>
         <w:rPr>
           <w:rStyle w:val="NormalTok"/>
@@ -18091,6 +19675,7 @@
         </w:rPr>
         <w:t>(</w:t>
       </w:r>
+      <w:proofErr w:type="spellStart"/>
       <w:r>
         <w:rPr>
           <w:rStyle w:val="FunctionTok"/>
@@ -18099,6 +19684,7 @@
         </w:rPr>
         <w:t>lapply</w:t>
       </w:r>
+      <w:proofErr w:type="spellEnd"/>
       <w:r>
         <w:rPr>
           <w:rStyle w:val="NormalTok"/>
@@ -18107,6 +19693,7 @@
         </w:rPr>
         <w:t>(</w:t>
       </w:r>
+      <w:proofErr w:type="gramStart"/>
       <w:r>
         <w:rPr>
           <w:rStyle w:val="DecValTok"/>
@@ -18131,6 +19718,7 @@
         </w:rPr>
         <w:t>length</w:t>
       </w:r>
+      <w:proofErr w:type="gramEnd"/>
       <w:r>
         <w:rPr>
           <w:rStyle w:val="NormalTok"/>
@@ -18153,7 +19741,25 @@
           <w:rFonts w:ascii="Times New Roman" w:hAnsi="Times New Roman" w:cs="Times New Roman"/>
           <w:szCs w:val="22"/>
         </w:rPr>
-        <w:t xml:space="preserve">(i) </w:t>
+        <w:t>(</w:t>
+      </w:r>
+      <w:proofErr w:type="spellStart"/>
+      <w:r>
+        <w:rPr>
+          <w:rStyle w:val="NormalTok"/>
+          <w:rFonts w:ascii="Times New Roman" w:hAnsi="Times New Roman" w:cs="Times New Roman"/>
+          <w:szCs w:val="22"/>
+        </w:rPr>
+        <w:t>i</w:t>
+      </w:r>
+      <w:proofErr w:type="spellEnd"/>
+      <w:r>
+        <w:rPr>
+          <w:rStyle w:val="NormalTok"/>
+          <w:rFonts w:ascii="Times New Roman" w:hAnsi="Times New Roman" w:cs="Times New Roman"/>
+          <w:szCs w:val="22"/>
+        </w:rPr>
+        <w:t xml:space="preserve">) </w:t>
       </w:r>
       <w:r>
         <w:rPr>
@@ -18169,7 +19775,25 @@
           <w:rFonts w:ascii="Times New Roman" w:hAnsi="Times New Roman" w:cs="Times New Roman"/>
           <w:szCs w:val="22"/>
         </w:rPr>
-        <w:t>(sample_envelope_3[[i]])</w:t>
+        <w:t>(sample_envelope_3[[</w:t>
+      </w:r>
+      <w:proofErr w:type="spellStart"/>
+      <w:r>
+        <w:rPr>
+          <w:rStyle w:val="NormalTok"/>
+          <w:rFonts w:ascii="Times New Roman" w:hAnsi="Times New Roman" w:cs="Times New Roman"/>
+          <w:szCs w:val="22"/>
+        </w:rPr>
+        <w:t>i</w:t>
+      </w:r>
+      <w:proofErr w:type="spellEnd"/>
+      <w:r>
+        <w:rPr>
+          <w:rStyle w:val="NormalTok"/>
+          <w:rFonts w:ascii="Times New Roman" w:hAnsi="Times New Roman" w:cs="Times New Roman"/>
+          <w:szCs w:val="22"/>
+        </w:rPr>
+        <w:t>]])</w:t>
       </w:r>
       <w:r>
         <w:rPr>
@@ -18291,7 +19915,25 @@
           <w:szCs w:val="22"/>
         </w:rPr>
         <w:br/>
-        <w:t xml:space="preserve">By analysing the information from the updated </w:t>
+        <w:t xml:space="preserve">By </w:t>
+      </w:r>
+      <w:proofErr w:type="spellStart"/>
+      <w:r>
+        <w:rPr>
+          <w:rFonts w:ascii="Times New Roman" w:hAnsi="Times New Roman" w:cs="Times New Roman"/>
+          <w:sz w:val="22"/>
+          <w:szCs w:val="22"/>
+        </w:rPr>
+        <w:t>analysing</w:t>
+      </w:r>
+      <w:proofErr w:type="spellEnd"/>
+      <w:r>
+        <w:rPr>
+          <w:rFonts w:ascii="Times New Roman" w:hAnsi="Times New Roman" w:cs="Times New Roman"/>
+          <w:sz w:val="22"/>
+          <w:szCs w:val="22"/>
+        </w:rPr>
+        <w:t xml:space="preserve"> the information from the updated </w:t>
       </w:r>
       <w:r>
         <w:rPr>
@@ -18307,8 +19949,28 @@
           <w:sz w:val="22"/>
           <w:szCs w:val="22"/>
         </w:rPr>
-        <w:t xml:space="preserve"> dataframe with </w:t>
-      </w:r>
+        <w:t xml:space="preserve"> </w:t>
+      </w:r>
+      <w:proofErr w:type="spellStart"/>
+      <w:r>
+        <w:rPr>
+          <w:rFonts w:ascii="Times New Roman" w:hAnsi="Times New Roman" w:cs="Times New Roman"/>
+          <w:sz w:val="22"/>
+          <w:szCs w:val="22"/>
+        </w:rPr>
+        <w:t>dataframe</w:t>
+      </w:r>
+      <w:proofErr w:type="spellEnd"/>
+      <w:r>
+        <w:rPr>
+          <w:rFonts w:ascii="Times New Roman" w:hAnsi="Times New Roman" w:cs="Times New Roman"/>
+          <w:sz w:val="22"/>
+          <w:szCs w:val="22"/>
+        </w:rPr>
+        <w:t xml:space="preserve"> with </w:t>
+      </w:r>
+      <w:proofErr w:type="spellStart"/>
+      <w:proofErr w:type="gramStart"/>
       <w:r>
         <w:rPr>
           <w:rStyle w:val="VerbatimChar"/>
@@ -18317,6 +19979,8 @@
         </w:rPr>
         <w:t>dplyr</w:t>
       </w:r>
+      <w:proofErr w:type="spellEnd"/>
+      <w:proofErr w:type="gramEnd"/>
       <w:r>
         <w:rPr>
           <w:rFonts w:ascii="Times New Roman" w:hAnsi="Times New Roman" w:cs="Times New Roman"/>
@@ -18629,7 +20293,25 @@
           <w:sz w:val="22"/>
           <w:szCs w:val="22"/>
         </w:rPr>
-        <w:t xml:space="preserve">We have already calculated the theoretical mean and variances when we defined </w:t>
+        <w:t xml:space="preserve">We have already calculated the theoretical </w:t>
+      </w:r>
+      <w:proofErr w:type="gramStart"/>
+      <w:r>
+        <w:rPr>
+          <w:rFonts w:ascii="Times New Roman" w:hAnsi="Times New Roman" w:cs="Times New Roman"/>
+          <w:sz w:val="22"/>
+          <w:szCs w:val="22"/>
+        </w:rPr>
+        <w:t>mean</w:t>
+      </w:r>
+      <w:proofErr w:type="gramEnd"/>
+      <w:r>
+        <w:rPr>
+          <w:rFonts w:ascii="Times New Roman" w:hAnsi="Times New Roman" w:cs="Times New Roman"/>
+          <w:sz w:val="22"/>
+          <w:szCs w:val="22"/>
+        </w:rPr>
+        <w:t xml:space="preserve"> and variances when we defined </w:t>
       </w:r>
       <w:r>
         <w:rPr>
@@ -18647,6 +20329,7 @@
         </w:rPr>
         <w:t xml:space="preserve"> early on. Now, we compare them with the sample mean and variances using the </w:t>
       </w:r>
+      <w:proofErr w:type="spellStart"/>
       <w:r>
         <w:rPr>
           <w:rStyle w:val="VerbatimChar"/>
@@ -18655,13 +20338,32 @@
         </w:rPr>
         <w:t>dplyr</w:t>
       </w:r>
-      <w:r>
-        <w:rPr>
-          <w:rFonts w:ascii="Times New Roman" w:hAnsi="Times New Roman" w:cs="Times New Roman"/>
-          <w:sz w:val="22"/>
-          <w:szCs w:val="22"/>
-        </w:rPr>
-        <w:t xml:space="preserve"> package, and the differences between them are plotted. From the dataframe, we noticed that </w:t>
+      <w:proofErr w:type="spellEnd"/>
+      <w:r>
+        <w:rPr>
+          <w:rFonts w:ascii="Times New Roman" w:hAnsi="Times New Roman" w:cs="Times New Roman"/>
+          <w:sz w:val="22"/>
+          <w:szCs w:val="22"/>
+        </w:rPr>
+        <w:t xml:space="preserve"> package, and the differences between them are plotted. From the </w:t>
+      </w:r>
+      <w:proofErr w:type="spellStart"/>
+      <w:r>
+        <w:rPr>
+          <w:rFonts w:ascii="Times New Roman" w:hAnsi="Times New Roman" w:cs="Times New Roman"/>
+          <w:sz w:val="22"/>
+          <w:szCs w:val="22"/>
+        </w:rPr>
+        <w:t>dataframe</w:t>
+      </w:r>
+      <w:proofErr w:type="spellEnd"/>
+      <w:r>
+        <w:rPr>
+          <w:rFonts w:ascii="Times New Roman" w:hAnsi="Times New Roman" w:cs="Times New Roman"/>
+          <w:sz w:val="22"/>
+          <w:szCs w:val="22"/>
+        </w:rPr>
+        <w:t xml:space="preserve">, we noticed that </w:t>
       </w:r>
       <m:oMath>
         <m:r>
@@ -18679,7 +20381,25 @@
           <w:sz w:val="22"/>
           <w:szCs w:val="22"/>
         </w:rPr>
-        <w:t xml:space="preserve"> has no effect on either the deviation from theoretical mean or the deviation from theoretical variances. Use plots to investigate the effects of other parameters:</w:t>
+        <w:t xml:space="preserve"> has no effect on either the deviation from theoretical </w:t>
+      </w:r>
+      <w:proofErr w:type="gramStart"/>
+      <w:r>
+        <w:rPr>
+          <w:rFonts w:ascii="Times New Roman" w:hAnsi="Times New Roman" w:cs="Times New Roman"/>
+          <w:sz w:val="22"/>
+          <w:szCs w:val="22"/>
+        </w:rPr>
+        <w:t>mean</w:t>
+      </w:r>
+      <w:proofErr w:type="gramEnd"/>
+      <w:r>
+        <w:rPr>
+          <w:rFonts w:ascii="Times New Roman" w:hAnsi="Times New Roman" w:cs="Times New Roman"/>
+          <w:sz w:val="22"/>
+          <w:szCs w:val="22"/>
+        </w:rPr>
+        <w:t xml:space="preserve"> or the deviation from theoretical variances. Use plots to investigate the effects of other parameters:</w:t>
       </w:r>
       <w:bookmarkStart w:id="22" w:name="plots"/>
     </w:p>
@@ -18698,6 +20418,7 @@
       <w:r>
         <w:rPr>
           <w:rFonts w:ascii="Times New Roman" w:eastAsiaTheme="majorEastAsia" w:hAnsi="Times New Roman" w:cs="Times New Roman"/>
+          <w:noProof/>
           <w:color w:val="0F4761" w:themeColor="accent1" w:themeShade="BF"/>
           <w:sz w:val="22"/>
           <w:szCs w:val="22"/>
@@ -18705,7 +20426,7 @@
         </w:rPr>
         <w:lastRenderedPageBreak/>
         <w:drawing>
-          <wp:inline distT="0" distB="0" distL="0" distR="0" wp14:anchorId="2ADC08D3" wp14:editId="564B4345">
+          <wp:inline distT="0" distB="0" distL="0" distR="0" wp14:anchorId="2ADC08D3" wp14:editId="71D7FD68">
             <wp:extent cx="4695825" cy="2845590"/>
             <wp:effectExtent l="0" t="0" r="0" b="0"/>
             <wp:docPr id="1219266719" name="Picture 4" descr="A graph of different types of numbers&#10;&#10;AI-generated content may be incorrect."/>
@@ -18772,7 +20493,25 @@
           <w:sz w:val="22"/>
           <w:szCs w:val="22"/>
         </w:rPr>
-        <w:t>From the plots and the other analysis from the dataframe, we draw the following conclusions:</w:t>
+        <w:t xml:space="preserve">From the plots and the other analysis from the </w:t>
+      </w:r>
+      <w:proofErr w:type="spellStart"/>
+      <w:r>
+        <w:rPr>
+          <w:rFonts w:ascii="Times New Roman" w:hAnsi="Times New Roman" w:cs="Times New Roman"/>
+          <w:sz w:val="22"/>
+          <w:szCs w:val="22"/>
+        </w:rPr>
+        <w:t>dataframe</w:t>
+      </w:r>
+      <w:proofErr w:type="spellEnd"/>
+      <w:r>
+        <w:rPr>
+          <w:rFonts w:ascii="Times New Roman" w:hAnsi="Times New Roman" w:cs="Times New Roman"/>
+          <w:sz w:val="22"/>
+          <w:szCs w:val="22"/>
+        </w:rPr>
+        <w:t>, we draw the following conclusions:</w:t>
       </w:r>
       <w:r>
         <w:rPr>
@@ -18798,7 +20537,25 @@
           <w:sz w:val="22"/>
           <w:szCs w:val="22"/>
         </w:rPr>
-        <w:t xml:space="preserve"> The differences between the sample and theoretical mean/variance is the smallest when</w:t>
+        <w:t xml:space="preserve"> The differences between the sample and theoretical mean/variance </w:t>
+      </w:r>
+      <w:proofErr w:type="gramStart"/>
+      <w:r>
+        <w:rPr>
+          <w:rFonts w:ascii="Times New Roman" w:hAnsi="Times New Roman" w:cs="Times New Roman"/>
+          <w:sz w:val="22"/>
+          <w:szCs w:val="22"/>
+        </w:rPr>
+        <w:t>is</w:t>
+      </w:r>
+      <w:proofErr w:type="gramEnd"/>
+      <w:r>
+        <w:rPr>
+          <w:rFonts w:ascii="Times New Roman" w:hAnsi="Times New Roman" w:cs="Times New Roman"/>
+          <w:sz w:val="22"/>
+          <w:szCs w:val="22"/>
+        </w:rPr>
+        <w:t xml:space="preserve"> the smallest when</w:t>
       </w:r>
       <w:r>
         <w:rPr>
@@ -18887,7 +20644,43 @@
           <w:sz w:val="22"/>
           <w:szCs w:val="22"/>
         </w:rPr>
-        <w:t xml:space="preserve"> The mean of all differences in mean is small.</w:t>
+        <w:t xml:space="preserve"> The </w:t>
+      </w:r>
+      <w:proofErr w:type="gramStart"/>
+      <w:r>
+        <w:rPr>
+          <w:rFonts w:ascii="Times New Roman" w:hAnsi="Times New Roman" w:cs="Times New Roman"/>
+          <w:sz w:val="22"/>
+          <w:szCs w:val="22"/>
+        </w:rPr>
+        <w:t>mean</w:t>
+      </w:r>
+      <w:proofErr w:type="gramEnd"/>
+      <w:r>
+        <w:rPr>
+          <w:rFonts w:ascii="Times New Roman" w:hAnsi="Times New Roman" w:cs="Times New Roman"/>
+          <w:sz w:val="22"/>
+          <w:szCs w:val="22"/>
+        </w:rPr>
+        <w:t xml:space="preserve"> of all differences in </w:t>
+      </w:r>
+      <w:proofErr w:type="gramStart"/>
+      <w:r>
+        <w:rPr>
+          <w:rFonts w:ascii="Times New Roman" w:hAnsi="Times New Roman" w:cs="Times New Roman"/>
+          <w:sz w:val="22"/>
+          <w:szCs w:val="22"/>
+        </w:rPr>
+        <w:t>mean</w:t>
+      </w:r>
+      <w:proofErr w:type="gramEnd"/>
+      <w:r>
+        <w:rPr>
+          <w:rFonts w:ascii="Times New Roman" w:hAnsi="Times New Roman" w:cs="Times New Roman"/>
+          <w:sz w:val="22"/>
+          <w:szCs w:val="22"/>
+        </w:rPr>
+        <w:t xml:space="preserve"> is small.</w:t>
       </w:r>
       <w:r>
         <w:rPr>
@@ -18913,7 +20706,25 @@
           <w:sz w:val="22"/>
           <w:szCs w:val="22"/>
         </w:rPr>
-        <w:t xml:space="preserve"> The mean of all differences in variance is large, and there is no empirical variance that is higher than the theoretical variance.</w:t>
+        <w:t xml:space="preserve"> The </w:t>
+      </w:r>
+      <w:proofErr w:type="gramStart"/>
+      <w:r>
+        <w:rPr>
+          <w:rFonts w:ascii="Times New Roman" w:hAnsi="Times New Roman" w:cs="Times New Roman"/>
+          <w:sz w:val="22"/>
+          <w:szCs w:val="22"/>
+        </w:rPr>
+        <w:t>mean</w:t>
+      </w:r>
+      <w:proofErr w:type="gramEnd"/>
+      <w:r>
+        <w:rPr>
+          <w:rFonts w:ascii="Times New Roman" w:hAnsi="Times New Roman" w:cs="Times New Roman"/>
+          <w:sz w:val="22"/>
+          <w:szCs w:val="22"/>
+        </w:rPr>
+        <w:t xml:space="preserve"> of all differences in variance is large, and there is no empirical variance that is higher than the theoretical variance.</w:t>
       </w:r>
     </w:p>
     <w:bookmarkEnd w:id="22"/>
@@ -19178,7 +20989,25 @@
           <w:szCs w:val="22"/>
         </w:rPr>
         <w:br/>
-        <w:t xml:space="preserve">As a result, similar to the previous </w:t>
+        <w:t xml:space="preserve">As a result, </w:t>
+      </w:r>
+      <w:proofErr w:type="gramStart"/>
+      <w:r>
+        <w:rPr>
+          <w:rFonts w:ascii="Times New Roman" w:hAnsi="Times New Roman" w:cs="Times New Roman"/>
+          <w:sz w:val="22"/>
+          <w:szCs w:val="22"/>
+        </w:rPr>
+        <w:t>similar to</w:t>
+      </w:r>
+      <w:proofErr w:type="gramEnd"/>
+      <w:r>
+        <w:rPr>
+          <w:rFonts w:ascii="Times New Roman" w:hAnsi="Times New Roman" w:cs="Times New Roman"/>
+          <w:sz w:val="22"/>
+          <w:szCs w:val="22"/>
+        </w:rPr>
+        <w:t xml:space="preserve"> the previous </w:t>
       </w:r>
       <w:r>
         <w:rPr>
@@ -19194,7 +21023,25 @@
           <w:sz w:val="22"/>
           <w:szCs w:val="22"/>
         </w:rPr>
-        <w:t xml:space="preserve">, we are able to store the difference between sample quantiles and CLT quantiles for each set of parameters in </w:t>
+        <w:t xml:space="preserve">, we </w:t>
+      </w:r>
+      <w:proofErr w:type="gramStart"/>
+      <w:r>
+        <w:rPr>
+          <w:rFonts w:ascii="Times New Roman" w:hAnsi="Times New Roman" w:cs="Times New Roman"/>
+          <w:sz w:val="22"/>
+          <w:szCs w:val="22"/>
+        </w:rPr>
+        <w:t>are able to</w:t>
+      </w:r>
+      <w:proofErr w:type="gramEnd"/>
+      <w:r>
+        <w:rPr>
+          <w:rFonts w:ascii="Times New Roman" w:hAnsi="Times New Roman" w:cs="Times New Roman"/>
+          <w:sz w:val="22"/>
+          <w:szCs w:val="22"/>
+        </w:rPr>
+        <w:t xml:space="preserve"> store the difference between sample quantiles and CLT quantiles for each set of parameters in </w:t>
       </w:r>
       <w:r>
         <w:rPr>
@@ -19210,7 +21057,23 @@
           <w:sz w:val="22"/>
           <w:szCs w:val="22"/>
         </w:rPr>
-        <w:t xml:space="preserve">. We focus on 5%, 10%, 25%, 50%, 75%, 90% and 95% percentiles. We plot these information using </w:t>
+        <w:t xml:space="preserve">. We focus on 5%, 10%, 25%, 50%, 75%, 90% and 95% percentiles. We plot </w:t>
+      </w:r>
+      <w:r>
+        <w:rPr>
+          <w:rFonts w:ascii="Times New Roman" w:hAnsi="Times New Roman" w:cs="Times New Roman"/>
+          <w:sz w:val="22"/>
+          <w:szCs w:val="22"/>
+        </w:rPr>
+        <w:t>this information</w:t>
+      </w:r>
+      <w:r>
+        <w:rPr>
+          <w:rFonts w:ascii="Times New Roman" w:hAnsi="Times New Roman" w:cs="Times New Roman"/>
+          <w:sz w:val="22"/>
+          <w:szCs w:val="22"/>
+        </w:rPr>
+        <w:t xml:space="preserve"> using </w:t>
       </w:r>
       <w:r>
         <w:rPr>
@@ -19323,10 +21186,11 @@
       </w:pPr>
       <w:r>
         <w:rPr>
+          <w:noProof/>
           <w:lang w:val="en-GB"/>
         </w:rPr>
         <w:drawing>
-          <wp:inline distT="0" distB="0" distL="0" distR="0" wp14:anchorId="206085E2" wp14:editId="2E0CDD65">
+          <wp:inline distT="0" distB="0" distL="0" distR="0" wp14:anchorId="206085E2" wp14:editId="2DAD7115">
             <wp:extent cx="4676880" cy="2886075"/>
             <wp:effectExtent l="0" t="0" r="0" b="0"/>
             <wp:docPr id="1120550484" name="Picture 6" descr="A graph of numbers and graphs&#10;&#10;AI-generated content may be incorrect."/>
@@ -19388,11 +21252,12 @@
       </w:pPr>
       <w:r>
         <w:rPr>
+          <w:noProof/>
           <w:lang w:val="en-GB"/>
         </w:rPr>
         <w:lastRenderedPageBreak/>
         <w:drawing>
-          <wp:inline distT="0" distB="0" distL="0" distR="0" wp14:anchorId="52A05EFB" wp14:editId="3BB51C56">
+          <wp:inline distT="0" distB="0" distL="0" distR="0" wp14:anchorId="52A05EFB" wp14:editId="5AACAE74">
             <wp:extent cx="4581890" cy="2828925"/>
             <wp:effectExtent l="0" t="0" r="0" b="0"/>
             <wp:docPr id="1489275484" name="Picture 8" descr="A graph of different colored lines&#10;&#10;AI-generated content may be incorrect."/>
@@ -19445,9 +21310,10 @@
       <w:pPr>
         <w:pStyle w:val="BodyText"/>
         <w:rPr>
-          <w:rFonts w:ascii="Times New Roman" w:hAnsi="Times New Roman" w:cs="Times New Roman"/>
-          <w:sz w:val="22"/>
-          <w:szCs w:val="22"/>
+          <w:rFonts w:ascii="Times New Roman" w:hAnsi="Times New Roman" w:cs="Times New Roman" w:hint="eastAsia"/>
+          <w:sz w:val="22"/>
+          <w:szCs w:val="22"/>
+          <w:lang w:eastAsia="zh-CN"/>
         </w:rPr>
       </w:pPr>
       <w:r>
@@ -19607,6 +21473,208 @@
           <w:szCs w:val="22"/>
         </w:rPr>
         <w:t xml:space="preserve"> gets closer to zero, the sample distribution converges to a normal distribution.</w:t>
+      </w:r>
+      <w:r>
+        <w:rPr>
+          <w:rFonts w:ascii="Times New Roman" w:hAnsi="Times New Roman" w:cs="Times New Roman"/>
+          <w:sz w:val="22"/>
+          <w:szCs w:val="22"/>
+        </w:rPr>
+        <w:br/>
+      </w:r>
+      <w:r>
+        <w:rPr>
+          <w:rFonts w:ascii="Times New Roman" w:hAnsi="Times New Roman" w:cs="Times New Roman" w:hint="eastAsia"/>
+          <w:b/>
+          <w:bCs/>
+          <w:sz w:val="22"/>
+          <w:szCs w:val="22"/>
+          <w:lang w:eastAsia="zh-CN"/>
+        </w:rPr>
+        <w:t>4.</w:t>
+      </w:r>
+      <w:r>
+        <w:rPr>
+          <w:rFonts w:ascii="Times New Roman" w:hAnsi="Times New Roman" w:cs="Times New Roman" w:hint="eastAsia"/>
+          <w:sz w:val="22"/>
+          <w:szCs w:val="22"/>
+          <w:lang w:eastAsia="zh-CN"/>
+        </w:rPr>
+        <w:t xml:space="preserve">  We can also see that, while m has little effect on the skewness of </w:t>
+      </w:r>
+      <w:r>
+        <w:rPr>
+          <w:rFonts w:ascii="Times New Roman" w:hAnsi="Times New Roman" w:cs="Times New Roman"/>
+          <w:sz w:val="22"/>
+          <w:szCs w:val="22"/>
+          <w:lang w:eastAsia="zh-CN"/>
+        </w:rPr>
+        <w:t>the</w:t>
+      </w:r>
+      <w:r>
+        <w:rPr>
+          <w:rFonts w:ascii="Times New Roman" w:hAnsi="Times New Roman" w:cs="Times New Roman" w:hint="eastAsia"/>
+          <w:sz w:val="22"/>
+          <w:szCs w:val="22"/>
+          <w:lang w:eastAsia="zh-CN"/>
+        </w:rPr>
+        <w:t xml:space="preserve"> sample distribution (with respect to symmetrical normal distribution) </w:t>
+      </w:r>
+      <w:r>
+        <w:rPr>
+          <w:rFonts w:ascii="Times New Roman" w:hAnsi="Times New Roman" w:cs="Times New Roman"/>
+          <w:sz w:val="22"/>
+          <w:szCs w:val="22"/>
+          <w:lang w:eastAsia="zh-CN"/>
+        </w:rPr>
+        <w:t>–</w:t>
+      </w:r>
+      <w:r>
+        <w:rPr>
+          <w:rFonts w:ascii="Times New Roman" w:hAnsi="Times New Roman" w:cs="Times New Roman" w:hint="eastAsia"/>
+          <w:sz w:val="22"/>
+          <w:szCs w:val="22"/>
+          <w:lang w:eastAsia="zh-CN"/>
+        </w:rPr>
+        <w:t xml:space="preserve"> this is indicated in the second diagram, where the general shape in subplots remained unchanged when m increases </w:t>
+      </w:r>
+      <w:r>
+        <w:rPr>
+          <w:rFonts w:ascii="Times New Roman" w:hAnsi="Times New Roman" w:cs="Times New Roman"/>
+          <w:sz w:val="22"/>
+          <w:szCs w:val="22"/>
+          <w:lang w:eastAsia="zh-CN"/>
+        </w:rPr>
+        <w:t>–</w:t>
+      </w:r>
+      <w:r>
+        <w:rPr>
+          <w:rFonts w:ascii="Times New Roman" w:hAnsi="Times New Roman" w:cs="Times New Roman" w:hint="eastAsia"/>
+          <w:sz w:val="22"/>
+          <w:szCs w:val="22"/>
+          <w:lang w:eastAsia="zh-CN"/>
+        </w:rPr>
+        <w:t xml:space="preserve"> </w:t>
+      </w:r>
+      <m:oMath>
+        <m:r>
+          <m:rPr>
+            <m:sty m:val="p"/>
+          </m:rPr>
+          <w:rPr>
+            <w:rFonts w:ascii="Cambria Math" w:hAnsi="Cambria Math" w:cs="Times New Roman"/>
+            <w:sz w:val="22"/>
+            <w:szCs w:val="22"/>
+            <w:lang w:eastAsia="zh-CN"/>
+          </w:rPr>
+          <m:t>ν</m:t>
+        </m:r>
+      </m:oMath>
+      <w:r>
+        <w:rPr>
+          <w:rFonts w:ascii="Times New Roman" w:hAnsi="Times New Roman" w:cs="Times New Roman" w:hint="eastAsia"/>
+          <w:sz w:val="22"/>
+          <w:szCs w:val="22"/>
+          <w:lang w:eastAsia="zh-CN"/>
+        </w:rPr>
+        <w:t xml:space="preserve">, on the other hand, </w:t>
+      </w:r>
+      <w:r>
+        <w:rPr>
+          <w:rFonts w:ascii="Times New Roman" w:hAnsi="Times New Roman" w:cs="Times New Roman"/>
+          <w:sz w:val="22"/>
+          <w:szCs w:val="22"/>
+          <w:lang w:eastAsia="zh-CN"/>
+        </w:rPr>
+        <w:t>affects</w:t>
+      </w:r>
+      <w:r>
+        <w:rPr>
+          <w:rFonts w:ascii="Times New Roman" w:hAnsi="Times New Roman" w:cs="Times New Roman" w:hint="eastAsia"/>
+          <w:sz w:val="22"/>
+          <w:szCs w:val="22"/>
+          <w:lang w:eastAsia="zh-CN"/>
+        </w:rPr>
+        <w:t xml:space="preserve"> the skewness. The </w:t>
+      </w:r>
+      <w:r>
+        <w:rPr>
+          <w:rFonts w:ascii="Times New Roman" w:hAnsi="Times New Roman" w:cs="Times New Roman"/>
+          <w:sz w:val="22"/>
+          <w:szCs w:val="22"/>
+          <w:lang w:eastAsia="zh-CN"/>
+        </w:rPr>
+        <w:t>higher</w:t>
+      </w:r>
+      <w:r>
+        <w:rPr>
+          <w:rFonts w:ascii="Times New Roman" w:hAnsi="Times New Roman" w:cs="Times New Roman" w:hint="eastAsia"/>
+          <w:sz w:val="22"/>
+          <w:szCs w:val="22"/>
+          <w:lang w:eastAsia="zh-CN"/>
+        </w:rPr>
+        <w:t xml:space="preserve"> the </w:t>
+      </w:r>
+      <m:oMath>
+        <m:r>
+          <m:rPr>
+            <m:sty m:val="p"/>
+          </m:rPr>
+          <w:rPr>
+            <w:rFonts w:ascii="Cambria Math" w:hAnsi="Cambria Math" w:cs="Times New Roman"/>
+            <w:sz w:val="22"/>
+            <w:szCs w:val="22"/>
+            <w:lang w:eastAsia="zh-CN"/>
+          </w:rPr>
+          <m:t>ν</m:t>
+        </m:r>
+      </m:oMath>
+      <w:r>
+        <w:rPr>
+          <w:rFonts w:ascii="Times New Roman" w:hAnsi="Times New Roman" w:cs="Times New Roman" w:hint="eastAsia"/>
+          <w:sz w:val="22"/>
+          <w:szCs w:val="22"/>
+          <w:lang w:eastAsia="zh-CN"/>
+        </w:rPr>
+        <w:t xml:space="preserve">, the more </w:t>
+      </w:r>
+      <w:proofErr w:type="gramStart"/>
+      <w:r>
+        <w:rPr>
+          <w:rFonts w:ascii="Times New Roman" w:hAnsi="Times New Roman" w:cs="Times New Roman" w:hint="eastAsia"/>
+          <w:sz w:val="22"/>
+          <w:szCs w:val="22"/>
+          <w:lang w:eastAsia="zh-CN"/>
+        </w:rPr>
+        <w:t>right-skewed</w:t>
+      </w:r>
+      <w:proofErr w:type="gramEnd"/>
+      <w:r>
+        <w:rPr>
+          <w:rFonts w:ascii="Times New Roman" w:hAnsi="Times New Roman" w:cs="Times New Roman" w:hint="eastAsia"/>
+          <w:sz w:val="22"/>
+          <w:szCs w:val="22"/>
+          <w:lang w:eastAsia="zh-CN"/>
+        </w:rPr>
+        <w:t xml:space="preserve"> the sample</w:t>
+      </w:r>
+      <w:r>
+        <w:rPr>
+          <w:rFonts w:ascii="Times New Roman" w:hAnsi="Times New Roman" w:cs="Times New Roman" w:hint="eastAsia"/>
+          <w:sz w:val="22"/>
+          <w:szCs w:val="22"/>
+          <w:lang w:eastAsia="zh-CN"/>
+        </w:rPr>
+        <w:t xml:space="preserve"> distribution</w:t>
+      </w:r>
+      <w:r>
+        <w:rPr>
+          <w:rFonts w:ascii="Times New Roman" w:hAnsi="Times New Roman" w:cs="Times New Roman" w:hint="eastAsia"/>
+          <w:sz w:val="22"/>
+          <w:szCs w:val="22"/>
+          <w:lang w:eastAsia="zh-CN"/>
+        </w:rPr>
+        <w:t xml:space="preserve"> is. </w:t>
       </w:r>
     </w:p>
     <w:bookmarkEnd w:id="23"/>
@@ -19680,16 +21748,37 @@
           <w:sz w:val="22"/>
           <w:szCs w:val="22"/>
         </w:rPr>
-        <w:t xml:space="preserve"> (a large value!) and </w:t>
+        <w:t xml:space="preserve"> (a large </w:t>
+      </w:r>
+      <w:proofErr w:type="gramStart"/>
+      <w:r>
+        <w:rPr>
+          <w:rFonts w:ascii="Times New Roman" w:hAnsi="Times New Roman" w:cs="Times New Roman"/>
+          <w:sz w:val="22"/>
+          <w:szCs w:val="22"/>
+        </w:rPr>
+        <w:t>value!)</w:t>
+      </w:r>
+      <w:proofErr w:type="gramEnd"/>
+      <w:r>
+        <w:rPr>
+          <w:rFonts w:ascii="Times New Roman" w:hAnsi="Times New Roman" w:cs="Times New Roman"/>
+          <w:sz w:val="22"/>
+          <w:szCs w:val="22"/>
+        </w:rPr>
+        <w:t xml:space="preserve"> and </w:t>
       </w:r>
       <m:oMath>
         <m:r>
+          <m:rPr>
+            <m:sty m:val="p"/>
+          </m:rPr>
           <w:rPr>
             <w:rFonts w:ascii="Cambria Math" w:hAnsi="Cambria Math" w:cs="Times New Roman"/>
             <w:sz w:val="22"/>
             <w:szCs w:val="22"/>
           </w:rPr>
-          <m:t>sigma</m:t>
+          <m:t>σ</m:t>
         </m:r>
         <m:r>
           <m:rPr>
@@ -19983,7 +22072,25 @@
           <w:sz w:val="22"/>
           <w:szCs w:val="22"/>
         </w:rPr>
-        <w:t xml:space="preserve">Both the PDF plot and the Q-Q plot supports the argument that, under the suggested conditions, there is indeed vast similarity between the generated X and </w:t>
+        <w:t xml:space="preserve">Both the PDF plot and the Q-Q plot </w:t>
+      </w:r>
+      <w:proofErr w:type="gramStart"/>
+      <w:r>
+        <w:rPr>
+          <w:rFonts w:ascii="Times New Roman" w:hAnsi="Times New Roman" w:cs="Times New Roman"/>
+          <w:sz w:val="22"/>
+          <w:szCs w:val="22"/>
+        </w:rPr>
+        <w:t>supports</w:t>
+      </w:r>
+      <w:proofErr w:type="gramEnd"/>
+      <w:r>
+        <w:rPr>
+          <w:rFonts w:ascii="Times New Roman" w:hAnsi="Times New Roman" w:cs="Times New Roman"/>
+          <w:sz w:val="22"/>
+          <w:szCs w:val="22"/>
+        </w:rPr>
+        <w:t xml:space="preserve"> the argument that, under the suggested conditions, there is indeed vast similarity between the generated X and </w:t>
       </w:r>
       <m:oMath>
         <m:r>
@@ -22269,6 +24376,7 @@
           <w:szCs w:val="22"/>
         </w:rPr>
       </w:pPr>
+      <w:proofErr w:type="spellStart"/>
       <w:r>
         <w:rPr>
           <w:rStyle w:val="FunctionTok"/>
@@ -22277,6 +24385,7 @@
         </w:rPr>
         <w:t>set.seed</w:t>
       </w:r>
+      <w:proofErr w:type="spellEnd"/>
       <w:r>
         <w:rPr>
           <w:rStyle w:val="NormalTok"/>
@@ -22433,13 +24542,23 @@
         </w:rPr>
         <w:br/>
       </w:r>
-      <w:r>
-        <w:rPr>
-          <w:rStyle w:val="NormalTok"/>
-          <w:rFonts w:ascii="Times New Roman" w:hAnsi="Times New Roman" w:cs="Times New Roman"/>
-          <w:szCs w:val="22"/>
-        </w:rPr>
-        <w:t xml:space="preserve">Rt_sim </w:t>
+      <w:proofErr w:type="spellStart"/>
+      <w:r>
+        <w:rPr>
+          <w:rStyle w:val="NormalTok"/>
+          <w:rFonts w:ascii="Times New Roman" w:hAnsi="Times New Roman" w:cs="Times New Roman"/>
+          <w:szCs w:val="22"/>
+        </w:rPr>
+        <w:t>Rt_sim</w:t>
+      </w:r>
+      <w:proofErr w:type="spellEnd"/>
+      <w:r>
+        <w:rPr>
+          <w:rStyle w:val="NormalTok"/>
+          <w:rFonts w:ascii="Times New Roman" w:hAnsi="Times New Roman" w:cs="Times New Roman"/>
+          <w:szCs w:val="22"/>
+        </w:rPr>
+        <w:t xml:space="preserve"> </w:t>
       </w:r>
       <w:r>
         <w:rPr>
@@ -22628,7 +24747,25 @@
           <w:rFonts w:ascii="Times New Roman" w:hAnsi="Times New Roman" w:cs="Times New Roman"/>
           <w:szCs w:val="22"/>
         </w:rPr>
-        <w:t xml:space="preserve"> (i </w:t>
+        <w:t xml:space="preserve"> (</w:t>
+      </w:r>
+      <w:proofErr w:type="spellStart"/>
+      <w:r>
+        <w:rPr>
+          <w:rStyle w:val="NormalTok"/>
+          <w:rFonts w:ascii="Times New Roman" w:hAnsi="Times New Roman" w:cs="Times New Roman"/>
+          <w:szCs w:val="22"/>
+        </w:rPr>
+        <w:t>i</w:t>
+      </w:r>
+      <w:proofErr w:type="spellEnd"/>
+      <w:r>
+        <w:rPr>
+          <w:rStyle w:val="NormalTok"/>
+          <w:rFonts w:ascii="Times New Roman" w:hAnsi="Times New Roman" w:cs="Times New Roman"/>
+          <w:szCs w:val="22"/>
+        </w:rPr>
+        <w:t xml:space="preserve"> </w:t>
       </w:r>
       <w:r>
         <w:rPr>
@@ -22683,7 +24820,25 @@
           <w:rFonts w:ascii="Times New Roman" w:hAnsi="Times New Roman" w:cs="Times New Roman"/>
           <w:szCs w:val="22"/>
         </w:rPr>
-        <w:t xml:space="preserve">    dW </w:t>
+        <w:t xml:space="preserve">    </w:t>
+      </w:r>
+      <w:proofErr w:type="spellStart"/>
+      <w:r>
+        <w:rPr>
+          <w:rStyle w:val="NormalTok"/>
+          <w:rFonts w:ascii="Times New Roman" w:hAnsi="Times New Roman" w:cs="Times New Roman"/>
+          <w:szCs w:val="22"/>
+        </w:rPr>
+        <w:t>dW</w:t>
+      </w:r>
+      <w:proofErr w:type="spellEnd"/>
+      <w:r>
+        <w:rPr>
+          <w:rStyle w:val="NormalTok"/>
+          <w:rFonts w:ascii="Times New Roman" w:hAnsi="Times New Roman" w:cs="Times New Roman"/>
+          <w:szCs w:val="22"/>
+        </w:rPr>
+        <w:t xml:space="preserve"> </w:t>
       </w:r>
       <w:r>
         <w:rPr>
@@ -22725,6 +24880,7 @@
         </w:rPr>
         <w:t>*</w:t>
       </w:r>
+      <w:proofErr w:type="spellStart"/>
       <w:r>
         <w:rPr>
           <w:rStyle w:val="FunctionTok"/>
@@ -22733,6 +24889,7 @@
         </w:rPr>
         <w:t>rnorm</w:t>
       </w:r>
+      <w:proofErr w:type="spellEnd"/>
       <w:r>
         <w:rPr>
           <w:rStyle w:val="NormalTok"/>
@@ -22826,7 +24983,25 @@
           <w:rFonts w:ascii="Times New Roman" w:hAnsi="Times New Roman" w:cs="Times New Roman"/>
           <w:szCs w:val="22"/>
         </w:rPr>
-        <w:t xml:space="preserve">(Y[i] </w:t>
+        <w:t>(Y[</w:t>
+      </w:r>
+      <w:proofErr w:type="spellStart"/>
+      <w:r>
+        <w:rPr>
+          <w:rStyle w:val="NormalTok"/>
+          <w:rFonts w:ascii="Times New Roman" w:hAnsi="Times New Roman" w:cs="Times New Roman"/>
+          <w:szCs w:val="22"/>
+        </w:rPr>
+        <w:t>i</w:t>
+      </w:r>
+      <w:proofErr w:type="spellEnd"/>
+      <w:r>
+        <w:rPr>
+          <w:rStyle w:val="NormalTok"/>
+          <w:rFonts w:ascii="Times New Roman" w:hAnsi="Times New Roman" w:cs="Times New Roman"/>
+          <w:szCs w:val="22"/>
+        </w:rPr>
+        <w:t xml:space="preserve">] </w:t>
       </w:r>
       <w:r>
         <w:rPr>
@@ -22906,7 +25081,25 @@
           <w:rFonts w:ascii="Times New Roman" w:hAnsi="Times New Roman" w:cs="Times New Roman"/>
           <w:szCs w:val="22"/>
         </w:rPr>
-        <w:t>(Y[i])</w:t>
+        <w:t>(Y[</w:t>
+      </w:r>
+      <w:proofErr w:type="spellStart"/>
+      <w:r>
+        <w:rPr>
+          <w:rStyle w:val="NormalTok"/>
+          <w:rFonts w:ascii="Times New Roman" w:hAnsi="Times New Roman" w:cs="Times New Roman"/>
+          <w:szCs w:val="22"/>
+        </w:rPr>
+        <w:t>i</w:t>
+      </w:r>
+      <w:proofErr w:type="spellEnd"/>
+      <w:r>
+        <w:rPr>
+          <w:rStyle w:val="NormalTok"/>
+          <w:rFonts w:ascii="Times New Roman" w:hAnsi="Times New Roman" w:cs="Times New Roman"/>
+          <w:szCs w:val="22"/>
+        </w:rPr>
+        <w:t>])</w:t>
       </w:r>
       <w:r>
         <w:rPr>
@@ -22916,13 +25109,23 @@
         </w:rPr>
         <w:t>*</w:t>
       </w:r>
-      <w:r>
-        <w:rPr>
-          <w:rStyle w:val="NormalTok"/>
-          <w:rFonts w:ascii="Times New Roman" w:hAnsi="Times New Roman" w:cs="Times New Roman"/>
-          <w:szCs w:val="22"/>
-        </w:rPr>
-        <w:t xml:space="preserve">dW, </w:t>
+      <w:proofErr w:type="spellStart"/>
+      <w:r>
+        <w:rPr>
+          <w:rStyle w:val="NormalTok"/>
+          <w:rFonts w:ascii="Times New Roman" w:hAnsi="Times New Roman" w:cs="Times New Roman"/>
+          <w:szCs w:val="22"/>
+        </w:rPr>
+        <w:t>dW</w:t>
+      </w:r>
+      <w:proofErr w:type="spellEnd"/>
+      <w:r>
+        <w:rPr>
+          <w:rStyle w:val="NormalTok"/>
+          <w:rFonts w:ascii="Times New Roman" w:hAnsi="Times New Roman" w:cs="Times New Roman"/>
+          <w:szCs w:val="22"/>
+        </w:rPr>
+        <w:t xml:space="preserve">, </w:t>
       </w:r>
       <w:r>
         <w:rPr>
@@ -23238,6 +25441,7 @@
         </w:rPr>
         <w:t xml:space="preserve"> </w:t>
       </w:r>
+      <w:proofErr w:type="spellStart"/>
       <w:r>
         <w:rPr>
           <w:rStyle w:val="FunctionTok"/>
@@ -23246,6 +25450,7 @@
         </w:rPr>
         <w:t>Rt_sim</w:t>
       </w:r>
+      <w:proofErr w:type="spellEnd"/>
       <w:r>
         <w:rPr>
           <w:rStyle w:val="NormalTok"/>
@@ -23365,6 +25570,7 @@
         </w:rPr>
         <w:t xml:space="preserve"> </w:t>
       </w:r>
+      <w:proofErr w:type="spellStart"/>
       <w:r>
         <w:rPr>
           <w:rStyle w:val="FunctionTok"/>
@@ -23373,6 +25579,7 @@
         </w:rPr>
         <w:t>Rt_sim</w:t>
       </w:r>
+      <w:proofErr w:type="spellEnd"/>
       <w:r>
         <w:rPr>
           <w:rStyle w:val="NormalTok"/>
@@ -23492,6 +25699,7 @@
         </w:rPr>
         <w:t xml:space="preserve"> </w:t>
       </w:r>
+      <w:proofErr w:type="spellStart"/>
       <w:r>
         <w:rPr>
           <w:rStyle w:val="FunctionTok"/>
@@ -23500,6 +25708,7 @@
         </w:rPr>
         <w:t>Rt_sim</w:t>
       </w:r>
+      <w:proofErr w:type="spellEnd"/>
       <w:r>
         <w:rPr>
           <w:rStyle w:val="NormalTok"/>
@@ -23619,6 +25828,7 @@
         </w:rPr>
         <w:t xml:space="preserve"> </w:t>
       </w:r>
+      <w:proofErr w:type="spellStart"/>
       <w:r>
         <w:rPr>
           <w:rStyle w:val="FunctionTok"/>
@@ -23627,6 +25837,7 @@
         </w:rPr>
         <w:t>Rt_sim</w:t>
       </w:r>
+      <w:proofErr w:type="spellEnd"/>
       <w:r>
         <w:rPr>
           <w:rStyle w:val="NormalTok"/>
@@ -23722,13 +25933,23 @@
         </w:rPr>
         <w:br/>
       </w:r>
-      <w:r>
-        <w:rPr>
-          <w:rStyle w:val="NormalTok"/>
-          <w:rFonts w:ascii="Times New Roman" w:hAnsi="Times New Roman" w:cs="Times New Roman"/>
-          <w:szCs w:val="22"/>
-        </w:rPr>
-        <w:t xml:space="preserve">ymin </w:t>
+      <w:proofErr w:type="spellStart"/>
+      <w:r>
+        <w:rPr>
+          <w:rStyle w:val="NormalTok"/>
+          <w:rFonts w:ascii="Times New Roman" w:hAnsi="Times New Roman" w:cs="Times New Roman"/>
+          <w:szCs w:val="22"/>
+        </w:rPr>
+        <w:t>ymin</w:t>
+      </w:r>
+      <w:proofErr w:type="spellEnd"/>
+      <w:r>
+        <w:rPr>
+          <w:rStyle w:val="NormalTok"/>
+          <w:rFonts w:ascii="Times New Roman" w:hAnsi="Times New Roman" w:cs="Times New Roman"/>
+          <w:szCs w:val="22"/>
+        </w:rPr>
+        <w:t xml:space="preserve"> </w:t>
       </w:r>
       <w:r>
         <w:rPr>
@@ -23785,13 +26006,23 @@
         </w:rPr>
         <w:br/>
       </w:r>
-      <w:r>
-        <w:rPr>
-          <w:rStyle w:val="NormalTok"/>
-          <w:rFonts w:ascii="Times New Roman" w:hAnsi="Times New Roman" w:cs="Times New Roman"/>
-          <w:szCs w:val="22"/>
-        </w:rPr>
-        <w:t xml:space="preserve">ymax </w:t>
+      <w:proofErr w:type="spellStart"/>
+      <w:r>
+        <w:rPr>
+          <w:rStyle w:val="NormalTok"/>
+          <w:rFonts w:ascii="Times New Roman" w:hAnsi="Times New Roman" w:cs="Times New Roman"/>
+          <w:szCs w:val="22"/>
+        </w:rPr>
+        <w:t>ymax</w:t>
+      </w:r>
+      <w:proofErr w:type="spellEnd"/>
+      <w:r>
+        <w:rPr>
+          <w:rStyle w:val="NormalTok"/>
+          <w:rFonts w:ascii="Times New Roman" w:hAnsi="Times New Roman" w:cs="Times New Roman"/>
+          <w:szCs w:val="22"/>
+        </w:rPr>
+        <w:t xml:space="preserve"> </w:t>
       </w:r>
       <w:r>
         <w:rPr>
@@ -23912,13 +26143,23 @@
         </w:rPr>
         <w:t xml:space="preserve">, </w:t>
       </w:r>
+      <w:proofErr w:type="spellStart"/>
       <w:r>
         <w:rPr>
           <w:rStyle w:val="AttributeTok"/>
           <w:rFonts w:ascii="Times New Roman" w:hAnsi="Times New Roman" w:cs="Times New Roman"/>
           <w:szCs w:val="22"/>
         </w:rPr>
-        <w:t>ylim =</w:t>
+        <w:t>ylim</w:t>
+      </w:r>
+      <w:proofErr w:type="spellEnd"/>
+      <w:r>
+        <w:rPr>
+          <w:rStyle w:val="AttributeTok"/>
+          <w:rFonts w:ascii="Times New Roman" w:hAnsi="Times New Roman" w:cs="Times New Roman"/>
+          <w:szCs w:val="22"/>
+        </w:rPr>
+        <w:t xml:space="preserve"> =</w:t>
       </w:r>
       <w:r>
         <w:rPr>
@@ -23942,7 +26183,43 @@
           <w:rFonts w:ascii="Times New Roman" w:hAnsi="Times New Roman" w:cs="Times New Roman"/>
           <w:szCs w:val="22"/>
         </w:rPr>
-        <w:t xml:space="preserve">(ymin, ymax), </w:t>
+        <w:t>(</w:t>
+      </w:r>
+      <w:proofErr w:type="spellStart"/>
+      <w:r>
+        <w:rPr>
+          <w:rStyle w:val="NormalTok"/>
+          <w:rFonts w:ascii="Times New Roman" w:hAnsi="Times New Roman" w:cs="Times New Roman"/>
+          <w:szCs w:val="22"/>
+        </w:rPr>
+        <w:t>ymin</w:t>
+      </w:r>
+      <w:proofErr w:type="spellEnd"/>
+      <w:r>
+        <w:rPr>
+          <w:rStyle w:val="NormalTok"/>
+          <w:rFonts w:ascii="Times New Roman" w:hAnsi="Times New Roman" w:cs="Times New Roman"/>
+          <w:szCs w:val="22"/>
+        </w:rPr>
+        <w:t xml:space="preserve">, </w:t>
+      </w:r>
+      <w:proofErr w:type="spellStart"/>
+      <w:r>
+        <w:rPr>
+          <w:rStyle w:val="NormalTok"/>
+          <w:rFonts w:ascii="Times New Roman" w:hAnsi="Times New Roman" w:cs="Times New Roman"/>
+          <w:szCs w:val="22"/>
+        </w:rPr>
+        <w:t>ymax</w:t>
+      </w:r>
+      <w:proofErr w:type="spellEnd"/>
+      <w:r>
+        <w:rPr>
+          <w:rStyle w:val="NormalTok"/>
+          <w:rFonts w:ascii="Times New Roman" w:hAnsi="Times New Roman" w:cs="Times New Roman"/>
+          <w:szCs w:val="22"/>
+        </w:rPr>
+        <w:t xml:space="preserve">), </w:t>
       </w:r>
       <w:r>
         <w:rPr>
@@ -23976,13 +26253,23 @@
         </w:rPr>
         <w:t xml:space="preserve">, </w:t>
       </w:r>
+      <w:proofErr w:type="spellStart"/>
       <w:r>
         <w:rPr>
           <w:rStyle w:val="AttributeTok"/>
           <w:rFonts w:ascii="Times New Roman" w:hAnsi="Times New Roman" w:cs="Times New Roman"/>
           <w:szCs w:val="22"/>
         </w:rPr>
-        <w:t>xlab =</w:t>
+        <w:t>xlab</w:t>
+      </w:r>
+      <w:proofErr w:type="spellEnd"/>
+      <w:r>
+        <w:rPr>
+          <w:rStyle w:val="AttributeTok"/>
+          <w:rFonts w:ascii="Times New Roman" w:hAnsi="Times New Roman" w:cs="Times New Roman"/>
+          <w:szCs w:val="22"/>
+        </w:rPr>
+        <w:t xml:space="preserve"> =</w:t>
       </w:r>
       <w:r>
         <w:rPr>
@@ -24008,13 +26295,23 @@
         </w:rPr>
         <w:t xml:space="preserve">, </w:t>
       </w:r>
+      <w:proofErr w:type="spellStart"/>
       <w:r>
         <w:rPr>
           <w:rStyle w:val="AttributeTok"/>
           <w:rFonts w:ascii="Times New Roman" w:hAnsi="Times New Roman" w:cs="Times New Roman"/>
           <w:szCs w:val="22"/>
         </w:rPr>
-        <w:t>ylab =</w:t>
+        <w:t>ylab</w:t>
+      </w:r>
+      <w:proofErr w:type="spellEnd"/>
+      <w:r>
+        <w:rPr>
+          <w:rStyle w:val="AttributeTok"/>
+          <w:rFonts w:ascii="Times New Roman" w:hAnsi="Times New Roman" w:cs="Times New Roman"/>
+          <w:szCs w:val="22"/>
+        </w:rPr>
+        <w:t xml:space="preserve"> =</w:t>
       </w:r>
       <w:r>
         <w:rPr>
@@ -24258,7 +26555,25 @@
           <w:rFonts w:ascii="Times New Roman" w:hAnsi="Times New Roman" w:cs="Times New Roman"/>
           <w:szCs w:val="22"/>
         </w:rPr>
-        <w:t>"topleft"</w:t>
+        <w:t>"</w:t>
+      </w:r>
+      <w:proofErr w:type="spellStart"/>
+      <w:r>
+        <w:rPr>
+          <w:rStyle w:val="StringTok"/>
+          <w:rFonts w:ascii="Times New Roman" w:hAnsi="Times New Roman" w:cs="Times New Roman"/>
+          <w:szCs w:val="22"/>
+        </w:rPr>
+        <w:t>topleft</w:t>
+      </w:r>
+      <w:proofErr w:type="spellEnd"/>
+      <w:r>
+        <w:rPr>
+          <w:rStyle w:val="StringTok"/>
+          <w:rFonts w:ascii="Times New Roman" w:hAnsi="Times New Roman" w:cs="Times New Roman"/>
+          <w:szCs w:val="22"/>
+        </w:rPr>
+        <w:t>"</w:t>
       </w:r>
       <w:r>
         <w:rPr>
@@ -24601,13 +26916,23 @@
         </w:rPr>
         <w:t xml:space="preserve">       </w:t>
       </w:r>
+      <w:proofErr w:type="spellStart"/>
       <w:r>
         <w:rPr>
           <w:rStyle w:val="AttributeTok"/>
           <w:rFonts w:ascii="Times New Roman" w:hAnsi="Times New Roman" w:cs="Times New Roman"/>
           <w:szCs w:val="22"/>
         </w:rPr>
-        <w:t>lty =</w:t>
+        <w:t>lty</w:t>
+      </w:r>
+      <w:proofErr w:type="spellEnd"/>
+      <w:r>
+        <w:rPr>
+          <w:rStyle w:val="AttributeTok"/>
+          <w:rFonts w:ascii="Times New Roman" w:hAnsi="Times New Roman" w:cs="Times New Roman"/>
+          <w:szCs w:val="22"/>
+        </w:rPr>
+        <w:t xml:space="preserve"> =</w:t>
       </w:r>
       <w:r>
         <w:rPr>
@@ -24852,6 +27177,7 @@
           <w:szCs w:val="22"/>
         </w:rPr>
       </w:pPr>
+      <w:proofErr w:type="spellStart"/>
       <w:r>
         <w:rPr>
           <w:rStyle w:val="FunctionTok"/>
@@ -24860,6 +27186,7 @@
         </w:rPr>
         <w:t>set.seed</w:t>
       </w:r>
+      <w:proofErr w:type="spellEnd"/>
       <w:r>
         <w:rPr>
           <w:rStyle w:val="NormalTok"/>
@@ -25040,13 +27367,23 @@
         </w:rPr>
         <w:br/>
       </w:r>
-      <w:r>
-        <w:rPr>
-          <w:rStyle w:val="NormalTok"/>
-          <w:rFonts w:ascii="Times New Roman" w:hAnsi="Times New Roman" w:cs="Times New Roman"/>
-          <w:szCs w:val="22"/>
-        </w:rPr>
-        <w:t xml:space="preserve">Rt_matrix </w:t>
+      <w:proofErr w:type="spellStart"/>
+      <w:r>
+        <w:rPr>
+          <w:rStyle w:val="NormalTok"/>
+          <w:rFonts w:ascii="Times New Roman" w:hAnsi="Times New Roman" w:cs="Times New Roman"/>
+          <w:szCs w:val="22"/>
+        </w:rPr>
+        <w:t>Rt_matrix</w:t>
+      </w:r>
+      <w:proofErr w:type="spellEnd"/>
+      <w:r>
+        <w:rPr>
+          <w:rStyle w:val="NormalTok"/>
+          <w:rFonts w:ascii="Times New Roman" w:hAnsi="Times New Roman" w:cs="Times New Roman"/>
+          <w:szCs w:val="22"/>
+        </w:rPr>
+        <w:t xml:space="preserve"> </w:t>
       </w:r>
       <w:r>
         <w:rPr>
@@ -25064,6 +27401,7 @@
         </w:rPr>
         <w:t xml:space="preserve"> </w:t>
       </w:r>
+      <w:proofErr w:type="spellStart"/>
       <w:r>
         <w:rPr>
           <w:rStyle w:val="FunctionTok"/>
@@ -25072,6 +27410,7 @@
         </w:rPr>
         <w:t>sapply</w:t>
       </w:r>
+      <w:proofErr w:type="spellEnd"/>
       <w:r>
         <w:rPr>
           <w:rStyle w:val="NormalTok"/>
@@ -25120,6 +27459,7 @@
         </w:rPr>
         <w:t xml:space="preserve">(m) </w:t>
       </w:r>
+      <w:proofErr w:type="spellStart"/>
       <w:r>
         <w:rPr>
           <w:rStyle w:val="FunctionTok"/>
@@ -25128,6 +27468,7 @@
         </w:rPr>
         <w:t>Rt_sim</w:t>
       </w:r>
+      <w:proofErr w:type="spellEnd"/>
       <w:r>
         <w:rPr>
           <w:rStyle w:val="NormalTok"/>
@@ -25167,6 +27508,7 @@
         </w:rPr>
         <w:br/>
       </w:r>
+      <w:proofErr w:type="spellStart"/>
       <w:r>
         <w:rPr>
           <w:rStyle w:val="FunctionTok"/>
@@ -25175,13 +27517,32 @@
         </w:rPr>
         <w:t>matplot</w:t>
       </w:r>
-      <w:r>
-        <w:rPr>
-          <w:rStyle w:val="NormalTok"/>
-          <w:rFonts w:ascii="Times New Roman" w:hAnsi="Times New Roman" w:cs="Times New Roman"/>
-          <w:szCs w:val="22"/>
-        </w:rPr>
-        <w:t xml:space="preserve">(t, Rt_matrix, </w:t>
+      <w:proofErr w:type="spellEnd"/>
+      <w:r>
+        <w:rPr>
+          <w:rStyle w:val="NormalTok"/>
+          <w:rFonts w:ascii="Times New Roman" w:hAnsi="Times New Roman" w:cs="Times New Roman"/>
+          <w:szCs w:val="22"/>
+        </w:rPr>
+        <w:t xml:space="preserve">(t, </w:t>
+      </w:r>
+      <w:proofErr w:type="spellStart"/>
+      <w:r>
+        <w:rPr>
+          <w:rStyle w:val="NormalTok"/>
+          <w:rFonts w:ascii="Times New Roman" w:hAnsi="Times New Roman" w:cs="Times New Roman"/>
+          <w:szCs w:val="22"/>
+        </w:rPr>
+        <w:t>Rt_matrix</w:t>
+      </w:r>
+      <w:proofErr w:type="spellEnd"/>
+      <w:r>
+        <w:rPr>
+          <w:rStyle w:val="NormalTok"/>
+          <w:rFonts w:ascii="Times New Roman" w:hAnsi="Times New Roman" w:cs="Times New Roman"/>
+          <w:szCs w:val="22"/>
+        </w:rPr>
+        <w:t xml:space="preserve">, </w:t>
       </w:r>
       <w:r>
         <w:rPr>
@@ -25215,13 +27576,23 @@
         </w:rPr>
         <w:t xml:space="preserve">, </w:t>
       </w:r>
+      <w:proofErr w:type="spellStart"/>
       <w:r>
         <w:rPr>
           <w:rStyle w:val="AttributeTok"/>
           <w:rFonts w:ascii="Times New Roman" w:hAnsi="Times New Roman" w:cs="Times New Roman"/>
           <w:szCs w:val="22"/>
         </w:rPr>
-        <w:t>lty =</w:t>
+        <w:t>lty</w:t>
+      </w:r>
+      <w:proofErr w:type="spellEnd"/>
+      <w:r>
+        <w:rPr>
+          <w:rStyle w:val="AttributeTok"/>
+          <w:rFonts w:ascii="Times New Roman" w:hAnsi="Times New Roman" w:cs="Times New Roman"/>
+          <w:szCs w:val="22"/>
+        </w:rPr>
+        <w:t xml:space="preserve"> =</w:t>
       </w:r>
       <w:r>
         <w:rPr>
@@ -25341,13 +27712,23 @@
         </w:rPr>
         <w:t xml:space="preserve">        </w:t>
       </w:r>
+      <w:proofErr w:type="spellStart"/>
       <w:r>
         <w:rPr>
           <w:rStyle w:val="AttributeTok"/>
           <w:rFonts w:ascii="Times New Roman" w:hAnsi="Times New Roman" w:cs="Times New Roman"/>
           <w:szCs w:val="22"/>
         </w:rPr>
-        <w:t>xlab =</w:t>
+        <w:t>xlab</w:t>
+      </w:r>
+      <w:proofErr w:type="spellEnd"/>
+      <w:r>
+        <w:rPr>
+          <w:rStyle w:val="AttributeTok"/>
+          <w:rFonts w:ascii="Times New Roman" w:hAnsi="Times New Roman" w:cs="Times New Roman"/>
+          <w:szCs w:val="22"/>
+        </w:rPr>
+        <w:t xml:space="preserve"> =</w:t>
       </w:r>
       <w:r>
         <w:rPr>
@@ -25373,13 +27754,23 @@
         </w:rPr>
         <w:t xml:space="preserve">, </w:t>
       </w:r>
+      <w:proofErr w:type="spellStart"/>
       <w:r>
         <w:rPr>
           <w:rStyle w:val="AttributeTok"/>
           <w:rFonts w:ascii="Times New Roman" w:hAnsi="Times New Roman" w:cs="Times New Roman"/>
           <w:szCs w:val="22"/>
         </w:rPr>
-        <w:t>ylab =</w:t>
+        <w:t>ylab</w:t>
+      </w:r>
+      <w:proofErr w:type="spellEnd"/>
+      <w:r>
+        <w:rPr>
+          <w:rStyle w:val="AttributeTok"/>
+          <w:rFonts w:ascii="Times New Roman" w:hAnsi="Times New Roman" w:cs="Times New Roman"/>
+          <w:szCs w:val="22"/>
+        </w:rPr>
+        <w:t xml:space="preserve"> =</w:t>
       </w:r>
       <w:r>
         <w:rPr>
@@ -25499,7 +27890,25 @@
           <w:sz w:val="22"/>
           <w:szCs w:val="22"/>
         </w:rPr>
-        <w:t>maximum for each path and calculate the mean of this maximum:</w:t>
+        <w:t xml:space="preserve">maximum for each path and calculate the </w:t>
+      </w:r>
+      <w:proofErr w:type="gramStart"/>
+      <w:r>
+        <w:rPr>
+          <w:rFonts w:ascii="Times New Roman" w:hAnsi="Times New Roman" w:cs="Times New Roman"/>
+          <w:sz w:val="22"/>
+          <w:szCs w:val="22"/>
+        </w:rPr>
+        <w:t>mean</w:t>
+      </w:r>
+      <w:proofErr w:type="gramEnd"/>
+      <w:r>
+        <w:rPr>
+          <w:rFonts w:ascii="Times New Roman" w:hAnsi="Times New Roman" w:cs="Times New Roman"/>
+          <w:sz w:val="22"/>
+          <w:szCs w:val="22"/>
+        </w:rPr>
+        <w:t xml:space="preserve"> of this maximum:</w:t>
       </w:r>
     </w:p>
     <w:p>
@@ -25512,13 +27921,23 @@
           <w:szCs w:val="22"/>
         </w:rPr>
       </w:pPr>
-      <w:r>
-        <w:rPr>
-          <w:rStyle w:val="NormalTok"/>
-          <w:rFonts w:ascii="Times New Roman" w:hAnsi="Times New Roman" w:cs="Times New Roman"/>
-          <w:szCs w:val="22"/>
-        </w:rPr>
-        <w:t xml:space="preserve">max_Rt </w:t>
+      <w:proofErr w:type="spellStart"/>
+      <w:r>
+        <w:rPr>
+          <w:rStyle w:val="NormalTok"/>
+          <w:rFonts w:ascii="Times New Roman" w:hAnsi="Times New Roman" w:cs="Times New Roman"/>
+          <w:szCs w:val="22"/>
+        </w:rPr>
+        <w:t>max_Rt</w:t>
+      </w:r>
+      <w:proofErr w:type="spellEnd"/>
+      <w:r>
+        <w:rPr>
+          <w:rStyle w:val="NormalTok"/>
+          <w:rFonts w:ascii="Times New Roman" w:hAnsi="Times New Roman" w:cs="Times New Roman"/>
+          <w:szCs w:val="22"/>
+        </w:rPr>
+        <w:t xml:space="preserve"> </w:t>
       </w:r>
       <w:r>
         <w:rPr>
@@ -25536,6 +27955,7 @@
         </w:rPr>
         <w:t xml:space="preserve"> </w:t>
       </w:r>
+      <w:proofErr w:type="gramStart"/>
       <w:r>
         <w:rPr>
           <w:rStyle w:val="FunctionTok"/>
@@ -25550,7 +27970,26 @@
           <w:rFonts w:ascii="Times New Roman" w:hAnsi="Times New Roman" w:cs="Times New Roman"/>
           <w:szCs w:val="22"/>
         </w:rPr>
-        <w:t xml:space="preserve">(Rt_matrix, </w:t>
+        <w:t>(</w:t>
+      </w:r>
+      <w:proofErr w:type="spellStart"/>
+      <w:proofErr w:type="gramEnd"/>
+      <w:r>
+        <w:rPr>
+          <w:rStyle w:val="NormalTok"/>
+          <w:rFonts w:ascii="Times New Roman" w:hAnsi="Times New Roman" w:cs="Times New Roman"/>
+          <w:szCs w:val="22"/>
+        </w:rPr>
+        <w:t>Rt_matrix</w:t>
+      </w:r>
+      <w:proofErr w:type="spellEnd"/>
+      <w:r>
+        <w:rPr>
+          <w:rStyle w:val="NormalTok"/>
+          <w:rFonts w:ascii="Times New Roman" w:hAnsi="Times New Roman" w:cs="Times New Roman"/>
+          <w:szCs w:val="22"/>
+        </w:rPr>
+        <w:t xml:space="preserve">, </w:t>
       </w:r>
       <w:r>
         <w:rPr>
@@ -25574,8 +28013,18 @@
           <w:rFonts w:ascii="Times New Roman" w:hAnsi="Times New Roman" w:cs="Times New Roman"/>
           <w:szCs w:val="22"/>
         </w:rPr>
-        <w:t># calculate maximum for each column of Rt_matrix</w:t>
-      </w:r>
+        <w:t xml:space="preserve"># calculate maximum for each column of </w:t>
+      </w:r>
+      <w:proofErr w:type="spellStart"/>
+      <w:r>
+        <w:rPr>
+          <w:rStyle w:val="CommentTok"/>
+          <w:rFonts w:ascii="Times New Roman" w:hAnsi="Times New Roman" w:cs="Times New Roman"/>
+          <w:szCs w:val="22"/>
+        </w:rPr>
+        <w:t>Rt_matrix</w:t>
+      </w:r>
+      <w:proofErr w:type="spellEnd"/>
       <w:r>
         <w:rPr>
           <w:rFonts w:ascii="Times New Roman" w:hAnsi="Times New Roman" w:cs="Times New Roman"/>
@@ -25583,6 +28032,7 @@
         </w:rPr>
         <w:br/>
       </w:r>
+      <w:proofErr w:type="gramStart"/>
       <w:r>
         <w:rPr>
           <w:rStyle w:val="FunctionTok"/>
@@ -25597,7 +28047,26 @@
           <w:rFonts w:ascii="Times New Roman" w:hAnsi="Times New Roman" w:cs="Times New Roman"/>
           <w:szCs w:val="22"/>
         </w:rPr>
-        <w:t xml:space="preserve">(max_Rt, </w:t>
+        <w:t>(</w:t>
+      </w:r>
+      <w:proofErr w:type="spellStart"/>
+      <w:proofErr w:type="gramEnd"/>
+      <w:r>
+        <w:rPr>
+          <w:rStyle w:val="NormalTok"/>
+          <w:rFonts w:ascii="Times New Roman" w:hAnsi="Times New Roman" w:cs="Times New Roman"/>
+          <w:szCs w:val="22"/>
+        </w:rPr>
+        <w:t>max_Rt</w:t>
+      </w:r>
+      <w:proofErr w:type="spellEnd"/>
+      <w:r>
+        <w:rPr>
+          <w:rStyle w:val="NormalTok"/>
+          <w:rFonts w:ascii="Times New Roman" w:hAnsi="Times New Roman" w:cs="Times New Roman"/>
+          <w:szCs w:val="22"/>
+        </w:rPr>
+        <w:t xml:space="preserve">, </w:t>
       </w:r>
       <w:r>
         <w:rPr>
@@ -25678,6 +28147,7 @@
         </w:rPr>
         <w:t xml:space="preserve"> </w:t>
       </w:r>
+      <w:proofErr w:type="gramStart"/>
       <w:r>
         <w:rPr>
           <w:rStyle w:val="FunctionTok"/>
@@ -25694,6 +28164,7 @@
         </w:rPr>
         <w:t>(</w:t>
       </w:r>
+      <w:proofErr w:type="gramEnd"/>
       <w:r>
         <w:rPr>
           <w:rStyle w:val="StringTok"/>
@@ -25773,13 +28244,23 @@
         </w:rPr>
         <w:t xml:space="preserve">     </w:t>
       </w:r>
+      <w:proofErr w:type="spellStart"/>
       <w:r>
         <w:rPr>
           <w:rStyle w:val="AttributeTok"/>
           <w:rFonts w:ascii="Times New Roman" w:hAnsi="Times New Roman" w:cs="Times New Roman"/>
           <w:szCs w:val="22"/>
         </w:rPr>
-        <w:t>xlab =</w:t>
+        <w:t>xlab</w:t>
+      </w:r>
+      <w:proofErr w:type="spellEnd"/>
+      <w:r>
+        <w:rPr>
+          <w:rStyle w:val="AttributeTok"/>
+          <w:rFonts w:ascii="Times New Roman" w:hAnsi="Times New Roman" w:cs="Times New Roman"/>
+          <w:szCs w:val="22"/>
+        </w:rPr>
+        <w:t xml:space="preserve"> =</w:t>
       </w:r>
       <w:r>
         <w:rPr>
@@ -25789,6 +28270,7 @@
         </w:rPr>
         <w:t xml:space="preserve"> </w:t>
       </w:r>
+      <w:proofErr w:type="gramStart"/>
       <w:r>
         <w:rPr>
           <w:rStyle w:val="FunctionTok"/>
@@ -25805,6 +28287,7 @@
         </w:rPr>
         <w:t>(</w:t>
       </w:r>
+      <w:proofErr w:type="gramEnd"/>
       <w:r>
         <w:rPr>
           <w:rStyle w:val="StringTok"/>
@@ -25858,7 +28341,25 @@
           <w:rFonts w:ascii="Times New Roman" w:hAnsi="Times New Roman" w:cs="Times New Roman"/>
           <w:szCs w:val="22"/>
         </w:rPr>
-        <w:t>(max_Rt)</w:t>
+        <w:t>(</w:t>
+      </w:r>
+      <w:proofErr w:type="spellStart"/>
+      <w:r>
+        <w:rPr>
+          <w:rStyle w:val="NormalTok"/>
+          <w:rFonts w:ascii="Times New Roman" w:hAnsi="Times New Roman" w:cs="Times New Roman"/>
+          <w:szCs w:val="22"/>
+        </w:rPr>
+        <w:t>max_Rt</w:t>
+      </w:r>
+      <w:proofErr w:type="spellEnd"/>
+      <w:r>
+        <w:rPr>
+          <w:rStyle w:val="NormalTok"/>
+          <w:rFonts w:ascii="Times New Roman" w:hAnsi="Times New Roman" w:cs="Times New Roman"/>
+          <w:szCs w:val="22"/>
+        </w:rPr>
+        <w:t>)</w:t>
       </w:r>
     </w:p>
     <w:p>
@@ -25890,6 +28391,7 @@
           <w:szCs w:val="22"/>
         </w:rPr>
       </w:pPr>
+      <w:proofErr w:type="gramStart"/>
       <w:r>
         <w:rPr>
           <w:rStyle w:val="FunctionTok"/>
@@ -25906,13 +28408,32 @@
         </w:rPr>
         <w:t>(</w:t>
       </w:r>
+      <w:proofErr w:type="gramEnd"/>
       <w:r>
         <w:rPr>
           <w:rStyle w:val="StringTok"/>
           <w:rFonts w:ascii="Times New Roman" w:hAnsi="Times New Roman" w:cs="Times New Roman"/>
           <w:szCs w:val="22"/>
         </w:rPr>
-        <w:t>"topright"</w:t>
+        <w:t>"</w:t>
+      </w:r>
+      <w:proofErr w:type="spellStart"/>
+      <w:r>
+        <w:rPr>
+          <w:rStyle w:val="StringTok"/>
+          <w:rFonts w:ascii="Times New Roman" w:hAnsi="Times New Roman" w:cs="Times New Roman"/>
+          <w:szCs w:val="22"/>
+        </w:rPr>
+        <w:t>topright</w:t>
+      </w:r>
+      <w:proofErr w:type="spellEnd"/>
+      <w:r>
+        <w:rPr>
+          <w:rStyle w:val="StringTok"/>
+          <w:rFonts w:ascii="Times New Roman" w:hAnsi="Times New Roman" w:cs="Times New Roman"/>
+          <w:szCs w:val="22"/>
+        </w:rPr>
+        <w:t>"</w:t>
       </w:r>
       <w:r>
         <w:rPr>
@@ -26897,6 +29418,7 @@
           <w:szCs w:val="22"/>
         </w:rPr>
       </w:pPr>
+      <w:proofErr w:type="spellStart"/>
       <w:r>
         <w:rPr>
           <w:rStyle w:val="FunctionTok"/>
@@ -26905,6 +29427,7 @@
         </w:rPr>
         <w:t>set.seed</w:t>
       </w:r>
+      <w:proofErr w:type="spellEnd"/>
       <w:r>
         <w:rPr>
           <w:rStyle w:val="NormalTok"/>
@@ -27187,13 +29710,23 @@
         </w:rPr>
         <w:br/>
       </w:r>
-      <w:r>
-        <w:rPr>
-          <w:rStyle w:val="NormalTok"/>
-          <w:rFonts w:ascii="Times New Roman" w:hAnsi="Times New Roman" w:cs="Times New Roman"/>
-          <w:szCs w:val="22"/>
-        </w:rPr>
-        <w:t xml:space="preserve">Rt_matrix </w:t>
+      <w:proofErr w:type="spellStart"/>
+      <w:r>
+        <w:rPr>
+          <w:rStyle w:val="NormalTok"/>
+          <w:rFonts w:ascii="Times New Roman" w:hAnsi="Times New Roman" w:cs="Times New Roman"/>
+          <w:szCs w:val="22"/>
+        </w:rPr>
+        <w:t>Rt_matrix</w:t>
+      </w:r>
+      <w:proofErr w:type="spellEnd"/>
+      <w:r>
+        <w:rPr>
+          <w:rStyle w:val="NormalTok"/>
+          <w:rFonts w:ascii="Times New Roman" w:hAnsi="Times New Roman" w:cs="Times New Roman"/>
+          <w:szCs w:val="22"/>
+        </w:rPr>
+        <w:t xml:space="preserve"> </w:t>
       </w:r>
       <w:r>
         <w:rPr>
@@ -27211,6 +29744,7 @@
         </w:rPr>
         <w:t xml:space="preserve"> </w:t>
       </w:r>
+      <w:proofErr w:type="spellStart"/>
       <w:r>
         <w:rPr>
           <w:rStyle w:val="FunctionTok"/>
@@ -27219,6 +29753,7 @@
         </w:rPr>
         <w:t>sapply</w:t>
       </w:r>
+      <w:proofErr w:type="spellEnd"/>
       <w:r>
         <w:rPr>
           <w:rStyle w:val="NormalTok"/>
@@ -27267,6 +29802,7 @@
         </w:rPr>
         <w:t xml:space="preserve">(m) </w:t>
       </w:r>
+      <w:proofErr w:type="spellStart"/>
       <w:r>
         <w:rPr>
           <w:rStyle w:val="FunctionTok"/>
@@ -27275,6 +29811,7 @@
         </w:rPr>
         <w:t>Rt_sim</w:t>
       </w:r>
+      <w:proofErr w:type="spellEnd"/>
       <w:r>
         <w:rPr>
           <w:rStyle w:val="NormalTok"/>
@@ -27299,13 +29836,23 @@
         </w:rPr>
         <w:t xml:space="preserve">the </w:t>
       </w:r>
+      <w:proofErr w:type="spellStart"/>
       <w:r>
         <w:rPr>
           <w:rStyle w:val="CommentTok"/>
           <w:rFonts w:ascii="Times New Roman" w:hAnsi="Times New Roman" w:cs="Times New Roman"/>
           <w:szCs w:val="22"/>
         </w:rPr>
-        <w:t>mth path of Rt</w:t>
+        <w:t>mth</w:t>
+      </w:r>
+      <w:proofErr w:type="spellEnd"/>
+      <w:r>
+        <w:rPr>
+          <w:rStyle w:val="CommentTok"/>
+          <w:rFonts w:ascii="Times New Roman" w:hAnsi="Times New Roman" w:cs="Times New Roman"/>
+          <w:szCs w:val="22"/>
+        </w:rPr>
+        <w:t xml:space="preserve"> path of Rt</w:t>
       </w:r>
       <w:r>
         <w:rPr>
@@ -27314,6 +29861,7 @@
         </w:rPr>
         <w:br/>
       </w:r>
+      <w:proofErr w:type="spellStart"/>
       <w:r>
         <w:rPr>
           <w:rStyle w:val="FunctionTok"/>
@@ -27322,13 +29870,32 @@
         </w:rPr>
         <w:t>matplot</w:t>
       </w:r>
-      <w:r>
-        <w:rPr>
-          <w:rStyle w:val="NormalTok"/>
-          <w:rFonts w:ascii="Times New Roman" w:hAnsi="Times New Roman" w:cs="Times New Roman"/>
-          <w:szCs w:val="22"/>
-        </w:rPr>
-        <w:t xml:space="preserve">(t, Rt_matrix, </w:t>
+      <w:proofErr w:type="spellEnd"/>
+      <w:r>
+        <w:rPr>
+          <w:rStyle w:val="NormalTok"/>
+          <w:rFonts w:ascii="Times New Roman" w:hAnsi="Times New Roman" w:cs="Times New Roman"/>
+          <w:szCs w:val="22"/>
+        </w:rPr>
+        <w:t xml:space="preserve">(t, </w:t>
+      </w:r>
+      <w:proofErr w:type="spellStart"/>
+      <w:r>
+        <w:rPr>
+          <w:rStyle w:val="NormalTok"/>
+          <w:rFonts w:ascii="Times New Roman" w:hAnsi="Times New Roman" w:cs="Times New Roman"/>
+          <w:szCs w:val="22"/>
+        </w:rPr>
+        <w:t>Rt_matrix</w:t>
+      </w:r>
+      <w:proofErr w:type="spellEnd"/>
+      <w:r>
+        <w:rPr>
+          <w:rStyle w:val="NormalTok"/>
+          <w:rFonts w:ascii="Times New Roman" w:hAnsi="Times New Roman" w:cs="Times New Roman"/>
+          <w:szCs w:val="22"/>
+        </w:rPr>
+        <w:t xml:space="preserve">, </w:t>
       </w:r>
       <w:r>
         <w:rPr>
@@ -27362,13 +29929,23 @@
         </w:rPr>
         <w:t xml:space="preserve">, </w:t>
       </w:r>
+      <w:proofErr w:type="spellStart"/>
       <w:r>
         <w:rPr>
           <w:rStyle w:val="AttributeTok"/>
           <w:rFonts w:ascii="Times New Roman" w:hAnsi="Times New Roman" w:cs="Times New Roman"/>
           <w:szCs w:val="22"/>
         </w:rPr>
-        <w:t>lty =</w:t>
+        <w:t>lty</w:t>
+      </w:r>
+      <w:proofErr w:type="spellEnd"/>
+      <w:r>
+        <w:rPr>
+          <w:rStyle w:val="AttributeTok"/>
+          <w:rFonts w:ascii="Times New Roman" w:hAnsi="Times New Roman" w:cs="Times New Roman"/>
+          <w:szCs w:val="22"/>
+        </w:rPr>
+        <w:t xml:space="preserve"> =</w:t>
       </w:r>
       <w:r>
         <w:rPr>
@@ -27488,13 +30065,23 @@
         </w:rPr>
         <w:t xml:space="preserve">        </w:t>
       </w:r>
+      <w:proofErr w:type="spellStart"/>
       <w:r>
         <w:rPr>
           <w:rStyle w:val="AttributeTok"/>
           <w:rFonts w:ascii="Times New Roman" w:hAnsi="Times New Roman" w:cs="Times New Roman"/>
           <w:szCs w:val="22"/>
         </w:rPr>
-        <w:t>xlab =</w:t>
+        <w:t>xlab</w:t>
+      </w:r>
+      <w:proofErr w:type="spellEnd"/>
+      <w:r>
+        <w:rPr>
+          <w:rStyle w:val="AttributeTok"/>
+          <w:rFonts w:ascii="Times New Roman" w:hAnsi="Times New Roman" w:cs="Times New Roman"/>
+          <w:szCs w:val="22"/>
+        </w:rPr>
+        <w:t xml:space="preserve"> =</w:t>
       </w:r>
       <w:r>
         <w:rPr>
@@ -27520,13 +30107,23 @@
         </w:rPr>
         <w:t xml:space="preserve">, </w:t>
       </w:r>
+      <w:proofErr w:type="spellStart"/>
       <w:r>
         <w:rPr>
           <w:rStyle w:val="AttributeTok"/>
           <w:rFonts w:ascii="Times New Roman" w:hAnsi="Times New Roman" w:cs="Times New Roman"/>
           <w:szCs w:val="22"/>
         </w:rPr>
-        <w:t>ylab =</w:t>
+        <w:t>ylab</w:t>
+      </w:r>
+      <w:proofErr w:type="spellEnd"/>
+      <w:r>
+        <w:rPr>
+          <w:rStyle w:val="AttributeTok"/>
+          <w:rFonts w:ascii="Times New Roman" w:hAnsi="Times New Roman" w:cs="Times New Roman"/>
+          <w:szCs w:val="22"/>
+        </w:rPr>
+        <w:t xml:space="preserve"> =</w:t>
       </w:r>
       <w:r>
         <w:rPr>
@@ -27644,13 +30241,23 @@
           <w:szCs w:val="22"/>
         </w:rPr>
       </w:pPr>
-      <w:r>
-        <w:rPr>
-          <w:rStyle w:val="NormalTok"/>
-          <w:rFonts w:ascii="Times New Roman" w:hAnsi="Times New Roman" w:cs="Times New Roman"/>
-          <w:szCs w:val="22"/>
-        </w:rPr>
-        <w:t xml:space="preserve">tk_index </w:t>
+      <w:proofErr w:type="spellStart"/>
+      <w:r>
+        <w:rPr>
+          <w:rStyle w:val="NormalTok"/>
+          <w:rFonts w:ascii="Times New Roman" w:hAnsi="Times New Roman" w:cs="Times New Roman"/>
+          <w:szCs w:val="22"/>
+        </w:rPr>
+        <w:t>tk_index</w:t>
+      </w:r>
+      <w:proofErr w:type="spellEnd"/>
+      <w:r>
+        <w:rPr>
+          <w:rStyle w:val="NormalTok"/>
+          <w:rFonts w:ascii="Times New Roman" w:hAnsi="Times New Roman" w:cs="Times New Roman"/>
+          <w:szCs w:val="22"/>
+        </w:rPr>
+        <w:t xml:space="preserve"> </w:t>
       </w:r>
       <w:r>
         <w:rPr>
@@ -27779,13 +30386,23 @@
         </w:rPr>
         <w:br/>
       </w:r>
-      <w:r>
-        <w:rPr>
-          <w:rStyle w:val="NormalTok"/>
-          <w:rFonts w:ascii="Times New Roman" w:hAnsi="Times New Roman" w:cs="Times New Roman"/>
-          <w:szCs w:val="22"/>
-        </w:rPr>
-        <w:t xml:space="preserve">Rtk </w:t>
+      <w:proofErr w:type="spellStart"/>
+      <w:r>
+        <w:rPr>
+          <w:rStyle w:val="NormalTok"/>
+          <w:rFonts w:ascii="Times New Roman" w:hAnsi="Times New Roman" w:cs="Times New Roman"/>
+          <w:szCs w:val="22"/>
+        </w:rPr>
+        <w:t>Rtk</w:t>
+      </w:r>
+      <w:proofErr w:type="spellEnd"/>
+      <w:r>
+        <w:rPr>
+          <w:rStyle w:val="NormalTok"/>
+          <w:rFonts w:ascii="Times New Roman" w:hAnsi="Times New Roman" w:cs="Times New Roman"/>
+          <w:szCs w:val="22"/>
+        </w:rPr>
+        <w:t xml:space="preserve"> </w:t>
       </w:r>
       <w:r>
         <w:rPr>
@@ -27801,7 +30418,43 @@
           <w:rFonts w:ascii="Times New Roman" w:hAnsi="Times New Roman" w:cs="Times New Roman"/>
           <w:szCs w:val="22"/>
         </w:rPr>
-        <w:t xml:space="preserve"> Rt_matrix[tk_index, ]  </w:t>
+        <w:t xml:space="preserve"> </w:t>
+      </w:r>
+      <w:proofErr w:type="spellStart"/>
+      <w:r>
+        <w:rPr>
+          <w:rStyle w:val="NormalTok"/>
+          <w:rFonts w:ascii="Times New Roman" w:hAnsi="Times New Roman" w:cs="Times New Roman"/>
+          <w:szCs w:val="22"/>
+        </w:rPr>
+        <w:t>Rt_matrix</w:t>
+      </w:r>
+      <w:proofErr w:type="spellEnd"/>
+      <w:r>
+        <w:rPr>
+          <w:rStyle w:val="NormalTok"/>
+          <w:rFonts w:ascii="Times New Roman" w:hAnsi="Times New Roman" w:cs="Times New Roman"/>
+          <w:szCs w:val="22"/>
+        </w:rPr>
+        <w:t>[</w:t>
+      </w:r>
+      <w:proofErr w:type="spellStart"/>
+      <w:r>
+        <w:rPr>
+          <w:rStyle w:val="NormalTok"/>
+          <w:rFonts w:ascii="Times New Roman" w:hAnsi="Times New Roman" w:cs="Times New Roman"/>
+          <w:szCs w:val="22"/>
+        </w:rPr>
+        <w:t>tk_index</w:t>
+      </w:r>
+      <w:proofErr w:type="spellEnd"/>
+      <w:r>
+        <w:rPr>
+          <w:rStyle w:val="NormalTok"/>
+          <w:rFonts w:ascii="Times New Roman" w:hAnsi="Times New Roman" w:cs="Times New Roman"/>
+          <w:szCs w:val="22"/>
+        </w:rPr>
+        <w:t xml:space="preserve">, ]  </w:t>
       </w:r>
       <w:r>
         <w:rPr>
@@ -27809,23 +30462,51 @@
           <w:rFonts w:ascii="Times New Roman" w:hAnsi="Times New Roman" w:cs="Times New Roman"/>
           <w:szCs w:val="22"/>
         </w:rPr>
-        <w:t xml:space="preserve"># rows: tk, cols: </w:t>
-      </w:r>
+        <w:t xml:space="preserve"># rows: </w:t>
+      </w:r>
+      <w:proofErr w:type="spellStart"/>
       <w:r>
         <w:rPr>
           <w:rStyle w:val="CommentTok"/>
           <w:rFonts w:ascii="Times New Roman" w:hAnsi="Times New Roman" w:cs="Times New Roman"/>
           <w:szCs w:val="22"/>
         </w:rPr>
+        <w:t>tk</w:t>
+      </w:r>
+      <w:proofErr w:type="spellEnd"/>
+      <w:r>
+        <w:rPr>
+          <w:rStyle w:val="CommentTok"/>
+          <w:rFonts w:ascii="Times New Roman" w:hAnsi="Times New Roman" w:cs="Times New Roman"/>
+          <w:szCs w:val="22"/>
+        </w:rPr>
+        <w:t xml:space="preserve">, cols: </w:t>
+      </w:r>
+      <w:r>
+        <w:rPr>
+          <w:rStyle w:val="CommentTok"/>
+          <w:rFonts w:ascii="Times New Roman" w:hAnsi="Times New Roman" w:cs="Times New Roman"/>
+          <w:szCs w:val="22"/>
+        </w:rPr>
         <w:t xml:space="preserve">the </w:t>
       </w:r>
+      <w:proofErr w:type="spellStart"/>
       <w:r>
         <w:rPr>
           <w:rStyle w:val="CommentTok"/>
           <w:rFonts w:ascii="Times New Roman" w:hAnsi="Times New Roman" w:cs="Times New Roman"/>
           <w:szCs w:val="22"/>
         </w:rPr>
-        <w:t>mth path of Rt</w:t>
+        <w:t>mth</w:t>
+      </w:r>
+      <w:proofErr w:type="spellEnd"/>
+      <w:r>
+        <w:rPr>
+          <w:rStyle w:val="CommentTok"/>
+          <w:rFonts w:ascii="Times New Roman" w:hAnsi="Times New Roman" w:cs="Times New Roman"/>
+          <w:szCs w:val="22"/>
+        </w:rPr>
+        <w:t xml:space="preserve"> path of Rt</w:t>
       </w:r>
       <w:r>
         <w:rPr>
@@ -27834,13 +30515,23 @@
         </w:rPr>
         <w:br/>
       </w:r>
-      <w:r>
-        <w:rPr>
-          <w:rStyle w:val="NormalTok"/>
-          <w:rFonts w:ascii="Times New Roman" w:hAnsi="Times New Roman" w:cs="Times New Roman"/>
-          <w:szCs w:val="22"/>
-        </w:rPr>
-        <w:t xml:space="preserve">tk_payoff </w:t>
+      <w:proofErr w:type="spellStart"/>
+      <w:r>
+        <w:rPr>
+          <w:rStyle w:val="NormalTok"/>
+          <w:rFonts w:ascii="Times New Roman" w:hAnsi="Times New Roman" w:cs="Times New Roman"/>
+          <w:szCs w:val="22"/>
+        </w:rPr>
+        <w:t>tk_payoff</w:t>
+      </w:r>
+      <w:proofErr w:type="spellEnd"/>
+      <w:r>
+        <w:rPr>
+          <w:rStyle w:val="NormalTok"/>
+          <w:rFonts w:ascii="Times New Roman" w:hAnsi="Times New Roman" w:cs="Times New Roman"/>
+          <w:szCs w:val="22"/>
+        </w:rPr>
+        <w:t xml:space="preserve"> </w:t>
       </w:r>
       <w:r>
         <w:rPr>
@@ -27858,6 +30549,7 @@
         </w:rPr>
         <w:t xml:space="preserve"> </w:t>
       </w:r>
+      <w:proofErr w:type="spellStart"/>
       <w:r>
         <w:rPr>
           <w:rStyle w:val="FunctionTok"/>
@@ -27866,13 +30558,32 @@
         </w:rPr>
         <w:t>pmax</w:t>
       </w:r>
-      <w:r>
-        <w:rPr>
-          <w:rStyle w:val="NormalTok"/>
-          <w:rFonts w:ascii="Times New Roman" w:hAnsi="Times New Roman" w:cs="Times New Roman"/>
-          <w:szCs w:val="22"/>
-        </w:rPr>
-        <w:t xml:space="preserve">(Rtk </w:t>
+      <w:proofErr w:type="spellEnd"/>
+      <w:r>
+        <w:rPr>
+          <w:rStyle w:val="NormalTok"/>
+          <w:rFonts w:ascii="Times New Roman" w:hAnsi="Times New Roman" w:cs="Times New Roman"/>
+          <w:szCs w:val="22"/>
+        </w:rPr>
+        <w:t>(</w:t>
+      </w:r>
+      <w:proofErr w:type="spellStart"/>
+      <w:r>
+        <w:rPr>
+          <w:rStyle w:val="NormalTok"/>
+          <w:rFonts w:ascii="Times New Roman" w:hAnsi="Times New Roman" w:cs="Times New Roman"/>
+          <w:szCs w:val="22"/>
+        </w:rPr>
+        <w:t>Rtk</w:t>
+      </w:r>
+      <w:proofErr w:type="spellEnd"/>
+      <w:r>
+        <w:rPr>
+          <w:rStyle w:val="NormalTok"/>
+          <w:rFonts w:ascii="Times New Roman" w:hAnsi="Times New Roman" w:cs="Times New Roman"/>
+          <w:szCs w:val="22"/>
+        </w:rPr>
+        <w:t xml:space="preserve"> </w:t>
       </w:r>
       <w:r>
         <w:rPr>
@@ -27921,13 +30632,23 @@
         </w:rPr>
         <w:br/>
       </w:r>
-      <w:r>
-        <w:rPr>
-          <w:rStyle w:val="NormalTok"/>
-          <w:rFonts w:ascii="Times New Roman" w:hAnsi="Times New Roman" w:cs="Times New Roman"/>
-          <w:szCs w:val="22"/>
-        </w:rPr>
-        <w:t xml:space="preserve">exercise_time </w:t>
+      <w:proofErr w:type="spellStart"/>
+      <w:r>
+        <w:rPr>
+          <w:rStyle w:val="NormalTok"/>
+          <w:rFonts w:ascii="Times New Roman" w:hAnsi="Times New Roman" w:cs="Times New Roman"/>
+          <w:szCs w:val="22"/>
+        </w:rPr>
+        <w:t>exercise_time</w:t>
+      </w:r>
+      <w:proofErr w:type="spellEnd"/>
+      <w:r>
+        <w:rPr>
+          <w:rStyle w:val="NormalTok"/>
+          <w:rFonts w:ascii="Times New Roman" w:hAnsi="Times New Roman" w:cs="Times New Roman"/>
+          <w:szCs w:val="22"/>
+        </w:rPr>
+        <w:t xml:space="preserve"> </w:t>
       </w:r>
       <w:r>
         <w:rPr>
@@ -27959,7 +30680,25 @@
           <w:rFonts w:ascii="Times New Roman" w:hAnsi="Times New Roman" w:cs="Times New Roman"/>
           <w:szCs w:val="22"/>
         </w:rPr>
-        <w:t xml:space="preserve">(tk_payoff, </w:t>
+        <w:t>(</w:t>
+      </w:r>
+      <w:proofErr w:type="spellStart"/>
+      <w:r>
+        <w:rPr>
+          <w:rStyle w:val="NormalTok"/>
+          <w:rFonts w:ascii="Times New Roman" w:hAnsi="Times New Roman" w:cs="Times New Roman"/>
+          <w:szCs w:val="22"/>
+        </w:rPr>
+        <w:t>tk_payoff</w:t>
+      </w:r>
+      <w:proofErr w:type="spellEnd"/>
+      <w:r>
+        <w:rPr>
+          <w:rStyle w:val="NormalTok"/>
+          <w:rFonts w:ascii="Times New Roman" w:hAnsi="Times New Roman" w:cs="Times New Roman"/>
+          <w:szCs w:val="22"/>
+        </w:rPr>
+        <w:t xml:space="preserve">, </w:t>
       </w:r>
       <w:r>
         <w:rPr>
@@ -28006,7 +30745,25 @@
           <w:rFonts w:ascii="Times New Roman" w:hAnsi="Times New Roman" w:cs="Times New Roman"/>
           <w:szCs w:val="22"/>
         </w:rPr>
-        <w:t xml:space="preserve">  idx </w:t>
+        <w:t xml:space="preserve">  </w:t>
+      </w:r>
+      <w:proofErr w:type="spellStart"/>
+      <w:r>
+        <w:rPr>
+          <w:rStyle w:val="NormalTok"/>
+          <w:rFonts w:ascii="Times New Roman" w:hAnsi="Times New Roman" w:cs="Times New Roman"/>
+          <w:szCs w:val="22"/>
+        </w:rPr>
+        <w:t>idx</w:t>
+      </w:r>
+      <w:proofErr w:type="spellEnd"/>
+      <w:r>
+        <w:rPr>
+          <w:rStyle w:val="NormalTok"/>
+          <w:rFonts w:ascii="Times New Roman" w:hAnsi="Times New Roman" w:cs="Times New Roman"/>
+          <w:szCs w:val="22"/>
+        </w:rPr>
+        <w:t xml:space="preserve"> </w:t>
       </w:r>
       <w:r>
         <w:rPr>
@@ -28024,6 +30781,7 @@
         </w:rPr>
         <w:t xml:space="preserve"> </w:t>
       </w:r>
+      <w:proofErr w:type="spellStart"/>
       <w:r>
         <w:rPr>
           <w:rStyle w:val="FunctionTok"/>
@@ -28032,6 +30790,7 @@
         </w:rPr>
         <w:t>which.max</w:t>
       </w:r>
+      <w:proofErr w:type="spellEnd"/>
       <w:r>
         <w:rPr>
           <w:rStyle w:val="NormalTok"/>
@@ -28093,7 +30852,25 @@
           <w:rFonts w:ascii="Times New Roman" w:hAnsi="Times New Roman" w:cs="Times New Roman"/>
           <w:szCs w:val="22"/>
         </w:rPr>
-        <w:t xml:space="preserve">(idx)) </w:t>
+        <w:t>(</w:t>
+      </w:r>
+      <w:proofErr w:type="spellStart"/>
+      <w:r>
+        <w:rPr>
+          <w:rStyle w:val="NormalTok"/>
+          <w:rFonts w:ascii="Times New Roman" w:hAnsi="Times New Roman" w:cs="Times New Roman"/>
+          <w:szCs w:val="22"/>
+        </w:rPr>
+        <w:t>idx</w:t>
+      </w:r>
+      <w:proofErr w:type="spellEnd"/>
+      <w:r>
+        <w:rPr>
+          <w:rStyle w:val="NormalTok"/>
+          <w:rFonts w:ascii="Times New Roman" w:hAnsi="Times New Roman" w:cs="Times New Roman"/>
+          <w:szCs w:val="22"/>
+        </w:rPr>
+        <w:t xml:space="preserve">)) </w:t>
       </w:r>
       <w:r>
         <w:rPr>
@@ -28164,7 +30941,25 @@
           <w:rFonts w:ascii="Times New Roman" w:hAnsi="Times New Roman" w:cs="Times New Roman"/>
           <w:szCs w:val="22"/>
         </w:rPr>
-        <w:t xml:space="preserve">(idx)  </w:t>
+        <w:t>(</w:t>
+      </w:r>
+      <w:proofErr w:type="spellStart"/>
+      <w:r>
+        <w:rPr>
+          <w:rStyle w:val="NormalTok"/>
+          <w:rFonts w:ascii="Times New Roman" w:hAnsi="Times New Roman" w:cs="Times New Roman"/>
+          <w:szCs w:val="22"/>
+        </w:rPr>
+        <w:t>idx</w:t>
+      </w:r>
+      <w:proofErr w:type="spellEnd"/>
+      <w:r>
+        <w:rPr>
+          <w:rStyle w:val="NormalTok"/>
+          <w:rFonts w:ascii="Times New Roman" w:hAnsi="Times New Roman" w:cs="Times New Roman"/>
+          <w:szCs w:val="22"/>
+        </w:rPr>
+        <w:t xml:space="preserve">)  </w:t>
       </w:r>
       <w:r>
         <w:rPr>
@@ -28172,7 +30967,25 @@
           <w:rFonts w:ascii="Times New Roman" w:hAnsi="Times New Roman" w:cs="Times New Roman"/>
           <w:szCs w:val="22"/>
         </w:rPr>
-        <w:t># tk index 1:10</w:t>
+        <w:t xml:space="preserve"># </w:t>
+      </w:r>
+      <w:proofErr w:type="spellStart"/>
+      <w:r>
+        <w:rPr>
+          <w:rStyle w:val="CommentTok"/>
+          <w:rFonts w:ascii="Times New Roman" w:hAnsi="Times New Roman" w:cs="Times New Roman"/>
+          <w:szCs w:val="22"/>
+        </w:rPr>
+        <w:t>tk</w:t>
+      </w:r>
+      <w:proofErr w:type="spellEnd"/>
+      <w:r>
+        <w:rPr>
+          <w:rStyle w:val="CommentTok"/>
+          <w:rFonts w:ascii="Times New Roman" w:hAnsi="Times New Roman" w:cs="Times New Roman"/>
+          <w:szCs w:val="22"/>
+        </w:rPr>
+        <w:t xml:space="preserve"> index 1:10</w:t>
       </w:r>
       <w:r>
         <w:rPr>
@@ -28235,6 +31048,7 @@
         </w:rPr>
         <w:t xml:space="preserve"> </w:t>
       </w:r>
+      <w:proofErr w:type="spellStart"/>
       <w:r>
         <w:rPr>
           <w:rStyle w:val="FunctionTok"/>
@@ -28243,6 +31057,7 @@
         </w:rPr>
         <w:t>ifelse</w:t>
       </w:r>
+      <w:proofErr w:type="spellEnd"/>
       <w:r>
         <w:rPr>
           <w:rStyle w:val="NormalTok"/>
@@ -28265,7 +31080,25 @@
           <w:rFonts w:ascii="Times New Roman" w:hAnsi="Times New Roman" w:cs="Times New Roman"/>
           <w:szCs w:val="22"/>
         </w:rPr>
-        <w:t xml:space="preserve">(exercise_time), </w:t>
+        <w:t>(</w:t>
+      </w:r>
+      <w:proofErr w:type="spellStart"/>
+      <w:r>
+        <w:rPr>
+          <w:rStyle w:val="NormalTok"/>
+          <w:rFonts w:ascii="Times New Roman" w:hAnsi="Times New Roman" w:cs="Times New Roman"/>
+          <w:szCs w:val="22"/>
+        </w:rPr>
+        <w:t>exercise_time</w:t>
+      </w:r>
+      <w:proofErr w:type="spellEnd"/>
+      <w:r>
+        <w:rPr>
+          <w:rStyle w:val="NormalTok"/>
+          <w:rFonts w:ascii="Times New Roman" w:hAnsi="Times New Roman" w:cs="Times New Roman"/>
+          <w:szCs w:val="22"/>
+        </w:rPr>
+        <w:t xml:space="preserve">), </w:t>
       </w:r>
       <w:r>
         <w:rPr>
@@ -28281,7 +31114,25 @@
           <w:rFonts w:ascii="Times New Roman" w:hAnsi="Times New Roman" w:cs="Times New Roman"/>
           <w:szCs w:val="22"/>
         </w:rPr>
-        <w:t xml:space="preserve">, exercise_time)  </w:t>
+        <w:t xml:space="preserve">, </w:t>
+      </w:r>
+      <w:proofErr w:type="spellStart"/>
+      <w:r>
+        <w:rPr>
+          <w:rStyle w:val="NormalTok"/>
+          <w:rFonts w:ascii="Times New Roman" w:hAnsi="Times New Roman" w:cs="Times New Roman"/>
+          <w:szCs w:val="22"/>
+        </w:rPr>
+        <w:t>exercise_time</w:t>
+      </w:r>
+      <w:proofErr w:type="spellEnd"/>
+      <w:r>
+        <w:rPr>
+          <w:rStyle w:val="NormalTok"/>
+          <w:rFonts w:ascii="Times New Roman" w:hAnsi="Times New Roman" w:cs="Times New Roman"/>
+          <w:szCs w:val="22"/>
+        </w:rPr>
+        <w:t xml:space="preserve">)  </w:t>
       </w:r>
       <w:r>
         <w:rPr>
@@ -28561,7 +31412,16 @@
           <w:rFonts w:ascii="Times New Roman" w:hAnsi="Times New Roman" w:cs="Times New Roman"/>
           <w:szCs w:val="22"/>
         </w:rPr>
-        <w:t xml:space="preserve">(tau) </w:t>
+        <w:t>(</w:t>
+      </w:r>
+      <w:proofErr w:type="gramStart"/>
+      <w:r>
+        <w:rPr>
+          <w:rStyle w:val="NormalTok"/>
+          <w:rFonts w:ascii="Times New Roman" w:hAnsi="Times New Roman" w:cs="Times New Roman"/>
+          <w:szCs w:val="22"/>
+        </w:rPr>
+        <w:t xml:space="preserve">tau) </w:t>
       </w:r>
       <w:r>
         <w:rPr>
@@ -28569,7 +31429,16 @@
           <w:rFonts w:ascii="Times New Roman" w:hAnsi="Times New Roman" w:cs="Times New Roman"/>
           <w:szCs w:val="22"/>
         </w:rPr>
-        <w:t># median = 8, mean = 6.89</w:t>
+        <w:t>#</w:t>
+      </w:r>
+      <w:proofErr w:type="gramEnd"/>
+      <w:r>
+        <w:rPr>
+          <w:rStyle w:val="CommentTok"/>
+          <w:rFonts w:ascii="Times New Roman" w:hAnsi="Times New Roman" w:cs="Times New Roman"/>
+          <w:szCs w:val="22"/>
+        </w:rPr>
+        <w:t xml:space="preserve"> median = 8, mean = 6.89</w:t>
       </w:r>
     </w:p>
     <w:p>
@@ -28622,7 +31491,25 @@
           <w:sz w:val="22"/>
           <w:szCs w:val="22"/>
         </w:rPr>
-        <w:t>In conclusion, the result(median=8,mean=6.89) shows that there are no incentives to exercise early. Since there are no discounting factors, most options are exercised close to maturity.</w:t>
+        <w:t>In conclusion, the result(median=</w:t>
+      </w:r>
+      <w:proofErr w:type="gramStart"/>
+      <w:r>
+        <w:rPr>
+          <w:rFonts w:ascii="Times New Roman" w:hAnsi="Times New Roman" w:cs="Times New Roman"/>
+          <w:sz w:val="22"/>
+          <w:szCs w:val="22"/>
+        </w:rPr>
+        <w:t>8,mean</w:t>
+      </w:r>
+      <w:proofErr w:type="gramEnd"/>
+      <w:r>
+        <w:rPr>
+          <w:rFonts w:ascii="Times New Roman" w:hAnsi="Times New Roman" w:cs="Times New Roman"/>
+          <w:sz w:val="22"/>
+          <w:szCs w:val="22"/>
+        </w:rPr>
+        <w:t>=6.89) shows that there are no incentives to exercise early. Since there are no discounting factors, most options are exercised close to maturity.</w:t>
       </w:r>
     </w:p>
     <w:p>
@@ -29095,7 +31982,25 @@
           <w:sz w:val="22"/>
           <w:szCs w:val="22"/>
         </w:rPr>
-        <w:t xml:space="preserve"> is the future value. Hence this is equivalent to find the maximum value of the payoffs all through the exercisable times, i.e. </w:t>
+        <w:t xml:space="preserve"> is the future value. Hence this is equivalent to </w:t>
+      </w:r>
+      <w:proofErr w:type="gramStart"/>
+      <w:r>
+        <w:rPr>
+          <w:rFonts w:ascii="Times New Roman" w:hAnsi="Times New Roman" w:cs="Times New Roman"/>
+          <w:sz w:val="22"/>
+          <w:szCs w:val="22"/>
+        </w:rPr>
+        <w:t>find</w:t>
+      </w:r>
+      <w:proofErr w:type="gramEnd"/>
+      <w:r>
+        <w:rPr>
+          <w:rFonts w:ascii="Times New Roman" w:hAnsi="Times New Roman" w:cs="Times New Roman"/>
+          <w:sz w:val="22"/>
+          <w:szCs w:val="22"/>
+        </w:rPr>
+        <w:t xml:space="preserve"> the maximum value of the payoffs all through the exercisable times, i.e. </w:t>
       </w:r>
       <m:oMath>
         <m:r>
@@ -29366,13 +32271,23 @@
           <w:szCs w:val="22"/>
         </w:rPr>
       </w:pPr>
-      <w:r>
-        <w:rPr>
-          <w:rStyle w:val="NormalTok"/>
-          <w:rFonts w:ascii="Times New Roman" w:hAnsi="Times New Roman" w:cs="Times New Roman"/>
-          <w:szCs w:val="22"/>
-        </w:rPr>
-        <w:t xml:space="preserve">Bermuda_payoffs </w:t>
+      <w:proofErr w:type="spellStart"/>
+      <w:r>
+        <w:rPr>
+          <w:rStyle w:val="NormalTok"/>
+          <w:rFonts w:ascii="Times New Roman" w:hAnsi="Times New Roman" w:cs="Times New Roman"/>
+          <w:szCs w:val="22"/>
+        </w:rPr>
+        <w:t>Bermuda_payoffs</w:t>
+      </w:r>
+      <w:proofErr w:type="spellEnd"/>
+      <w:r>
+        <w:rPr>
+          <w:rStyle w:val="NormalTok"/>
+          <w:rFonts w:ascii="Times New Roman" w:hAnsi="Times New Roman" w:cs="Times New Roman"/>
+          <w:szCs w:val="22"/>
+        </w:rPr>
+        <w:t xml:space="preserve"> </w:t>
       </w:r>
       <w:r>
         <w:rPr>
@@ -29390,6 +32305,7 @@
         </w:rPr>
         <w:t xml:space="preserve"> </w:t>
       </w:r>
+      <w:proofErr w:type="spellStart"/>
       <w:r>
         <w:rPr>
           <w:rStyle w:val="FunctionTok"/>
@@ -29398,6 +32314,7 @@
         </w:rPr>
         <w:t>sapply</w:t>
       </w:r>
+      <w:proofErr w:type="spellEnd"/>
       <w:r>
         <w:rPr>
           <w:rStyle w:val="NormalTok"/>
@@ -29475,7 +32392,25 @@
           <w:rFonts w:ascii="Times New Roman" w:hAnsi="Times New Roman" w:cs="Times New Roman"/>
           <w:szCs w:val="22"/>
         </w:rPr>
-        <w:t xml:space="preserve"> tk_payoff[, m]</w:t>
+        <w:t xml:space="preserve"> </w:t>
+      </w:r>
+      <w:proofErr w:type="spellStart"/>
+      <w:r>
+        <w:rPr>
+          <w:rStyle w:val="NormalTok"/>
+          <w:rFonts w:ascii="Times New Roman" w:hAnsi="Times New Roman" w:cs="Times New Roman"/>
+          <w:szCs w:val="22"/>
+        </w:rPr>
+        <w:t>tk_payoff</w:t>
+      </w:r>
+      <w:proofErr w:type="spellEnd"/>
+      <w:r>
+        <w:rPr>
+          <w:rStyle w:val="NormalTok"/>
+          <w:rFonts w:ascii="Times New Roman" w:hAnsi="Times New Roman" w:cs="Times New Roman"/>
+          <w:szCs w:val="22"/>
+        </w:rPr>
+        <w:t>[, m]</w:t>
       </w:r>
       <w:r>
         <w:rPr>
@@ -29490,7 +32425,25 @@
           <w:rFonts w:ascii="Times New Roman" w:hAnsi="Times New Roman" w:cs="Times New Roman"/>
           <w:szCs w:val="22"/>
         </w:rPr>
-        <w:t xml:space="preserve">  holding_values </w:t>
+        <w:t xml:space="preserve">  </w:t>
+      </w:r>
+      <w:proofErr w:type="spellStart"/>
+      <w:r>
+        <w:rPr>
+          <w:rStyle w:val="NormalTok"/>
+          <w:rFonts w:ascii="Times New Roman" w:hAnsi="Times New Roman" w:cs="Times New Roman"/>
+          <w:szCs w:val="22"/>
+        </w:rPr>
+        <w:t>holding_values</w:t>
+      </w:r>
+      <w:proofErr w:type="spellEnd"/>
+      <w:r>
+        <w:rPr>
+          <w:rStyle w:val="NormalTok"/>
+          <w:rFonts w:ascii="Times New Roman" w:hAnsi="Times New Roman" w:cs="Times New Roman"/>
+          <w:szCs w:val="22"/>
+        </w:rPr>
+        <w:t xml:space="preserve"> </w:t>
       </w:r>
       <w:r>
         <w:rPr>
@@ -29553,7 +32506,25 @@
           <w:rFonts w:ascii="Times New Roman" w:hAnsi="Times New Roman" w:cs="Times New Roman"/>
           <w:szCs w:val="22"/>
         </w:rPr>
-        <w:t xml:space="preserve">  holding_values[</w:t>
+        <w:t xml:space="preserve">  </w:t>
+      </w:r>
+      <w:proofErr w:type="spellStart"/>
+      <w:r>
+        <w:rPr>
+          <w:rStyle w:val="NormalTok"/>
+          <w:rFonts w:ascii="Times New Roman" w:hAnsi="Times New Roman" w:cs="Times New Roman"/>
+          <w:szCs w:val="22"/>
+        </w:rPr>
+        <w:t>holding_values</w:t>
+      </w:r>
+      <w:proofErr w:type="spellEnd"/>
+      <w:r>
+        <w:rPr>
+          <w:rStyle w:val="NormalTok"/>
+          <w:rFonts w:ascii="Times New Roman" w:hAnsi="Times New Roman" w:cs="Times New Roman"/>
+          <w:szCs w:val="22"/>
+        </w:rPr>
+        <w:t>[</w:t>
       </w:r>
       <w:r>
         <w:rPr>
@@ -29758,7 +32729,25 @@
           <w:rFonts w:ascii="Times New Roman" w:hAnsi="Times New Roman" w:cs="Times New Roman"/>
           <w:szCs w:val="22"/>
         </w:rPr>
-        <w:t xml:space="preserve">      immediate_exercise </w:t>
+        <w:t xml:space="preserve">      </w:t>
+      </w:r>
+      <w:proofErr w:type="spellStart"/>
+      <w:r>
+        <w:rPr>
+          <w:rStyle w:val="NormalTok"/>
+          <w:rFonts w:ascii="Times New Roman" w:hAnsi="Times New Roman" w:cs="Times New Roman"/>
+          <w:szCs w:val="22"/>
+        </w:rPr>
+        <w:t>immediate_exercise</w:t>
+      </w:r>
+      <w:proofErr w:type="spellEnd"/>
+      <w:r>
+        <w:rPr>
+          <w:rStyle w:val="NormalTok"/>
+          <w:rFonts w:ascii="Times New Roman" w:hAnsi="Times New Roman" w:cs="Times New Roman"/>
+          <w:szCs w:val="22"/>
+        </w:rPr>
+        <w:t xml:space="preserve"> </w:t>
       </w:r>
       <w:r>
         <w:rPr>
@@ -29789,7 +32778,25 @@
           <w:rFonts w:ascii="Times New Roman" w:hAnsi="Times New Roman" w:cs="Times New Roman"/>
           <w:szCs w:val="22"/>
         </w:rPr>
-        <w:t xml:space="preserve">      future_payoff </w:t>
+        <w:t xml:space="preserve">      </w:t>
+      </w:r>
+      <w:proofErr w:type="spellStart"/>
+      <w:r>
+        <w:rPr>
+          <w:rStyle w:val="NormalTok"/>
+          <w:rFonts w:ascii="Times New Roman" w:hAnsi="Times New Roman" w:cs="Times New Roman"/>
+          <w:szCs w:val="22"/>
+        </w:rPr>
+        <w:t>future_payoff</w:t>
+      </w:r>
+      <w:proofErr w:type="spellEnd"/>
+      <w:r>
+        <w:rPr>
+          <w:rStyle w:val="NormalTok"/>
+          <w:rFonts w:ascii="Times New Roman" w:hAnsi="Times New Roman" w:cs="Times New Roman"/>
+          <w:szCs w:val="22"/>
+        </w:rPr>
+        <w:t xml:space="preserve"> </w:t>
       </w:r>
       <w:r>
         <w:rPr>
@@ -29805,7 +32812,25 @@
           <w:rFonts w:ascii="Times New Roman" w:hAnsi="Times New Roman" w:cs="Times New Roman"/>
           <w:szCs w:val="22"/>
         </w:rPr>
-        <w:t xml:space="preserve"> holding_values[t </w:t>
+        <w:t xml:space="preserve"> </w:t>
+      </w:r>
+      <w:proofErr w:type="spellStart"/>
+      <w:r>
+        <w:rPr>
+          <w:rStyle w:val="NormalTok"/>
+          <w:rFonts w:ascii="Times New Roman" w:hAnsi="Times New Roman" w:cs="Times New Roman"/>
+          <w:szCs w:val="22"/>
+        </w:rPr>
+        <w:t>holding_values</w:t>
+      </w:r>
+      <w:proofErr w:type="spellEnd"/>
+      <w:r>
+        <w:rPr>
+          <w:rStyle w:val="NormalTok"/>
+          <w:rFonts w:ascii="Times New Roman" w:hAnsi="Times New Roman" w:cs="Times New Roman"/>
+          <w:szCs w:val="22"/>
+        </w:rPr>
+        <w:t xml:space="preserve">[t </w:t>
       </w:r>
       <w:r>
         <w:rPr>
@@ -29852,7 +32877,25 @@
           <w:rFonts w:ascii="Times New Roman" w:hAnsi="Times New Roman" w:cs="Times New Roman"/>
           <w:szCs w:val="22"/>
         </w:rPr>
-        <w:t xml:space="preserve">      holding_values[t] </w:t>
+        <w:t xml:space="preserve">      </w:t>
+      </w:r>
+      <w:proofErr w:type="spellStart"/>
+      <w:r>
+        <w:rPr>
+          <w:rStyle w:val="NormalTok"/>
+          <w:rFonts w:ascii="Times New Roman" w:hAnsi="Times New Roman" w:cs="Times New Roman"/>
+          <w:szCs w:val="22"/>
+        </w:rPr>
+        <w:t>holding_values</w:t>
+      </w:r>
+      <w:proofErr w:type="spellEnd"/>
+      <w:r>
+        <w:rPr>
+          <w:rStyle w:val="NormalTok"/>
+          <w:rFonts w:ascii="Times New Roman" w:hAnsi="Times New Roman" w:cs="Times New Roman"/>
+          <w:szCs w:val="22"/>
+        </w:rPr>
+        <w:t xml:space="preserve">[t] </w:t>
       </w:r>
       <w:r>
         <w:rPr>
@@ -29884,7 +32927,43 @@
           <w:rFonts w:ascii="Times New Roman" w:hAnsi="Times New Roman" w:cs="Times New Roman"/>
           <w:szCs w:val="22"/>
         </w:rPr>
-        <w:t>(immediate_exercise, future_payoff)</w:t>
+        <w:t>(</w:t>
+      </w:r>
+      <w:proofErr w:type="spellStart"/>
+      <w:r>
+        <w:rPr>
+          <w:rStyle w:val="NormalTok"/>
+          <w:rFonts w:ascii="Times New Roman" w:hAnsi="Times New Roman" w:cs="Times New Roman"/>
+          <w:szCs w:val="22"/>
+        </w:rPr>
+        <w:t>immediate_exercise</w:t>
+      </w:r>
+      <w:proofErr w:type="spellEnd"/>
+      <w:r>
+        <w:rPr>
+          <w:rStyle w:val="NormalTok"/>
+          <w:rFonts w:ascii="Times New Roman" w:hAnsi="Times New Roman" w:cs="Times New Roman"/>
+          <w:szCs w:val="22"/>
+        </w:rPr>
+        <w:t xml:space="preserve">, </w:t>
+      </w:r>
+      <w:proofErr w:type="spellStart"/>
+      <w:r>
+        <w:rPr>
+          <w:rStyle w:val="NormalTok"/>
+          <w:rFonts w:ascii="Times New Roman" w:hAnsi="Times New Roman" w:cs="Times New Roman"/>
+          <w:szCs w:val="22"/>
+        </w:rPr>
+        <w:t>future_payoff</w:t>
+      </w:r>
+      <w:proofErr w:type="spellEnd"/>
+      <w:r>
+        <w:rPr>
+          <w:rStyle w:val="NormalTok"/>
+          <w:rFonts w:ascii="Times New Roman" w:hAnsi="Times New Roman" w:cs="Times New Roman"/>
+          <w:szCs w:val="22"/>
+        </w:rPr>
+        <w:t>)</w:t>
       </w:r>
       <w:r>
         <w:rPr>
@@ -29930,7 +33009,25 @@
           <w:rFonts w:ascii="Times New Roman" w:hAnsi="Times New Roman" w:cs="Times New Roman"/>
           <w:szCs w:val="22"/>
         </w:rPr>
-        <w:t xml:space="preserve">      holding_values[t] </w:t>
+        <w:t xml:space="preserve">      </w:t>
+      </w:r>
+      <w:proofErr w:type="spellStart"/>
+      <w:r>
+        <w:rPr>
+          <w:rStyle w:val="NormalTok"/>
+          <w:rFonts w:ascii="Times New Roman" w:hAnsi="Times New Roman" w:cs="Times New Roman"/>
+          <w:szCs w:val="22"/>
+        </w:rPr>
+        <w:t>holding_values</w:t>
+      </w:r>
+      <w:proofErr w:type="spellEnd"/>
+      <w:r>
+        <w:rPr>
+          <w:rStyle w:val="NormalTok"/>
+          <w:rFonts w:ascii="Times New Roman" w:hAnsi="Times New Roman" w:cs="Times New Roman"/>
+          <w:szCs w:val="22"/>
+        </w:rPr>
+        <w:t xml:space="preserve">[t] </w:t>
       </w:r>
       <w:r>
         <w:rPr>
@@ -29946,7 +33043,25 @@
           <w:rFonts w:ascii="Times New Roman" w:hAnsi="Times New Roman" w:cs="Times New Roman"/>
           <w:szCs w:val="22"/>
         </w:rPr>
-        <w:t xml:space="preserve"> holding_values[t </w:t>
+        <w:t xml:space="preserve"> </w:t>
+      </w:r>
+      <w:proofErr w:type="spellStart"/>
+      <w:r>
+        <w:rPr>
+          <w:rStyle w:val="NormalTok"/>
+          <w:rFonts w:ascii="Times New Roman" w:hAnsi="Times New Roman" w:cs="Times New Roman"/>
+          <w:szCs w:val="22"/>
+        </w:rPr>
+        <w:t>holding_values</w:t>
+      </w:r>
+      <w:proofErr w:type="spellEnd"/>
+      <w:r>
+        <w:rPr>
+          <w:rStyle w:val="NormalTok"/>
+          <w:rFonts w:ascii="Times New Roman" w:hAnsi="Times New Roman" w:cs="Times New Roman"/>
+          <w:szCs w:val="22"/>
+        </w:rPr>
+        <w:t xml:space="preserve">[t </w:t>
       </w:r>
       <w:r>
         <w:rPr>
@@ -30039,7 +33154,25 @@
           <w:rFonts w:ascii="Times New Roman" w:hAnsi="Times New Roman" w:cs="Times New Roman"/>
           <w:szCs w:val="22"/>
         </w:rPr>
-        <w:t>(holding_values[</w:t>
+        <w:t>(</w:t>
+      </w:r>
+      <w:proofErr w:type="spellStart"/>
+      <w:r>
+        <w:rPr>
+          <w:rStyle w:val="NormalTok"/>
+          <w:rFonts w:ascii="Times New Roman" w:hAnsi="Times New Roman" w:cs="Times New Roman"/>
+          <w:szCs w:val="22"/>
+        </w:rPr>
+        <w:t>holding_values</w:t>
+      </w:r>
+      <w:proofErr w:type="spellEnd"/>
+      <w:r>
+        <w:rPr>
+          <w:rStyle w:val="NormalTok"/>
+          <w:rFonts w:ascii="Times New Roman" w:hAnsi="Times New Roman" w:cs="Times New Roman"/>
+          <w:szCs w:val="22"/>
+        </w:rPr>
+        <w:t>[</w:t>
       </w:r>
       <w:r>
         <w:rPr>
@@ -30079,13 +33212,23 @@
         </w:rPr>
         <w:br/>
       </w:r>
-      <w:r>
-        <w:rPr>
-          <w:rStyle w:val="NormalTok"/>
-          <w:rFonts w:ascii="Times New Roman" w:hAnsi="Times New Roman" w:cs="Times New Roman"/>
-          <w:szCs w:val="22"/>
-        </w:rPr>
-        <w:t xml:space="preserve">Bermuda_price </w:t>
+      <w:proofErr w:type="spellStart"/>
+      <w:r>
+        <w:rPr>
+          <w:rStyle w:val="NormalTok"/>
+          <w:rFonts w:ascii="Times New Roman" w:hAnsi="Times New Roman" w:cs="Times New Roman"/>
+          <w:szCs w:val="22"/>
+        </w:rPr>
+        <w:t>Bermuda_price</w:t>
+      </w:r>
+      <w:proofErr w:type="spellEnd"/>
+      <w:r>
+        <w:rPr>
+          <w:rStyle w:val="NormalTok"/>
+          <w:rFonts w:ascii="Times New Roman" w:hAnsi="Times New Roman" w:cs="Times New Roman"/>
+          <w:szCs w:val="22"/>
+        </w:rPr>
+        <w:t xml:space="preserve"> </w:t>
       </w:r>
       <w:r>
         <w:rPr>
@@ -30117,7 +33260,25 @@
           <w:rFonts w:ascii="Times New Roman" w:hAnsi="Times New Roman" w:cs="Times New Roman"/>
           <w:szCs w:val="22"/>
         </w:rPr>
-        <w:t>(Bermuda_payoffs)</w:t>
+        <w:t>(</w:t>
+      </w:r>
+      <w:proofErr w:type="spellStart"/>
+      <w:r>
+        <w:rPr>
+          <w:rStyle w:val="NormalTok"/>
+          <w:rFonts w:ascii="Times New Roman" w:hAnsi="Times New Roman" w:cs="Times New Roman"/>
+          <w:szCs w:val="22"/>
+        </w:rPr>
+        <w:t>Bermuda_payoffs</w:t>
+      </w:r>
+      <w:proofErr w:type="spellEnd"/>
+      <w:r>
+        <w:rPr>
+          <w:rStyle w:val="NormalTok"/>
+          <w:rFonts w:ascii="Times New Roman" w:hAnsi="Times New Roman" w:cs="Times New Roman"/>
+          <w:szCs w:val="22"/>
+        </w:rPr>
+        <w:t>)</w:t>
       </w:r>
       <w:r>
         <w:rPr>
@@ -30156,7 +33317,25 @@
           <w:rFonts w:ascii="Times New Roman" w:hAnsi="Times New Roman" w:cs="Times New Roman"/>
           <w:szCs w:val="22"/>
         </w:rPr>
-        <w:t xml:space="preserve">, Bermuda_price, </w:t>
+        <w:t xml:space="preserve">, </w:t>
+      </w:r>
+      <w:proofErr w:type="spellStart"/>
+      <w:r>
+        <w:rPr>
+          <w:rStyle w:val="NormalTok"/>
+          <w:rFonts w:ascii="Times New Roman" w:hAnsi="Times New Roman" w:cs="Times New Roman"/>
+          <w:szCs w:val="22"/>
+        </w:rPr>
+        <w:t>Bermuda_price</w:t>
+      </w:r>
+      <w:proofErr w:type="spellEnd"/>
+      <w:r>
+        <w:rPr>
+          <w:rStyle w:val="NormalTok"/>
+          <w:rFonts w:ascii="Times New Roman" w:hAnsi="Times New Roman" w:cs="Times New Roman"/>
+          <w:szCs w:val="22"/>
+        </w:rPr>
+        <w:t xml:space="preserve">, </w:t>
       </w:r>
       <w:r>
         <w:rPr>
@@ -30376,7 +33555,25 @@
           <w:rFonts w:ascii="Times New Roman" w:hAnsi="Times New Roman" w:cs="Times New Roman"/>
           <w:szCs w:val="22"/>
         </w:rPr>
-        <w:t># European call option price = E((R10-K)+)</w:t>
+        <w:t># European call option price = E((R10-</w:t>
+      </w:r>
+      <w:proofErr w:type="gramStart"/>
+      <w:r>
+        <w:rPr>
+          <w:rStyle w:val="CommentTok"/>
+          <w:rFonts w:ascii="Times New Roman" w:hAnsi="Times New Roman" w:cs="Times New Roman"/>
+          <w:szCs w:val="22"/>
+        </w:rPr>
+        <w:t>K)+</w:t>
+      </w:r>
+      <w:proofErr w:type="gramEnd"/>
+      <w:r>
+        <w:rPr>
+          <w:rStyle w:val="CommentTok"/>
+          <w:rFonts w:ascii="Times New Roman" w:hAnsi="Times New Roman" w:cs="Times New Roman"/>
+          <w:szCs w:val="22"/>
+        </w:rPr>
+        <w:t>)</w:t>
       </w:r>
       <w:r>
         <w:rPr>
@@ -30385,13 +33582,23 @@
         </w:rPr>
         <w:br/>
       </w:r>
-      <w:r>
-        <w:rPr>
-          <w:rStyle w:val="NormalTok"/>
-          <w:rFonts w:ascii="Times New Roman" w:hAnsi="Times New Roman" w:cs="Times New Roman"/>
-          <w:szCs w:val="22"/>
-        </w:rPr>
-        <w:t xml:space="preserve">European_payoff </w:t>
+      <w:proofErr w:type="spellStart"/>
+      <w:r>
+        <w:rPr>
+          <w:rStyle w:val="NormalTok"/>
+          <w:rFonts w:ascii="Times New Roman" w:hAnsi="Times New Roman" w:cs="Times New Roman"/>
+          <w:szCs w:val="22"/>
+        </w:rPr>
+        <w:t>European_payoff</w:t>
+      </w:r>
+      <w:proofErr w:type="spellEnd"/>
+      <w:r>
+        <w:rPr>
+          <w:rStyle w:val="NormalTok"/>
+          <w:rFonts w:ascii="Times New Roman" w:hAnsi="Times New Roman" w:cs="Times New Roman"/>
+          <w:szCs w:val="22"/>
+        </w:rPr>
+        <w:t xml:space="preserve"> </w:t>
       </w:r>
       <w:r>
         <w:rPr>
@@ -30407,8 +33614,36 @@
           <w:rFonts w:ascii="Times New Roman" w:hAnsi="Times New Roman" w:cs="Times New Roman"/>
           <w:szCs w:val="22"/>
         </w:rPr>
-        <w:t xml:space="preserve"> tk_payoff[</w:t>
-      </w:r>
+        <w:t xml:space="preserve"> </w:t>
+      </w:r>
+      <w:proofErr w:type="spellStart"/>
+      <w:r>
+        <w:rPr>
+          <w:rStyle w:val="NormalTok"/>
+          <w:rFonts w:ascii="Times New Roman" w:hAnsi="Times New Roman" w:cs="Times New Roman"/>
+          <w:szCs w:val="22"/>
+        </w:rPr>
+        <w:t>tk_</w:t>
+      </w:r>
+      <w:proofErr w:type="gramStart"/>
+      <w:r>
+        <w:rPr>
+          <w:rStyle w:val="NormalTok"/>
+          <w:rFonts w:ascii="Times New Roman" w:hAnsi="Times New Roman" w:cs="Times New Roman"/>
+          <w:szCs w:val="22"/>
+        </w:rPr>
+        <w:t>payoff</w:t>
+      </w:r>
+      <w:proofErr w:type="spellEnd"/>
+      <w:r>
+        <w:rPr>
+          <w:rStyle w:val="NormalTok"/>
+          <w:rFonts w:ascii="Times New Roman" w:hAnsi="Times New Roman" w:cs="Times New Roman"/>
+          <w:szCs w:val="22"/>
+        </w:rPr>
+        <w:t>[</w:t>
+      </w:r>
+      <w:proofErr w:type="gramEnd"/>
       <w:r>
         <w:rPr>
           <w:rStyle w:val="DecValTok"/>
@@ -30432,13 +33667,23 @@
         </w:rPr>
         <w:br/>
       </w:r>
-      <w:r>
-        <w:rPr>
-          <w:rStyle w:val="NormalTok"/>
-          <w:rFonts w:ascii="Times New Roman" w:hAnsi="Times New Roman" w:cs="Times New Roman"/>
-          <w:szCs w:val="22"/>
-        </w:rPr>
-        <w:t xml:space="preserve">European_price </w:t>
+      <w:proofErr w:type="spellStart"/>
+      <w:r>
+        <w:rPr>
+          <w:rStyle w:val="NormalTok"/>
+          <w:rFonts w:ascii="Times New Roman" w:hAnsi="Times New Roman" w:cs="Times New Roman"/>
+          <w:szCs w:val="22"/>
+        </w:rPr>
+        <w:t>European_price</w:t>
+      </w:r>
+      <w:proofErr w:type="spellEnd"/>
+      <w:r>
+        <w:rPr>
+          <w:rStyle w:val="NormalTok"/>
+          <w:rFonts w:ascii="Times New Roman" w:hAnsi="Times New Roman" w:cs="Times New Roman"/>
+          <w:szCs w:val="22"/>
+        </w:rPr>
+        <w:t xml:space="preserve"> </w:t>
       </w:r>
       <w:r>
         <w:rPr>
@@ -30456,6 +33701,7 @@
         </w:rPr>
         <w:t xml:space="preserve"> </w:t>
       </w:r>
+      <w:proofErr w:type="gramStart"/>
       <w:r>
         <w:rPr>
           <w:rStyle w:val="FunctionTok"/>
@@ -30470,7 +33716,26 @@
           <w:rFonts w:ascii="Times New Roman" w:hAnsi="Times New Roman" w:cs="Times New Roman"/>
           <w:szCs w:val="22"/>
         </w:rPr>
-        <w:t>(European_payoff)</w:t>
+        <w:t>(</w:t>
+      </w:r>
+      <w:proofErr w:type="spellStart"/>
+      <w:proofErr w:type="gramEnd"/>
+      <w:r>
+        <w:rPr>
+          <w:rStyle w:val="NormalTok"/>
+          <w:rFonts w:ascii="Times New Roman" w:hAnsi="Times New Roman" w:cs="Times New Roman"/>
+          <w:szCs w:val="22"/>
+        </w:rPr>
+        <w:t>European_payoff</w:t>
+      </w:r>
+      <w:proofErr w:type="spellEnd"/>
+      <w:r>
+        <w:rPr>
+          <w:rStyle w:val="NormalTok"/>
+          <w:rFonts w:ascii="Times New Roman" w:hAnsi="Times New Roman" w:cs="Times New Roman"/>
+          <w:szCs w:val="22"/>
+        </w:rPr>
+        <w:t>)</w:t>
       </w:r>
       <w:r>
         <w:rPr>
@@ -30479,6 +33744,7 @@
         </w:rPr>
         <w:br/>
       </w:r>
+      <w:proofErr w:type="gramStart"/>
       <w:r>
         <w:rPr>
           <w:rStyle w:val="FunctionTok"/>
@@ -30495,6 +33761,7 @@
         </w:rPr>
         <w:t>(</w:t>
       </w:r>
+      <w:proofErr w:type="gramEnd"/>
       <w:r>
         <w:rPr>
           <w:rStyle w:val="StringTok"/>
@@ -30509,7 +33776,25 @@
           <w:rFonts w:ascii="Times New Roman" w:hAnsi="Times New Roman" w:cs="Times New Roman"/>
           <w:szCs w:val="22"/>
         </w:rPr>
-        <w:t xml:space="preserve">, European_price, </w:t>
+        <w:t xml:space="preserve">, </w:t>
+      </w:r>
+      <w:proofErr w:type="spellStart"/>
+      <w:r>
+        <w:rPr>
+          <w:rStyle w:val="NormalTok"/>
+          <w:rFonts w:ascii="Times New Roman" w:hAnsi="Times New Roman" w:cs="Times New Roman"/>
+          <w:szCs w:val="22"/>
+        </w:rPr>
+        <w:t>European_price</w:t>
+      </w:r>
+      <w:proofErr w:type="spellEnd"/>
+      <w:r>
+        <w:rPr>
+          <w:rStyle w:val="NormalTok"/>
+          <w:rFonts w:ascii="Times New Roman" w:hAnsi="Times New Roman" w:cs="Times New Roman"/>
+          <w:szCs w:val="22"/>
+        </w:rPr>
+        <w:t xml:space="preserve">, </w:t>
       </w:r>
       <w:r>
         <w:rPr>
@@ -30624,13 +33909,23 @@
           <w:szCs w:val="22"/>
         </w:rPr>
       </w:pPr>
-      <w:r>
-        <w:rPr>
-          <w:rStyle w:val="NormalTok"/>
-          <w:rFonts w:ascii="Times New Roman" w:hAnsi="Times New Roman" w:cs="Times New Roman"/>
-          <w:szCs w:val="22"/>
-        </w:rPr>
-        <w:t xml:space="preserve">diff_price </w:t>
+      <w:proofErr w:type="spellStart"/>
+      <w:r>
+        <w:rPr>
+          <w:rStyle w:val="NormalTok"/>
+          <w:rFonts w:ascii="Times New Roman" w:hAnsi="Times New Roman" w:cs="Times New Roman"/>
+          <w:szCs w:val="22"/>
+        </w:rPr>
+        <w:t>diff_price</w:t>
+      </w:r>
+      <w:proofErr w:type="spellEnd"/>
+      <w:r>
+        <w:rPr>
+          <w:rStyle w:val="NormalTok"/>
+          <w:rFonts w:ascii="Times New Roman" w:hAnsi="Times New Roman" w:cs="Times New Roman"/>
+          <w:szCs w:val="22"/>
+        </w:rPr>
+        <w:t xml:space="preserve"> </w:t>
       </w:r>
       <w:r>
         <w:rPr>
@@ -30646,7 +33941,25 @@
           <w:rFonts w:ascii="Times New Roman" w:hAnsi="Times New Roman" w:cs="Times New Roman"/>
           <w:szCs w:val="22"/>
         </w:rPr>
-        <w:t xml:space="preserve"> Bermuda_price </w:t>
+        <w:t xml:space="preserve"> </w:t>
+      </w:r>
+      <w:proofErr w:type="spellStart"/>
+      <w:r>
+        <w:rPr>
+          <w:rStyle w:val="NormalTok"/>
+          <w:rFonts w:ascii="Times New Roman" w:hAnsi="Times New Roman" w:cs="Times New Roman"/>
+          <w:szCs w:val="22"/>
+        </w:rPr>
+        <w:t>Bermuda_price</w:t>
+      </w:r>
+      <w:proofErr w:type="spellEnd"/>
+      <w:r>
+        <w:rPr>
+          <w:rStyle w:val="NormalTok"/>
+          <w:rFonts w:ascii="Times New Roman" w:hAnsi="Times New Roman" w:cs="Times New Roman"/>
+          <w:szCs w:val="22"/>
+        </w:rPr>
+        <w:t xml:space="preserve"> </w:t>
       </w:r>
       <w:r>
         <w:rPr>
@@ -30662,8 +33975,18 @@
           <w:rFonts w:ascii="Times New Roman" w:hAnsi="Times New Roman" w:cs="Times New Roman"/>
           <w:szCs w:val="22"/>
         </w:rPr>
-        <w:t xml:space="preserve"> European_price</w:t>
-      </w:r>
+        <w:t xml:space="preserve"> </w:t>
+      </w:r>
+      <w:proofErr w:type="spellStart"/>
+      <w:r>
+        <w:rPr>
+          <w:rStyle w:val="NormalTok"/>
+          <w:rFonts w:ascii="Times New Roman" w:hAnsi="Times New Roman" w:cs="Times New Roman"/>
+          <w:szCs w:val="22"/>
+        </w:rPr>
+        <w:t>European_price</w:t>
+      </w:r>
+      <w:proofErr w:type="spellEnd"/>
       <w:r>
         <w:rPr>
           <w:rFonts w:ascii="Times New Roman" w:hAnsi="Times New Roman" w:cs="Times New Roman"/>
@@ -30671,6 +33994,7 @@
         </w:rPr>
         <w:br/>
       </w:r>
+      <w:proofErr w:type="gramStart"/>
       <w:r>
         <w:rPr>
           <w:rStyle w:val="FunctionTok"/>
@@ -30687,6 +34011,7 @@
         </w:rPr>
         <w:t>(</w:t>
       </w:r>
+      <w:proofErr w:type="gramEnd"/>
       <w:r>
         <w:rPr>
           <w:rStyle w:val="StringTok"/>
@@ -30701,7 +34026,25 @@
           <w:rFonts w:ascii="Times New Roman" w:hAnsi="Times New Roman" w:cs="Times New Roman"/>
           <w:szCs w:val="22"/>
         </w:rPr>
-        <w:t xml:space="preserve">, diff_price, </w:t>
+        <w:t xml:space="preserve">, </w:t>
+      </w:r>
+      <w:proofErr w:type="spellStart"/>
+      <w:r>
+        <w:rPr>
+          <w:rStyle w:val="NormalTok"/>
+          <w:rFonts w:ascii="Times New Roman" w:hAnsi="Times New Roman" w:cs="Times New Roman"/>
+          <w:szCs w:val="22"/>
+        </w:rPr>
+        <w:t>diff_price</w:t>
+      </w:r>
+      <w:proofErr w:type="spellEnd"/>
+      <w:r>
+        <w:rPr>
+          <w:rStyle w:val="NormalTok"/>
+          <w:rFonts w:ascii="Times New Roman" w:hAnsi="Times New Roman" w:cs="Times New Roman"/>
+          <w:szCs w:val="22"/>
+        </w:rPr>
+        <w:t xml:space="preserve">, </w:t>
       </w:r>
       <w:r>
         <w:rPr>
@@ -30802,7 +34145,25 @@
           <w:sz w:val="22"/>
           <w:szCs w:val="22"/>
         </w:rPr>
-        <w:t xml:space="preserve"> No proper modeling of expected future values:</w:t>
+        <w:t xml:space="preserve"> No proper </w:t>
+      </w:r>
+      <w:proofErr w:type="spellStart"/>
+      <w:r>
+        <w:rPr>
+          <w:rFonts w:ascii="Times New Roman" w:hAnsi="Times New Roman" w:cs="Times New Roman" w:hint="eastAsia"/>
+          <w:sz w:val="22"/>
+          <w:szCs w:val="22"/>
+        </w:rPr>
+        <w:t>modeling</w:t>
+      </w:r>
+      <w:proofErr w:type="spellEnd"/>
+      <w:r>
+        <w:rPr>
+          <w:rFonts w:ascii="Times New Roman" w:hAnsi="Times New Roman" w:cs="Times New Roman" w:hint="eastAsia"/>
+          <w:sz w:val="22"/>
+          <w:szCs w:val="22"/>
+        </w:rPr>
+        <w:t xml:space="preserve"> of expected future values:</w:t>
       </w:r>
     </w:p>
     <w:p>
@@ -33553,13 +36914,23 @@
           <w:szCs w:val="22"/>
         </w:rPr>
       </w:pPr>
-      <w:r>
-        <w:rPr>
-          <w:rStyle w:val="NormalTok"/>
-          <w:rFonts w:ascii="Times New Roman" w:hAnsi="Times New Roman" w:cs="Times New Roman"/>
-          <w:szCs w:val="22"/>
-        </w:rPr>
-        <w:t xml:space="preserve">max_Rtk </w:t>
+      <w:proofErr w:type="spellStart"/>
+      <w:r>
+        <w:rPr>
+          <w:rStyle w:val="NormalTok"/>
+          <w:rFonts w:ascii="Times New Roman" w:hAnsi="Times New Roman" w:cs="Times New Roman"/>
+          <w:szCs w:val="22"/>
+        </w:rPr>
+        <w:t>max_Rtk</w:t>
+      </w:r>
+      <w:proofErr w:type="spellEnd"/>
+      <w:r>
+        <w:rPr>
+          <w:rStyle w:val="NormalTok"/>
+          <w:rFonts w:ascii="Times New Roman" w:hAnsi="Times New Roman" w:cs="Times New Roman"/>
+          <w:szCs w:val="22"/>
+        </w:rPr>
+        <w:t xml:space="preserve"> </w:t>
       </w:r>
       <w:r>
         <w:rPr>
@@ -33577,6 +36948,7 @@
         </w:rPr>
         <w:t xml:space="preserve"> </w:t>
       </w:r>
+      <w:proofErr w:type="gramStart"/>
       <w:r>
         <w:rPr>
           <w:rStyle w:val="FunctionTok"/>
@@ -33591,7 +36963,26 @@
           <w:rFonts w:ascii="Times New Roman" w:hAnsi="Times New Roman" w:cs="Times New Roman"/>
           <w:szCs w:val="22"/>
         </w:rPr>
-        <w:t xml:space="preserve">(Rtk, </w:t>
+        <w:t>(</w:t>
+      </w:r>
+      <w:proofErr w:type="spellStart"/>
+      <w:proofErr w:type="gramEnd"/>
+      <w:r>
+        <w:rPr>
+          <w:rStyle w:val="NormalTok"/>
+          <w:rFonts w:ascii="Times New Roman" w:hAnsi="Times New Roman" w:cs="Times New Roman"/>
+          <w:szCs w:val="22"/>
+        </w:rPr>
+        <w:t>Rtk</w:t>
+      </w:r>
+      <w:proofErr w:type="spellEnd"/>
+      <w:r>
+        <w:rPr>
+          <w:rStyle w:val="NormalTok"/>
+          <w:rFonts w:ascii="Times New Roman" w:hAnsi="Times New Roman" w:cs="Times New Roman"/>
+          <w:szCs w:val="22"/>
+        </w:rPr>
+        <w:t xml:space="preserve">, </w:t>
       </w:r>
       <w:r>
         <w:rPr>
@@ -33616,13 +37007,23 @@
         </w:rPr>
         <w:br/>
       </w:r>
-      <w:r>
-        <w:rPr>
-          <w:rStyle w:val="NormalTok"/>
-          <w:rFonts w:ascii="Times New Roman" w:hAnsi="Times New Roman" w:cs="Times New Roman"/>
-          <w:szCs w:val="22"/>
-        </w:rPr>
-        <w:t xml:space="preserve">X_tilde </w:t>
+      <w:proofErr w:type="spellStart"/>
+      <w:r>
+        <w:rPr>
+          <w:rStyle w:val="NormalTok"/>
+          <w:rFonts w:ascii="Times New Roman" w:hAnsi="Times New Roman" w:cs="Times New Roman"/>
+          <w:szCs w:val="22"/>
+        </w:rPr>
+        <w:t>X_tilde</w:t>
+      </w:r>
+      <w:proofErr w:type="spellEnd"/>
+      <w:r>
+        <w:rPr>
+          <w:rStyle w:val="NormalTok"/>
+          <w:rFonts w:ascii="Times New Roman" w:hAnsi="Times New Roman" w:cs="Times New Roman"/>
+          <w:szCs w:val="22"/>
+        </w:rPr>
+        <w:t xml:space="preserve"> </w:t>
       </w:r>
       <w:r>
         <w:rPr>
@@ -33638,7 +37039,25 @@
           <w:rFonts w:ascii="Times New Roman" w:hAnsi="Times New Roman" w:cs="Times New Roman"/>
           <w:szCs w:val="22"/>
         </w:rPr>
-        <w:t xml:space="preserve"> max_Rtk </w:t>
+        <w:t xml:space="preserve"> </w:t>
+      </w:r>
+      <w:proofErr w:type="spellStart"/>
+      <w:r>
+        <w:rPr>
+          <w:rStyle w:val="NormalTok"/>
+          <w:rFonts w:ascii="Times New Roman" w:hAnsi="Times New Roman" w:cs="Times New Roman"/>
+          <w:szCs w:val="22"/>
+        </w:rPr>
+        <w:t>max_Rtk</w:t>
+      </w:r>
+      <w:proofErr w:type="spellEnd"/>
+      <w:r>
+        <w:rPr>
+          <w:rStyle w:val="NormalTok"/>
+          <w:rFonts w:ascii="Times New Roman" w:hAnsi="Times New Roman" w:cs="Times New Roman"/>
+          <w:szCs w:val="22"/>
+        </w:rPr>
+        <w:t xml:space="preserve"> </w:t>
       </w:r>
       <w:r>
         <w:rPr>
@@ -33687,6 +37106,8 @@
         </w:rPr>
         <w:t xml:space="preserve"> </w:t>
       </w:r>
+      <w:proofErr w:type="spellStart"/>
+      <w:proofErr w:type="gramStart"/>
       <w:r>
         <w:rPr>
           <w:rStyle w:val="FunctionTok"/>
@@ -33695,13 +37116,33 @@
         </w:rPr>
         <w:t>pmax</w:t>
       </w:r>
-      <w:r>
-        <w:rPr>
-          <w:rStyle w:val="NormalTok"/>
-          <w:rFonts w:ascii="Times New Roman" w:hAnsi="Times New Roman" w:cs="Times New Roman"/>
-          <w:szCs w:val="22"/>
-        </w:rPr>
-        <w:t xml:space="preserve">(X_tilde, </w:t>
+      <w:proofErr w:type="spellEnd"/>
+      <w:r>
+        <w:rPr>
+          <w:rStyle w:val="NormalTok"/>
+          <w:rFonts w:ascii="Times New Roman" w:hAnsi="Times New Roman" w:cs="Times New Roman"/>
+          <w:szCs w:val="22"/>
+        </w:rPr>
+        <w:t>(</w:t>
+      </w:r>
+      <w:proofErr w:type="spellStart"/>
+      <w:proofErr w:type="gramEnd"/>
+      <w:r>
+        <w:rPr>
+          <w:rStyle w:val="NormalTok"/>
+          <w:rFonts w:ascii="Times New Roman" w:hAnsi="Times New Roman" w:cs="Times New Roman"/>
+          <w:szCs w:val="22"/>
+        </w:rPr>
+        <w:t>X_tilde</w:t>
+      </w:r>
+      <w:proofErr w:type="spellEnd"/>
+      <w:r>
+        <w:rPr>
+          <w:rStyle w:val="NormalTok"/>
+          <w:rFonts w:ascii="Times New Roman" w:hAnsi="Times New Roman" w:cs="Times New Roman"/>
+          <w:szCs w:val="22"/>
+        </w:rPr>
+        <w:t xml:space="preserve">, </w:t>
       </w:r>
       <w:r>
         <w:rPr>
@@ -33748,7 +37189,25 @@
           <w:rFonts w:ascii="Times New Roman" w:hAnsi="Times New Roman" w:cs="Times New Roman"/>
           <w:szCs w:val="22"/>
         </w:rPr>
-        <w:t xml:space="preserve"> X_tilde </w:t>
+        <w:t xml:space="preserve"> </w:t>
+      </w:r>
+      <w:proofErr w:type="spellStart"/>
+      <w:r>
+        <w:rPr>
+          <w:rStyle w:val="NormalTok"/>
+          <w:rFonts w:ascii="Times New Roman" w:hAnsi="Times New Roman" w:cs="Times New Roman"/>
+          <w:szCs w:val="22"/>
+        </w:rPr>
+        <w:t>X_tilde</w:t>
+      </w:r>
+      <w:proofErr w:type="spellEnd"/>
+      <w:r>
+        <w:rPr>
+          <w:rStyle w:val="NormalTok"/>
+          <w:rFonts w:ascii="Times New Roman" w:hAnsi="Times New Roman" w:cs="Times New Roman"/>
+          <w:szCs w:val="22"/>
+        </w:rPr>
+        <w:t xml:space="preserve"> </w:t>
       </w:r>
       <w:r>
         <w:rPr>
@@ -33780,7 +37239,25 @@
           <w:rFonts w:ascii="Times New Roman" w:hAnsi="Times New Roman" w:cs="Times New Roman"/>
           <w:szCs w:val="22"/>
         </w:rPr>
-        <w:t>(X_tilde)</w:t>
+        <w:t>(</w:t>
+      </w:r>
+      <w:proofErr w:type="spellStart"/>
+      <w:r>
+        <w:rPr>
+          <w:rStyle w:val="NormalTok"/>
+          <w:rFonts w:ascii="Times New Roman" w:hAnsi="Times New Roman" w:cs="Times New Roman"/>
+          <w:szCs w:val="22"/>
+        </w:rPr>
+        <w:t>X_tilde</w:t>
+      </w:r>
+      <w:proofErr w:type="spellEnd"/>
+      <w:r>
+        <w:rPr>
+          <w:rStyle w:val="NormalTok"/>
+          <w:rFonts w:ascii="Times New Roman" w:hAnsi="Times New Roman" w:cs="Times New Roman"/>
+          <w:szCs w:val="22"/>
+        </w:rPr>
+        <w:t>)</w:t>
       </w:r>
       <w:r>
         <w:rPr>
@@ -34016,6 +37493,7 @@
         </w:rPr>
         <w:t>-</w:t>
       </w:r>
+      <w:proofErr w:type="spellStart"/>
       <w:r>
         <w:rPr>
           <w:rStyle w:val="FunctionTok"/>
@@ -34024,13 +37502,32 @@
         </w:rPr>
         <w:t>cov</w:t>
       </w:r>
-      <w:r>
-        <w:rPr>
-          <w:rStyle w:val="NormalTok"/>
-          <w:rFonts w:ascii="Times New Roman" w:hAnsi="Times New Roman" w:cs="Times New Roman"/>
-          <w:szCs w:val="22"/>
-        </w:rPr>
-        <w:t>(X,Y)</w:t>
+      <w:proofErr w:type="spellEnd"/>
+      <w:r>
+        <w:rPr>
+          <w:rStyle w:val="NormalTok"/>
+          <w:rFonts w:ascii="Times New Roman" w:hAnsi="Times New Roman" w:cs="Times New Roman"/>
+          <w:szCs w:val="22"/>
+        </w:rPr>
+        <w:t>(</w:t>
+      </w:r>
+      <w:proofErr w:type="gramStart"/>
+      <w:r>
+        <w:rPr>
+          <w:rStyle w:val="NormalTok"/>
+          <w:rFonts w:ascii="Times New Roman" w:hAnsi="Times New Roman" w:cs="Times New Roman"/>
+          <w:szCs w:val="22"/>
+        </w:rPr>
+        <w:t>X,Y</w:t>
+      </w:r>
+      <w:proofErr w:type="gramEnd"/>
+      <w:r>
+        <w:rPr>
+          <w:rStyle w:val="NormalTok"/>
+          <w:rFonts w:ascii="Times New Roman" w:hAnsi="Times New Roman" w:cs="Times New Roman"/>
+          <w:szCs w:val="22"/>
+        </w:rPr>
+        <w:t>)</w:t>
       </w:r>
       <w:r>
         <w:rPr>
@@ -34280,13 +37777,23 @@
           <w:szCs w:val="22"/>
         </w:rPr>
       </w:pPr>
-      <w:r>
-        <w:rPr>
-          <w:rStyle w:val="NormalTok"/>
-          <w:rFonts w:ascii="Times New Roman" w:hAnsi="Times New Roman" w:cs="Times New Roman"/>
-          <w:szCs w:val="22"/>
-        </w:rPr>
-        <w:t xml:space="preserve">theta_hat </w:t>
+      <w:proofErr w:type="spellStart"/>
+      <w:r>
+        <w:rPr>
+          <w:rStyle w:val="NormalTok"/>
+          <w:rFonts w:ascii="Times New Roman" w:hAnsi="Times New Roman" w:cs="Times New Roman"/>
+          <w:szCs w:val="22"/>
+        </w:rPr>
+        <w:t>theta_hat</w:t>
+      </w:r>
+      <w:proofErr w:type="spellEnd"/>
+      <w:r>
+        <w:rPr>
+          <w:rStyle w:val="NormalTok"/>
+          <w:rFonts w:ascii="Times New Roman" w:hAnsi="Times New Roman" w:cs="Times New Roman"/>
+          <w:szCs w:val="22"/>
+        </w:rPr>
+        <w:t xml:space="preserve"> </w:t>
       </w:r>
       <w:r>
         <w:rPr>
@@ -34389,7 +37896,25 @@
           <w:rFonts w:ascii="Times New Roman" w:hAnsi="Times New Roman" w:cs="Times New Roman"/>
           <w:szCs w:val="22"/>
         </w:rPr>
-        <w:t xml:space="preserve">(theta_hat), </w:t>
+        <w:t>(</w:t>
+      </w:r>
+      <w:proofErr w:type="spellStart"/>
+      <w:r>
+        <w:rPr>
+          <w:rStyle w:val="NormalTok"/>
+          <w:rFonts w:ascii="Times New Roman" w:hAnsi="Times New Roman" w:cs="Times New Roman"/>
+          <w:szCs w:val="22"/>
+        </w:rPr>
+        <w:t>theta_hat</w:t>
+      </w:r>
+      <w:proofErr w:type="spellEnd"/>
+      <w:r>
+        <w:rPr>
+          <w:rStyle w:val="NormalTok"/>
+          <w:rFonts w:ascii="Times New Roman" w:hAnsi="Times New Roman" w:cs="Times New Roman"/>
+          <w:szCs w:val="22"/>
+        </w:rPr>
+        <w:t xml:space="preserve">), </w:t>
       </w:r>
       <w:r>
         <w:rPr>
@@ -34444,7 +37969,25 @@
           <w:rFonts w:ascii="Times New Roman" w:hAnsi="Times New Roman" w:cs="Times New Roman"/>
           <w:szCs w:val="22"/>
         </w:rPr>
-        <w:t>"Improved by"</w:t>
+        <w:t xml:space="preserve">"Improved </w:t>
+      </w:r>
+      <w:proofErr w:type="spellStart"/>
+      <w:r>
+        <w:rPr>
+          <w:rStyle w:val="StringTok"/>
+          <w:rFonts w:ascii="Times New Roman" w:hAnsi="Times New Roman" w:cs="Times New Roman"/>
+          <w:szCs w:val="22"/>
+        </w:rPr>
+        <w:t>by</w:t>
+      </w:r>
+      <w:proofErr w:type="gramStart"/>
+      <w:r>
+        <w:rPr>
+          <w:rStyle w:val="StringTok"/>
+          <w:rFonts w:ascii="Times New Roman" w:hAnsi="Times New Roman" w:cs="Times New Roman"/>
+          <w:szCs w:val="22"/>
+        </w:rPr>
+        <w:t>"</w:t>
       </w:r>
       <w:r>
         <w:rPr>
@@ -34462,6 +38005,8 @@
         </w:rPr>
         <w:t>round</w:t>
       </w:r>
+      <w:proofErr w:type="spellEnd"/>
+      <w:proofErr w:type="gramEnd"/>
       <w:r>
         <w:rPr>
           <w:rStyle w:val="NormalTok"/>
@@ -34508,7 +38053,25 @@
           <w:rFonts w:ascii="Times New Roman" w:hAnsi="Times New Roman" w:cs="Times New Roman"/>
           <w:szCs w:val="22"/>
         </w:rPr>
-        <w:t>(theta_hat))</w:t>
+        <w:t>(</w:t>
+      </w:r>
+      <w:proofErr w:type="spellStart"/>
+      <w:r>
+        <w:rPr>
+          <w:rStyle w:val="NormalTok"/>
+          <w:rFonts w:ascii="Times New Roman" w:hAnsi="Times New Roman" w:cs="Times New Roman"/>
+          <w:szCs w:val="22"/>
+        </w:rPr>
+        <w:t>theta_hat</w:t>
+      </w:r>
+      <w:proofErr w:type="spellEnd"/>
+      <w:r>
+        <w:rPr>
+          <w:rStyle w:val="NormalTok"/>
+          <w:rFonts w:ascii="Times New Roman" w:hAnsi="Times New Roman" w:cs="Times New Roman"/>
+          <w:szCs w:val="22"/>
+        </w:rPr>
+        <w:t>))</w:t>
       </w:r>
       <w:r>
         <w:rPr>
@@ -34646,7 +38209,25 @@
           <w:rFonts w:ascii="Times New Roman" w:hAnsi="Times New Roman" w:cs="Times New Roman"/>
           <w:szCs w:val="22"/>
         </w:rPr>
-        <w:t>##  Improved by 99.38 %.</w:t>
+        <w:t>#</w:t>
+      </w:r>
+      <w:proofErr w:type="gramStart"/>
+      <w:r>
+        <w:rPr>
+          <w:rStyle w:val="VerbatimChar"/>
+          <w:rFonts w:ascii="Times New Roman" w:hAnsi="Times New Roman" w:cs="Times New Roman"/>
+          <w:szCs w:val="22"/>
+        </w:rPr>
+        <w:t>#  Improved</w:t>
+      </w:r>
+      <w:proofErr w:type="gramEnd"/>
+      <w:r>
+        <w:rPr>
+          <w:rStyle w:val="VerbatimChar"/>
+          <w:rFonts w:ascii="Times New Roman" w:hAnsi="Times New Roman" w:cs="Times New Roman"/>
+          <w:szCs w:val="22"/>
+        </w:rPr>
+        <w:t xml:space="preserve"> by 99.38 %.</w:t>
       </w:r>
     </w:p>
     <w:p>
@@ -35023,13 +38604,23 @@
           <w:szCs w:val="22"/>
         </w:rPr>
       </w:pPr>
-      <w:r>
-        <w:rPr>
-          <w:rStyle w:val="NormalTok"/>
-          <w:rFonts w:ascii="Times New Roman" w:hAnsi="Times New Roman" w:cs="Times New Roman"/>
-          <w:szCs w:val="22"/>
-        </w:rPr>
-        <w:t xml:space="preserve">sim_game </w:t>
+      <w:proofErr w:type="spellStart"/>
+      <w:r>
+        <w:rPr>
+          <w:rStyle w:val="NormalTok"/>
+          <w:rFonts w:ascii="Times New Roman" w:hAnsi="Times New Roman" w:cs="Times New Roman"/>
+          <w:szCs w:val="22"/>
+        </w:rPr>
+        <w:t>sim_game</w:t>
+      </w:r>
+      <w:proofErr w:type="spellEnd"/>
+      <w:r>
+        <w:rPr>
+          <w:rStyle w:val="NormalTok"/>
+          <w:rFonts w:ascii="Times New Roman" w:hAnsi="Times New Roman" w:cs="Times New Roman"/>
+          <w:szCs w:val="22"/>
+        </w:rPr>
+        <w:t xml:space="preserve"> </w:t>
       </w:r>
       <w:r>
         <w:rPr>
@@ -35076,7 +38667,25 @@
           <w:rFonts w:ascii="Times New Roman" w:hAnsi="Times New Roman" w:cs="Times New Roman"/>
           <w:szCs w:val="22"/>
         </w:rPr>
-        <w:t xml:space="preserve">  nums </w:t>
+        <w:t xml:space="preserve">  </w:t>
+      </w:r>
+      <w:proofErr w:type="spellStart"/>
+      <w:r>
+        <w:rPr>
+          <w:rStyle w:val="NormalTok"/>
+          <w:rFonts w:ascii="Times New Roman" w:hAnsi="Times New Roman" w:cs="Times New Roman"/>
+          <w:szCs w:val="22"/>
+        </w:rPr>
+        <w:t>nums</w:t>
+      </w:r>
+      <w:proofErr w:type="spellEnd"/>
+      <w:r>
+        <w:rPr>
+          <w:rStyle w:val="NormalTok"/>
+          <w:rFonts w:ascii="Times New Roman" w:hAnsi="Times New Roman" w:cs="Times New Roman"/>
+          <w:szCs w:val="22"/>
+        </w:rPr>
+        <w:t xml:space="preserve"> </w:t>
       </w:r>
       <w:r>
         <w:rPr>
@@ -35131,7 +38740,25 @@
           <w:rFonts w:ascii="Times New Roman" w:hAnsi="Times New Roman" w:cs="Times New Roman"/>
           <w:szCs w:val="22"/>
         </w:rPr>
-        <w:t xml:space="preserve">  repeat_nums </w:t>
+        <w:t xml:space="preserve">  </w:t>
+      </w:r>
+      <w:proofErr w:type="spellStart"/>
+      <w:r>
+        <w:rPr>
+          <w:rStyle w:val="NormalTok"/>
+          <w:rFonts w:ascii="Times New Roman" w:hAnsi="Times New Roman" w:cs="Times New Roman"/>
+          <w:szCs w:val="22"/>
+        </w:rPr>
+        <w:t>repeat_nums</w:t>
+      </w:r>
+      <w:proofErr w:type="spellEnd"/>
+      <w:r>
+        <w:rPr>
+          <w:rStyle w:val="NormalTok"/>
+          <w:rFonts w:ascii="Times New Roman" w:hAnsi="Times New Roman" w:cs="Times New Roman"/>
+          <w:szCs w:val="22"/>
+        </w:rPr>
+        <w:t xml:space="preserve"> </w:t>
       </w:r>
       <w:r>
         <w:rPr>
@@ -35163,7 +38790,25 @@
           <w:rFonts w:ascii="Times New Roman" w:hAnsi="Times New Roman" w:cs="Times New Roman"/>
           <w:szCs w:val="22"/>
         </w:rPr>
-        <w:t xml:space="preserve">(nums, </w:t>
+        <w:t>(</w:t>
+      </w:r>
+      <w:proofErr w:type="spellStart"/>
+      <w:r>
+        <w:rPr>
+          <w:rStyle w:val="NormalTok"/>
+          <w:rFonts w:ascii="Times New Roman" w:hAnsi="Times New Roman" w:cs="Times New Roman"/>
+          <w:szCs w:val="22"/>
+        </w:rPr>
+        <w:t>nums</w:t>
+      </w:r>
+      <w:proofErr w:type="spellEnd"/>
+      <w:r>
+        <w:rPr>
+          <w:rStyle w:val="NormalTok"/>
+          <w:rFonts w:ascii="Times New Roman" w:hAnsi="Times New Roman" w:cs="Times New Roman"/>
+          <w:szCs w:val="22"/>
+        </w:rPr>
+        <w:t xml:space="preserve">, </w:t>
       </w:r>
       <w:r>
         <w:rPr>
@@ -35234,7 +38879,25 @@
           <w:rFonts w:ascii="Times New Roman" w:hAnsi="Times New Roman" w:cs="Times New Roman"/>
           <w:szCs w:val="22"/>
         </w:rPr>
-        <w:t xml:space="preserve">  my_deck </w:t>
+        <w:t xml:space="preserve">  </w:t>
+      </w:r>
+      <w:proofErr w:type="spellStart"/>
+      <w:r>
+        <w:rPr>
+          <w:rStyle w:val="NormalTok"/>
+          <w:rFonts w:ascii="Times New Roman" w:hAnsi="Times New Roman" w:cs="Times New Roman"/>
+          <w:szCs w:val="22"/>
+        </w:rPr>
+        <w:t>my_deck</w:t>
+      </w:r>
+      <w:proofErr w:type="spellEnd"/>
+      <w:r>
+        <w:rPr>
+          <w:rStyle w:val="NormalTok"/>
+          <w:rFonts w:ascii="Times New Roman" w:hAnsi="Times New Roman" w:cs="Times New Roman"/>
+          <w:szCs w:val="22"/>
+        </w:rPr>
+        <w:t xml:space="preserve"> </w:t>
       </w:r>
       <w:r>
         <w:rPr>
@@ -35266,7 +38929,43 @@
           <w:rFonts w:ascii="Times New Roman" w:hAnsi="Times New Roman" w:cs="Times New Roman"/>
           <w:szCs w:val="22"/>
         </w:rPr>
-        <w:t>(nums, repeat_nums)</w:t>
+        <w:t>(</w:t>
+      </w:r>
+      <w:proofErr w:type="spellStart"/>
+      <w:r>
+        <w:rPr>
+          <w:rStyle w:val="NormalTok"/>
+          <w:rFonts w:ascii="Times New Roman" w:hAnsi="Times New Roman" w:cs="Times New Roman"/>
+          <w:szCs w:val="22"/>
+        </w:rPr>
+        <w:t>nums</w:t>
+      </w:r>
+      <w:proofErr w:type="spellEnd"/>
+      <w:r>
+        <w:rPr>
+          <w:rStyle w:val="NormalTok"/>
+          <w:rFonts w:ascii="Times New Roman" w:hAnsi="Times New Roman" w:cs="Times New Roman"/>
+          <w:szCs w:val="22"/>
+        </w:rPr>
+        <w:t xml:space="preserve">, </w:t>
+      </w:r>
+      <w:proofErr w:type="spellStart"/>
+      <w:r>
+        <w:rPr>
+          <w:rStyle w:val="NormalTok"/>
+          <w:rFonts w:ascii="Times New Roman" w:hAnsi="Times New Roman" w:cs="Times New Roman"/>
+          <w:szCs w:val="22"/>
+        </w:rPr>
+        <w:t>repeat_nums</w:t>
+      </w:r>
+      <w:proofErr w:type="spellEnd"/>
+      <w:r>
+        <w:rPr>
+          <w:rStyle w:val="NormalTok"/>
+          <w:rFonts w:ascii="Times New Roman" w:hAnsi="Times New Roman" w:cs="Times New Roman"/>
+          <w:szCs w:val="22"/>
+        </w:rPr>
+        <w:t>)</w:t>
       </w:r>
       <w:r>
         <w:rPr>
@@ -35319,7 +39018,25 @@
           <w:rFonts w:ascii="Times New Roman" w:hAnsi="Times New Roman" w:cs="Times New Roman"/>
           <w:szCs w:val="22"/>
         </w:rPr>
-        <w:t xml:space="preserve">  cards_drawn </w:t>
+        <w:t xml:space="preserve">  </w:t>
+      </w:r>
+      <w:proofErr w:type="spellStart"/>
+      <w:r>
+        <w:rPr>
+          <w:rStyle w:val="NormalTok"/>
+          <w:rFonts w:ascii="Times New Roman" w:hAnsi="Times New Roman" w:cs="Times New Roman"/>
+          <w:szCs w:val="22"/>
+        </w:rPr>
+        <w:t>cards_drawn</w:t>
+      </w:r>
+      <w:proofErr w:type="spellEnd"/>
+      <w:r>
+        <w:rPr>
+          <w:rStyle w:val="NormalTok"/>
+          <w:rFonts w:ascii="Times New Roman" w:hAnsi="Times New Roman" w:cs="Times New Roman"/>
+          <w:szCs w:val="22"/>
+        </w:rPr>
+        <w:t xml:space="preserve"> </w:t>
       </w:r>
       <w:r>
         <w:rPr>
@@ -35351,7 +39068,25 @@
           <w:rFonts w:ascii="Times New Roman" w:hAnsi="Times New Roman" w:cs="Times New Roman"/>
           <w:szCs w:val="22"/>
         </w:rPr>
-        <w:t xml:space="preserve">(my_deck, </w:t>
+        <w:t>(</w:t>
+      </w:r>
+      <w:proofErr w:type="spellStart"/>
+      <w:r>
+        <w:rPr>
+          <w:rStyle w:val="NormalTok"/>
+          <w:rFonts w:ascii="Times New Roman" w:hAnsi="Times New Roman" w:cs="Times New Roman"/>
+          <w:szCs w:val="22"/>
+        </w:rPr>
+        <w:t>my_deck</w:t>
+      </w:r>
+      <w:proofErr w:type="spellEnd"/>
+      <w:r>
+        <w:rPr>
+          <w:rStyle w:val="NormalTok"/>
+          <w:rFonts w:ascii="Times New Roman" w:hAnsi="Times New Roman" w:cs="Times New Roman"/>
+          <w:szCs w:val="22"/>
+        </w:rPr>
+        <w:t xml:space="preserve">, </w:t>
       </w:r>
       <w:r>
         <w:rPr>
@@ -35476,7 +39211,25 @@
           <w:rFonts w:ascii="Times New Roman" w:hAnsi="Times New Roman" w:cs="Times New Roman"/>
           <w:szCs w:val="22"/>
         </w:rPr>
-        <w:t xml:space="preserve"> cards_drawn[</w:t>
+        <w:t xml:space="preserve"> </w:t>
+      </w:r>
+      <w:proofErr w:type="spellStart"/>
+      <w:r>
+        <w:rPr>
+          <w:rStyle w:val="NormalTok"/>
+          <w:rFonts w:ascii="Times New Roman" w:hAnsi="Times New Roman" w:cs="Times New Roman"/>
+          <w:szCs w:val="22"/>
+        </w:rPr>
+        <w:t>cards_drawn</w:t>
+      </w:r>
+      <w:proofErr w:type="spellEnd"/>
+      <w:r>
+        <w:rPr>
+          <w:rStyle w:val="NormalTok"/>
+          <w:rFonts w:ascii="Times New Roman" w:hAnsi="Times New Roman" w:cs="Times New Roman"/>
+          <w:szCs w:val="22"/>
+        </w:rPr>
+        <w:t>[</w:t>
       </w:r>
       <w:r>
         <w:rPr>
@@ -35539,7 +39292,25 @@
           <w:rFonts w:ascii="Times New Roman" w:hAnsi="Times New Roman" w:cs="Times New Roman"/>
           <w:szCs w:val="22"/>
         </w:rPr>
-        <w:t xml:space="preserve"> cards_drawn[</w:t>
+        <w:t xml:space="preserve"> </w:t>
+      </w:r>
+      <w:proofErr w:type="spellStart"/>
+      <w:r>
+        <w:rPr>
+          <w:rStyle w:val="NormalTok"/>
+          <w:rFonts w:ascii="Times New Roman" w:hAnsi="Times New Roman" w:cs="Times New Roman"/>
+          <w:szCs w:val="22"/>
+        </w:rPr>
+        <w:t>cards_drawn</w:t>
+      </w:r>
+      <w:proofErr w:type="spellEnd"/>
+      <w:r>
+        <w:rPr>
+          <w:rStyle w:val="NormalTok"/>
+          <w:rFonts w:ascii="Times New Roman" w:hAnsi="Times New Roman" w:cs="Times New Roman"/>
+          <w:szCs w:val="22"/>
+        </w:rPr>
+        <w:t>[</w:t>
       </w:r>
       <w:r>
         <w:rPr>
@@ -36362,6 +40133,7 @@
         </w:rPr>
         <w:br/>
       </w:r>
+      <w:proofErr w:type="spellStart"/>
       <w:r>
         <w:rPr>
           <w:rStyle w:val="FunctionTok"/>
@@ -36370,6 +40142,7 @@
         </w:rPr>
         <w:t>set.seed</w:t>
       </w:r>
+      <w:proofErr w:type="spellEnd"/>
       <w:r>
         <w:rPr>
           <w:rStyle w:val="NormalTok"/>
@@ -36440,13 +40213,23 @@
         </w:rPr>
         <w:br/>
       </w:r>
-      <w:r>
-        <w:rPr>
-          <w:rStyle w:val="NormalTok"/>
-          <w:rFonts w:ascii="Times New Roman" w:hAnsi="Times New Roman" w:cs="Times New Roman"/>
-          <w:szCs w:val="22"/>
-        </w:rPr>
-        <w:t xml:space="preserve">all_results </w:t>
+      <w:proofErr w:type="spellStart"/>
+      <w:r>
+        <w:rPr>
+          <w:rStyle w:val="NormalTok"/>
+          <w:rFonts w:ascii="Times New Roman" w:hAnsi="Times New Roman" w:cs="Times New Roman"/>
+          <w:szCs w:val="22"/>
+        </w:rPr>
+        <w:t>all_results</w:t>
+      </w:r>
+      <w:proofErr w:type="spellEnd"/>
+      <w:r>
+        <w:rPr>
+          <w:rStyle w:val="NormalTok"/>
+          <w:rFonts w:ascii="Times New Roman" w:hAnsi="Times New Roman" w:cs="Times New Roman"/>
+          <w:szCs w:val="22"/>
+        </w:rPr>
+        <w:t xml:space="preserve"> </w:t>
       </w:r>
       <w:r>
         <w:rPr>
@@ -36496,13 +40279,23 @@
         </w:rPr>
         <w:t xml:space="preserve">, </w:t>
       </w:r>
+      <w:proofErr w:type="spellStart"/>
       <w:r>
         <w:rPr>
           <w:rStyle w:val="AttributeTok"/>
           <w:rFonts w:ascii="Times New Roman" w:hAnsi="Times New Roman" w:cs="Times New Roman"/>
           <w:szCs w:val="22"/>
         </w:rPr>
-        <w:t>nrow =</w:t>
+        <w:t>nrow</w:t>
+      </w:r>
+      <w:proofErr w:type="spellEnd"/>
+      <w:r>
+        <w:rPr>
+          <w:rStyle w:val="AttributeTok"/>
+          <w:rFonts w:ascii="Times New Roman" w:hAnsi="Times New Roman" w:cs="Times New Roman"/>
+          <w:szCs w:val="22"/>
+        </w:rPr>
+        <w:t xml:space="preserve"> =</w:t>
       </w:r>
       <w:r>
         <w:rPr>
@@ -36512,13 +40305,23 @@
         </w:rPr>
         <w:t xml:space="preserve"> sims, </w:t>
       </w:r>
+      <w:proofErr w:type="spellStart"/>
       <w:r>
         <w:rPr>
           <w:rStyle w:val="AttributeTok"/>
           <w:rFonts w:ascii="Times New Roman" w:hAnsi="Times New Roman" w:cs="Times New Roman"/>
           <w:szCs w:val="22"/>
         </w:rPr>
-        <w:t>ncol =</w:t>
+        <w:t>ncol</w:t>
+      </w:r>
+      <w:proofErr w:type="spellEnd"/>
+      <w:r>
+        <w:rPr>
+          <w:rStyle w:val="AttributeTok"/>
+          <w:rFonts w:ascii="Times New Roman" w:hAnsi="Times New Roman" w:cs="Times New Roman"/>
+          <w:szCs w:val="22"/>
+        </w:rPr>
+        <w:t xml:space="preserve"> =</w:t>
       </w:r>
       <w:r>
         <w:rPr>
@@ -36565,7 +40368,25 @@
           <w:rFonts w:ascii="Times New Roman" w:hAnsi="Times New Roman" w:cs="Times New Roman"/>
           <w:szCs w:val="22"/>
         </w:rPr>
-        <w:t xml:space="preserve"> (i </w:t>
+        <w:t xml:space="preserve"> (</w:t>
+      </w:r>
+      <w:proofErr w:type="spellStart"/>
+      <w:r>
+        <w:rPr>
+          <w:rStyle w:val="NormalTok"/>
+          <w:rFonts w:ascii="Times New Roman" w:hAnsi="Times New Roman" w:cs="Times New Roman"/>
+          <w:szCs w:val="22"/>
+        </w:rPr>
+        <w:t>i</w:t>
+      </w:r>
+      <w:proofErr w:type="spellEnd"/>
+      <w:r>
+        <w:rPr>
+          <w:rStyle w:val="NormalTok"/>
+          <w:rFonts w:ascii="Times New Roman" w:hAnsi="Times New Roman" w:cs="Times New Roman"/>
+          <w:szCs w:val="22"/>
+        </w:rPr>
+        <w:t xml:space="preserve"> </w:t>
       </w:r>
       <w:r>
         <w:rPr>
@@ -36605,7 +40426,43 @@
           <w:rFonts w:ascii="Times New Roman" w:hAnsi="Times New Roman" w:cs="Times New Roman"/>
           <w:szCs w:val="22"/>
         </w:rPr>
-        <w:t xml:space="preserve">sims) all_results[i,] </w:t>
+        <w:t xml:space="preserve">sims) </w:t>
+      </w:r>
+      <w:proofErr w:type="spellStart"/>
+      <w:r>
+        <w:rPr>
+          <w:rStyle w:val="NormalTok"/>
+          <w:rFonts w:ascii="Times New Roman" w:hAnsi="Times New Roman" w:cs="Times New Roman"/>
+          <w:szCs w:val="22"/>
+        </w:rPr>
+        <w:t>all_results</w:t>
+      </w:r>
+      <w:proofErr w:type="spellEnd"/>
+      <w:r>
+        <w:rPr>
+          <w:rStyle w:val="NormalTok"/>
+          <w:rFonts w:ascii="Times New Roman" w:hAnsi="Times New Roman" w:cs="Times New Roman"/>
+          <w:szCs w:val="22"/>
+        </w:rPr>
+        <w:t>[</w:t>
+      </w:r>
+      <w:proofErr w:type="spellStart"/>
+      <w:r>
+        <w:rPr>
+          <w:rStyle w:val="NormalTok"/>
+          <w:rFonts w:ascii="Times New Roman" w:hAnsi="Times New Roman" w:cs="Times New Roman"/>
+          <w:szCs w:val="22"/>
+        </w:rPr>
+        <w:t>i</w:t>
+      </w:r>
+      <w:proofErr w:type="spellEnd"/>
+      <w:r>
+        <w:rPr>
+          <w:rStyle w:val="NormalTok"/>
+          <w:rFonts w:ascii="Times New Roman" w:hAnsi="Times New Roman" w:cs="Times New Roman"/>
+          <w:szCs w:val="22"/>
+        </w:rPr>
+        <w:t xml:space="preserve">,] </w:t>
       </w:r>
       <w:r>
         <w:rPr>
@@ -36623,6 +40480,7 @@
         </w:rPr>
         <w:t xml:space="preserve"> </w:t>
       </w:r>
+      <w:proofErr w:type="spellStart"/>
       <w:r>
         <w:rPr>
           <w:rStyle w:val="FunctionTok"/>
@@ -36631,6 +40489,7 @@
         </w:rPr>
         <w:t>sim_game</w:t>
       </w:r>
+      <w:proofErr w:type="spellEnd"/>
       <w:r>
         <w:rPr>
           <w:rStyle w:val="NormalTok"/>
@@ -36722,7 +40581,25 @@
           <w:rFonts w:ascii="Times New Roman" w:hAnsi="Times New Roman" w:cs="Times New Roman"/>
           <w:szCs w:val="22"/>
         </w:rPr>
-        <w:t>(all_results[,</w:t>
+        <w:t>(</w:t>
+      </w:r>
+      <w:proofErr w:type="spellStart"/>
+      <w:r>
+        <w:rPr>
+          <w:rStyle w:val="NormalTok"/>
+          <w:rFonts w:ascii="Times New Roman" w:hAnsi="Times New Roman" w:cs="Times New Roman"/>
+          <w:szCs w:val="22"/>
+        </w:rPr>
+        <w:t>all_results</w:t>
+      </w:r>
+      <w:proofErr w:type="spellEnd"/>
+      <w:r>
+        <w:rPr>
+          <w:rStyle w:val="NormalTok"/>
+          <w:rFonts w:ascii="Times New Roman" w:hAnsi="Times New Roman" w:cs="Times New Roman"/>
+          <w:szCs w:val="22"/>
+        </w:rPr>
+        <w:t>[,</w:t>
       </w:r>
       <w:r>
         <w:rPr>
@@ -36801,7 +40678,25 @@
           <w:rFonts w:ascii="Times New Roman" w:hAnsi="Times New Roman" w:cs="Times New Roman"/>
           <w:szCs w:val="22"/>
         </w:rPr>
-        <w:t>(all_results[,</w:t>
+        <w:t>(</w:t>
+      </w:r>
+      <w:proofErr w:type="spellStart"/>
+      <w:r>
+        <w:rPr>
+          <w:rStyle w:val="NormalTok"/>
+          <w:rFonts w:ascii="Times New Roman" w:hAnsi="Times New Roman" w:cs="Times New Roman"/>
+          <w:szCs w:val="22"/>
+        </w:rPr>
+        <w:t>all_results</w:t>
+      </w:r>
+      <w:proofErr w:type="spellEnd"/>
+      <w:r>
+        <w:rPr>
+          <w:rStyle w:val="NormalTok"/>
+          <w:rFonts w:ascii="Times New Roman" w:hAnsi="Times New Roman" w:cs="Times New Roman"/>
+          <w:szCs w:val="22"/>
+        </w:rPr>
+        <w:t>[,</w:t>
       </w:r>
       <w:r>
         <w:rPr>
@@ -36864,13 +40759,23 @@
         </w:rPr>
         <w:t>(</w:t>
       </w:r>
+      <w:proofErr w:type="spellStart"/>
       <w:r>
         <w:rPr>
           <w:rStyle w:val="AttributeTok"/>
           <w:rFonts w:ascii="Times New Roman" w:hAnsi="Times New Roman" w:cs="Times New Roman"/>
           <w:szCs w:val="22"/>
         </w:rPr>
-        <w:t>mfrow =</w:t>
+        <w:t>mfrow</w:t>
+      </w:r>
+      <w:proofErr w:type="spellEnd"/>
+      <w:r>
+        <w:rPr>
+          <w:rStyle w:val="AttributeTok"/>
+          <w:rFonts w:ascii="Times New Roman" w:hAnsi="Times New Roman" w:cs="Times New Roman"/>
+          <w:szCs w:val="22"/>
+        </w:rPr>
+        <w:t xml:space="preserve"> =</w:t>
       </w:r>
       <w:r>
         <w:rPr>
@@ -37045,7 +40950,25 @@
           <w:rFonts w:ascii="Times New Roman" w:hAnsi="Times New Roman" w:cs="Times New Roman"/>
           <w:szCs w:val="22"/>
         </w:rPr>
-        <w:t>(all_results[,</w:t>
+        <w:t>(</w:t>
+      </w:r>
+      <w:proofErr w:type="spellStart"/>
+      <w:r>
+        <w:rPr>
+          <w:rStyle w:val="NormalTok"/>
+          <w:rFonts w:ascii="Times New Roman" w:hAnsi="Times New Roman" w:cs="Times New Roman"/>
+          <w:szCs w:val="22"/>
+        </w:rPr>
+        <w:t>all_results</w:t>
+      </w:r>
+      <w:proofErr w:type="spellEnd"/>
+      <w:r>
+        <w:rPr>
+          <w:rStyle w:val="NormalTok"/>
+          <w:rFonts w:ascii="Times New Roman" w:hAnsi="Times New Roman" w:cs="Times New Roman"/>
+          <w:szCs w:val="22"/>
+        </w:rPr>
+        <w:t>[,</w:t>
       </w:r>
       <w:r>
         <w:rPr>
@@ -37158,13 +41081,23 @@
         </w:rPr>
         <w:t xml:space="preserve">, </w:t>
       </w:r>
+      <w:proofErr w:type="spellStart"/>
       <w:r>
         <w:rPr>
           <w:rStyle w:val="AttributeTok"/>
           <w:rFonts w:ascii="Times New Roman" w:hAnsi="Times New Roman" w:cs="Times New Roman"/>
           <w:szCs w:val="22"/>
         </w:rPr>
-        <w:t>xlab =</w:t>
+        <w:t>xlab</w:t>
+      </w:r>
+      <w:proofErr w:type="spellEnd"/>
+      <w:r>
+        <w:rPr>
+          <w:rStyle w:val="AttributeTok"/>
+          <w:rFonts w:ascii="Times New Roman" w:hAnsi="Times New Roman" w:cs="Times New Roman"/>
+          <w:szCs w:val="22"/>
+        </w:rPr>
+        <w:t xml:space="preserve"> =</w:t>
       </w:r>
       <w:r>
         <w:rPr>
@@ -37211,7 +41144,25 @@
           <w:rFonts w:ascii="Times New Roman" w:hAnsi="Times New Roman" w:cs="Times New Roman"/>
           <w:szCs w:val="22"/>
         </w:rPr>
-        <w:t>(all_results[,</w:t>
+        <w:t>(</w:t>
+      </w:r>
+      <w:proofErr w:type="spellStart"/>
+      <w:r>
+        <w:rPr>
+          <w:rStyle w:val="NormalTok"/>
+          <w:rFonts w:ascii="Times New Roman" w:hAnsi="Times New Roman" w:cs="Times New Roman"/>
+          <w:szCs w:val="22"/>
+        </w:rPr>
+        <w:t>all_results</w:t>
+      </w:r>
+      <w:proofErr w:type="spellEnd"/>
+      <w:r>
+        <w:rPr>
+          <w:rStyle w:val="NormalTok"/>
+          <w:rFonts w:ascii="Times New Roman" w:hAnsi="Times New Roman" w:cs="Times New Roman"/>
+          <w:szCs w:val="22"/>
+        </w:rPr>
+        <w:t>[,</w:t>
       </w:r>
       <w:r>
         <w:rPr>
@@ -37324,13 +41275,23 @@
         </w:rPr>
         <w:t xml:space="preserve">, </w:t>
       </w:r>
+      <w:proofErr w:type="spellStart"/>
       <w:r>
         <w:rPr>
           <w:rStyle w:val="AttributeTok"/>
           <w:rFonts w:ascii="Times New Roman" w:hAnsi="Times New Roman" w:cs="Times New Roman"/>
           <w:szCs w:val="22"/>
         </w:rPr>
-        <w:t>xlab =</w:t>
+        <w:t>xlab</w:t>
+      </w:r>
+      <w:proofErr w:type="spellEnd"/>
+      <w:r>
+        <w:rPr>
+          <w:rStyle w:val="AttributeTok"/>
+          <w:rFonts w:ascii="Times New Roman" w:hAnsi="Times New Roman" w:cs="Times New Roman"/>
+          <w:szCs w:val="22"/>
+        </w:rPr>
+        <w:t xml:space="preserve"> =</w:t>
       </w:r>
       <w:r>
         <w:rPr>
@@ -37479,7 +41440,43 @@
           <w:rFonts w:ascii="Times New Roman" w:hAnsi="Times New Roman" w:cs="Times New Roman"/>
           <w:szCs w:val="22"/>
         </w:rPr>
-        <w:t>(all_results[,</w:t>
+        <w:t>(</w:t>
+      </w:r>
+      <w:proofErr w:type="spellStart"/>
+      <w:r>
+        <w:rPr>
+          <w:rStyle w:val="NormalTok"/>
+          <w:rFonts w:ascii="Times New Roman" w:hAnsi="Times New Roman" w:cs="Times New Roman"/>
+          <w:szCs w:val="22"/>
+        </w:rPr>
+        <w:t>all_</w:t>
+      </w:r>
+      <w:proofErr w:type="gramStart"/>
+      <w:r>
+        <w:rPr>
+          <w:rStyle w:val="NormalTok"/>
+          <w:rFonts w:ascii="Times New Roman" w:hAnsi="Times New Roman" w:cs="Times New Roman"/>
+          <w:szCs w:val="22"/>
+        </w:rPr>
+        <w:t>results</w:t>
+      </w:r>
+      <w:proofErr w:type="spellEnd"/>
+      <w:r>
+        <w:rPr>
+          <w:rStyle w:val="NormalTok"/>
+          <w:rFonts w:ascii="Times New Roman" w:hAnsi="Times New Roman" w:cs="Times New Roman"/>
+          <w:szCs w:val="22"/>
+        </w:rPr>
+        <w:t>[</w:t>
+      </w:r>
+      <w:proofErr w:type="gramEnd"/>
+      <w:r>
+        <w:rPr>
+          <w:rStyle w:val="NormalTok"/>
+          <w:rFonts w:ascii="Times New Roman" w:hAnsi="Times New Roman" w:cs="Times New Roman"/>
+          <w:szCs w:val="22"/>
+        </w:rPr>
+        <w:t>,</w:t>
       </w:r>
       <w:r>
         <w:rPr>
@@ -37542,7 +41539,43 @@
           <w:rFonts w:ascii="Times New Roman" w:hAnsi="Times New Roman" w:cs="Times New Roman"/>
           <w:szCs w:val="22"/>
         </w:rPr>
-        <w:t>(all_results[,</w:t>
+        <w:t>(</w:t>
+      </w:r>
+      <w:proofErr w:type="spellStart"/>
+      <w:r>
+        <w:rPr>
+          <w:rStyle w:val="NormalTok"/>
+          <w:rFonts w:ascii="Times New Roman" w:hAnsi="Times New Roman" w:cs="Times New Roman"/>
+          <w:szCs w:val="22"/>
+        </w:rPr>
+        <w:t>all_</w:t>
+      </w:r>
+      <w:proofErr w:type="gramStart"/>
+      <w:r>
+        <w:rPr>
+          <w:rStyle w:val="NormalTok"/>
+          <w:rFonts w:ascii="Times New Roman" w:hAnsi="Times New Roman" w:cs="Times New Roman"/>
+          <w:szCs w:val="22"/>
+        </w:rPr>
+        <w:t>results</w:t>
+      </w:r>
+      <w:proofErr w:type="spellEnd"/>
+      <w:r>
+        <w:rPr>
+          <w:rStyle w:val="NormalTok"/>
+          <w:rFonts w:ascii="Times New Roman" w:hAnsi="Times New Roman" w:cs="Times New Roman"/>
+          <w:szCs w:val="22"/>
+        </w:rPr>
+        <w:t>[</w:t>
+      </w:r>
+      <w:proofErr w:type="gramEnd"/>
+      <w:r>
+        <w:rPr>
+          <w:rStyle w:val="NormalTok"/>
+          <w:rFonts w:ascii="Times New Roman" w:hAnsi="Times New Roman" w:cs="Times New Roman"/>
+          <w:szCs w:val="22"/>
+        </w:rPr>
+        <w:t>,</w:t>
       </w:r>
       <w:r>
         <w:rPr>
@@ -37567,6 +41600,7 @@
         </w:rPr>
         <w:br/>
       </w:r>
+      <w:proofErr w:type="gramStart"/>
       <w:r>
         <w:rPr>
           <w:rStyle w:val="FunctionTok"/>
@@ -37583,6 +41617,7 @@
         </w:rPr>
         <w:t>(</w:t>
       </w:r>
+      <w:proofErr w:type="gramEnd"/>
       <w:r>
         <w:rPr>
           <w:rStyle w:val="StringTok"/>
@@ -37597,7 +41632,16 @@
           <w:rFonts w:ascii="Times New Roman" w:hAnsi="Times New Roman" w:cs="Times New Roman"/>
           <w:szCs w:val="22"/>
         </w:rPr>
-        <w:t>\n</w:t>
+        <w:t>\</w:t>
+      </w:r>
+      <w:proofErr w:type="spellStart"/>
+      <w:r>
+        <w:rPr>
+          <w:rStyle w:val="SpecialCharTok"/>
+          <w:rFonts w:ascii="Times New Roman" w:hAnsi="Times New Roman" w:cs="Times New Roman"/>
+          <w:szCs w:val="22"/>
+        </w:rPr>
+        <w:t>n</w:t>
       </w:r>
       <w:r>
         <w:rPr>
@@ -37605,7 +41649,16 @@
           <w:rFonts w:ascii="Times New Roman" w:hAnsi="Times New Roman" w:cs="Times New Roman"/>
           <w:szCs w:val="22"/>
         </w:rPr>
-        <w:t>Player 1 expected value:"</w:t>
+        <w:t>Player</w:t>
+      </w:r>
+      <w:proofErr w:type="spellEnd"/>
+      <w:r>
+        <w:rPr>
+          <w:rStyle w:val="StringTok"/>
+          <w:rFonts w:ascii="Times New Roman" w:hAnsi="Times New Roman" w:cs="Times New Roman"/>
+          <w:szCs w:val="22"/>
+        </w:rPr>
+        <w:t xml:space="preserve"> 1 expected value:"</w:t>
       </w:r>
       <w:r>
         <w:rPr>
@@ -37615,6 +41668,7 @@
         </w:rPr>
         <w:t xml:space="preserve">, </w:t>
       </w:r>
+      <w:proofErr w:type="gramStart"/>
       <w:r>
         <w:rPr>
           <w:rStyle w:val="FunctionTok"/>
@@ -37629,7 +41683,16 @@
           <w:rFonts w:ascii="Times New Roman" w:hAnsi="Times New Roman" w:cs="Times New Roman"/>
           <w:szCs w:val="22"/>
         </w:rPr>
-        <w:t xml:space="preserve">(avg_p1, </w:t>
+        <w:t>(</w:t>
+      </w:r>
+      <w:proofErr w:type="gramEnd"/>
+      <w:r>
+        <w:rPr>
+          <w:rStyle w:val="NormalTok"/>
+          <w:rFonts w:ascii="Times New Roman" w:hAnsi="Times New Roman" w:cs="Times New Roman"/>
+          <w:szCs w:val="22"/>
+        </w:rPr>
+        <w:t xml:space="preserve">avg_p1, </w:t>
       </w:r>
       <w:r>
         <w:rPr>
@@ -37671,6 +41734,7 @@
           <w:szCs w:val="22"/>
         </w:rPr>
       </w:pPr>
+      <w:proofErr w:type="gramStart"/>
       <w:r>
         <w:rPr>
           <w:rStyle w:val="FunctionTok"/>
@@ -37687,6 +41751,7 @@
         </w:rPr>
         <w:t>(</w:t>
       </w:r>
+      <w:proofErr w:type="gramEnd"/>
       <w:r>
         <w:rPr>
           <w:rStyle w:val="StringTok"/>
@@ -37701,7 +41766,16 @@
           <w:rFonts w:ascii="Times New Roman" w:hAnsi="Times New Roman" w:cs="Times New Roman"/>
           <w:szCs w:val="22"/>
         </w:rPr>
-        <w:t>\n</w:t>
+        <w:t>\</w:t>
+      </w:r>
+      <w:proofErr w:type="spellStart"/>
+      <w:r>
+        <w:rPr>
+          <w:rStyle w:val="SpecialCharTok"/>
+          <w:rFonts w:ascii="Times New Roman" w:hAnsi="Times New Roman" w:cs="Times New Roman"/>
+          <w:szCs w:val="22"/>
+        </w:rPr>
+        <w:t>n</w:t>
       </w:r>
       <w:r>
         <w:rPr>
@@ -37709,7 +41783,16 @@
           <w:rFonts w:ascii="Times New Roman" w:hAnsi="Times New Roman" w:cs="Times New Roman"/>
           <w:szCs w:val="22"/>
         </w:rPr>
-        <w:t>Player 2 expected value:"</w:t>
+        <w:t>Player</w:t>
+      </w:r>
+      <w:proofErr w:type="spellEnd"/>
+      <w:r>
+        <w:rPr>
+          <w:rStyle w:val="StringTok"/>
+          <w:rFonts w:ascii="Times New Roman" w:hAnsi="Times New Roman" w:cs="Times New Roman"/>
+          <w:szCs w:val="22"/>
+        </w:rPr>
+        <w:t xml:space="preserve"> 2 expected value:"</w:t>
       </w:r>
       <w:r>
         <w:rPr>
@@ -37719,6 +41802,7 @@
         </w:rPr>
         <w:t xml:space="preserve">, </w:t>
       </w:r>
+      <w:proofErr w:type="gramStart"/>
       <w:r>
         <w:rPr>
           <w:rStyle w:val="FunctionTok"/>
@@ -37733,7 +41817,16 @@
           <w:rFonts w:ascii="Times New Roman" w:hAnsi="Times New Roman" w:cs="Times New Roman"/>
           <w:szCs w:val="22"/>
         </w:rPr>
-        <w:t xml:space="preserve">(avg_p2, </w:t>
+        <w:t>(</w:t>
+      </w:r>
+      <w:proofErr w:type="gramEnd"/>
+      <w:r>
+        <w:rPr>
+          <w:rStyle w:val="NormalTok"/>
+          <w:rFonts w:ascii="Times New Roman" w:hAnsi="Times New Roman" w:cs="Times New Roman"/>
+          <w:szCs w:val="22"/>
+        </w:rPr>
+        <w:t xml:space="preserve">avg_p2, </w:t>
       </w:r>
       <w:r>
         <w:rPr>
@@ -37888,13 +41981,23 @@
         </w:rPr>
         <w:br/>
       </w:r>
-      <w:r>
-        <w:rPr>
-          <w:rStyle w:val="NormalTok"/>
-          <w:rFonts w:ascii="Times New Roman" w:hAnsi="Times New Roman" w:cs="Times New Roman"/>
-          <w:szCs w:val="22"/>
-        </w:rPr>
-        <w:t xml:space="preserve">sim_game_modified </w:t>
+      <w:proofErr w:type="spellStart"/>
+      <w:r>
+        <w:rPr>
+          <w:rStyle w:val="NormalTok"/>
+          <w:rFonts w:ascii="Times New Roman" w:hAnsi="Times New Roman" w:cs="Times New Roman"/>
+          <w:szCs w:val="22"/>
+        </w:rPr>
+        <w:t>sim_game_modified</w:t>
+      </w:r>
+      <w:proofErr w:type="spellEnd"/>
+      <w:r>
+        <w:rPr>
+          <w:rStyle w:val="NormalTok"/>
+          <w:rFonts w:ascii="Times New Roman" w:hAnsi="Times New Roman" w:cs="Times New Roman"/>
+          <w:szCs w:val="22"/>
+        </w:rPr>
+        <w:t xml:space="preserve"> </w:t>
       </w:r>
       <w:r>
         <w:rPr>
@@ -37941,7 +42044,25 @@
           <w:rFonts w:ascii="Times New Roman" w:hAnsi="Times New Roman" w:cs="Times New Roman"/>
           <w:szCs w:val="22"/>
         </w:rPr>
-        <w:t xml:space="preserve">  nums </w:t>
+        <w:t xml:space="preserve">  </w:t>
+      </w:r>
+      <w:proofErr w:type="spellStart"/>
+      <w:r>
+        <w:rPr>
+          <w:rStyle w:val="NormalTok"/>
+          <w:rFonts w:ascii="Times New Roman" w:hAnsi="Times New Roman" w:cs="Times New Roman"/>
+          <w:szCs w:val="22"/>
+        </w:rPr>
+        <w:t>nums</w:t>
+      </w:r>
+      <w:proofErr w:type="spellEnd"/>
+      <w:r>
+        <w:rPr>
+          <w:rStyle w:val="NormalTok"/>
+          <w:rFonts w:ascii="Times New Roman" w:hAnsi="Times New Roman" w:cs="Times New Roman"/>
+          <w:szCs w:val="22"/>
+        </w:rPr>
+        <w:t xml:space="preserve"> </w:t>
       </w:r>
       <w:r>
         <w:rPr>
@@ -37996,7 +42117,25 @@
           <w:rFonts w:ascii="Times New Roman" w:hAnsi="Times New Roman" w:cs="Times New Roman"/>
           <w:szCs w:val="22"/>
         </w:rPr>
-        <w:t xml:space="preserve">  repeat_nums </w:t>
+        <w:t xml:space="preserve">  </w:t>
+      </w:r>
+      <w:proofErr w:type="spellStart"/>
+      <w:r>
+        <w:rPr>
+          <w:rStyle w:val="NormalTok"/>
+          <w:rFonts w:ascii="Times New Roman" w:hAnsi="Times New Roman" w:cs="Times New Roman"/>
+          <w:szCs w:val="22"/>
+        </w:rPr>
+        <w:t>repeat_nums</w:t>
+      </w:r>
+      <w:proofErr w:type="spellEnd"/>
+      <w:r>
+        <w:rPr>
+          <w:rStyle w:val="NormalTok"/>
+          <w:rFonts w:ascii="Times New Roman" w:hAnsi="Times New Roman" w:cs="Times New Roman"/>
+          <w:szCs w:val="22"/>
+        </w:rPr>
+        <w:t xml:space="preserve"> </w:t>
       </w:r>
       <w:r>
         <w:rPr>
@@ -38028,7 +42167,25 @@
           <w:rFonts w:ascii="Times New Roman" w:hAnsi="Times New Roman" w:cs="Times New Roman"/>
           <w:szCs w:val="22"/>
         </w:rPr>
-        <w:t xml:space="preserve">(nums, </w:t>
+        <w:t>(</w:t>
+      </w:r>
+      <w:proofErr w:type="spellStart"/>
+      <w:r>
+        <w:rPr>
+          <w:rStyle w:val="NormalTok"/>
+          <w:rFonts w:ascii="Times New Roman" w:hAnsi="Times New Roman" w:cs="Times New Roman"/>
+          <w:szCs w:val="22"/>
+        </w:rPr>
+        <w:t>nums</w:t>
+      </w:r>
+      <w:proofErr w:type="spellEnd"/>
+      <w:r>
+        <w:rPr>
+          <w:rStyle w:val="NormalTok"/>
+          <w:rFonts w:ascii="Times New Roman" w:hAnsi="Times New Roman" w:cs="Times New Roman"/>
+          <w:szCs w:val="22"/>
+        </w:rPr>
+        <w:t xml:space="preserve">, </w:t>
       </w:r>
       <w:r>
         <w:rPr>
@@ -38099,7 +42256,25 @@
           <w:rFonts w:ascii="Times New Roman" w:hAnsi="Times New Roman" w:cs="Times New Roman"/>
           <w:szCs w:val="22"/>
         </w:rPr>
-        <w:t xml:space="preserve">  my_deck </w:t>
+        <w:t xml:space="preserve">  </w:t>
+      </w:r>
+      <w:proofErr w:type="spellStart"/>
+      <w:r>
+        <w:rPr>
+          <w:rStyle w:val="NormalTok"/>
+          <w:rFonts w:ascii="Times New Roman" w:hAnsi="Times New Roman" w:cs="Times New Roman"/>
+          <w:szCs w:val="22"/>
+        </w:rPr>
+        <w:t>my_deck</w:t>
+      </w:r>
+      <w:proofErr w:type="spellEnd"/>
+      <w:r>
+        <w:rPr>
+          <w:rStyle w:val="NormalTok"/>
+          <w:rFonts w:ascii="Times New Roman" w:hAnsi="Times New Roman" w:cs="Times New Roman"/>
+          <w:szCs w:val="22"/>
+        </w:rPr>
+        <w:t xml:space="preserve"> </w:t>
       </w:r>
       <w:r>
         <w:rPr>
@@ -38131,7 +42306,43 @@
           <w:rFonts w:ascii="Times New Roman" w:hAnsi="Times New Roman" w:cs="Times New Roman"/>
           <w:szCs w:val="22"/>
         </w:rPr>
-        <w:t>(nums, repeat_nums)</w:t>
+        <w:t>(</w:t>
+      </w:r>
+      <w:proofErr w:type="spellStart"/>
+      <w:r>
+        <w:rPr>
+          <w:rStyle w:val="NormalTok"/>
+          <w:rFonts w:ascii="Times New Roman" w:hAnsi="Times New Roman" w:cs="Times New Roman"/>
+          <w:szCs w:val="22"/>
+        </w:rPr>
+        <w:t>nums</w:t>
+      </w:r>
+      <w:proofErr w:type="spellEnd"/>
+      <w:r>
+        <w:rPr>
+          <w:rStyle w:val="NormalTok"/>
+          <w:rFonts w:ascii="Times New Roman" w:hAnsi="Times New Roman" w:cs="Times New Roman"/>
+          <w:szCs w:val="22"/>
+        </w:rPr>
+        <w:t xml:space="preserve">, </w:t>
+      </w:r>
+      <w:proofErr w:type="spellStart"/>
+      <w:r>
+        <w:rPr>
+          <w:rStyle w:val="NormalTok"/>
+          <w:rFonts w:ascii="Times New Roman" w:hAnsi="Times New Roman" w:cs="Times New Roman"/>
+          <w:szCs w:val="22"/>
+        </w:rPr>
+        <w:t>repeat_nums</w:t>
+      </w:r>
+      <w:proofErr w:type="spellEnd"/>
+      <w:r>
+        <w:rPr>
+          <w:rStyle w:val="NormalTok"/>
+          <w:rFonts w:ascii="Times New Roman" w:hAnsi="Times New Roman" w:cs="Times New Roman"/>
+          <w:szCs w:val="22"/>
+        </w:rPr>
+        <w:t>)</w:t>
       </w:r>
       <w:r>
         <w:rPr>
@@ -38255,7 +42466,25 @@
           <w:rFonts w:ascii="Times New Roman" w:hAnsi="Times New Roman" w:cs="Times New Roman"/>
           <w:szCs w:val="22"/>
         </w:rPr>
-        <w:t xml:space="preserve"> my_deck) {</w:t>
+        <w:t xml:space="preserve"> </w:t>
+      </w:r>
+      <w:proofErr w:type="spellStart"/>
+      <w:r>
+        <w:rPr>
+          <w:rStyle w:val="NormalTok"/>
+          <w:rFonts w:ascii="Times New Roman" w:hAnsi="Times New Roman" w:cs="Times New Roman"/>
+          <w:szCs w:val="22"/>
+        </w:rPr>
+        <w:t>my_deck</w:t>
+      </w:r>
+      <w:proofErr w:type="spellEnd"/>
+      <w:r>
+        <w:rPr>
+          <w:rStyle w:val="NormalTok"/>
+          <w:rFonts w:ascii="Times New Roman" w:hAnsi="Times New Roman" w:cs="Times New Roman"/>
+          <w:szCs w:val="22"/>
+        </w:rPr>
+        <w:t>) {</w:t>
       </w:r>
       <w:r>
         <w:rPr>
@@ -38270,7 +42499,25 @@
           <w:rFonts w:ascii="Times New Roman" w:hAnsi="Times New Roman" w:cs="Times New Roman"/>
           <w:szCs w:val="22"/>
         </w:rPr>
-        <w:t xml:space="preserve">    idx </w:t>
+        <w:t xml:space="preserve">    </w:t>
+      </w:r>
+      <w:proofErr w:type="spellStart"/>
+      <w:r>
+        <w:rPr>
+          <w:rStyle w:val="NormalTok"/>
+          <w:rFonts w:ascii="Times New Roman" w:hAnsi="Times New Roman" w:cs="Times New Roman"/>
+          <w:szCs w:val="22"/>
+        </w:rPr>
+        <w:t>idx</w:t>
+      </w:r>
+      <w:proofErr w:type="spellEnd"/>
+      <w:r>
+        <w:rPr>
+          <w:rStyle w:val="NormalTok"/>
+          <w:rFonts w:ascii="Times New Roman" w:hAnsi="Times New Roman" w:cs="Times New Roman"/>
+          <w:szCs w:val="22"/>
+        </w:rPr>
+        <w:t xml:space="preserve"> </w:t>
       </w:r>
       <w:r>
         <w:rPr>
@@ -38302,7 +42549,25 @@
           <w:rFonts w:ascii="Times New Roman" w:hAnsi="Times New Roman" w:cs="Times New Roman"/>
           <w:szCs w:val="22"/>
         </w:rPr>
-        <w:t xml:space="preserve">(my_deck </w:t>
+        <w:t>(</w:t>
+      </w:r>
+      <w:proofErr w:type="spellStart"/>
+      <w:r>
+        <w:rPr>
+          <w:rStyle w:val="NormalTok"/>
+          <w:rFonts w:ascii="Times New Roman" w:hAnsi="Times New Roman" w:cs="Times New Roman"/>
+          <w:szCs w:val="22"/>
+        </w:rPr>
+        <w:t>my_deck</w:t>
+      </w:r>
+      <w:proofErr w:type="spellEnd"/>
+      <w:r>
+        <w:rPr>
+          <w:rStyle w:val="NormalTok"/>
+          <w:rFonts w:ascii="Times New Roman" w:hAnsi="Times New Roman" w:cs="Times New Roman"/>
+          <w:szCs w:val="22"/>
+        </w:rPr>
+        <w:t xml:space="preserve"> </w:t>
       </w:r>
       <w:r>
         <w:rPr>
@@ -38349,7 +42614,25 @@
           <w:rFonts w:ascii="Times New Roman" w:hAnsi="Times New Roman" w:cs="Times New Roman"/>
           <w:szCs w:val="22"/>
         </w:rPr>
-        <w:t xml:space="preserve">    my_deck </w:t>
+        <w:t xml:space="preserve">    </w:t>
+      </w:r>
+      <w:proofErr w:type="spellStart"/>
+      <w:r>
+        <w:rPr>
+          <w:rStyle w:val="NormalTok"/>
+          <w:rFonts w:ascii="Times New Roman" w:hAnsi="Times New Roman" w:cs="Times New Roman"/>
+          <w:szCs w:val="22"/>
+        </w:rPr>
+        <w:t>my_deck</w:t>
+      </w:r>
+      <w:proofErr w:type="spellEnd"/>
+      <w:r>
+        <w:rPr>
+          <w:rStyle w:val="NormalTok"/>
+          <w:rFonts w:ascii="Times New Roman" w:hAnsi="Times New Roman" w:cs="Times New Roman"/>
+          <w:szCs w:val="22"/>
+        </w:rPr>
+        <w:t xml:space="preserve"> </w:t>
       </w:r>
       <w:r>
         <w:rPr>
@@ -38365,7 +42648,25 @@
           <w:rFonts w:ascii="Times New Roman" w:hAnsi="Times New Roman" w:cs="Times New Roman"/>
           <w:szCs w:val="22"/>
         </w:rPr>
-        <w:t xml:space="preserve"> my_deck[</w:t>
+        <w:t xml:space="preserve"> </w:t>
+      </w:r>
+      <w:proofErr w:type="spellStart"/>
+      <w:r>
+        <w:rPr>
+          <w:rStyle w:val="NormalTok"/>
+          <w:rFonts w:ascii="Times New Roman" w:hAnsi="Times New Roman" w:cs="Times New Roman"/>
+          <w:szCs w:val="22"/>
+        </w:rPr>
+        <w:t>my_deck</w:t>
+      </w:r>
+      <w:proofErr w:type="spellEnd"/>
+      <w:r>
+        <w:rPr>
+          <w:rStyle w:val="NormalTok"/>
+          <w:rFonts w:ascii="Times New Roman" w:hAnsi="Times New Roman" w:cs="Times New Roman"/>
+          <w:szCs w:val="22"/>
+        </w:rPr>
+        <w:t>[</w:t>
       </w:r>
       <w:r>
         <w:rPr>
@@ -38375,13 +42676,23 @@
         </w:rPr>
         <w:t>-</w:t>
       </w:r>
-      <w:r>
-        <w:rPr>
-          <w:rStyle w:val="NormalTok"/>
-          <w:rFonts w:ascii="Times New Roman" w:hAnsi="Times New Roman" w:cs="Times New Roman"/>
-          <w:szCs w:val="22"/>
-        </w:rPr>
-        <w:t>idx]</w:t>
+      <w:proofErr w:type="spellStart"/>
+      <w:r>
+        <w:rPr>
+          <w:rStyle w:val="NormalTok"/>
+          <w:rFonts w:ascii="Times New Roman" w:hAnsi="Times New Roman" w:cs="Times New Roman"/>
+          <w:szCs w:val="22"/>
+        </w:rPr>
+        <w:t>idx</w:t>
+      </w:r>
+      <w:proofErr w:type="spellEnd"/>
+      <w:r>
+        <w:rPr>
+          <w:rStyle w:val="NormalTok"/>
+          <w:rFonts w:ascii="Times New Roman" w:hAnsi="Times New Roman" w:cs="Times New Roman"/>
+          <w:szCs w:val="22"/>
+        </w:rPr>
+        <w:t>]</w:t>
       </w:r>
       <w:r>
         <w:rPr>
@@ -38445,6 +42756,7 @@
         </w:rPr>
         <w:t>(</w:t>
       </w:r>
+      <w:proofErr w:type="spellStart"/>
       <w:r>
         <w:rPr>
           <w:rStyle w:val="FunctionTok"/>
@@ -38453,6 +42765,7 @@
         </w:rPr>
         <w:t>sim_game_modified</w:t>
       </w:r>
+      <w:proofErr w:type="spellEnd"/>
       <w:r>
         <w:rPr>
           <w:rStyle w:val="NormalTok"/>
@@ -38489,7 +42802,25 @@
           <w:rFonts w:ascii="Times New Roman" w:hAnsi="Times New Roman" w:cs="Times New Roman"/>
           <w:szCs w:val="22"/>
         </w:rPr>
-        <w:t xml:space="preserve">  cards_drawn </w:t>
+        <w:t xml:space="preserve">  </w:t>
+      </w:r>
+      <w:proofErr w:type="spellStart"/>
+      <w:r>
+        <w:rPr>
+          <w:rStyle w:val="NormalTok"/>
+          <w:rFonts w:ascii="Times New Roman" w:hAnsi="Times New Roman" w:cs="Times New Roman"/>
+          <w:szCs w:val="22"/>
+        </w:rPr>
+        <w:t>cards_drawn</w:t>
+      </w:r>
+      <w:proofErr w:type="spellEnd"/>
+      <w:r>
+        <w:rPr>
+          <w:rStyle w:val="NormalTok"/>
+          <w:rFonts w:ascii="Times New Roman" w:hAnsi="Times New Roman" w:cs="Times New Roman"/>
+          <w:szCs w:val="22"/>
+        </w:rPr>
+        <w:t xml:space="preserve"> </w:t>
       </w:r>
       <w:r>
         <w:rPr>
@@ -38521,7 +42852,25 @@
           <w:rFonts w:ascii="Times New Roman" w:hAnsi="Times New Roman" w:cs="Times New Roman"/>
           <w:szCs w:val="22"/>
         </w:rPr>
-        <w:t xml:space="preserve">(my_deck, </w:t>
+        <w:t>(</w:t>
+      </w:r>
+      <w:proofErr w:type="spellStart"/>
+      <w:r>
+        <w:rPr>
+          <w:rStyle w:val="NormalTok"/>
+          <w:rFonts w:ascii="Times New Roman" w:hAnsi="Times New Roman" w:cs="Times New Roman"/>
+          <w:szCs w:val="22"/>
+        </w:rPr>
+        <w:t>my_deck</w:t>
+      </w:r>
+      <w:proofErr w:type="spellEnd"/>
+      <w:r>
+        <w:rPr>
+          <w:rStyle w:val="NormalTok"/>
+          <w:rFonts w:ascii="Times New Roman" w:hAnsi="Times New Roman" w:cs="Times New Roman"/>
+          <w:szCs w:val="22"/>
+        </w:rPr>
+        <w:t xml:space="preserve">, </w:t>
       </w:r>
       <w:r>
         <w:rPr>
@@ -38624,7 +42973,25 @@
           <w:rFonts w:ascii="Times New Roman" w:hAnsi="Times New Roman" w:cs="Times New Roman"/>
           <w:szCs w:val="22"/>
         </w:rPr>
-        <w:t>(chosen, cards_drawn[</w:t>
+        <w:t xml:space="preserve">(chosen, </w:t>
+      </w:r>
+      <w:proofErr w:type="spellStart"/>
+      <w:r>
+        <w:rPr>
+          <w:rStyle w:val="NormalTok"/>
+          <w:rFonts w:ascii="Times New Roman" w:hAnsi="Times New Roman" w:cs="Times New Roman"/>
+          <w:szCs w:val="22"/>
+        </w:rPr>
+        <w:t>cards_drawn</w:t>
+      </w:r>
+      <w:proofErr w:type="spellEnd"/>
+      <w:r>
+        <w:rPr>
+          <w:rStyle w:val="NormalTok"/>
+          <w:rFonts w:ascii="Times New Roman" w:hAnsi="Times New Roman" w:cs="Times New Roman"/>
+          <w:szCs w:val="22"/>
+        </w:rPr>
+        <w:t>[</w:t>
       </w:r>
       <w:r>
         <w:rPr>
@@ -38687,7 +43054,25 @@
           <w:rFonts w:ascii="Times New Roman" w:hAnsi="Times New Roman" w:cs="Times New Roman"/>
           <w:szCs w:val="22"/>
         </w:rPr>
-        <w:t xml:space="preserve"> cards_drawn[</w:t>
+        <w:t xml:space="preserve"> </w:t>
+      </w:r>
+      <w:proofErr w:type="spellStart"/>
+      <w:r>
+        <w:rPr>
+          <w:rStyle w:val="NormalTok"/>
+          <w:rFonts w:ascii="Times New Roman" w:hAnsi="Times New Roman" w:cs="Times New Roman"/>
+          <w:szCs w:val="22"/>
+        </w:rPr>
+        <w:t>cards_drawn</w:t>
+      </w:r>
+      <w:proofErr w:type="spellEnd"/>
+      <w:r>
+        <w:rPr>
+          <w:rStyle w:val="NormalTok"/>
+          <w:rFonts w:ascii="Times New Roman" w:hAnsi="Times New Roman" w:cs="Times New Roman"/>
+          <w:szCs w:val="22"/>
+        </w:rPr>
+        <w:t>[</w:t>
       </w:r>
       <w:r>
         <w:rPr>
@@ -39330,6 +43715,7 @@
         </w:rPr>
         <w:br/>
       </w:r>
+      <w:proofErr w:type="spellStart"/>
       <w:r>
         <w:rPr>
           <w:rStyle w:val="FunctionTok"/>
@@ -39338,6 +43724,7 @@
         </w:rPr>
         <w:t>set.seed</w:t>
       </w:r>
+      <w:proofErr w:type="spellEnd"/>
       <w:r>
         <w:rPr>
           <w:rStyle w:val="NormalTok"/>
@@ -39408,13 +43795,23 @@
         </w:rPr>
         <w:br/>
       </w:r>
-      <w:r>
-        <w:rPr>
-          <w:rStyle w:val="NormalTok"/>
-          <w:rFonts w:ascii="Times New Roman" w:hAnsi="Times New Roman" w:cs="Times New Roman"/>
-          <w:szCs w:val="22"/>
-        </w:rPr>
-        <w:t xml:space="preserve">card_choices </w:t>
+      <w:proofErr w:type="spellStart"/>
+      <w:r>
+        <w:rPr>
+          <w:rStyle w:val="NormalTok"/>
+          <w:rFonts w:ascii="Times New Roman" w:hAnsi="Times New Roman" w:cs="Times New Roman"/>
+          <w:szCs w:val="22"/>
+        </w:rPr>
+        <w:t>card_choices</w:t>
+      </w:r>
+      <w:proofErr w:type="spellEnd"/>
+      <w:r>
+        <w:rPr>
+          <w:rStyle w:val="NormalTok"/>
+          <w:rFonts w:ascii="Times New Roman" w:hAnsi="Times New Roman" w:cs="Times New Roman"/>
+          <w:szCs w:val="22"/>
+        </w:rPr>
+        <w:t xml:space="preserve"> </w:t>
       </w:r>
       <w:r>
         <w:rPr>
@@ -39463,13 +43860,23 @@
         </w:rPr>
         <w:br/>
       </w:r>
-      <w:r>
-        <w:rPr>
-          <w:rStyle w:val="NormalTok"/>
-          <w:rFonts w:ascii="Times New Roman" w:hAnsi="Times New Roman" w:cs="Times New Roman"/>
-          <w:szCs w:val="22"/>
-        </w:rPr>
-        <w:t xml:space="preserve">choice_results </w:t>
+      <w:proofErr w:type="spellStart"/>
+      <w:r>
+        <w:rPr>
+          <w:rStyle w:val="NormalTok"/>
+          <w:rFonts w:ascii="Times New Roman" w:hAnsi="Times New Roman" w:cs="Times New Roman"/>
+          <w:szCs w:val="22"/>
+        </w:rPr>
+        <w:t>choice_results</w:t>
+      </w:r>
+      <w:proofErr w:type="spellEnd"/>
+      <w:r>
+        <w:rPr>
+          <w:rStyle w:val="NormalTok"/>
+          <w:rFonts w:ascii="Times New Roman" w:hAnsi="Times New Roman" w:cs="Times New Roman"/>
+          <w:szCs w:val="22"/>
+        </w:rPr>
+        <w:t xml:space="preserve"> </w:t>
       </w:r>
       <w:r>
         <w:rPr>
@@ -39519,13 +43926,23 @@
         </w:rPr>
         <w:t xml:space="preserve">, </w:t>
       </w:r>
+      <w:proofErr w:type="spellStart"/>
       <w:r>
         <w:rPr>
           <w:rStyle w:val="AttributeTok"/>
           <w:rFonts w:ascii="Times New Roman" w:hAnsi="Times New Roman" w:cs="Times New Roman"/>
           <w:szCs w:val="22"/>
         </w:rPr>
-        <w:t>nrow =</w:t>
+        <w:t>nrow</w:t>
+      </w:r>
+      <w:proofErr w:type="spellEnd"/>
+      <w:r>
+        <w:rPr>
+          <w:rStyle w:val="AttributeTok"/>
+          <w:rFonts w:ascii="Times New Roman" w:hAnsi="Times New Roman" w:cs="Times New Roman"/>
+          <w:szCs w:val="22"/>
+        </w:rPr>
+        <w:t xml:space="preserve"> =</w:t>
       </w:r>
       <w:r>
         <w:rPr>
@@ -39551,13 +43968,23 @@
         </w:rPr>
         <w:t xml:space="preserve">, </w:t>
       </w:r>
+      <w:proofErr w:type="spellStart"/>
       <w:r>
         <w:rPr>
           <w:rStyle w:val="AttributeTok"/>
           <w:rFonts w:ascii="Times New Roman" w:hAnsi="Times New Roman" w:cs="Times New Roman"/>
           <w:szCs w:val="22"/>
         </w:rPr>
-        <w:t>ncol =</w:t>
+        <w:t>ncol</w:t>
+      </w:r>
+      <w:proofErr w:type="spellEnd"/>
+      <w:r>
+        <w:rPr>
+          <w:rStyle w:val="AttributeTok"/>
+          <w:rFonts w:ascii="Times New Roman" w:hAnsi="Times New Roman" w:cs="Times New Roman"/>
+          <w:szCs w:val="22"/>
+        </w:rPr>
+        <w:t xml:space="preserve"> =</w:t>
       </w:r>
       <w:r>
         <w:rPr>
@@ -39590,6 +44017,7 @@
         </w:rPr>
         <w:br/>
       </w:r>
+      <w:proofErr w:type="spellStart"/>
       <w:r>
         <w:rPr>
           <w:rStyle w:val="FunctionTok"/>
@@ -39598,13 +44026,32 @@
         </w:rPr>
         <w:t>colnames</w:t>
       </w:r>
-      <w:r>
-        <w:rPr>
-          <w:rStyle w:val="NormalTok"/>
-          <w:rFonts w:ascii="Times New Roman" w:hAnsi="Times New Roman" w:cs="Times New Roman"/>
-          <w:szCs w:val="22"/>
-        </w:rPr>
-        <w:t xml:space="preserve">(choice_results) </w:t>
+      <w:proofErr w:type="spellEnd"/>
+      <w:r>
+        <w:rPr>
+          <w:rStyle w:val="NormalTok"/>
+          <w:rFonts w:ascii="Times New Roman" w:hAnsi="Times New Roman" w:cs="Times New Roman"/>
+          <w:szCs w:val="22"/>
+        </w:rPr>
+        <w:t>(</w:t>
+      </w:r>
+      <w:proofErr w:type="spellStart"/>
+      <w:r>
+        <w:rPr>
+          <w:rStyle w:val="NormalTok"/>
+          <w:rFonts w:ascii="Times New Roman" w:hAnsi="Times New Roman" w:cs="Times New Roman"/>
+          <w:szCs w:val="22"/>
+        </w:rPr>
+        <w:t>choice_results</w:t>
+      </w:r>
+      <w:proofErr w:type="spellEnd"/>
+      <w:r>
+        <w:rPr>
+          <w:rStyle w:val="NormalTok"/>
+          <w:rFonts w:ascii="Times New Roman" w:hAnsi="Times New Roman" w:cs="Times New Roman"/>
+          <w:szCs w:val="22"/>
+        </w:rPr>
+        <w:t xml:space="preserve">) </w:t>
       </w:r>
       <w:r>
         <w:rPr>
@@ -39698,7 +44145,25 @@
           <w:rFonts w:ascii="Times New Roman" w:hAnsi="Times New Roman" w:cs="Times New Roman"/>
           <w:szCs w:val="22"/>
         </w:rPr>
-        <w:t xml:space="preserve"> (i </w:t>
+        <w:t xml:space="preserve"> (</w:t>
+      </w:r>
+      <w:proofErr w:type="spellStart"/>
+      <w:r>
+        <w:rPr>
+          <w:rStyle w:val="NormalTok"/>
+          <w:rFonts w:ascii="Times New Roman" w:hAnsi="Times New Roman" w:cs="Times New Roman"/>
+          <w:szCs w:val="22"/>
+        </w:rPr>
+        <w:t>i</w:t>
+      </w:r>
+      <w:proofErr w:type="spellEnd"/>
+      <w:r>
+        <w:rPr>
+          <w:rStyle w:val="NormalTok"/>
+          <w:rFonts w:ascii="Times New Roman" w:hAnsi="Times New Roman" w:cs="Times New Roman"/>
+          <w:szCs w:val="22"/>
+        </w:rPr>
+        <w:t xml:space="preserve"> </w:t>
       </w:r>
       <w:r>
         <w:rPr>
@@ -39761,7 +44226,25 @@
           <w:rFonts w:ascii="Times New Roman" w:hAnsi="Times New Roman" w:cs="Times New Roman"/>
           <w:szCs w:val="22"/>
         </w:rPr>
-        <w:t xml:space="preserve">  test_results </w:t>
+        <w:t xml:space="preserve">  </w:t>
+      </w:r>
+      <w:proofErr w:type="spellStart"/>
+      <w:r>
+        <w:rPr>
+          <w:rStyle w:val="NormalTok"/>
+          <w:rFonts w:ascii="Times New Roman" w:hAnsi="Times New Roman" w:cs="Times New Roman"/>
+          <w:szCs w:val="22"/>
+        </w:rPr>
+        <w:t>test_results</w:t>
+      </w:r>
+      <w:proofErr w:type="spellEnd"/>
+      <w:r>
+        <w:rPr>
+          <w:rStyle w:val="NormalTok"/>
+          <w:rFonts w:ascii="Times New Roman" w:hAnsi="Times New Roman" w:cs="Times New Roman"/>
+          <w:szCs w:val="22"/>
+        </w:rPr>
+        <w:t xml:space="preserve"> </w:t>
       </w:r>
       <w:r>
         <w:rPr>
@@ -39811,13 +44294,23 @@
         </w:rPr>
         <w:t xml:space="preserve">, </w:t>
       </w:r>
+      <w:proofErr w:type="spellStart"/>
       <w:r>
         <w:rPr>
           <w:rStyle w:val="AttributeTok"/>
           <w:rFonts w:ascii="Times New Roman" w:hAnsi="Times New Roman" w:cs="Times New Roman"/>
           <w:szCs w:val="22"/>
         </w:rPr>
-        <w:t>nrow =</w:t>
+        <w:t>nrow</w:t>
+      </w:r>
+      <w:proofErr w:type="spellEnd"/>
+      <w:r>
+        <w:rPr>
+          <w:rStyle w:val="AttributeTok"/>
+          <w:rFonts w:ascii="Times New Roman" w:hAnsi="Times New Roman" w:cs="Times New Roman"/>
+          <w:szCs w:val="22"/>
+        </w:rPr>
+        <w:t xml:space="preserve"> =</w:t>
       </w:r>
       <w:r>
         <w:rPr>
@@ -39827,13 +44320,23 @@
         </w:rPr>
         <w:t xml:space="preserve"> sims, </w:t>
       </w:r>
+      <w:proofErr w:type="spellStart"/>
       <w:r>
         <w:rPr>
           <w:rStyle w:val="AttributeTok"/>
           <w:rFonts w:ascii="Times New Roman" w:hAnsi="Times New Roman" w:cs="Times New Roman"/>
           <w:szCs w:val="22"/>
         </w:rPr>
-        <w:t>ncol =</w:t>
+        <w:t>ncol</w:t>
+      </w:r>
+      <w:proofErr w:type="spellEnd"/>
+      <w:r>
+        <w:rPr>
+          <w:rStyle w:val="AttributeTok"/>
+          <w:rFonts w:ascii="Times New Roman" w:hAnsi="Times New Roman" w:cs="Times New Roman"/>
+          <w:szCs w:val="22"/>
+        </w:rPr>
+        <w:t xml:space="preserve"> =</w:t>
       </w:r>
       <w:r>
         <w:rPr>
@@ -39928,7 +44431,25 @@
           <w:rFonts w:ascii="Times New Roman" w:hAnsi="Times New Roman" w:cs="Times New Roman"/>
           <w:szCs w:val="22"/>
         </w:rPr>
-        <w:t xml:space="preserve">sims) test_results[j,] </w:t>
+        <w:t xml:space="preserve">sims) </w:t>
+      </w:r>
+      <w:proofErr w:type="spellStart"/>
+      <w:r>
+        <w:rPr>
+          <w:rStyle w:val="NormalTok"/>
+          <w:rFonts w:ascii="Times New Roman" w:hAnsi="Times New Roman" w:cs="Times New Roman"/>
+          <w:szCs w:val="22"/>
+        </w:rPr>
+        <w:t>test_results</w:t>
+      </w:r>
+      <w:proofErr w:type="spellEnd"/>
+      <w:r>
+        <w:rPr>
+          <w:rStyle w:val="NormalTok"/>
+          <w:rFonts w:ascii="Times New Roman" w:hAnsi="Times New Roman" w:cs="Times New Roman"/>
+          <w:szCs w:val="22"/>
+        </w:rPr>
+        <w:t xml:space="preserve">[j,] </w:t>
       </w:r>
       <w:r>
         <w:rPr>
@@ -39946,6 +44467,7 @@
         </w:rPr>
         <w:t xml:space="preserve"> </w:t>
       </w:r>
+      <w:proofErr w:type="spellStart"/>
       <w:r>
         <w:rPr>
           <w:rStyle w:val="FunctionTok"/>
@@ -39954,13 +44476,32 @@
         </w:rPr>
         <w:t>sim_game_modified</w:t>
       </w:r>
-      <w:r>
-        <w:rPr>
-          <w:rStyle w:val="NormalTok"/>
-          <w:rFonts w:ascii="Times New Roman" w:hAnsi="Times New Roman" w:cs="Times New Roman"/>
-          <w:szCs w:val="22"/>
-        </w:rPr>
-        <w:t>(i)</w:t>
+      <w:proofErr w:type="spellEnd"/>
+      <w:r>
+        <w:rPr>
+          <w:rStyle w:val="NormalTok"/>
+          <w:rFonts w:ascii="Times New Roman" w:hAnsi="Times New Roman" w:cs="Times New Roman"/>
+          <w:szCs w:val="22"/>
+        </w:rPr>
+        <w:t>(</w:t>
+      </w:r>
+      <w:proofErr w:type="spellStart"/>
+      <w:r>
+        <w:rPr>
+          <w:rStyle w:val="NormalTok"/>
+          <w:rFonts w:ascii="Times New Roman" w:hAnsi="Times New Roman" w:cs="Times New Roman"/>
+          <w:szCs w:val="22"/>
+        </w:rPr>
+        <w:t>i</w:t>
+      </w:r>
+      <w:proofErr w:type="spellEnd"/>
+      <w:r>
+        <w:rPr>
+          <w:rStyle w:val="NormalTok"/>
+          <w:rFonts w:ascii="Times New Roman" w:hAnsi="Times New Roman" w:cs="Times New Roman"/>
+          <w:szCs w:val="22"/>
+        </w:rPr>
+        <w:t>)</w:t>
       </w:r>
       <w:r>
         <w:rPr>
@@ -39990,7 +44531,43 @@
           <w:rFonts w:ascii="Times New Roman" w:hAnsi="Times New Roman" w:cs="Times New Roman"/>
           <w:szCs w:val="22"/>
         </w:rPr>
-        <w:t xml:space="preserve">  choice_results[i,] </w:t>
+        <w:t xml:space="preserve">  </w:t>
+      </w:r>
+      <w:proofErr w:type="spellStart"/>
+      <w:r>
+        <w:rPr>
+          <w:rStyle w:val="NormalTok"/>
+          <w:rFonts w:ascii="Times New Roman" w:hAnsi="Times New Roman" w:cs="Times New Roman"/>
+          <w:szCs w:val="22"/>
+        </w:rPr>
+        <w:t>choice_results</w:t>
+      </w:r>
+      <w:proofErr w:type="spellEnd"/>
+      <w:r>
+        <w:rPr>
+          <w:rStyle w:val="NormalTok"/>
+          <w:rFonts w:ascii="Times New Roman" w:hAnsi="Times New Roman" w:cs="Times New Roman"/>
+          <w:szCs w:val="22"/>
+        </w:rPr>
+        <w:t>[</w:t>
+      </w:r>
+      <w:proofErr w:type="spellStart"/>
+      <w:r>
+        <w:rPr>
+          <w:rStyle w:val="NormalTok"/>
+          <w:rFonts w:ascii="Times New Roman" w:hAnsi="Times New Roman" w:cs="Times New Roman"/>
+          <w:szCs w:val="22"/>
+        </w:rPr>
+        <w:t>i</w:t>
+      </w:r>
+      <w:proofErr w:type="spellEnd"/>
+      <w:r>
+        <w:rPr>
+          <w:rStyle w:val="NormalTok"/>
+          <w:rFonts w:ascii="Times New Roman" w:hAnsi="Times New Roman" w:cs="Times New Roman"/>
+          <w:szCs w:val="22"/>
+        </w:rPr>
+        <w:t xml:space="preserve">,] </w:t>
       </w:r>
       <w:r>
         <w:rPr>
@@ -40053,7 +44630,25 @@
           <w:rFonts w:ascii="Times New Roman" w:hAnsi="Times New Roman" w:cs="Times New Roman"/>
           <w:szCs w:val="22"/>
         </w:rPr>
-        <w:t>(test_results[,</w:t>
+        <w:t>(</w:t>
+      </w:r>
+      <w:proofErr w:type="spellStart"/>
+      <w:r>
+        <w:rPr>
+          <w:rStyle w:val="NormalTok"/>
+          <w:rFonts w:ascii="Times New Roman" w:hAnsi="Times New Roman" w:cs="Times New Roman"/>
+          <w:szCs w:val="22"/>
+        </w:rPr>
+        <w:t>test_results</w:t>
+      </w:r>
+      <w:proofErr w:type="spellEnd"/>
+      <w:r>
+        <w:rPr>
+          <w:rStyle w:val="NormalTok"/>
+          <w:rFonts w:ascii="Times New Roman" w:hAnsi="Times New Roman" w:cs="Times New Roman"/>
+          <w:szCs w:val="22"/>
+        </w:rPr>
+        <w:t>[,</w:t>
       </w:r>
       <w:r>
         <w:rPr>
@@ -40100,7 +44695,25 @@
           <w:rFonts w:ascii="Times New Roman" w:hAnsi="Times New Roman" w:cs="Times New Roman"/>
           <w:szCs w:val="22"/>
         </w:rPr>
-        <w:t>(test_results[,</w:t>
+        <w:t>(</w:t>
+      </w:r>
+      <w:proofErr w:type="spellStart"/>
+      <w:r>
+        <w:rPr>
+          <w:rStyle w:val="NormalTok"/>
+          <w:rFonts w:ascii="Times New Roman" w:hAnsi="Times New Roman" w:cs="Times New Roman"/>
+          <w:szCs w:val="22"/>
+        </w:rPr>
+        <w:t>test_results</w:t>
+      </w:r>
+      <w:proofErr w:type="spellEnd"/>
+      <w:r>
+        <w:rPr>
+          <w:rStyle w:val="NormalTok"/>
+          <w:rFonts w:ascii="Times New Roman" w:hAnsi="Times New Roman" w:cs="Times New Roman"/>
+          <w:szCs w:val="22"/>
+        </w:rPr>
+        <w:t>[,</w:t>
       </w:r>
       <w:r>
         <w:rPr>
@@ -40248,7 +44861,16 @@
           <w:rFonts w:ascii="Times New Roman" w:hAnsi="Times New Roman" w:cs="Times New Roman"/>
           <w:szCs w:val="22"/>
         </w:rPr>
-        <w:t>\n</w:t>
+        <w:t>\</w:t>
+      </w:r>
+      <w:proofErr w:type="spellStart"/>
+      <w:r>
+        <w:rPr>
+          <w:rStyle w:val="SpecialCharTok"/>
+          <w:rFonts w:ascii="Times New Roman" w:hAnsi="Times New Roman" w:cs="Times New Roman"/>
+          <w:szCs w:val="22"/>
+        </w:rPr>
+        <w:t>n</w:t>
       </w:r>
       <w:r>
         <w:rPr>
@@ -40256,7 +44878,16 @@
           <w:rFonts w:ascii="Times New Roman" w:hAnsi="Times New Roman" w:cs="Times New Roman"/>
           <w:szCs w:val="22"/>
         </w:rPr>
-        <w:t>Card choice results (Expected Value, Win %):"</w:t>
+        <w:t>Card</w:t>
+      </w:r>
+      <w:proofErr w:type="spellEnd"/>
+      <w:r>
+        <w:rPr>
+          <w:rStyle w:val="StringTok"/>
+          <w:rFonts w:ascii="Times New Roman" w:hAnsi="Times New Roman" w:cs="Times New Roman"/>
+          <w:szCs w:val="22"/>
+        </w:rPr>
+        <w:t xml:space="preserve"> choice results (Expected Value, Win %):"</w:t>
       </w:r>
       <w:r>
         <w:rPr>
@@ -40313,7 +44944,25 @@
           <w:rFonts w:ascii="Times New Roman" w:hAnsi="Times New Roman" w:cs="Times New Roman"/>
           <w:szCs w:val="22"/>
         </w:rPr>
-        <w:t xml:space="preserve"> (i </w:t>
+        <w:t xml:space="preserve"> (</w:t>
+      </w:r>
+      <w:proofErr w:type="spellStart"/>
+      <w:r>
+        <w:rPr>
+          <w:rStyle w:val="NormalTok"/>
+          <w:rFonts w:ascii="Times New Roman" w:hAnsi="Times New Roman" w:cs="Times New Roman"/>
+          <w:szCs w:val="22"/>
+        </w:rPr>
+        <w:t>i</w:t>
+      </w:r>
+      <w:proofErr w:type="spellEnd"/>
+      <w:r>
+        <w:rPr>
+          <w:rStyle w:val="NormalTok"/>
+          <w:rFonts w:ascii="Times New Roman" w:hAnsi="Times New Roman" w:cs="Times New Roman"/>
+          <w:szCs w:val="22"/>
+        </w:rPr>
+        <w:t xml:space="preserve"> </w:t>
       </w:r>
       <w:r>
         <w:rPr>
@@ -40408,7 +45057,16 @@
           <w:rFonts w:ascii="Times New Roman" w:hAnsi="Times New Roman" w:cs="Times New Roman"/>
           <w:szCs w:val="22"/>
         </w:rPr>
-        <w:t>\n</w:t>
+        <w:t>\</w:t>
+      </w:r>
+      <w:proofErr w:type="spellStart"/>
+      <w:r>
+        <w:rPr>
+          <w:rStyle w:val="SpecialCharTok"/>
+          <w:rFonts w:ascii="Times New Roman" w:hAnsi="Times New Roman" w:cs="Times New Roman"/>
+          <w:szCs w:val="22"/>
+        </w:rPr>
+        <w:t>n</w:t>
       </w:r>
       <w:r>
         <w:rPr>
@@ -40416,22 +45074,49 @@
           <w:rFonts w:ascii="Times New Roman" w:hAnsi="Times New Roman" w:cs="Times New Roman"/>
           <w:szCs w:val="22"/>
         </w:rPr>
-        <w:t>Card"</w:t>
-      </w:r>
-      <w:r>
-        <w:rPr>
-          <w:rStyle w:val="NormalTok"/>
-          <w:rFonts w:ascii="Times New Roman" w:hAnsi="Times New Roman" w:cs="Times New Roman"/>
-          <w:szCs w:val="22"/>
-        </w:rPr>
-        <w:t xml:space="preserve">, i, </w:t>
-      </w:r>
+        <w:t>Card</w:t>
+      </w:r>
+      <w:proofErr w:type="spellEnd"/>
       <w:r>
         <w:rPr>
           <w:rStyle w:val="StringTok"/>
           <w:rFonts w:ascii="Times New Roman" w:hAnsi="Times New Roman" w:cs="Times New Roman"/>
           <w:szCs w:val="22"/>
         </w:rPr>
+        <w:t>"</w:t>
+      </w:r>
+      <w:r>
+        <w:rPr>
+          <w:rStyle w:val="NormalTok"/>
+          <w:rFonts w:ascii="Times New Roman" w:hAnsi="Times New Roman" w:cs="Times New Roman"/>
+          <w:szCs w:val="22"/>
+        </w:rPr>
+        <w:t xml:space="preserve">, </w:t>
+      </w:r>
+      <w:proofErr w:type="spellStart"/>
+      <w:r>
+        <w:rPr>
+          <w:rStyle w:val="NormalTok"/>
+          <w:rFonts w:ascii="Times New Roman" w:hAnsi="Times New Roman" w:cs="Times New Roman"/>
+          <w:szCs w:val="22"/>
+        </w:rPr>
+        <w:t>i</w:t>
+      </w:r>
+      <w:proofErr w:type="spellEnd"/>
+      <w:r>
+        <w:rPr>
+          <w:rStyle w:val="NormalTok"/>
+          <w:rFonts w:ascii="Times New Roman" w:hAnsi="Times New Roman" w:cs="Times New Roman"/>
+          <w:szCs w:val="22"/>
+        </w:rPr>
+        <w:t xml:space="preserve">, </w:t>
+      </w:r>
+      <w:r>
+        <w:rPr>
+          <w:rStyle w:val="StringTok"/>
+          <w:rFonts w:ascii="Times New Roman" w:hAnsi="Times New Roman" w:cs="Times New Roman"/>
+          <w:szCs w:val="22"/>
+        </w:rPr>
         <w:t>":"</w:t>
       </w:r>
       <w:r>
@@ -40456,7 +45141,25 @@
           <w:rFonts w:ascii="Times New Roman" w:hAnsi="Times New Roman" w:cs="Times New Roman"/>
           <w:szCs w:val="22"/>
         </w:rPr>
-        <w:t>(choice_results[i,</w:t>
+        <w:t>(</w:t>
+      </w:r>
+      <w:proofErr w:type="spellStart"/>
+      <w:r>
+        <w:rPr>
+          <w:rStyle w:val="NormalTok"/>
+          <w:rFonts w:ascii="Times New Roman" w:hAnsi="Times New Roman" w:cs="Times New Roman"/>
+          <w:szCs w:val="22"/>
+        </w:rPr>
+        <w:t>choice_results</w:t>
+      </w:r>
+      <w:proofErr w:type="spellEnd"/>
+      <w:r>
+        <w:rPr>
+          <w:rStyle w:val="NormalTok"/>
+          <w:rFonts w:ascii="Times New Roman" w:hAnsi="Times New Roman" w:cs="Times New Roman"/>
+          <w:szCs w:val="22"/>
+        </w:rPr>
+        <w:t>[i,</w:t>
       </w:r>
       <w:r>
         <w:rPr>
@@ -40535,7 +45238,25 @@
           <w:rFonts w:ascii="Times New Roman" w:hAnsi="Times New Roman" w:cs="Times New Roman"/>
           <w:szCs w:val="22"/>
         </w:rPr>
-        <w:t>(choice_results[i,</w:t>
+        <w:t>(</w:t>
+      </w:r>
+      <w:proofErr w:type="spellStart"/>
+      <w:r>
+        <w:rPr>
+          <w:rStyle w:val="NormalTok"/>
+          <w:rFonts w:ascii="Times New Roman" w:hAnsi="Times New Roman" w:cs="Times New Roman"/>
+          <w:szCs w:val="22"/>
+        </w:rPr>
+        <w:t>choice_results</w:t>
+      </w:r>
+      <w:proofErr w:type="spellEnd"/>
+      <w:r>
+        <w:rPr>
+          <w:rStyle w:val="NormalTok"/>
+          <w:rFonts w:ascii="Times New Roman" w:hAnsi="Times New Roman" w:cs="Times New Roman"/>
+          <w:szCs w:val="22"/>
+        </w:rPr>
+        <w:t>[i,</w:t>
       </w:r>
       <w:r>
         <w:rPr>
@@ -40575,7 +45296,16 @@
           <w:rFonts w:ascii="Times New Roman" w:hAnsi="Times New Roman" w:cs="Times New Roman"/>
           <w:szCs w:val="22"/>
         </w:rPr>
-        <w:t>"%"</w:t>
+        <w:t>"%</w:t>
+      </w:r>
+      <w:proofErr w:type="gramStart"/>
+      <w:r>
+        <w:rPr>
+          <w:rStyle w:val="StringTok"/>
+          <w:rFonts w:ascii="Times New Roman" w:hAnsi="Times New Roman" w:cs="Times New Roman"/>
+          <w:szCs w:val="22"/>
+        </w:rPr>
+        <w:t>"</w:t>
       </w:r>
       <w:r>
         <w:rPr>
@@ -40585,6 +45315,7 @@
         </w:rPr>
         <w:t>)}</w:t>
       </w:r>
+      <w:proofErr w:type="gramEnd"/>
     </w:p>
     <w:p>
       <w:pPr>
@@ -40607,7 +45338,43 @@
           <w:rFonts w:ascii="Times New Roman" w:hAnsi="Times New Roman" w:cs="Times New Roman"/>
           <w:szCs w:val="22"/>
         </w:rPr>
-        <w:t>## Card 1 : 0.294 ,  70.9 %</w:t>
+        <w:t xml:space="preserve">## Card </w:t>
+      </w:r>
+      <w:proofErr w:type="gramStart"/>
+      <w:r>
+        <w:rPr>
+          <w:rStyle w:val="VerbatimChar"/>
+          <w:rFonts w:ascii="Times New Roman" w:hAnsi="Times New Roman" w:cs="Times New Roman"/>
+          <w:szCs w:val="22"/>
+        </w:rPr>
+        <w:t>1 :</w:t>
+      </w:r>
+      <w:proofErr w:type="gramEnd"/>
+      <w:r>
+        <w:rPr>
+          <w:rStyle w:val="VerbatimChar"/>
+          <w:rFonts w:ascii="Times New Roman" w:hAnsi="Times New Roman" w:cs="Times New Roman"/>
+          <w:szCs w:val="22"/>
+        </w:rPr>
+        <w:t xml:space="preserve"> </w:t>
+      </w:r>
+      <w:proofErr w:type="gramStart"/>
+      <w:r>
+        <w:rPr>
+          <w:rStyle w:val="VerbatimChar"/>
+          <w:rFonts w:ascii="Times New Roman" w:hAnsi="Times New Roman" w:cs="Times New Roman"/>
+          <w:szCs w:val="22"/>
+        </w:rPr>
+        <w:t>0.294 ,</w:t>
+      </w:r>
+      <w:proofErr w:type="gramEnd"/>
+      <w:r>
+        <w:rPr>
+          <w:rStyle w:val="VerbatimChar"/>
+          <w:rFonts w:ascii="Times New Roman" w:hAnsi="Times New Roman" w:cs="Times New Roman"/>
+          <w:szCs w:val="22"/>
+        </w:rPr>
+        <w:t xml:space="preserve">  70.9 %</w:t>
       </w:r>
       <w:r>
         <w:rPr>
@@ -40622,7 +45389,43 @@
           <w:rFonts w:ascii="Times New Roman" w:hAnsi="Times New Roman" w:cs="Times New Roman"/>
           <w:szCs w:val="22"/>
         </w:rPr>
-        <w:t>## Card 2 : 0.518 ,  63.4 %</w:t>
+        <w:t xml:space="preserve">## Card </w:t>
+      </w:r>
+      <w:proofErr w:type="gramStart"/>
+      <w:r>
+        <w:rPr>
+          <w:rStyle w:val="VerbatimChar"/>
+          <w:rFonts w:ascii="Times New Roman" w:hAnsi="Times New Roman" w:cs="Times New Roman"/>
+          <w:szCs w:val="22"/>
+        </w:rPr>
+        <w:t>2 :</w:t>
+      </w:r>
+      <w:proofErr w:type="gramEnd"/>
+      <w:r>
+        <w:rPr>
+          <w:rStyle w:val="VerbatimChar"/>
+          <w:rFonts w:ascii="Times New Roman" w:hAnsi="Times New Roman" w:cs="Times New Roman"/>
+          <w:szCs w:val="22"/>
+        </w:rPr>
+        <w:t xml:space="preserve"> </w:t>
+      </w:r>
+      <w:proofErr w:type="gramStart"/>
+      <w:r>
+        <w:rPr>
+          <w:rStyle w:val="VerbatimChar"/>
+          <w:rFonts w:ascii="Times New Roman" w:hAnsi="Times New Roman" w:cs="Times New Roman"/>
+          <w:szCs w:val="22"/>
+        </w:rPr>
+        <w:t>0.518 ,</w:t>
+      </w:r>
+      <w:proofErr w:type="gramEnd"/>
+      <w:r>
+        <w:rPr>
+          <w:rStyle w:val="VerbatimChar"/>
+          <w:rFonts w:ascii="Times New Roman" w:hAnsi="Times New Roman" w:cs="Times New Roman"/>
+          <w:szCs w:val="22"/>
+        </w:rPr>
+        <w:t xml:space="preserve">  63.4 %</w:t>
       </w:r>
       <w:r>
         <w:rPr>
@@ -40637,7 +45440,43 @@
           <w:rFonts w:ascii="Times New Roman" w:hAnsi="Times New Roman" w:cs="Times New Roman"/>
           <w:szCs w:val="22"/>
         </w:rPr>
-        <w:t>## Card 3 : 0.4087 ,  56.6 %</w:t>
+        <w:t xml:space="preserve">## Card </w:t>
+      </w:r>
+      <w:proofErr w:type="gramStart"/>
+      <w:r>
+        <w:rPr>
+          <w:rStyle w:val="VerbatimChar"/>
+          <w:rFonts w:ascii="Times New Roman" w:hAnsi="Times New Roman" w:cs="Times New Roman"/>
+          <w:szCs w:val="22"/>
+        </w:rPr>
+        <w:t>3 :</w:t>
+      </w:r>
+      <w:proofErr w:type="gramEnd"/>
+      <w:r>
+        <w:rPr>
+          <w:rStyle w:val="VerbatimChar"/>
+          <w:rFonts w:ascii="Times New Roman" w:hAnsi="Times New Roman" w:cs="Times New Roman"/>
+          <w:szCs w:val="22"/>
+        </w:rPr>
+        <w:t xml:space="preserve"> </w:t>
+      </w:r>
+      <w:proofErr w:type="gramStart"/>
+      <w:r>
+        <w:rPr>
+          <w:rStyle w:val="VerbatimChar"/>
+          <w:rFonts w:ascii="Times New Roman" w:hAnsi="Times New Roman" w:cs="Times New Roman"/>
+          <w:szCs w:val="22"/>
+        </w:rPr>
+        <w:t>0.4087 ,</w:t>
+      </w:r>
+      <w:proofErr w:type="gramEnd"/>
+      <w:r>
+        <w:rPr>
+          <w:rStyle w:val="VerbatimChar"/>
+          <w:rFonts w:ascii="Times New Roman" w:hAnsi="Times New Roman" w:cs="Times New Roman"/>
+          <w:szCs w:val="22"/>
+        </w:rPr>
+        <w:t xml:space="preserve">  56.6 %</w:t>
       </w:r>
       <w:r>
         <w:rPr>
@@ -40652,7 +45491,43 @@
           <w:rFonts w:ascii="Times New Roman" w:hAnsi="Times New Roman" w:cs="Times New Roman"/>
           <w:szCs w:val="22"/>
         </w:rPr>
-        <w:t>## Card 4 : 0.2018 ,  50 %</w:t>
+        <w:t xml:space="preserve">## Card </w:t>
+      </w:r>
+      <w:proofErr w:type="gramStart"/>
+      <w:r>
+        <w:rPr>
+          <w:rStyle w:val="VerbatimChar"/>
+          <w:rFonts w:ascii="Times New Roman" w:hAnsi="Times New Roman" w:cs="Times New Roman"/>
+          <w:szCs w:val="22"/>
+        </w:rPr>
+        <w:t>4 :</w:t>
+      </w:r>
+      <w:proofErr w:type="gramEnd"/>
+      <w:r>
+        <w:rPr>
+          <w:rStyle w:val="VerbatimChar"/>
+          <w:rFonts w:ascii="Times New Roman" w:hAnsi="Times New Roman" w:cs="Times New Roman"/>
+          <w:szCs w:val="22"/>
+        </w:rPr>
+        <w:t xml:space="preserve"> </w:t>
+      </w:r>
+      <w:proofErr w:type="gramStart"/>
+      <w:r>
+        <w:rPr>
+          <w:rStyle w:val="VerbatimChar"/>
+          <w:rFonts w:ascii="Times New Roman" w:hAnsi="Times New Roman" w:cs="Times New Roman"/>
+          <w:szCs w:val="22"/>
+        </w:rPr>
+        <w:t>0.2018 ,</w:t>
+      </w:r>
+      <w:proofErr w:type="gramEnd"/>
+      <w:r>
+        <w:rPr>
+          <w:rStyle w:val="VerbatimChar"/>
+          <w:rFonts w:ascii="Times New Roman" w:hAnsi="Times New Roman" w:cs="Times New Roman"/>
+          <w:szCs w:val="22"/>
+        </w:rPr>
+        <w:t xml:space="preserve">  50 %</w:t>
       </w:r>
       <w:r>
         <w:rPr>
@@ -40667,7 +45542,43 @@
           <w:rFonts w:ascii="Times New Roman" w:hAnsi="Times New Roman" w:cs="Times New Roman"/>
           <w:szCs w:val="22"/>
         </w:rPr>
-        <w:t>## Card 5 : -0.0165 ,  43.9 %</w:t>
+        <w:t xml:space="preserve">## Card </w:t>
+      </w:r>
+      <w:proofErr w:type="gramStart"/>
+      <w:r>
+        <w:rPr>
+          <w:rStyle w:val="VerbatimChar"/>
+          <w:rFonts w:ascii="Times New Roman" w:hAnsi="Times New Roman" w:cs="Times New Roman"/>
+          <w:szCs w:val="22"/>
+        </w:rPr>
+        <w:t>5 :</w:t>
+      </w:r>
+      <w:proofErr w:type="gramEnd"/>
+      <w:r>
+        <w:rPr>
+          <w:rStyle w:val="VerbatimChar"/>
+          <w:rFonts w:ascii="Times New Roman" w:hAnsi="Times New Roman" w:cs="Times New Roman"/>
+          <w:szCs w:val="22"/>
+        </w:rPr>
+        <w:t xml:space="preserve"> -0.</w:t>
+      </w:r>
+      <w:proofErr w:type="gramStart"/>
+      <w:r>
+        <w:rPr>
+          <w:rStyle w:val="VerbatimChar"/>
+          <w:rFonts w:ascii="Times New Roman" w:hAnsi="Times New Roman" w:cs="Times New Roman"/>
+          <w:szCs w:val="22"/>
+        </w:rPr>
+        <w:t>0165 ,</w:t>
+      </w:r>
+      <w:proofErr w:type="gramEnd"/>
+      <w:r>
+        <w:rPr>
+          <w:rStyle w:val="VerbatimChar"/>
+          <w:rFonts w:ascii="Times New Roman" w:hAnsi="Times New Roman" w:cs="Times New Roman"/>
+          <w:szCs w:val="22"/>
+        </w:rPr>
+        <w:t xml:space="preserve">  43.9 %</w:t>
       </w:r>
       <w:r>
         <w:rPr>
@@ -40682,7 +45593,43 @@
           <w:rFonts w:ascii="Times New Roman" w:hAnsi="Times New Roman" w:cs="Times New Roman"/>
           <w:szCs w:val="22"/>
         </w:rPr>
-        <w:t>## Card 6 : -0.2471 ,  37.4 %</w:t>
+        <w:t xml:space="preserve">## Card </w:t>
+      </w:r>
+      <w:proofErr w:type="gramStart"/>
+      <w:r>
+        <w:rPr>
+          <w:rStyle w:val="VerbatimChar"/>
+          <w:rFonts w:ascii="Times New Roman" w:hAnsi="Times New Roman" w:cs="Times New Roman"/>
+          <w:szCs w:val="22"/>
+        </w:rPr>
+        <w:t>6 :</w:t>
+      </w:r>
+      <w:proofErr w:type="gramEnd"/>
+      <w:r>
+        <w:rPr>
+          <w:rStyle w:val="VerbatimChar"/>
+          <w:rFonts w:ascii="Times New Roman" w:hAnsi="Times New Roman" w:cs="Times New Roman"/>
+          <w:szCs w:val="22"/>
+        </w:rPr>
+        <w:t xml:space="preserve"> -0.</w:t>
+      </w:r>
+      <w:proofErr w:type="gramStart"/>
+      <w:r>
+        <w:rPr>
+          <w:rStyle w:val="VerbatimChar"/>
+          <w:rFonts w:ascii="Times New Roman" w:hAnsi="Times New Roman" w:cs="Times New Roman"/>
+          <w:szCs w:val="22"/>
+        </w:rPr>
+        <w:t>2471 ,</w:t>
+      </w:r>
+      <w:proofErr w:type="gramEnd"/>
+      <w:r>
+        <w:rPr>
+          <w:rStyle w:val="VerbatimChar"/>
+          <w:rFonts w:ascii="Times New Roman" w:hAnsi="Times New Roman" w:cs="Times New Roman"/>
+          <w:szCs w:val="22"/>
+        </w:rPr>
+        <w:t xml:space="preserve">  37.4 %</w:t>
       </w:r>
       <w:r>
         <w:rPr>
@@ -40697,7 +45644,43 @@
           <w:rFonts w:ascii="Times New Roman" w:hAnsi="Times New Roman" w:cs="Times New Roman"/>
           <w:szCs w:val="22"/>
         </w:rPr>
-        <w:t>## Card 7 : -0.4956 ,  30.5 %</w:t>
+        <w:t xml:space="preserve">## Card </w:t>
+      </w:r>
+      <w:proofErr w:type="gramStart"/>
+      <w:r>
+        <w:rPr>
+          <w:rStyle w:val="VerbatimChar"/>
+          <w:rFonts w:ascii="Times New Roman" w:hAnsi="Times New Roman" w:cs="Times New Roman"/>
+          <w:szCs w:val="22"/>
+        </w:rPr>
+        <w:t>7 :</w:t>
+      </w:r>
+      <w:proofErr w:type="gramEnd"/>
+      <w:r>
+        <w:rPr>
+          <w:rStyle w:val="VerbatimChar"/>
+          <w:rFonts w:ascii="Times New Roman" w:hAnsi="Times New Roman" w:cs="Times New Roman"/>
+          <w:szCs w:val="22"/>
+        </w:rPr>
+        <w:t xml:space="preserve"> -0.</w:t>
+      </w:r>
+      <w:proofErr w:type="gramStart"/>
+      <w:r>
+        <w:rPr>
+          <w:rStyle w:val="VerbatimChar"/>
+          <w:rFonts w:ascii="Times New Roman" w:hAnsi="Times New Roman" w:cs="Times New Roman"/>
+          <w:szCs w:val="22"/>
+        </w:rPr>
+        <w:t>4956 ,</w:t>
+      </w:r>
+      <w:proofErr w:type="gramEnd"/>
+      <w:r>
+        <w:rPr>
+          <w:rStyle w:val="VerbatimChar"/>
+          <w:rFonts w:ascii="Times New Roman" w:hAnsi="Times New Roman" w:cs="Times New Roman"/>
+          <w:szCs w:val="22"/>
+        </w:rPr>
+        <w:t xml:space="preserve">  30.5 %</w:t>
       </w:r>
       <w:r>
         <w:rPr>
@@ -40712,7 +45695,43 @@
           <w:rFonts w:ascii="Times New Roman" w:hAnsi="Times New Roman" w:cs="Times New Roman"/>
           <w:szCs w:val="22"/>
         </w:rPr>
-        <w:t>## Card 8 : -0.747 ,  23.5 %</w:t>
+        <w:t xml:space="preserve">## Card </w:t>
+      </w:r>
+      <w:proofErr w:type="gramStart"/>
+      <w:r>
+        <w:rPr>
+          <w:rStyle w:val="VerbatimChar"/>
+          <w:rFonts w:ascii="Times New Roman" w:hAnsi="Times New Roman" w:cs="Times New Roman"/>
+          <w:szCs w:val="22"/>
+        </w:rPr>
+        <w:t>8 :</w:t>
+      </w:r>
+      <w:proofErr w:type="gramEnd"/>
+      <w:r>
+        <w:rPr>
+          <w:rStyle w:val="VerbatimChar"/>
+          <w:rFonts w:ascii="Times New Roman" w:hAnsi="Times New Roman" w:cs="Times New Roman"/>
+          <w:szCs w:val="22"/>
+        </w:rPr>
+        <w:t xml:space="preserve"> -0.</w:t>
+      </w:r>
+      <w:proofErr w:type="gramStart"/>
+      <w:r>
+        <w:rPr>
+          <w:rStyle w:val="VerbatimChar"/>
+          <w:rFonts w:ascii="Times New Roman" w:hAnsi="Times New Roman" w:cs="Times New Roman"/>
+          <w:szCs w:val="22"/>
+        </w:rPr>
+        <w:t>747 ,</w:t>
+      </w:r>
+      <w:proofErr w:type="gramEnd"/>
+      <w:r>
+        <w:rPr>
+          <w:rStyle w:val="VerbatimChar"/>
+          <w:rFonts w:ascii="Times New Roman" w:hAnsi="Times New Roman" w:cs="Times New Roman"/>
+          <w:szCs w:val="22"/>
+        </w:rPr>
+        <w:t xml:space="preserve">  23.5 %</w:t>
       </w:r>
     </w:p>
     <w:p>
@@ -40747,6 +45766,7 @@
         </w:rPr>
         <w:t xml:space="preserve"> </w:t>
       </w:r>
+      <w:proofErr w:type="spellStart"/>
       <w:r>
         <w:rPr>
           <w:rStyle w:val="FunctionTok"/>
@@ -40755,13 +45775,50 @@
         </w:rPr>
         <w:t>which.max</w:t>
       </w:r>
-      <w:r>
-        <w:rPr>
-          <w:rStyle w:val="NormalTok"/>
-          <w:rFonts w:ascii="Times New Roman" w:hAnsi="Times New Roman" w:cs="Times New Roman"/>
-          <w:szCs w:val="22"/>
-        </w:rPr>
-        <w:t>(choice_results[,</w:t>
+      <w:proofErr w:type="spellEnd"/>
+      <w:r>
+        <w:rPr>
+          <w:rStyle w:val="NormalTok"/>
+          <w:rFonts w:ascii="Times New Roman" w:hAnsi="Times New Roman" w:cs="Times New Roman"/>
+          <w:szCs w:val="22"/>
+        </w:rPr>
+        <w:t>(</w:t>
+      </w:r>
+      <w:proofErr w:type="spellStart"/>
+      <w:r>
+        <w:rPr>
+          <w:rStyle w:val="NormalTok"/>
+          <w:rFonts w:ascii="Times New Roman" w:hAnsi="Times New Roman" w:cs="Times New Roman"/>
+          <w:szCs w:val="22"/>
+        </w:rPr>
+        <w:t>choice_</w:t>
+      </w:r>
+      <w:proofErr w:type="gramStart"/>
+      <w:r>
+        <w:rPr>
+          <w:rStyle w:val="NormalTok"/>
+          <w:rFonts w:ascii="Times New Roman" w:hAnsi="Times New Roman" w:cs="Times New Roman"/>
+          <w:szCs w:val="22"/>
+        </w:rPr>
+        <w:t>results</w:t>
+      </w:r>
+      <w:proofErr w:type="spellEnd"/>
+      <w:r>
+        <w:rPr>
+          <w:rStyle w:val="NormalTok"/>
+          <w:rFonts w:ascii="Times New Roman" w:hAnsi="Times New Roman" w:cs="Times New Roman"/>
+          <w:szCs w:val="22"/>
+        </w:rPr>
+        <w:t>[</w:t>
+      </w:r>
+      <w:proofErr w:type="gramEnd"/>
+      <w:r>
+        <w:rPr>
+          <w:rStyle w:val="NormalTok"/>
+          <w:rFonts w:ascii="Times New Roman" w:hAnsi="Times New Roman" w:cs="Times New Roman"/>
+          <w:szCs w:val="22"/>
+        </w:rPr>
+        <w:t>,</w:t>
       </w:r>
       <w:r>
         <w:rPr>
@@ -40786,6 +45843,7 @@
         </w:rPr>
         <w:br/>
       </w:r>
+      <w:proofErr w:type="gramStart"/>
       <w:r>
         <w:rPr>
           <w:rStyle w:val="FunctionTok"/>
@@ -40802,6 +45860,7 @@
         </w:rPr>
         <w:t>(</w:t>
       </w:r>
+      <w:proofErr w:type="gramEnd"/>
       <w:r>
         <w:rPr>
           <w:rStyle w:val="StringTok"/>
@@ -40816,7 +45875,16 @@
           <w:rFonts w:ascii="Times New Roman" w:hAnsi="Times New Roman" w:cs="Times New Roman"/>
           <w:szCs w:val="22"/>
         </w:rPr>
-        <w:t>\n\n</w:t>
+        <w:t>\n\</w:t>
+      </w:r>
+      <w:proofErr w:type="spellStart"/>
+      <w:r>
+        <w:rPr>
+          <w:rStyle w:val="SpecialCharTok"/>
+          <w:rFonts w:ascii="Times New Roman" w:hAnsi="Times New Roman" w:cs="Times New Roman"/>
+          <w:szCs w:val="22"/>
+        </w:rPr>
+        <w:t>n</w:t>
       </w:r>
       <w:r>
         <w:rPr>
@@ -40824,7 +45892,16 @@
           <w:rFonts w:ascii="Times New Roman" w:hAnsi="Times New Roman" w:cs="Times New Roman"/>
           <w:szCs w:val="22"/>
         </w:rPr>
-        <w:t>Best choice for Player 1: Card"</w:t>
+        <w:t>Best</w:t>
+      </w:r>
+      <w:proofErr w:type="spellEnd"/>
+      <w:r>
+        <w:rPr>
+          <w:rStyle w:val="StringTok"/>
+          <w:rFonts w:ascii="Times New Roman" w:hAnsi="Times New Roman" w:cs="Times New Roman"/>
+          <w:szCs w:val="22"/>
+        </w:rPr>
+        <w:t xml:space="preserve"> choice for Player 1: Card"</w:t>
       </w:r>
       <w:r>
         <w:rPr>
@@ -40858,6 +45935,7 @@
           <w:szCs w:val="22"/>
         </w:rPr>
       </w:pPr>
+      <w:proofErr w:type="gramStart"/>
       <w:r>
         <w:rPr>
           <w:rStyle w:val="FunctionTok"/>
@@ -40874,6 +45952,7 @@
         </w:rPr>
         <w:t>(</w:t>
       </w:r>
+      <w:proofErr w:type="gramEnd"/>
       <w:r>
         <w:rPr>
           <w:rStyle w:val="StringTok"/>
@@ -40888,7 +45967,16 @@
           <w:rFonts w:ascii="Times New Roman" w:hAnsi="Times New Roman" w:cs="Times New Roman"/>
           <w:szCs w:val="22"/>
         </w:rPr>
-        <w:t>\n</w:t>
+        <w:t>\</w:t>
+      </w:r>
+      <w:proofErr w:type="spellStart"/>
+      <w:r>
+        <w:rPr>
+          <w:rStyle w:val="SpecialCharTok"/>
+          <w:rFonts w:ascii="Times New Roman" w:hAnsi="Times New Roman" w:cs="Times New Roman"/>
+          <w:szCs w:val="22"/>
+        </w:rPr>
+        <w:t>n</w:t>
       </w:r>
       <w:r>
         <w:rPr>
@@ -40896,7 +45984,16 @@
           <w:rFonts w:ascii="Times New Roman" w:hAnsi="Times New Roman" w:cs="Times New Roman"/>
           <w:szCs w:val="22"/>
         </w:rPr>
-        <w:t>This gives expected value of"</w:t>
+        <w:t>This</w:t>
+      </w:r>
+      <w:proofErr w:type="spellEnd"/>
+      <w:r>
+        <w:rPr>
+          <w:rStyle w:val="StringTok"/>
+          <w:rFonts w:ascii="Times New Roman" w:hAnsi="Times New Roman" w:cs="Times New Roman"/>
+          <w:szCs w:val="22"/>
+        </w:rPr>
+        <w:t xml:space="preserve"> gives expected value of"</w:t>
       </w:r>
       <w:r>
         <w:rPr>
@@ -40920,7 +46017,25 @@
           <w:rFonts w:ascii="Times New Roman" w:hAnsi="Times New Roman" w:cs="Times New Roman"/>
           <w:szCs w:val="22"/>
         </w:rPr>
-        <w:t>(choice_results[best,</w:t>
+        <w:t>(</w:t>
+      </w:r>
+      <w:proofErr w:type="spellStart"/>
+      <w:r>
+        <w:rPr>
+          <w:rStyle w:val="NormalTok"/>
+          <w:rFonts w:ascii="Times New Roman" w:hAnsi="Times New Roman" w:cs="Times New Roman"/>
+          <w:szCs w:val="22"/>
+        </w:rPr>
+        <w:t>choice_results</w:t>
+      </w:r>
+      <w:proofErr w:type="spellEnd"/>
+      <w:r>
+        <w:rPr>
+          <w:rStyle w:val="NormalTok"/>
+          <w:rFonts w:ascii="Times New Roman" w:hAnsi="Times New Roman" w:cs="Times New Roman"/>
+          <w:szCs w:val="22"/>
+        </w:rPr>
+        <w:t>[best,</w:t>
       </w:r>
       <w:r>
         <w:rPr>
@@ -41010,6 +46125,7 @@
           <w:szCs w:val="22"/>
         </w:rPr>
       </w:pPr>
+      <w:proofErr w:type="gramStart"/>
       <w:r>
         <w:rPr>
           <w:rStyle w:val="FunctionTok"/>
@@ -41026,6 +46142,7 @@
         </w:rPr>
         <w:t>(</w:t>
       </w:r>
+      <w:proofErr w:type="gramEnd"/>
       <w:r>
         <w:rPr>
           <w:rStyle w:val="StringTok"/>
@@ -41040,7 +46157,16 @@
           <w:rFonts w:ascii="Times New Roman" w:hAnsi="Times New Roman" w:cs="Times New Roman"/>
           <w:szCs w:val="22"/>
         </w:rPr>
-        <w:t>\n</w:t>
+        <w:t>\</w:t>
+      </w:r>
+      <w:proofErr w:type="spellStart"/>
+      <w:r>
+        <w:rPr>
+          <w:rStyle w:val="SpecialCharTok"/>
+          <w:rFonts w:ascii="Times New Roman" w:hAnsi="Times New Roman" w:cs="Times New Roman"/>
+          <w:szCs w:val="22"/>
+        </w:rPr>
+        <w:t>n</w:t>
       </w:r>
       <w:r>
         <w:rPr>
@@ -41048,7 +46174,16 @@
           <w:rFonts w:ascii="Times New Roman" w:hAnsi="Times New Roman" w:cs="Times New Roman"/>
           <w:szCs w:val="22"/>
         </w:rPr>
-        <w:t>The fair game had expected value around 0, so this is definitely better"</w:t>
+        <w:t>The</w:t>
+      </w:r>
+      <w:proofErr w:type="spellEnd"/>
+      <w:r>
+        <w:rPr>
+          <w:rStyle w:val="StringTok"/>
+          <w:rFonts w:ascii="Times New Roman" w:hAnsi="Times New Roman" w:cs="Times New Roman"/>
+          <w:szCs w:val="22"/>
+        </w:rPr>
+        <w:t xml:space="preserve"> fair game had expected value around 0, so this is definitely better"</w:t>
       </w:r>
       <w:r>
         <w:rPr>
@@ -41103,8 +46238,18 @@
           <w:rFonts w:ascii="Times New Roman" w:hAnsi="Times New Roman" w:cs="Times New Roman"/>
           <w:szCs w:val="22"/>
         </w:rPr>
-        <w:t>around 0, so this is definitely better</w:t>
-      </w:r>
+        <w:t xml:space="preserve">around 0, so this is </w:t>
+      </w:r>
+      <w:proofErr w:type="gramStart"/>
+      <w:r>
+        <w:rPr>
+          <w:rStyle w:val="VerbatimChar"/>
+          <w:rFonts w:ascii="Times New Roman" w:hAnsi="Times New Roman" w:cs="Times New Roman"/>
+          <w:szCs w:val="22"/>
+        </w:rPr>
+        <w:t>definitely better</w:t>
+      </w:r>
+      <w:proofErr w:type="gramEnd"/>
     </w:p>
     <w:p>
       <w:pPr>
@@ -42685,6 +47830,16 @@
       <w:shd w:val="clear" w:color="auto" w:fill="F8F8F8"/>
     </w:rPr>
   </w:style>
+  <w:style w:type="character" w:styleId="PlaceholderText">
+    <w:name w:val="Placeholder Text"/>
+    <w:basedOn w:val="DefaultParagraphFont"/>
+    <w:uiPriority w:val="99"/>
+    <w:semiHidden/>
+    <w:rsid w:val="0061167C"/>
+    <w:rPr>
+      <w:color w:val="666666"/>
+    </w:rPr>
+  </w:style>
 </w:styles>
 </file>
 

--- a/report_group6.docx
+++ b/report_group6.docx
@@ -1,6 +1,6 @@
 
 <file path=word/document.xml><?xml version="1.0" encoding="utf-8"?>
-<w:document xmlns:wpc="http://schemas.microsoft.com/office/word/2010/wordprocessingCanvas" xmlns:cx="http://schemas.microsoft.com/office/drawing/2014/chartex" xmlns:cx1="http://schemas.microsoft.com/office/drawing/2015/9/8/chartex" xmlns:cx2="http://schemas.microsoft.com/office/drawing/2015/10/21/chartex" xmlns:cx3="http://schemas.microsoft.com/office/drawing/2016/5/9/chartex" xmlns:cx4="http://schemas.microsoft.com/office/drawing/2016/5/10/chartex" xmlns:cx5="http://schemas.microsoft.com/office/drawing/2016/5/11/chartex" xmlns:cx6="http://schemas.microsoft.com/office/drawing/2016/5/12/chartex" xmlns:cx7="http://schemas.microsoft.com/office/drawing/2016/5/13/chartex" xmlns:cx8="http://schemas.microsoft.com/office/drawing/2016/5/14/chartex" xmlns:mc="http://schemas.openxmlformats.org/markup-compatibility/2006" xmlns:aink="http://schemas.microsoft.com/office/drawing/2016/ink" xmlns:am3d="http://schemas.microsoft.com/office/drawing/2017/model3d" xmlns:o="urn:schemas-microsoft-com:office:office" xmlns:oel="http://schemas.microsoft.com/office/2019/extlst" xmlns:r="http://schemas.openxmlformats.org/officeDocument/2006/relationships" xmlns:m="http://schemas.openxmlformats.org/officeDocument/2006/math" xmlns:v="urn:schemas-microsoft-com:vml" xmlns:wp14="http://schemas.microsoft.com/office/word/2010/wordprocessingDrawing" xmlns:wp="http://schemas.openxmlformats.org/drawingml/2006/wordprocessingDrawing" xmlns:w10="urn:schemas-microsoft-com:office:word" xmlns:w="http://schemas.openxmlformats.org/wordprocessingml/2006/main" xmlns:w14="http://schemas.microsoft.com/office/word/2010/wordml" xmlns:w15="http://schemas.microsoft.com/office/word/2012/wordml" xmlns:w16cex="http://schemas.microsoft.com/office/word/2018/wordml/cex" xmlns:w16cid="http://schemas.microsoft.com/office/word/2016/wordml/cid" xmlns:w16="http://schemas.microsoft.com/office/word/2018/wordml" xmlns:w16du="http://schemas.microsoft.com/office/word/2023/wordml/word16du" xmlns:w16sdtdh="http://schemas.microsoft.com/office/word/2020/wordml/sdtdatahash" xmlns:w16sdtfl="http://schemas.microsoft.com/office/word/2024/wordml/sdtformatlock" xmlns:w16se="http://schemas.microsoft.com/office/word/2015/wordml/symex" xmlns:wpg="http://schemas.microsoft.com/office/word/2010/wordprocessingGroup" xmlns:wpi="http://schemas.microsoft.com/office/word/2010/wordprocessingInk" xmlns:wne="http://schemas.microsoft.com/office/word/2006/wordml" xmlns:wps="http://schemas.microsoft.com/office/word/2010/wordprocessingShape" mc:Ignorable="w14 w15 w16se w16cid w16 w16cex w16sdtdh w16sdtfl w16du wp14">
+<w:document xmlns:wpc="http://schemas.microsoft.com/office/word/2010/wordprocessingCanvas" xmlns:cx="http://schemas.microsoft.com/office/drawing/2014/chartex" xmlns:cx1="http://schemas.microsoft.com/office/drawing/2015/9/8/chartex" xmlns:cx2="http://schemas.microsoft.com/office/drawing/2015/10/21/chartex" xmlns:cx3="http://schemas.microsoft.com/office/drawing/2016/5/9/chartex" xmlns:cx4="http://schemas.microsoft.com/office/drawing/2016/5/10/chartex" xmlns:cx5="http://schemas.microsoft.com/office/drawing/2016/5/11/chartex" xmlns:cx6="http://schemas.microsoft.com/office/drawing/2016/5/12/chartex" xmlns:cx7="http://schemas.microsoft.com/office/drawing/2016/5/13/chartex" xmlns:cx8="http://schemas.microsoft.com/office/drawing/2016/5/14/chartex" xmlns:mc="http://schemas.openxmlformats.org/markup-compatibility/2006" xmlns:aink="http://schemas.microsoft.com/office/drawing/2016/ink" xmlns:am3d="http://schemas.microsoft.com/office/drawing/2017/model3d" xmlns:o="urn:schemas-microsoft-com:office:office" xmlns:oel="http://schemas.microsoft.com/office/2019/extlst" xmlns:r="http://schemas.openxmlformats.org/officeDocument/2006/relationships" xmlns:m="http://schemas.openxmlformats.org/officeDocument/2006/math" xmlns:v="urn:schemas-microsoft-com:vml" xmlns:wp14="http://schemas.microsoft.com/office/word/2010/wordprocessingDrawing" xmlns:wp="http://schemas.openxmlformats.org/drawingml/2006/wordprocessingDrawing" xmlns:w10="urn:schemas-microsoft-com:office:word" xmlns:w="http://schemas.openxmlformats.org/wordprocessingml/2006/main" xmlns:w14="http://schemas.microsoft.com/office/word/2010/wordml" xmlns:w15="http://schemas.microsoft.com/office/word/2012/wordml" xmlns:w16cex="http://schemas.microsoft.com/office/word/2018/wordml/cex" xmlns:w16cid="http://schemas.microsoft.com/office/word/2016/wordml/cid" xmlns:w16="http://schemas.microsoft.com/office/word/2018/wordml" xmlns:w16du="http://schemas.microsoft.com/office/word/2023/wordml/word16du" xmlns:w16sdtdh="http://schemas.microsoft.com/office/word/2020/wordml/sdtdatahash" xmlns:w16se="http://schemas.microsoft.com/office/word/2015/wordml/symex" xmlns:wpg="http://schemas.microsoft.com/office/word/2010/wordprocessingGroup" xmlns:wpi="http://schemas.microsoft.com/office/word/2010/wordprocessingInk" xmlns:wne="http://schemas.microsoft.com/office/word/2006/wordml" xmlns:wps="http://schemas.microsoft.com/office/word/2010/wordprocessingShape" mc:Ignorable="w14 w15 w16se w16cid w16 w16cex w16sdtdh w16du wp14">
   <w:body>
     <w:p>
       <w:pPr>
@@ -858,7 +858,7 @@
     </w:p>
     <w:p>
       <w:pPr>
-        <w:pStyle w:val="Heading1"/>
+        <w:pStyle w:val="1"/>
         <w:rPr>
           <w:rFonts w:ascii="Times New Roman" w:hAnsi="Times New Roman" w:cs="Times New Roman"/>
           <w:sz w:val="22"/>
@@ -877,7 +877,7 @@
     </w:p>
     <w:p>
       <w:pPr>
-        <w:pStyle w:val="Heading2"/>
+        <w:pStyle w:val="2"/>
         <w:rPr>
           <w:rFonts w:ascii="Times New Roman" w:hAnsi="Times New Roman" w:cs="Times New Roman"/>
           <w:sz w:val="22"/>
@@ -896,7 +896,7 @@
     </w:p>
     <w:p>
       <w:pPr>
-        <w:pStyle w:val="Heading3"/>
+        <w:pStyle w:val="3"/>
         <w:rPr>
           <w:rFonts w:ascii="Times New Roman" w:hAnsi="Times New Roman" w:cs="Times New Roman"/>
           <w:sz w:val="22"/>
@@ -933,7 +933,7 @@
     </w:p>
     <w:p>
       <w:pPr>
-        <w:pStyle w:val="Heading3"/>
+        <w:pStyle w:val="3"/>
         <w:rPr>
           <w:rFonts w:ascii="Times New Roman" w:hAnsi="Times New Roman" w:cs="Times New Roman"/>
           <w:sz w:val="22"/>
@@ -971,7 +971,7 @@
     </w:p>
     <w:p>
       <w:pPr>
-        <w:pStyle w:val="Heading4"/>
+        <w:pStyle w:val="4"/>
         <w:rPr>
           <w:rFonts w:ascii="Times New Roman" w:hAnsi="Times New Roman" w:cs="Times New Roman"/>
           <w:sz w:val="22"/>
@@ -1282,30 +1282,12 @@
           <w:sz w:val="22"/>
           <w:szCs w:val="22"/>
         </w:rPr>
-        <w:t xml:space="preserve">Using </w:t>
-      </w:r>
-      <w:proofErr w:type="gramStart"/>
-      <w:r>
-        <w:rPr>
-          <w:rFonts w:ascii="Times New Roman" w:hAnsi="Times New Roman" w:cs="Times New Roman"/>
-          <w:sz w:val="22"/>
-          <w:szCs w:val="22"/>
-        </w:rPr>
-        <w:t>for loop</w:t>
-      </w:r>
-      <w:proofErr w:type="gramEnd"/>
-      <w:r>
-        <w:rPr>
-          <w:rFonts w:ascii="Times New Roman" w:hAnsi="Times New Roman" w:cs="Times New Roman"/>
-          <w:sz w:val="22"/>
-          <w:szCs w:val="22"/>
-        </w:rPr>
-        <w:t xml:space="preserve"> to investigate the performance of integral across different values of t:</w:t>
+        <w:t>Using for loop to investigate the performance of integral across different values of t:</w:t>
       </w:r>
     </w:p>
     <w:p>
       <w:pPr>
-        <w:pStyle w:val="BodyText"/>
+        <w:pStyle w:val="ae"/>
         <w:jc w:val="center"/>
         <w:rPr>
           <w:lang w:eastAsia="zh-CN"/>
@@ -1354,7 +1336,7 @@
     </w:p>
     <w:p>
       <w:pPr>
-        <w:pStyle w:val="Heading4"/>
+        <w:pStyle w:val="4"/>
         <w:rPr>
           <w:rFonts w:ascii="Times New Roman" w:hAnsi="Times New Roman" w:cs="Times New Roman"/>
           <w:sz w:val="22"/>
@@ -1540,7 +1522,7 @@
             <w:sz w:val="22"/>
             <w:szCs w:val="22"/>
           </w:rPr>
-          <m:t>0</m:t>
+          <m:t>1</m:t>
         </m:r>
       </m:oMath>
       <w:r>
@@ -1633,7 +1615,7 @@
             <w:sz w:val="22"/>
             <w:szCs w:val="22"/>
           </w:rPr>
-          <m:t>1</m:t>
+          <m:t>0</m:t>
         </m:r>
       </m:oMath>
       <w:r>
@@ -1716,7 +1698,7 @@
     </w:p>
     <w:p>
       <w:pPr>
-        <w:pStyle w:val="BodyText"/>
+        <w:pStyle w:val="ae"/>
         <w:rPr>
           <w:rFonts w:ascii="Times New Roman" w:hAnsi="Times New Roman" w:cs="Times New Roman"/>
           <w:sz w:val="22"/>
@@ -1747,30 +1729,12 @@
           <w:sz w:val="22"/>
           <w:szCs w:val="22"/>
         </w:rPr>
-        <w:t xml:space="preserve"> </w:t>
-      </w:r>
-      <w:proofErr w:type="gramStart"/>
-      <w:r>
-        <w:rPr>
-          <w:rFonts w:ascii="Times New Roman" w:hAnsi="Times New Roman" w:cs="Times New Roman"/>
-          <w:sz w:val="22"/>
-          <w:szCs w:val="22"/>
-        </w:rPr>
-        <w:t>mean</w:t>
-      </w:r>
-      <w:proofErr w:type="gramEnd"/>
-      <w:r>
-        <w:rPr>
-          <w:rFonts w:ascii="Times New Roman" w:hAnsi="Times New Roman" w:cs="Times New Roman"/>
-          <w:sz w:val="22"/>
-          <w:szCs w:val="22"/>
-        </w:rPr>
-        <w:t xml:space="preserve"> and standard error.</w:t>
+        <w:t xml:space="preserve"> mean and standard error.</w:t>
       </w:r>
     </w:p>
     <w:p>
       <w:pPr>
-        <w:pStyle w:val="Heading4"/>
+        <w:pStyle w:val="4"/>
         <w:rPr>
           <w:rFonts w:ascii="Times New Roman" w:hAnsi="Times New Roman" w:cs="Times New Roman"/>
           <w:sz w:val="22"/>
@@ -1856,17 +1820,6 @@
             </m:r>
           </m:den>
         </m:f>
-        <m:r>
-          <m:rPr>
-            <m:sty m:val="p"/>
-          </m:rPr>
-          <w:rPr>
-            <w:rFonts w:ascii="Cambria Math" w:hAnsi="Cambria Math" w:cs="Times New Roman"/>
-            <w:sz w:val="22"/>
-            <w:szCs w:val="22"/>
-          </w:rPr>
-          <m:t>*</m:t>
-        </m:r>
         <m:r>
           <w:rPr>
             <w:rFonts w:ascii="Cambria Math" w:hAnsi="Cambria Math" w:cs="Times New Roman"/>
@@ -2191,7 +2144,7 @@
     </w:p>
     <w:p>
       <w:pPr>
-        <w:pStyle w:val="BodyText"/>
+        <w:pStyle w:val="ae"/>
         <w:rPr>
           <w:rFonts w:ascii="Times New Roman" w:hAnsi="Times New Roman" w:cs="Times New Roman"/>
           <w:sz w:val="22"/>
@@ -2239,8 +2192,18 @@
           <w:rFonts w:cs="Times New Roman"/>
           <w:szCs w:val="22"/>
         </w:rPr>
-        <w:t xml:space="preserve">              Mean_Standard_Error</w:t>
-      </w:r>
+        <w:t xml:space="preserve">              </w:t>
+      </w:r>
+      <w:proofErr w:type="spellStart"/>
+      <w:r>
+        <w:rPr>
+          <w:rStyle w:val="VerbatimChar"/>
+          <w:rFonts w:cs="Times New Roman"/>
+          <w:szCs w:val="22"/>
+        </w:rPr>
+        <w:t>Mean_Standard_Error</w:t>
+      </w:r>
+      <w:proofErr w:type="spellEnd"/>
       <w:r>
         <w:rPr>
           <w:rFonts w:cs="Times New Roman"/>
@@ -2302,25 +2265,7 @@
           <w:rFonts w:cs="Times New Roman"/>
           <w:szCs w:val="22"/>
         </w:rPr>
-        <w:t xml:space="preserve">## 3 Transformation </w:t>
-      </w:r>
-      <w:proofErr w:type="gramStart"/>
-      <w:r>
-        <w:rPr>
-          <w:rStyle w:val="VerbatimChar"/>
-          <w:rFonts w:cs="Times New Roman"/>
-          <w:szCs w:val="22"/>
-        </w:rPr>
-        <w:t>3  -</w:t>
-      </w:r>
-      <w:proofErr w:type="gramEnd"/>
-      <w:r>
-        <w:rPr>
-          <w:rStyle w:val="VerbatimChar"/>
-          <w:rFonts w:cs="Times New Roman"/>
-          <w:szCs w:val="22"/>
-        </w:rPr>
-        <w:t>1.242511e-05        0.0004949451</w:t>
+        <w:t>## 3 Transformation 3  -1.242511e-05        0.0004949451</w:t>
       </w:r>
     </w:p>
     <w:p>
@@ -2377,7 +2322,7 @@
     </w:p>
     <w:p>
       <w:pPr>
-        <w:pStyle w:val="BodyText"/>
+        <w:pStyle w:val="ae"/>
         <w:rPr>
           <w:rFonts w:ascii="Times New Roman" w:hAnsi="Times New Roman" w:cs="Times New Roman"/>
           <w:sz w:val="22"/>
@@ -2411,7 +2356,7 @@
     </w:p>
     <w:p>
       <w:pPr>
-        <w:pStyle w:val="Heading4"/>
+        <w:pStyle w:val="4"/>
         <w:rPr>
           <w:rFonts w:ascii="Times New Roman" w:hAnsi="Times New Roman" w:cs="Times New Roman"/>
           <w:sz w:val="22"/>
@@ -2601,7 +2546,7 @@
     </w:p>
     <w:p>
       <w:pPr>
-        <w:pStyle w:val="Heading6"/>
+        <w:pStyle w:val="6"/>
         <w:rPr>
           <w:rFonts w:ascii="Times New Roman" w:hAnsi="Times New Roman" w:cs="Times New Roman"/>
           <w:sz w:val="22"/>
@@ -2620,7 +2565,7 @@
     </w:p>
     <w:p>
       <w:pPr>
-        <w:pStyle w:val="Heading4"/>
+        <w:pStyle w:val="4"/>
         <w:rPr>
           <w:rFonts w:ascii="Times New Roman" w:hAnsi="Times New Roman" w:cs="Times New Roman"/>
           <w:sz w:val="22"/>
@@ -2659,7 +2604,7 @@
     </w:p>
     <w:p>
       <w:pPr>
-        <w:pStyle w:val="BodyText"/>
+        <w:pStyle w:val="ae"/>
         <w:rPr>
           <w:rFonts w:ascii="Times New Roman" w:hAnsi="Times New Roman" w:cs="Times New Roman"/>
           <w:sz w:val="16"/>
@@ -3139,7 +3084,7 @@
     </w:p>
     <w:p>
       <w:pPr>
-        <w:pStyle w:val="Heading4"/>
+        <w:pStyle w:val="4"/>
         <w:rPr>
           <w:rFonts w:ascii="Times New Roman" w:hAnsi="Times New Roman" w:cs="Times New Roman"/>
           <w:sz w:val="22"/>
@@ -3159,7 +3104,7 @@
     </w:p>
     <w:p>
       <w:pPr>
-        <w:pStyle w:val="Heading4"/>
+        <w:pStyle w:val="4"/>
         <w:rPr>
           <w:rFonts w:ascii="Times New Roman" w:hAnsi="Times New Roman" w:cs="Times New Roman"/>
           <w:sz w:val="22"/>
@@ -4243,7 +4188,7 @@
     </w:p>
     <w:p>
       <w:pPr>
-        <w:pStyle w:val="Heading2"/>
+        <w:pStyle w:val="2"/>
         <w:rPr>
           <w:rFonts w:ascii="Times New Roman" w:hAnsi="Times New Roman" w:cs="Times New Roman"/>
           <w:sz w:val="22"/>
@@ -4265,7 +4210,7 @@
     </w:p>
     <w:p>
       <w:pPr>
-        <w:pStyle w:val="Heading3"/>
+        <w:pStyle w:val="3"/>
         <w:rPr>
           <w:rFonts w:ascii="Times New Roman" w:hAnsi="Times New Roman" w:cs="Times New Roman"/>
           <w:sz w:val="22"/>
@@ -5076,7 +5021,7 @@
     </w:p>
     <w:p>
       <w:pPr>
-        <w:pStyle w:val="Heading3"/>
+        <w:pStyle w:val="3"/>
         <w:rPr>
           <w:rFonts w:ascii="Times New Roman" w:hAnsi="Times New Roman" w:cs="Times New Roman"/>
           <w:sz w:val="22"/>
@@ -5522,7 +5467,7 @@
     </w:p>
     <w:p>
       <w:pPr>
-        <w:pStyle w:val="Heading4"/>
+        <w:pStyle w:val="4"/>
         <w:rPr>
           <w:rFonts w:ascii="Times New Roman" w:hAnsi="Times New Roman" w:cs="Times New Roman"/>
           <w:sz w:val="22"/>
@@ -5575,7 +5520,7 @@
     </w:p>
     <w:p>
       <w:pPr>
-        <w:pStyle w:val="BodyText"/>
+        <w:pStyle w:val="ae"/>
         <w:rPr>
           <w:rFonts w:ascii="Times New Roman" w:hAnsi="Times New Roman" w:cs="Times New Roman"/>
           <w:sz w:val="22"/>
@@ -6884,30 +6829,12 @@
           <w:sz w:val="22"/>
           <w:szCs w:val="22"/>
         </w:rPr>
-        <w:t xml:space="preserve">The antithetic </w:t>
-      </w:r>
-      <w:proofErr w:type="gramStart"/>
-      <w:r>
-        <w:rPr>
-          <w:rFonts w:ascii="Times New Roman" w:hAnsi="Times New Roman" w:cs="Times New Roman"/>
-          <w:sz w:val="22"/>
-          <w:szCs w:val="22"/>
-        </w:rPr>
-        <w:t>variate</w:t>
-      </w:r>
-      <w:proofErr w:type="gramEnd"/>
-      <w:r>
-        <w:rPr>
-          <w:rFonts w:ascii="Times New Roman" w:hAnsi="Times New Roman" w:cs="Times New Roman"/>
-          <w:sz w:val="22"/>
-          <w:szCs w:val="22"/>
-        </w:rPr>
-        <w:t xml:space="preserve"> reduction reduces the standard error by 75.8793%.</w:t>
+        <w:t>The antithetic variate reduction reduces the standard error by 75.8793%.</w:t>
       </w:r>
     </w:p>
     <w:p>
       <w:pPr>
-        <w:pStyle w:val="Heading4"/>
+        <w:pStyle w:val="4"/>
         <w:rPr>
           <w:rFonts w:ascii="Times New Roman" w:hAnsi="Times New Roman" w:cs="Times New Roman"/>
           <w:sz w:val="22"/>
@@ -7086,7 +7013,7 @@
     </w:p>
     <w:p>
       <w:pPr>
-        <w:pStyle w:val="BodyText"/>
+        <w:pStyle w:val="ae"/>
         <w:rPr>
           <w:rFonts w:ascii="Times New Roman" w:hAnsi="Times New Roman" w:cs="Times New Roman"/>
           <w:sz w:val="16"/>
@@ -8345,7 +8272,7 @@
     </w:p>
     <w:p>
       <w:pPr>
-        <w:pStyle w:val="Heading4"/>
+        <w:pStyle w:val="4"/>
         <w:rPr>
           <w:rFonts w:ascii="Times New Roman" w:hAnsi="Times New Roman" w:cs="Times New Roman"/>
           <w:sz w:val="22"/>
@@ -8394,48 +8321,12 @@
           <w:sz w:val="22"/>
           <w:szCs w:val="22"/>
         </w:rPr>
-        <w:t xml:space="preserve"> the </w:t>
-      </w:r>
-      <w:proofErr w:type="gramStart"/>
-      <w:r>
-        <w:rPr>
-          <w:rFonts w:ascii="Times New Roman" w:hAnsi="Times New Roman" w:cs="Times New Roman"/>
-          <w:sz w:val="22"/>
-          <w:szCs w:val="22"/>
-        </w:rPr>
-        <w:t>mean</w:t>
-      </w:r>
-      <w:proofErr w:type="gramEnd"/>
-      <w:r>
-        <w:rPr>
-          <w:rFonts w:ascii="Times New Roman" w:hAnsi="Times New Roman" w:cs="Times New Roman"/>
-          <w:sz w:val="22"/>
-          <w:szCs w:val="22"/>
-        </w:rPr>
-        <w:t xml:space="preserve"> of the following </w:t>
-      </w:r>
-      <w:proofErr w:type="gramStart"/>
-      <w:r>
-        <w:rPr>
-          <w:rFonts w:ascii="Times New Roman" w:hAnsi="Times New Roman" w:cs="Times New Roman"/>
-          <w:sz w:val="22"/>
-          <w:szCs w:val="22"/>
-        </w:rPr>
-        <w:t>to</w:t>
-      </w:r>
-      <w:proofErr w:type="gramEnd"/>
-      <w:r>
-        <w:rPr>
-          <w:rFonts w:ascii="Times New Roman" w:hAnsi="Times New Roman" w:cs="Times New Roman"/>
-          <w:sz w:val="22"/>
-          <w:szCs w:val="22"/>
-        </w:rPr>
-        <w:t xml:space="preserve"> estimations:</w:t>
+        <w:t xml:space="preserve"> the mean of the following to estimations:</w:t>
       </w:r>
     </w:p>
     <w:p>
       <w:pPr>
-        <w:pStyle w:val="BodyText"/>
+        <w:pStyle w:val="ae"/>
         <w:rPr>
           <w:rFonts w:ascii="Times New Roman" w:hAnsi="Times New Roman" w:cs="Times New Roman"/>
           <w:sz w:val="16"/>
@@ -9204,7 +9095,7 @@
     </w:p>
     <w:p>
       <w:pPr>
-        <w:pStyle w:val="BodyText"/>
+        <w:pStyle w:val="ae"/>
         <w:rPr>
           <w:rFonts w:ascii="Times New Roman" w:hAnsi="Times New Roman" w:cs="Times New Roman"/>
           <w:sz w:val="16"/>
@@ -10245,25 +10136,7 @@
           <w:sz w:val="22"/>
           <w:szCs w:val="22"/>
         </w:rPr>
-        <w:t xml:space="preserve">estimated mean and the true mean is the smallest. Therefore, the antithetic </w:t>
-      </w:r>
-      <w:proofErr w:type="gramStart"/>
-      <w:r>
-        <w:rPr>
-          <w:rFonts w:ascii="Times New Roman" w:hAnsi="Times New Roman" w:cs="Times New Roman"/>
-          <w:sz w:val="22"/>
-          <w:szCs w:val="22"/>
-        </w:rPr>
-        <w:t>variate reduction</w:t>
-      </w:r>
-      <w:proofErr w:type="gramEnd"/>
-      <w:r>
-        <w:rPr>
-          <w:rFonts w:ascii="Times New Roman" w:hAnsi="Times New Roman" w:cs="Times New Roman"/>
-          <w:sz w:val="22"/>
-          <w:szCs w:val="22"/>
-        </w:rPr>
-        <w:t xml:space="preserve"> is the best method to improve accuracy.</w:t>
+        <w:t>estimated mean and the true mean is the smallest. Therefore, the antithetic variate reduction is the best method to improve accuracy.</w:t>
       </w:r>
       <w:bookmarkEnd w:id="0"/>
       <w:bookmarkEnd w:id="13"/>
@@ -10294,7 +10167,7 @@
     </w:p>
     <w:p>
       <w:pPr>
-        <w:pStyle w:val="Heading2"/>
+        <w:pStyle w:val="2"/>
         <w:rPr>
           <w:rFonts w:ascii="Times New Roman" w:hAnsi="Times New Roman" w:cs="Times New Roman"/>
           <w:sz w:val="22"/>
@@ -10314,7 +10187,7 @@
     </w:p>
     <w:p>
       <w:pPr>
-        <w:pStyle w:val="Heading3"/>
+        <w:pStyle w:val="3"/>
         <w:rPr>
           <w:rFonts w:ascii="Times New Roman" w:hAnsi="Times New Roman" w:cs="Times New Roman"/>
           <w:sz w:val="22"/>
@@ -11360,25 +11233,7 @@
           <w:sz w:val="22"/>
           <w:szCs w:val="22"/>
         </w:rPr>
-        <w:t xml:space="preserve">We also calculate the theoretical </w:t>
-      </w:r>
-      <w:proofErr w:type="gramStart"/>
-      <w:r>
-        <w:rPr>
-          <w:rFonts w:ascii="Times New Roman" w:hAnsi="Times New Roman" w:cs="Times New Roman"/>
-          <w:sz w:val="22"/>
-          <w:szCs w:val="22"/>
-        </w:rPr>
-        <w:t>mean</w:t>
-      </w:r>
-      <w:proofErr w:type="gramEnd"/>
-      <w:r>
-        <w:rPr>
-          <w:rFonts w:ascii="Times New Roman" w:hAnsi="Times New Roman" w:cs="Times New Roman"/>
-          <w:sz w:val="22"/>
-          <w:szCs w:val="22"/>
-        </w:rPr>
-        <w:t xml:space="preserve"> and variance for each set of parameters using the formula from part (b):</w:t>
+        <w:t>We also calculate the theoretical mean and variance for each set of parameters using the formula from part (b):</w:t>
       </w:r>
     </w:p>
     <w:p>
@@ -11586,7 +11441,6 @@
         </w:rPr>
         <w:t>2</w:t>
       </w:r>
-      <w:proofErr w:type="gramStart"/>
       <w:r>
         <w:rPr>
           <w:rStyle w:val="SpecialCharTok"/>
@@ -11603,7 +11457,6 @@
         </w:rPr>
         <w:t>(</w:t>
       </w:r>
-      <w:proofErr w:type="gramEnd"/>
       <w:r>
         <w:rPr>
           <w:rStyle w:val="DecValTok"/>
@@ -11724,7 +11577,6 @@
         </w:rPr>
         <w:t>2</w:t>
       </w:r>
-      <w:proofErr w:type="gramStart"/>
       <w:r>
         <w:rPr>
           <w:rStyle w:val="SpecialCharTok"/>
@@ -11741,7 +11593,6 @@
         </w:rPr>
         <w:t>(</w:t>
       </w:r>
-      <w:proofErr w:type="gramEnd"/>
       <w:r>
         <w:rPr>
           <w:rStyle w:val="DecValTok"/>
@@ -11782,7 +11633,6 @@
         </w:rPr>
         <w:t xml:space="preserve"> </w:t>
       </w:r>
-      <w:proofErr w:type="gramStart"/>
       <w:r>
         <w:rPr>
           <w:rStyle w:val="DecValTok"/>
@@ -11807,7 +11657,6 @@
         </w:rPr>
         <w:t>^</w:t>
       </w:r>
-      <w:proofErr w:type="gramEnd"/>
       <w:r>
         <w:rPr>
           <w:rStyle w:val="DecValTok"/>
@@ -12340,7 +12189,7 @@
     </w:p>
     <w:p>
       <w:pPr>
-        <w:pStyle w:val="BodyText"/>
+        <w:pStyle w:val="ae"/>
         <w:rPr>
           <w:rFonts w:ascii="Times New Roman" w:hAnsi="Times New Roman" w:cs="Times New Roman"/>
           <w:sz w:val="22"/>
@@ -12631,7 +12480,7 @@
     </w:p>
     <w:p>
       <w:pPr>
-        <w:pStyle w:val="BodyText"/>
+        <w:pStyle w:val="ae"/>
         <w:rPr>
           <w:rFonts w:ascii="Times New Roman" w:hAnsi="Times New Roman" w:cs="Times New Roman"/>
           <w:sz w:val="22"/>
@@ -12860,7 +12709,7 @@
     </w:p>
     <w:p>
       <w:pPr>
-        <w:pStyle w:val="BodyText"/>
+        <w:pStyle w:val="ae"/>
         <w:rPr>
           <w:rFonts w:ascii="Times New Roman" w:hAnsi="Times New Roman" w:cs="Times New Roman"/>
           <w:sz w:val="22"/>
@@ -12968,7 +12817,7 @@
     </w:p>
     <w:p>
       <w:pPr>
-        <w:pStyle w:val="BodyText"/>
+        <w:pStyle w:val="ae"/>
         <w:rPr>
           <w:rFonts w:ascii="Times New Roman" w:hAnsi="Times New Roman" w:cs="Times New Roman"/>
           <w:sz w:val="22"/>
@@ -13088,7 +12937,7 @@
     </w:p>
     <w:p>
       <w:pPr>
-        <w:pStyle w:val="BodyText"/>
+        <w:pStyle w:val="ae"/>
         <w:rPr>
           <w:rFonts w:ascii="Times New Roman" w:hAnsi="Times New Roman" w:cs="Times New Roman"/>
           <w:sz w:val="22"/>
@@ -13194,7 +13043,7 @@
     </w:p>
     <w:p>
       <w:pPr>
-        <w:pStyle w:val="BodyText"/>
+        <w:pStyle w:val="ae"/>
         <w:rPr>
           <w:rFonts w:ascii="Times New Roman" w:hAnsi="Times New Roman" w:cs="Times New Roman"/>
           <w:sz w:val="22"/>
@@ -13515,7 +13364,7 @@
     </w:p>
     <w:p>
       <w:pPr>
-        <w:pStyle w:val="BodyText"/>
+        <w:pStyle w:val="ae"/>
         <w:rPr>
           <w:rFonts w:ascii="Times New Roman" w:hAnsi="Times New Roman" w:cs="Times New Roman"/>
           <w:sz w:val="22"/>
@@ -13744,7 +13593,7 @@
     </w:p>
     <w:p>
       <w:pPr>
-        <w:pStyle w:val="BodyText"/>
+        <w:pStyle w:val="ae"/>
         <w:rPr>
           <w:rFonts w:ascii="Times New Roman" w:hAnsi="Times New Roman" w:cs="Times New Roman"/>
           <w:sz w:val="22"/>
@@ -14160,25 +14009,7 @@
           <w:sz w:val="22"/>
           <w:szCs w:val="22"/>
         </w:rPr>
-        <w:t xml:space="preserve">, we transform it </w:t>
-      </w:r>
-      <w:proofErr w:type="gramStart"/>
-      <w:r>
-        <w:rPr>
-          <w:rFonts w:ascii="Times New Roman" w:hAnsi="Times New Roman" w:cs="Times New Roman"/>
-          <w:sz w:val="22"/>
-          <w:szCs w:val="22"/>
-        </w:rPr>
-        <w:t>to</w:t>
-      </w:r>
-      <w:proofErr w:type="gramEnd"/>
-      <w:r>
-        <w:rPr>
-          <w:rFonts w:ascii="Times New Roman" w:hAnsi="Times New Roman" w:cs="Times New Roman"/>
-          <w:sz w:val="22"/>
-          <w:szCs w:val="22"/>
-        </w:rPr>
-        <w:t xml:space="preserve"> a form </w:t>
+        <w:t xml:space="preserve">, we transform it to a form </w:t>
       </w:r>
       <w:proofErr w:type="gramStart"/>
       <w:r>
@@ -14201,7 +14032,7 @@
     </w:p>
     <w:p>
       <w:pPr>
-        <w:pStyle w:val="BodyText"/>
+        <w:pStyle w:val="ae"/>
         <w:rPr>
           <w:rFonts w:ascii="Times New Roman" w:hAnsi="Times New Roman" w:cs="Times New Roman"/>
           <w:sz w:val="22"/>
@@ -14466,7 +14297,7 @@
     </w:p>
     <w:p>
       <w:pPr>
-        <w:pStyle w:val="Heading3"/>
+        <w:pStyle w:val="3"/>
         <w:rPr>
           <w:rFonts w:ascii="Times New Roman" w:hAnsi="Times New Roman" w:cs="Times New Roman"/>
           <w:sz w:val="22"/>
@@ -14522,7 +14353,7 @@
     </w:p>
     <w:p>
       <w:pPr>
-        <w:pStyle w:val="BodyText"/>
+        <w:pStyle w:val="ae"/>
         <w:rPr>
           <w:rFonts w:ascii="Times New Roman" w:hAnsi="Times New Roman" w:cs="Times New Roman"/>
           <w:sz w:val="22"/>
@@ -14576,7 +14407,7 @@
     </w:p>
     <w:p>
       <w:pPr>
-        <w:pStyle w:val="BodyText"/>
+        <w:pStyle w:val="ae"/>
         <w:rPr>
           <w:sz w:val="22"/>
           <w:szCs w:val="22"/>
@@ -14607,25 +14438,7 @@
           <w:sz w:val="22"/>
           <w:szCs w:val="22"/>
         </w:rPr>
-        <w:t xml:space="preserve"> the empirical rate of acceptance of these envelope </w:t>
-      </w:r>
-      <w:proofErr w:type="gramStart"/>
-      <w:r>
-        <w:rPr>
-          <w:rFonts w:ascii="Times New Roman" w:hAnsi="Times New Roman" w:cs="Times New Roman"/>
-          <w:sz w:val="22"/>
-          <w:szCs w:val="22"/>
-        </w:rPr>
-        <w:t>function</w:t>
-      </w:r>
-      <w:proofErr w:type="gramEnd"/>
-      <w:r>
-        <w:rPr>
-          <w:rFonts w:ascii="Times New Roman" w:hAnsi="Times New Roman" w:cs="Times New Roman"/>
-          <w:sz w:val="22"/>
-          <w:szCs w:val="22"/>
-        </w:rPr>
-        <w:t xml:space="preserve"> in the boxplot below:</w:t>
+        <w:t xml:space="preserve"> the empirical rate of acceptance of these envelope function in the boxplot below:</w:t>
       </w:r>
       <w:r>
         <w:rPr>
@@ -14638,7 +14451,7 @@
     </w:p>
     <w:p>
       <w:pPr>
-        <w:pStyle w:val="BodyText"/>
+        <w:pStyle w:val="ae"/>
         <w:jc w:val="center"/>
         <w:rPr>
           <w:sz w:val="22"/>
@@ -14654,7 +14467,7 @@
           <w:lang w:val="en-GB"/>
         </w:rPr>
         <w:drawing>
-          <wp:inline distT="0" distB="0" distL="0" distR="0" wp14:anchorId="0E1A390A" wp14:editId="0175C4D7">
+          <wp:inline distT="0" distB="0" distL="0" distR="0" wp14:anchorId="0E1A390A" wp14:editId="35B3F49A">
             <wp:extent cx="3824586" cy="2324100"/>
             <wp:effectExtent l="0" t="0" r="0" b="0"/>
             <wp:docPr id="741549360" name="Picture 2" descr="A graph of different colored boxes&#10;&#10;AI-generated content may be incorrect."/>
@@ -14708,7 +14521,7 @@
     </w:p>
     <w:p>
       <w:pPr>
-        <w:pStyle w:val="BodyText"/>
+        <w:pStyle w:val="ae"/>
         <w:rPr>
           <w:rFonts w:ascii="Times New Roman" w:hAnsi="Times New Roman" w:cs="Times New Roman"/>
           <w:sz w:val="22"/>
@@ -14805,58 +14618,22 @@
           <w:rFonts w:cs="Times New Roman"/>
           <w:szCs w:val="22"/>
         </w:rPr>
-        <w:t>## sim_envelope_</w:t>
-      </w:r>
-      <w:proofErr w:type="gramStart"/>
+        <w:t>## sim_envelope_3  190.15</w:t>
+      </w:r>
+      <w:r>
+        <w:rPr>
+          <w:rFonts w:cs="Times New Roman"/>
+          <w:szCs w:val="22"/>
+        </w:rPr>
+        <w:br/>
+      </w:r>
       <w:r>
         <w:rPr>
           <w:rStyle w:val="VerbatimChar"/>
           <w:rFonts w:cs="Times New Roman"/>
           <w:szCs w:val="22"/>
         </w:rPr>
-        <w:t>3  190</w:t>
-      </w:r>
-      <w:proofErr w:type="gramEnd"/>
-      <w:r>
-        <w:rPr>
-          <w:rStyle w:val="VerbatimChar"/>
-          <w:rFonts w:cs="Times New Roman"/>
-          <w:szCs w:val="22"/>
-        </w:rPr>
-        <w:t>.15</w:t>
-      </w:r>
-      <w:r>
-        <w:rPr>
-          <w:rFonts w:cs="Times New Roman"/>
-          <w:szCs w:val="22"/>
-        </w:rPr>
-        <w:br/>
-      </w:r>
-      <w:r>
-        <w:rPr>
-          <w:rStyle w:val="VerbatimChar"/>
-          <w:rFonts w:cs="Times New Roman"/>
-          <w:szCs w:val="22"/>
-        </w:rPr>
-        <w:t>## sim_envelope_</w:t>
-      </w:r>
-      <w:proofErr w:type="gramStart"/>
-      <w:r>
-        <w:rPr>
-          <w:rStyle w:val="VerbatimChar"/>
-          <w:rFonts w:cs="Times New Roman"/>
-          <w:szCs w:val="22"/>
-        </w:rPr>
-        <w:t>4  290</w:t>
-      </w:r>
-      <w:proofErr w:type="gramEnd"/>
-      <w:r>
-        <w:rPr>
-          <w:rStyle w:val="VerbatimChar"/>
-          <w:rFonts w:cs="Times New Roman"/>
-          <w:szCs w:val="22"/>
-        </w:rPr>
-        <w:t>.75</w:t>
+        <w:t>## sim_envelope_4  290.75</w:t>
       </w:r>
       <w:r>
         <w:rPr>
@@ -14902,7 +14679,7 @@
     </w:p>
     <w:p>
       <w:pPr>
-        <w:pStyle w:val="BodyText"/>
+        <w:pStyle w:val="ae"/>
         <w:rPr>
           <w:rFonts w:ascii="Times New Roman" w:hAnsi="Times New Roman" w:cs="Times New Roman"/>
           <w:sz w:val="22"/>
@@ -15045,7 +14822,7 @@
     </w:p>
     <w:p>
       <w:pPr>
-        <w:pStyle w:val="BodyText"/>
+        <w:pStyle w:val="ae"/>
         <w:rPr>
           <w:rFonts w:ascii="Times New Roman" w:hAnsi="Times New Roman" w:cs="Times New Roman"/>
           <w:sz w:val="22"/>
@@ -15428,7 +15205,7 @@
     </w:p>
     <w:p>
       <w:pPr>
-        <w:pStyle w:val="BodyText"/>
+        <w:pStyle w:val="ae"/>
         <w:rPr>
           <w:rFonts w:ascii="Times New Roman" w:hAnsi="Times New Roman" w:cs="Times New Roman"/>
           <w:sz w:val="22"/>
@@ -15622,43 +15399,7 @@
           <w:sz w:val="22"/>
           <w:szCs w:val="22"/>
         </w:rPr>
-        <w:t xml:space="preserve">As we decided to pick it as our best envelope function, we need to perform </w:t>
-      </w:r>
-      <w:proofErr w:type="gramStart"/>
-      <w:r>
-        <w:rPr>
-          <w:rFonts w:ascii="Times New Roman" w:hAnsi="Times New Roman" w:cs="Times New Roman"/>
-          <w:sz w:val="22"/>
-          <w:szCs w:val="22"/>
-        </w:rPr>
-        <w:t>variance</w:t>
-      </w:r>
-      <w:proofErr w:type="gramEnd"/>
-      <w:r>
-        <w:rPr>
-          <w:rFonts w:ascii="Times New Roman" w:hAnsi="Times New Roman" w:cs="Times New Roman"/>
-          <w:sz w:val="22"/>
-          <w:szCs w:val="22"/>
-        </w:rPr>
-        <w:t xml:space="preserve"> reduction on it. Control </w:t>
-      </w:r>
-      <w:proofErr w:type="gramStart"/>
-      <w:r>
-        <w:rPr>
-          <w:rFonts w:ascii="Times New Roman" w:hAnsi="Times New Roman" w:cs="Times New Roman"/>
-          <w:sz w:val="22"/>
-          <w:szCs w:val="22"/>
-        </w:rPr>
-        <w:t>variate</w:t>
-      </w:r>
-      <w:proofErr w:type="gramEnd"/>
-      <w:r>
-        <w:rPr>
-          <w:rFonts w:ascii="Times New Roman" w:hAnsi="Times New Roman" w:cs="Times New Roman"/>
-          <w:sz w:val="22"/>
-          <w:szCs w:val="22"/>
-        </w:rPr>
-        <w:t xml:space="preserve"> method is used at this stage to reduce the variance of the sample </w:t>
+        <w:t xml:space="preserve">As we decided to pick it as our best envelope function, we need to perform variance reduction on it. Control variate method is used at this stage to reduce the variance of the sample </w:t>
       </w:r>
       <m:oMath>
         <m:sSub>
@@ -16128,7 +15869,7 @@
     </w:p>
     <w:p>
       <w:pPr>
-        <w:pStyle w:val="BodyText"/>
+        <w:pStyle w:val="ae"/>
         <w:rPr>
           <w:rFonts w:ascii="Times New Roman" w:hAnsi="Times New Roman" w:cs="Times New Roman"/>
           <w:sz w:val="22"/>
@@ -16154,7 +15895,7 @@
     </w:p>
     <w:p>
       <w:pPr>
-        <w:pStyle w:val="BodyText"/>
+        <w:pStyle w:val="ae"/>
         <w:rPr>
           <w:rFonts w:ascii="Times New Roman" w:hAnsi="Times New Roman" w:cs="Times New Roman"/>
           <w:sz w:val="22"/>
@@ -19092,25 +18833,7 @@
           <w:sz w:val="22"/>
           <w:szCs w:val="22"/>
         </w:rPr>
-        <w:t xml:space="preserve">. The </w:t>
-      </w:r>
-      <w:proofErr w:type="gramStart"/>
-      <w:r>
-        <w:rPr>
-          <w:rFonts w:ascii="Times New Roman" w:hAnsi="Times New Roman" w:cs="Times New Roman"/>
-          <w:sz w:val="22"/>
-          <w:szCs w:val="22"/>
-        </w:rPr>
-        <w:t>mean</w:t>
-      </w:r>
-      <w:proofErr w:type="gramEnd"/>
-      <w:r>
-        <w:rPr>
-          <w:rFonts w:ascii="Times New Roman" w:hAnsi="Times New Roman" w:cs="Times New Roman"/>
-          <w:sz w:val="22"/>
-          <w:szCs w:val="22"/>
-        </w:rPr>
-        <w:t xml:space="preserve"> </w:t>
+        <w:t xml:space="preserve">. The mean </w:t>
       </w:r>
       <w:r>
         <w:rPr>
@@ -19490,7 +19213,6 @@
         <w:t xml:space="preserve"> with </w:t>
       </w:r>
       <w:proofErr w:type="spellStart"/>
-      <w:proofErr w:type="gramStart"/>
       <w:r>
         <w:rPr>
           <w:rStyle w:val="VerbatimChar"/>
@@ -19500,7 +19222,6 @@
         <w:t>dplyr</w:t>
       </w:r>
       <w:proofErr w:type="spellEnd"/>
-      <w:proofErr w:type="gramEnd"/>
       <w:r>
         <w:rPr>
           <w:rFonts w:ascii="Times New Roman" w:hAnsi="Times New Roman" w:cs="Times New Roman"/>
@@ -19600,7 +19321,7 @@
     </w:p>
     <w:p>
       <w:pPr>
-        <w:pStyle w:val="BodyText"/>
+        <w:pStyle w:val="ae"/>
         <w:jc w:val="center"/>
         <w:rPr>
           <w:rFonts w:ascii="Times New Roman" w:hAnsi="Times New Roman" w:cs="Times New Roman"/>
@@ -19709,7 +19430,7 @@
     </w:p>
     <w:p>
       <w:pPr>
-        <w:pStyle w:val="BodyText"/>
+        <w:pStyle w:val="ae"/>
         <w:rPr>
           <w:rFonts w:ascii="Times New Roman" w:hAnsi="Times New Roman" w:cs="Times New Roman"/>
           <w:sz w:val="22"/>
@@ -19782,7 +19503,7 @@
     <w:bookmarkEnd w:id="21"/>
     <w:p>
       <w:pPr>
-        <w:pStyle w:val="Heading3"/>
+        <w:pStyle w:val="3"/>
         <w:rPr>
           <w:rFonts w:ascii="Times New Roman" w:hAnsi="Times New Roman" w:cs="Times New Roman"/>
           <w:sz w:val="22"/>
@@ -19813,25 +19534,7 @@
           <w:sz w:val="22"/>
           <w:szCs w:val="22"/>
         </w:rPr>
-        <w:t xml:space="preserve">We have already calculated the theoretical </w:t>
-      </w:r>
-      <w:proofErr w:type="gramStart"/>
-      <w:r>
-        <w:rPr>
-          <w:rFonts w:ascii="Times New Roman" w:hAnsi="Times New Roman" w:cs="Times New Roman"/>
-          <w:sz w:val="22"/>
-          <w:szCs w:val="22"/>
-        </w:rPr>
-        <w:t>mean</w:t>
-      </w:r>
-      <w:proofErr w:type="gramEnd"/>
-      <w:r>
-        <w:rPr>
-          <w:rFonts w:ascii="Times New Roman" w:hAnsi="Times New Roman" w:cs="Times New Roman"/>
-          <w:sz w:val="22"/>
-          <w:szCs w:val="22"/>
-        </w:rPr>
-        <w:t xml:space="preserve"> and variances when we defined </w:t>
+        <w:t xml:space="preserve">We have already calculated the theoretical mean and variances when we defined </w:t>
       </w:r>
       <w:r>
         <w:rPr>
@@ -19901,25 +19604,7 @@
           <w:sz w:val="22"/>
           <w:szCs w:val="22"/>
         </w:rPr>
-        <w:t xml:space="preserve"> has no effect on either the deviation from theoretical </w:t>
-      </w:r>
-      <w:proofErr w:type="gramStart"/>
-      <w:r>
-        <w:rPr>
-          <w:rFonts w:ascii="Times New Roman" w:hAnsi="Times New Roman" w:cs="Times New Roman"/>
-          <w:sz w:val="22"/>
-          <w:szCs w:val="22"/>
-        </w:rPr>
-        <w:t>mean</w:t>
-      </w:r>
-      <w:proofErr w:type="gramEnd"/>
-      <w:r>
-        <w:rPr>
-          <w:rFonts w:ascii="Times New Roman" w:hAnsi="Times New Roman" w:cs="Times New Roman"/>
-          <w:sz w:val="22"/>
-          <w:szCs w:val="22"/>
-        </w:rPr>
-        <w:t xml:space="preserve"> or the deviation from theoretical variances. Use plots to investigate the effects of other parameters:</w:t>
+        <w:t xml:space="preserve"> has no effect on either the deviation from theoretical mean or the deviation from theoretical variances. Use plots to investigate the effects of other parameters:</w:t>
       </w:r>
       <w:bookmarkStart w:id="22" w:name="plots"/>
     </w:p>
@@ -19946,7 +19631,7 @@
         </w:rPr>
         <w:lastRenderedPageBreak/>
         <w:drawing>
-          <wp:inline distT="0" distB="0" distL="0" distR="0" wp14:anchorId="2ADC08D3" wp14:editId="1176465B">
+          <wp:inline distT="0" distB="0" distL="0" distR="0" wp14:anchorId="2ADC08D3" wp14:editId="057D5F0C">
             <wp:extent cx="4695825" cy="2845590"/>
             <wp:effectExtent l="0" t="0" r="0" b="0"/>
             <wp:docPr id="1219266719" name="Picture 4" descr="A graph of different types of numbers&#10;&#10;AI-generated content may be incorrect."/>
@@ -20000,7 +19685,7 @@
     </w:p>
     <w:p>
       <w:pPr>
-        <w:pStyle w:val="BodyText"/>
+        <w:pStyle w:val="ae"/>
         <w:rPr>
           <w:rFonts w:ascii="Times New Roman" w:hAnsi="Times New Roman" w:cs="Times New Roman"/>
           <w:sz w:val="22"/>
@@ -20164,43 +19849,7 @@
           <w:sz w:val="22"/>
           <w:szCs w:val="22"/>
         </w:rPr>
-        <w:t xml:space="preserve"> The </w:t>
-      </w:r>
-      <w:proofErr w:type="gramStart"/>
-      <w:r>
-        <w:rPr>
-          <w:rFonts w:ascii="Times New Roman" w:hAnsi="Times New Roman" w:cs="Times New Roman"/>
-          <w:sz w:val="22"/>
-          <w:szCs w:val="22"/>
-        </w:rPr>
-        <w:t>mean</w:t>
-      </w:r>
-      <w:proofErr w:type="gramEnd"/>
-      <w:r>
-        <w:rPr>
-          <w:rFonts w:ascii="Times New Roman" w:hAnsi="Times New Roman" w:cs="Times New Roman"/>
-          <w:sz w:val="22"/>
-          <w:szCs w:val="22"/>
-        </w:rPr>
-        <w:t xml:space="preserve"> of all differences in </w:t>
-      </w:r>
-      <w:proofErr w:type="gramStart"/>
-      <w:r>
-        <w:rPr>
-          <w:rFonts w:ascii="Times New Roman" w:hAnsi="Times New Roman" w:cs="Times New Roman"/>
-          <w:sz w:val="22"/>
-          <w:szCs w:val="22"/>
-        </w:rPr>
-        <w:t>mean</w:t>
-      </w:r>
-      <w:proofErr w:type="gramEnd"/>
-      <w:r>
-        <w:rPr>
-          <w:rFonts w:ascii="Times New Roman" w:hAnsi="Times New Roman" w:cs="Times New Roman"/>
-          <w:sz w:val="22"/>
-          <w:szCs w:val="22"/>
-        </w:rPr>
-        <w:t xml:space="preserve"> is small.</w:t>
+        <w:t xml:space="preserve"> The mean of all differences in mean is small.</w:t>
       </w:r>
       <w:r>
         <w:rPr>
@@ -20226,31 +19875,13 @@
           <w:sz w:val="22"/>
           <w:szCs w:val="22"/>
         </w:rPr>
-        <w:t xml:space="preserve"> The </w:t>
-      </w:r>
-      <w:proofErr w:type="gramStart"/>
-      <w:r>
-        <w:rPr>
-          <w:rFonts w:ascii="Times New Roman" w:hAnsi="Times New Roman" w:cs="Times New Roman"/>
-          <w:sz w:val="22"/>
-          <w:szCs w:val="22"/>
-        </w:rPr>
-        <w:t>mean</w:t>
-      </w:r>
-      <w:proofErr w:type="gramEnd"/>
-      <w:r>
-        <w:rPr>
-          <w:rFonts w:ascii="Times New Roman" w:hAnsi="Times New Roman" w:cs="Times New Roman"/>
-          <w:sz w:val="22"/>
-          <w:szCs w:val="22"/>
-        </w:rPr>
-        <w:t xml:space="preserve"> of all differences in variance is large, and there is no empirical variance that is higher than the theoretical variance.</w:t>
+        <w:t xml:space="preserve"> The mean of all differences in variance is large, and there is no empirical variance that is higher than the theoretical variance.</w:t>
       </w:r>
     </w:p>
     <w:bookmarkEnd w:id="22"/>
     <w:p>
       <w:pPr>
-        <w:pStyle w:val="Heading3"/>
+        <w:pStyle w:val="3"/>
         <w:rPr>
           <w:rFonts w:ascii="Times New Roman" w:hAnsi="Times New Roman" w:cs="Times New Roman"/>
           <w:sz w:val="22"/>
@@ -20543,25 +20174,7 @@
           <w:sz w:val="22"/>
           <w:szCs w:val="22"/>
         </w:rPr>
-        <w:t xml:space="preserve">, we </w:t>
-      </w:r>
-      <w:proofErr w:type="gramStart"/>
-      <w:r>
-        <w:rPr>
-          <w:rFonts w:ascii="Times New Roman" w:hAnsi="Times New Roman" w:cs="Times New Roman"/>
-          <w:sz w:val="22"/>
-          <w:szCs w:val="22"/>
-        </w:rPr>
-        <w:t>are able to</w:t>
-      </w:r>
-      <w:proofErr w:type="gramEnd"/>
-      <w:r>
-        <w:rPr>
-          <w:rFonts w:ascii="Times New Roman" w:hAnsi="Times New Roman" w:cs="Times New Roman"/>
-          <w:sz w:val="22"/>
-          <w:szCs w:val="22"/>
-        </w:rPr>
-        <w:t xml:space="preserve"> store the difference between sample quantiles and CLT quantiles for each set of parameters in </w:t>
+        <w:t xml:space="preserve">, we are able to store the difference between sample quantiles and CLT quantiles for each set of parameters in </w:t>
       </w:r>
       <w:r>
         <w:rPr>
@@ -20698,7 +20311,7 @@
     </w:p>
     <w:p>
       <w:pPr>
-        <w:pStyle w:val="BodyText"/>
+        <w:pStyle w:val="ae"/>
         <w:jc w:val="center"/>
         <w:rPr>
           <w:lang w:val="en-GB"/>
@@ -20710,7 +20323,7 @@
           <w:lang w:val="en-GB"/>
         </w:rPr>
         <w:drawing>
-          <wp:inline distT="0" distB="0" distL="0" distR="0" wp14:anchorId="206085E2" wp14:editId="6CE467FD">
+          <wp:inline distT="0" distB="0" distL="0" distR="0" wp14:anchorId="206085E2" wp14:editId="4F1C2327">
             <wp:extent cx="4268422" cy="2634018"/>
             <wp:effectExtent l="0" t="0" r="0" b="0"/>
             <wp:docPr id="1120550484" name="Picture 6" descr="A graph of numbers and graphs&#10;&#10;AI-generated content may be incorrect."/>
@@ -20764,7 +20377,7 @@
     </w:p>
     <w:p>
       <w:pPr>
-        <w:pStyle w:val="BodyText"/>
+        <w:pStyle w:val="ae"/>
         <w:jc w:val="center"/>
         <w:rPr>
           <w:lang w:val="en-GB"/>
@@ -20777,7 +20390,7 @@
         </w:rPr>
         <w:lastRenderedPageBreak/>
         <w:drawing>
-          <wp:inline distT="0" distB="0" distL="0" distR="0" wp14:anchorId="52A05EFB" wp14:editId="67DEE42C">
+          <wp:inline distT="0" distB="0" distL="0" distR="0" wp14:anchorId="52A05EFB" wp14:editId="184CA329">
             <wp:extent cx="4346812" cy="2683785"/>
             <wp:effectExtent l="0" t="0" r="0" b="2540"/>
             <wp:docPr id="1489275484" name="Picture 8" descr="A graph of different colored lines&#10;&#10;AI-generated content may be incorrect."/>
@@ -20828,7 +20441,7 @@
     </w:p>
     <w:p>
       <w:pPr>
-        <w:pStyle w:val="BodyText"/>
+        <w:pStyle w:val="ae"/>
         <w:rPr>
           <w:rFonts w:ascii="Times New Roman" w:hAnsi="Times New Roman" w:cs="Times New Roman"/>
           <w:sz w:val="22"/>
@@ -21210,19 +20823,8 @@
           <w:szCs w:val="22"/>
           <w:lang w:eastAsia="zh-CN"/>
         </w:rPr>
-        <w:t xml:space="preserve">his is deduced from the fact that, while the sample distribution and the normal distribution shares the same </w:t>
-      </w:r>
-      <w:proofErr w:type="gramStart"/>
-      <w:r>
-        <w:rPr>
-          <w:rFonts w:ascii="Times New Roman" w:hAnsi="Times New Roman" w:cs="Times New Roman" w:hint="eastAsia"/>
-          <w:sz w:val="22"/>
-          <w:szCs w:val="22"/>
-          <w:lang w:eastAsia="zh-CN"/>
-        </w:rPr>
-        <w:t>mean</w:t>
-      </w:r>
-      <w:proofErr w:type="gramEnd"/>
+        <w:t>his is deduced from the fact that, while the sample distribution and the normal distribution shares the same mean</w:t>
+      </w:r>
       <w:r>
         <w:rPr>
           <w:rFonts w:ascii="Times New Roman" w:hAnsi="Times New Roman" w:cs="Times New Roman" w:hint="eastAsia"/>
@@ -21304,7 +20906,7 @@
     <w:bookmarkEnd w:id="23"/>
     <w:p>
       <w:pPr>
-        <w:pStyle w:val="Heading3"/>
+        <w:pStyle w:val="3"/>
         <w:rPr>
           <w:rFonts w:ascii="Times New Roman" w:hAnsi="Times New Roman" w:cs="Times New Roman"/>
           <w:sz w:val="22"/>
@@ -21372,25 +20974,7 @@
           <w:sz w:val="22"/>
           <w:szCs w:val="22"/>
         </w:rPr>
-        <w:t xml:space="preserve"> (a large </w:t>
-      </w:r>
-      <w:proofErr w:type="gramStart"/>
-      <w:r>
-        <w:rPr>
-          <w:rFonts w:ascii="Times New Roman" w:hAnsi="Times New Roman" w:cs="Times New Roman"/>
-          <w:sz w:val="22"/>
-          <w:szCs w:val="22"/>
-        </w:rPr>
-        <w:t>value!)</w:t>
-      </w:r>
-      <w:proofErr w:type="gramEnd"/>
-      <w:r>
-        <w:rPr>
-          <w:rFonts w:ascii="Times New Roman" w:hAnsi="Times New Roman" w:cs="Times New Roman"/>
-          <w:sz w:val="22"/>
-          <w:szCs w:val="22"/>
-        </w:rPr>
-        <w:t xml:space="preserve"> and </w:t>
+        <w:t xml:space="preserve"> (a large value!) and </w:t>
       </w:r>
       <m:oMath>
         <m:r>
@@ -21672,7 +21256,7 @@
     </w:p>
     <w:p>
       <w:pPr>
-        <w:pStyle w:val="BodyText"/>
+        <w:pStyle w:val="ae"/>
         <w:rPr>
           <w:rFonts w:ascii="Times New Roman" w:hAnsi="Times New Roman" w:cs="Times New Roman"/>
           <w:sz w:val="22"/>
@@ -21685,25 +21269,7 @@
           <w:sz w:val="22"/>
           <w:szCs w:val="22"/>
         </w:rPr>
-        <w:t xml:space="preserve">Both the PDF plot and the Q-Q plot </w:t>
-      </w:r>
-      <w:proofErr w:type="gramStart"/>
-      <w:r>
-        <w:rPr>
-          <w:rFonts w:ascii="Times New Roman" w:hAnsi="Times New Roman" w:cs="Times New Roman"/>
-          <w:sz w:val="22"/>
-          <w:szCs w:val="22"/>
-        </w:rPr>
-        <w:t>supports</w:t>
-      </w:r>
-      <w:proofErr w:type="gramEnd"/>
-      <w:r>
-        <w:rPr>
-          <w:rFonts w:ascii="Times New Roman" w:hAnsi="Times New Roman" w:cs="Times New Roman"/>
-          <w:sz w:val="22"/>
-          <w:szCs w:val="22"/>
-        </w:rPr>
-        <w:t xml:space="preserve"> the argument that, under the suggested conditions, there is indeed vast similarity between the generated X and </w:t>
+        <w:t xml:space="preserve">Both the PDF plot and the Q-Q plot supports the argument that, under the suggested conditions, there is indeed vast similarity between the generated X and </w:t>
       </w:r>
       <m:oMath>
         <m:r>
@@ -21817,7 +21383,7 @@
     </w:p>
     <w:p>
       <w:pPr>
-        <w:pStyle w:val="Heading2"/>
+        <w:pStyle w:val="2"/>
         <w:spacing w:line="200" w:lineRule="atLeast"/>
         <w:rPr>
           <w:rFonts w:ascii="Times New Roman" w:hAnsi="Times New Roman" w:cs="Times New Roman"/>
@@ -21837,7 +21403,7 @@
     </w:p>
     <w:p>
       <w:pPr>
-        <w:pStyle w:val="Heading3"/>
+        <w:pStyle w:val="3"/>
         <w:spacing w:line="200" w:lineRule="atLeast"/>
         <w:rPr>
           <w:rFonts w:ascii="Times New Roman" w:hAnsi="Times New Roman" w:cs="Times New Roman"/>
@@ -21953,7 +21519,7 @@
     </w:p>
     <w:p>
       <w:pPr>
-        <w:pStyle w:val="BodyText"/>
+        <w:pStyle w:val="ae"/>
         <w:spacing w:line="200" w:lineRule="atLeast"/>
         <w:rPr>
           <w:rFonts w:ascii="Times New Roman" w:hAnsi="Times New Roman" w:cs="Times New Roman"/>
@@ -26613,7 +26179,7 @@
     </w:p>
     <w:p>
       <w:pPr>
-        <w:pStyle w:val="Heading3"/>
+        <w:pStyle w:val="3"/>
         <w:spacing w:line="200" w:lineRule="atLeast"/>
         <w:rPr>
           <w:rFonts w:ascii="Times New Roman" w:hAnsi="Times New Roman" w:cs="Times New Roman"/>
@@ -27450,7 +27016,7 @@
     </w:p>
     <w:p>
       <w:pPr>
-        <w:pStyle w:val="BodyText"/>
+        <w:pStyle w:val="ae"/>
         <w:spacing w:line="200" w:lineRule="atLeast"/>
         <w:rPr>
           <w:rFonts w:ascii="Times New Roman" w:hAnsi="Times New Roman" w:cs="Times New Roman"/>
@@ -27480,25 +27046,7 @@
           <w:sz w:val="22"/>
           <w:szCs w:val="22"/>
         </w:rPr>
-        <w:t xml:space="preserve">maximum for each path and calculate the </w:t>
-      </w:r>
-      <w:proofErr w:type="gramStart"/>
-      <w:r>
-        <w:rPr>
-          <w:rFonts w:ascii="Times New Roman" w:hAnsi="Times New Roman" w:cs="Times New Roman"/>
-          <w:sz w:val="22"/>
-          <w:szCs w:val="22"/>
-        </w:rPr>
-        <w:t>mean</w:t>
-      </w:r>
-      <w:proofErr w:type="gramEnd"/>
-      <w:r>
-        <w:rPr>
-          <w:rFonts w:ascii="Times New Roman" w:hAnsi="Times New Roman" w:cs="Times New Roman"/>
-          <w:sz w:val="22"/>
-          <w:szCs w:val="22"/>
-        </w:rPr>
-        <w:t xml:space="preserve"> of this maximum:</w:t>
+        <w:t>maximum for each path and calculate the mean of this maximum:</w:t>
       </w:r>
     </w:p>
     <w:p>
@@ -27622,7 +27170,6 @@
         </w:rPr>
         <w:br/>
       </w:r>
-      <w:proofErr w:type="gramStart"/>
       <w:r>
         <w:rPr>
           <w:rStyle w:val="FunctionTok"/>
@@ -27640,7 +27187,6 @@
         <w:t>(</w:t>
       </w:r>
       <w:proofErr w:type="spellStart"/>
-      <w:proofErr w:type="gramEnd"/>
       <w:r>
         <w:rPr>
           <w:rStyle w:val="NormalTok"/>
@@ -27737,7 +27283,6 @@
         </w:rPr>
         <w:t xml:space="preserve"> </w:t>
       </w:r>
-      <w:proofErr w:type="gramStart"/>
       <w:r>
         <w:rPr>
           <w:rStyle w:val="FunctionTok"/>
@@ -27754,7 +27299,6 @@
         </w:rPr>
         <w:t>(</w:t>
       </w:r>
-      <w:proofErr w:type="gramEnd"/>
       <w:r>
         <w:rPr>
           <w:rStyle w:val="StringTok"/>
@@ -27860,7 +27404,6 @@
         </w:rPr>
         <w:t xml:space="preserve"> </w:t>
       </w:r>
-      <w:proofErr w:type="gramStart"/>
       <w:r>
         <w:rPr>
           <w:rStyle w:val="FunctionTok"/>
@@ -27877,7 +27420,6 @@
         </w:rPr>
         <w:t>(</w:t>
       </w:r>
-      <w:proofErr w:type="gramEnd"/>
       <w:r>
         <w:rPr>
           <w:rStyle w:val="StringTok"/>
@@ -28130,7 +27672,7 @@
     </w:p>
     <w:p>
       <w:pPr>
-        <w:pStyle w:val="Heading3"/>
+        <w:pStyle w:val="3"/>
         <w:spacing w:line="200" w:lineRule="atLeast"/>
         <w:rPr>
           <w:rFonts w:ascii="Times New Roman" w:hAnsi="Times New Roman" w:cs="Times New Roman"/>
@@ -29746,7 +29288,7 @@
     </w:p>
     <w:p>
       <w:pPr>
-        <w:pStyle w:val="BodyText"/>
+        <w:pStyle w:val="ae"/>
         <w:spacing w:line="200" w:lineRule="atLeast"/>
         <w:rPr>
           <w:rFonts w:ascii="Times New Roman" w:hAnsi="Times New Roman" w:cs="Times New Roman"/>
@@ -30986,16 +30528,7 @@
           <w:rFonts w:cs="Times New Roman"/>
           <w:szCs w:val="22"/>
         </w:rPr>
-        <w:t>(</w:t>
-      </w:r>
-      <w:proofErr w:type="gramStart"/>
-      <w:r>
-        <w:rPr>
-          <w:rStyle w:val="NormalTok"/>
-          <w:rFonts w:cs="Times New Roman"/>
-          <w:szCs w:val="22"/>
-        </w:rPr>
-        <w:t xml:space="preserve">tau) </w:t>
+        <w:t xml:space="preserve">(tau) </w:t>
       </w:r>
       <w:r>
         <w:rPr>
@@ -31003,16 +30536,7 @@
           <w:rFonts w:cs="Times New Roman"/>
           <w:szCs w:val="22"/>
         </w:rPr>
-        <w:t>#</w:t>
-      </w:r>
-      <w:proofErr w:type="gramEnd"/>
-      <w:r>
-        <w:rPr>
-          <w:rStyle w:val="CommentTok"/>
-          <w:rFonts w:cs="Times New Roman"/>
-          <w:szCs w:val="22"/>
-        </w:rPr>
-        <w:t xml:space="preserve"> median = 8, mean = 6.89</w:t>
+        <w:t># median = 8, mean = 6.89</w:t>
       </w:r>
     </w:p>
     <w:p>
@@ -31088,7 +30612,7 @@
     </w:p>
     <w:p>
       <w:pPr>
-        <w:pStyle w:val="Heading3"/>
+        <w:pStyle w:val="3"/>
         <w:spacing w:line="200" w:lineRule="atLeast"/>
         <w:rPr>
           <w:rFonts w:ascii="Times New Roman" w:hAnsi="Times New Roman" w:cs="Times New Roman"/>
@@ -31556,25 +31080,7 @@
           <w:sz w:val="22"/>
           <w:szCs w:val="22"/>
         </w:rPr>
-        <w:t xml:space="preserve"> is the future value. Hence this is equivalent to </w:t>
-      </w:r>
-      <w:proofErr w:type="gramStart"/>
-      <w:r>
-        <w:rPr>
-          <w:rFonts w:ascii="Times New Roman" w:hAnsi="Times New Roman" w:cs="Times New Roman"/>
-          <w:sz w:val="22"/>
-          <w:szCs w:val="22"/>
-        </w:rPr>
-        <w:t>find</w:t>
-      </w:r>
-      <w:proofErr w:type="gramEnd"/>
-      <w:r>
-        <w:rPr>
-          <w:rFonts w:ascii="Times New Roman" w:hAnsi="Times New Roman" w:cs="Times New Roman"/>
-          <w:sz w:val="22"/>
-          <w:szCs w:val="22"/>
-        </w:rPr>
-        <w:t xml:space="preserve"> the maximum value of the payoffs all through the exercisable times, i.e. </w:t>
+        <w:t xml:space="preserve"> is the future value. Hence this is equivalent to find the maximum value of the payoffs all through the exercisable times, i.e. </w:t>
       </w:r>
       <m:oMath>
         <m:r>
@@ -33197,16 +32703,7 @@
           <w:rFonts w:cs="Times New Roman"/>
           <w:szCs w:val="22"/>
         </w:rPr>
-        <w:t>tk_</w:t>
-      </w:r>
-      <w:proofErr w:type="gramStart"/>
-      <w:r>
-        <w:rPr>
-          <w:rStyle w:val="NormalTok"/>
-          <w:rFonts w:cs="Times New Roman"/>
-          <w:szCs w:val="22"/>
-        </w:rPr>
-        <w:t>payoff</w:t>
+        <w:t>tk_payoff</w:t>
       </w:r>
       <w:proofErr w:type="spellEnd"/>
       <w:r>
@@ -33217,7 +32714,6 @@
         </w:rPr>
         <w:t>[</w:t>
       </w:r>
-      <w:proofErr w:type="gramEnd"/>
       <w:r>
         <w:rPr>
           <w:rStyle w:val="DecValTok"/>
@@ -33275,7 +32771,6 @@
         </w:rPr>
         <w:t xml:space="preserve"> </w:t>
       </w:r>
-      <w:proofErr w:type="gramStart"/>
       <w:r>
         <w:rPr>
           <w:rStyle w:val="FunctionTok"/>
@@ -33293,7 +32788,6 @@
         <w:t>(</w:t>
       </w:r>
       <w:proofErr w:type="spellStart"/>
-      <w:proofErr w:type="gramEnd"/>
       <w:r>
         <w:rPr>
           <w:rStyle w:val="NormalTok"/>
@@ -33318,7 +32812,6 @@
         </w:rPr>
         <w:br/>
       </w:r>
-      <w:proofErr w:type="gramStart"/>
       <w:r>
         <w:rPr>
           <w:rStyle w:val="FunctionTok"/>
@@ -33335,7 +32828,6 @@
         </w:rPr>
         <w:t>(</w:t>
       </w:r>
-      <w:proofErr w:type="gramEnd"/>
       <w:r>
         <w:rPr>
           <w:rStyle w:val="StringTok"/>
@@ -33675,7 +33167,7 @@
     </w:p>
     <w:p>
       <w:pPr>
-        <w:pStyle w:val="Heading3"/>
+        <w:pStyle w:val="3"/>
         <w:spacing w:line="200" w:lineRule="atLeast"/>
         <w:rPr>
           <w:rFonts w:ascii="Times New Roman" w:hAnsi="Times New Roman" w:cs="Times New Roman"/>
@@ -33697,7 +33189,7 @@
     </w:p>
     <w:p>
       <w:pPr>
-        <w:pStyle w:val="Heading3"/>
+        <w:pStyle w:val="3"/>
         <w:spacing w:line="200" w:lineRule="atLeast"/>
         <w:rPr>
           <w:rFonts w:ascii="Times New Roman" w:hAnsi="Times New Roman" w:cs="Times New Roman"/>
@@ -33777,7 +33269,7 @@
     </w:p>
     <w:p>
       <w:pPr>
-        <w:pStyle w:val="Heading4"/>
+        <w:pStyle w:val="4"/>
         <w:spacing w:line="200" w:lineRule="atLeast"/>
         <w:rPr>
           <w:rFonts w:ascii="Times New Roman" w:hAnsi="Times New Roman" w:cs="Times New Roman"/>
@@ -33878,7 +33370,7 @@
     </w:p>
     <w:p>
       <w:pPr>
-        <w:pStyle w:val="BodyText"/>
+        <w:pStyle w:val="ae"/>
         <w:spacing w:line="200" w:lineRule="atLeast"/>
         <w:rPr>
           <w:rFonts w:ascii="Times New Roman" w:hAnsi="Times New Roman" w:cs="Times New Roman"/>
@@ -33938,7 +33430,7 @@
     </w:p>
     <w:p>
       <w:pPr>
-        <w:pStyle w:val="BodyText"/>
+        <w:pStyle w:val="ae"/>
         <w:spacing w:line="200" w:lineRule="atLeast"/>
         <w:rPr>
           <w:rFonts w:ascii="Times New Roman" w:hAnsi="Times New Roman" w:cs="Times New Roman"/>
@@ -34476,7 +33968,7 @@
     </w:p>
     <w:p>
       <w:pPr>
-        <w:pStyle w:val="BodyText"/>
+        <w:pStyle w:val="ae"/>
         <w:spacing w:line="200" w:lineRule="atLeast"/>
         <w:rPr>
           <w:rFonts w:ascii="Times New Roman" w:hAnsi="Times New Roman" w:cs="Times New Roman"/>
@@ -34513,7 +34005,7 @@
     </w:p>
     <w:p>
       <w:pPr>
-        <w:pStyle w:val="Heading4"/>
+        <w:pStyle w:val="4"/>
         <w:spacing w:line="200" w:lineRule="atLeast"/>
         <w:rPr>
           <w:rFonts w:ascii="Times New Roman" w:hAnsi="Times New Roman" w:cs="Times New Roman"/>
@@ -34593,7 +34085,7 @@
     </w:p>
     <w:p>
       <w:pPr>
-        <w:pStyle w:val="Heading4"/>
+        <w:pStyle w:val="4"/>
         <w:spacing w:line="200" w:lineRule="atLeast"/>
         <w:rPr>
           <w:rFonts w:ascii="Times New Roman" w:hAnsi="Times New Roman" w:cs="Times New Roman"/>
@@ -34969,7 +34461,7 @@
     </w:p>
     <w:p>
       <w:pPr>
-        <w:pStyle w:val="BodyText"/>
+        <w:pStyle w:val="ae"/>
         <w:spacing w:line="200" w:lineRule="atLeast"/>
         <w:rPr>
           <w:rFonts w:ascii="Times New Roman" w:hAnsi="Times New Roman" w:cs="Times New Roman"/>
@@ -35441,7 +34933,7 @@
     </w:p>
     <w:p>
       <w:pPr>
-        <w:pStyle w:val="Heading4"/>
+        <w:pStyle w:val="4"/>
         <w:spacing w:line="200" w:lineRule="atLeast"/>
         <w:rPr>
           <w:rFonts w:ascii="Times New Roman" w:hAnsi="Times New Roman" w:cs="Times New Roman"/>
@@ -35498,7 +34990,7 @@
     </w:p>
     <w:p>
       <w:pPr>
-        <w:pStyle w:val="BodyText"/>
+        <w:pStyle w:val="ae"/>
         <w:spacing w:line="200" w:lineRule="atLeast"/>
         <w:rPr>
           <w:rFonts w:ascii="Times New Roman" w:hAnsi="Times New Roman" w:cs="Times New Roman"/>
@@ -35906,7 +35398,7 @@
     </w:p>
     <w:p>
       <w:pPr>
-        <w:pStyle w:val="BodyText"/>
+        <w:pStyle w:val="ae"/>
         <w:spacing w:line="200" w:lineRule="atLeast"/>
         <w:rPr>
           <w:rFonts w:ascii="Times New Roman" w:hAnsi="Times New Roman" w:cs="Times New Roman"/>
@@ -36681,7 +36173,6 @@
         <w:t xml:space="preserve"> </w:t>
       </w:r>
       <w:proofErr w:type="spellStart"/>
-      <w:proofErr w:type="gramStart"/>
       <w:r>
         <w:rPr>
           <w:rStyle w:val="FunctionTok"/>
@@ -36700,7 +36191,6 @@
         <w:t>(</w:t>
       </w:r>
       <w:proofErr w:type="spellStart"/>
-      <w:proofErr w:type="gramEnd"/>
       <w:r>
         <w:rPr>
           <w:rStyle w:val="NormalTok"/>
@@ -38080,7 +37570,7 @@
     </w:p>
     <w:p>
       <w:pPr>
-        <w:pStyle w:val="Heading2"/>
+        <w:pStyle w:val="2"/>
         <w:rPr>
           <w:rFonts w:ascii="Times New Roman" w:hAnsi="Times New Roman" w:cs="Times New Roman"/>
           <w:sz w:val="22"/>
@@ -38100,7 +37590,7 @@
     </w:p>
     <w:p>
       <w:pPr>
-        <w:pStyle w:val="Heading3"/>
+        <w:pStyle w:val="3"/>
         <w:rPr>
           <w:rFonts w:ascii="Times New Roman" w:hAnsi="Times New Roman" w:cs="Times New Roman"/>
           <w:sz w:val="22"/>
@@ -41106,16 +40596,7 @@
           <w:rFonts w:cs="Times New Roman"/>
           <w:szCs w:val="22"/>
         </w:rPr>
-        <w:t>all_</w:t>
-      </w:r>
-      <w:proofErr w:type="gramStart"/>
-      <w:r>
-        <w:rPr>
-          <w:rStyle w:val="NormalTok"/>
-          <w:rFonts w:cs="Times New Roman"/>
-          <w:szCs w:val="22"/>
-        </w:rPr>
-        <w:t>results</w:t>
+        <w:t>all_results</w:t>
       </w:r>
       <w:proofErr w:type="spellEnd"/>
       <w:r>
@@ -41124,16 +40605,7 @@
           <w:rFonts w:cs="Times New Roman"/>
           <w:szCs w:val="22"/>
         </w:rPr>
-        <w:t>[</w:t>
-      </w:r>
-      <w:proofErr w:type="gramEnd"/>
-      <w:r>
-        <w:rPr>
-          <w:rStyle w:val="NormalTok"/>
-          <w:rFonts w:cs="Times New Roman"/>
-          <w:szCs w:val="22"/>
-        </w:rPr>
-        <w:t>,</w:t>
+        <w:t>[,</w:t>
       </w:r>
       <w:r>
         <w:rPr>
@@ -41158,7 +40630,6 @@
         </w:rPr>
         <w:br/>
       </w:r>
-      <w:proofErr w:type="gramStart"/>
       <w:r>
         <w:rPr>
           <w:rStyle w:val="FunctionTok"/>
@@ -41175,7 +40646,6 @@
         </w:rPr>
         <w:t>(</w:t>
       </w:r>
-      <w:proofErr w:type="gramEnd"/>
       <w:r>
         <w:rPr>
           <w:rStyle w:val="StringTok"/>
@@ -41226,7 +40696,6 @@
         </w:rPr>
         <w:t xml:space="preserve">, </w:t>
       </w:r>
-      <w:proofErr w:type="gramStart"/>
       <w:r>
         <w:rPr>
           <w:rStyle w:val="FunctionTok"/>
@@ -41241,16 +40710,7 @@
           <w:rFonts w:cs="Times New Roman"/>
           <w:szCs w:val="22"/>
         </w:rPr>
-        <w:t>(</w:t>
-      </w:r>
-      <w:proofErr w:type="gramEnd"/>
-      <w:r>
-        <w:rPr>
-          <w:rStyle w:val="NormalTok"/>
-          <w:rFonts w:cs="Times New Roman"/>
-          <w:szCs w:val="22"/>
-        </w:rPr>
-        <w:t xml:space="preserve">avg_p1, </w:t>
+        <w:t xml:space="preserve">(avg_p1, </w:t>
       </w:r>
       <w:r>
         <w:rPr>
@@ -41360,7 +40820,6 @@
         </w:rPr>
         <w:t xml:space="preserve">, </w:t>
       </w:r>
-      <w:proofErr w:type="gramStart"/>
       <w:r>
         <w:rPr>
           <w:rStyle w:val="FunctionTok"/>
@@ -41375,16 +40834,7 @@
           <w:rFonts w:cs="Times New Roman"/>
           <w:szCs w:val="22"/>
         </w:rPr>
-        <w:t>(</w:t>
-      </w:r>
-      <w:proofErr w:type="gramEnd"/>
-      <w:r>
-        <w:rPr>
-          <w:rStyle w:val="NormalTok"/>
-          <w:rFonts w:cs="Times New Roman"/>
-          <w:szCs w:val="22"/>
-        </w:rPr>
-        <w:t xml:space="preserve">avg_p2, </w:t>
+        <w:t xml:space="preserve">(avg_p2, </w:t>
       </w:r>
       <w:r>
         <w:rPr>
@@ -41484,7 +40934,7 @@
     </w:p>
     <w:p>
       <w:pPr>
-        <w:pStyle w:val="Heading3"/>
+        <w:pStyle w:val="3"/>
         <w:rPr>
           <w:rFonts w:ascii="Times New Roman" w:hAnsi="Times New Roman" w:cs="Times New Roman"/>
           <w:sz w:val="22"/>
@@ -44822,16 +44272,7 @@
           <w:rFonts w:cs="Times New Roman"/>
           <w:szCs w:val="22"/>
         </w:rPr>
-        <w:t>"%</w:t>
-      </w:r>
-      <w:proofErr w:type="gramStart"/>
-      <w:r>
-        <w:rPr>
-          <w:rStyle w:val="StringTok"/>
-          <w:rFonts w:cs="Times New Roman"/>
-          <w:szCs w:val="22"/>
-        </w:rPr>
-        <w:t>"</w:t>
+        <w:t>"%"</w:t>
       </w:r>
       <w:r>
         <w:rPr>
@@ -44841,7 +44282,6 @@
         </w:rPr>
         <w:t>)}</w:t>
       </w:r>
-      <w:proofErr w:type="gramEnd"/>
     </w:p>
     <w:p>
       <w:pPr>
@@ -44882,25 +44322,37 @@
           <w:rFonts w:cs="Times New Roman"/>
           <w:szCs w:val="22"/>
         </w:rPr>
-        <w:t xml:space="preserve"> </w:t>
-      </w:r>
-      <w:proofErr w:type="gramStart"/>
+        <w:t xml:space="preserve"> 0.294 ,  70.9 %</w:t>
+      </w:r>
+      <w:r>
+        <w:rPr>
+          <w:rFonts w:cs="Times New Roman"/>
+          <w:szCs w:val="22"/>
+        </w:rPr>
+        <w:br/>
+      </w:r>
       <w:r>
         <w:rPr>
           <w:rStyle w:val="VerbatimChar"/>
           <w:rFonts w:cs="Times New Roman"/>
           <w:szCs w:val="22"/>
         </w:rPr>
-        <w:t>0.294 ,</w:t>
-      </w:r>
-      <w:proofErr w:type="gramEnd"/>
+        <w:t>## Card 2 : 0.518 ,  63.4 %</w:t>
+      </w:r>
+      <w:r>
+        <w:rPr>
+          <w:rFonts w:cs="Times New Roman"/>
+          <w:szCs w:val="22"/>
+        </w:rPr>
+        <w:br/>
+      </w:r>
       <w:r>
         <w:rPr>
           <w:rStyle w:val="VerbatimChar"/>
           <w:rFonts w:cs="Times New Roman"/>
           <w:szCs w:val="22"/>
         </w:rPr>
-        <w:t xml:space="preserve">  70.9 %</w:t>
+        <w:t>## Card 3 : 0.4087 ,  56.6 %</w:t>
       </w:r>
       <w:r>
         <w:rPr>
@@ -44915,349 +44367,67 @@
           <w:rFonts w:cs="Times New Roman"/>
           <w:szCs w:val="22"/>
         </w:rPr>
-        <w:t xml:space="preserve">## Card </w:t>
-      </w:r>
-      <w:proofErr w:type="gramStart"/>
+        <w:t>## Card 4 : 0.2018 ,  50 %</w:t>
+      </w:r>
+      <w:r>
+        <w:rPr>
+          <w:rFonts w:cs="Times New Roman"/>
+          <w:szCs w:val="22"/>
+        </w:rPr>
+        <w:br/>
+      </w:r>
       <w:r>
         <w:rPr>
           <w:rStyle w:val="VerbatimChar"/>
           <w:rFonts w:cs="Times New Roman"/>
           <w:szCs w:val="22"/>
         </w:rPr>
-        <w:t>2 :</w:t>
-      </w:r>
-      <w:proofErr w:type="gramEnd"/>
+        <w:t>## Card 5 : -0.0165 ,  43.9 %</w:t>
+      </w:r>
+      <w:r>
+        <w:rPr>
+          <w:rFonts w:cs="Times New Roman"/>
+          <w:szCs w:val="22"/>
+        </w:rPr>
+        <w:br/>
+      </w:r>
       <w:r>
         <w:rPr>
           <w:rStyle w:val="VerbatimChar"/>
           <w:rFonts w:cs="Times New Roman"/>
           <w:szCs w:val="22"/>
         </w:rPr>
-        <w:t xml:space="preserve"> </w:t>
-      </w:r>
-      <w:proofErr w:type="gramStart"/>
+        <w:t>## Card 6 : -0.2471 ,  37.4 %</w:t>
+      </w:r>
+      <w:r>
+        <w:rPr>
+          <w:rFonts w:cs="Times New Roman"/>
+          <w:szCs w:val="22"/>
+        </w:rPr>
+        <w:br/>
+      </w:r>
       <w:r>
         <w:rPr>
           <w:rStyle w:val="VerbatimChar"/>
           <w:rFonts w:cs="Times New Roman"/>
           <w:szCs w:val="22"/>
         </w:rPr>
-        <w:t>0.518 ,</w:t>
-      </w:r>
-      <w:proofErr w:type="gramEnd"/>
+        <w:t>## Card 7 : -0.4956 ,  30.5 %</w:t>
+      </w:r>
+      <w:r>
+        <w:rPr>
+          <w:rFonts w:cs="Times New Roman"/>
+          <w:szCs w:val="22"/>
+        </w:rPr>
+        <w:br/>
+      </w:r>
       <w:r>
         <w:rPr>
           <w:rStyle w:val="VerbatimChar"/>
           <w:rFonts w:cs="Times New Roman"/>
           <w:szCs w:val="22"/>
         </w:rPr>
-        <w:t xml:space="preserve">  63.4 %</w:t>
-      </w:r>
-      <w:r>
-        <w:rPr>
-          <w:rFonts w:cs="Times New Roman"/>
-          <w:szCs w:val="22"/>
-        </w:rPr>
-        <w:br/>
-      </w:r>
-      <w:r>
-        <w:rPr>
-          <w:rStyle w:val="VerbatimChar"/>
-          <w:rFonts w:cs="Times New Roman"/>
-          <w:szCs w:val="22"/>
-        </w:rPr>
-        <w:t xml:space="preserve">## Card </w:t>
-      </w:r>
-      <w:proofErr w:type="gramStart"/>
-      <w:r>
-        <w:rPr>
-          <w:rStyle w:val="VerbatimChar"/>
-          <w:rFonts w:cs="Times New Roman"/>
-          <w:szCs w:val="22"/>
-        </w:rPr>
-        <w:t>3 :</w:t>
-      </w:r>
-      <w:proofErr w:type="gramEnd"/>
-      <w:r>
-        <w:rPr>
-          <w:rStyle w:val="VerbatimChar"/>
-          <w:rFonts w:cs="Times New Roman"/>
-          <w:szCs w:val="22"/>
-        </w:rPr>
-        <w:t xml:space="preserve"> </w:t>
-      </w:r>
-      <w:proofErr w:type="gramStart"/>
-      <w:r>
-        <w:rPr>
-          <w:rStyle w:val="VerbatimChar"/>
-          <w:rFonts w:cs="Times New Roman"/>
-          <w:szCs w:val="22"/>
-        </w:rPr>
-        <w:t>0.4087 ,</w:t>
-      </w:r>
-      <w:proofErr w:type="gramEnd"/>
-      <w:r>
-        <w:rPr>
-          <w:rStyle w:val="VerbatimChar"/>
-          <w:rFonts w:cs="Times New Roman"/>
-          <w:szCs w:val="22"/>
-        </w:rPr>
-        <w:t xml:space="preserve">  56.6 %</w:t>
-      </w:r>
-      <w:r>
-        <w:rPr>
-          <w:rFonts w:cs="Times New Roman"/>
-          <w:szCs w:val="22"/>
-        </w:rPr>
-        <w:br/>
-      </w:r>
-      <w:r>
-        <w:rPr>
-          <w:rStyle w:val="VerbatimChar"/>
-          <w:rFonts w:cs="Times New Roman"/>
-          <w:szCs w:val="22"/>
-        </w:rPr>
-        <w:t xml:space="preserve">## Card </w:t>
-      </w:r>
-      <w:proofErr w:type="gramStart"/>
-      <w:r>
-        <w:rPr>
-          <w:rStyle w:val="VerbatimChar"/>
-          <w:rFonts w:cs="Times New Roman"/>
-          <w:szCs w:val="22"/>
-        </w:rPr>
-        <w:t>4 :</w:t>
-      </w:r>
-      <w:proofErr w:type="gramEnd"/>
-      <w:r>
-        <w:rPr>
-          <w:rStyle w:val="VerbatimChar"/>
-          <w:rFonts w:cs="Times New Roman"/>
-          <w:szCs w:val="22"/>
-        </w:rPr>
-        <w:t xml:space="preserve"> </w:t>
-      </w:r>
-      <w:proofErr w:type="gramStart"/>
-      <w:r>
-        <w:rPr>
-          <w:rStyle w:val="VerbatimChar"/>
-          <w:rFonts w:cs="Times New Roman"/>
-          <w:szCs w:val="22"/>
-        </w:rPr>
-        <w:t>0.2018 ,</w:t>
-      </w:r>
-      <w:proofErr w:type="gramEnd"/>
-      <w:r>
-        <w:rPr>
-          <w:rStyle w:val="VerbatimChar"/>
-          <w:rFonts w:cs="Times New Roman"/>
-          <w:szCs w:val="22"/>
-        </w:rPr>
-        <w:t xml:space="preserve">  50 %</w:t>
-      </w:r>
-      <w:r>
-        <w:rPr>
-          <w:rFonts w:cs="Times New Roman"/>
-          <w:szCs w:val="22"/>
-        </w:rPr>
-        <w:br/>
-      </w:r>
-      <w:r>
-        <w:rPr>
-          <w:rStyle w:val="VerbatimChar"/>
-          <w:rFonts w:cs="Times New Roman"/>
-          <w:szCs w:val="22"/>
-        </w:rPr>
-        <w:t xml:space="preserve">## Card </w:t>
-      </w:r>
-      <w:proofErr w:type="gramStart"/>
-      <w:r>
-        <w:rPr>
-          <w:rStyle w:val="VerbatimChar"/>
-          <w:rFonts w:cs="Times New Roman"/>
-          <w:szCs w:val="22"/>
-        </w:rPr>
-        <w:t>5 :</w:t>
-      </w:r>
-      <w:proofErr w:type="gramEnd"/>
-      <w:r>
-        <w:rPr>
-          <w:rStyle w:val="VerbatimChar"/>
-          <w:rFonts w:cs="Times New Roman"/>
-          <w:szCs w:val="22"/>
-        </w:rPr>
-        <w:t xml:space="preserve"> -0.</w:t>
-      </w:r>
-      <w:proofErr w:type="gramStart"/>
-      <w:r>
-        <w:rPr>
-          <w:rStyle w:val="VerbatimChar"/>
-          <w:rFonts w:cs="Times New Roman"/>
-          <w:szCs w:val="22"/>
-        </w:rPr>
-        <w:t>0165 ,</w:t>
-      </w:r>
-      <w:proofErr w:type="gramEnd"/>
-      <w:r>
-        <w:rPr>
-          <w:rStyle w:val="VerbatimChar"/>
-          <w:rFonts w:cs="Times New Roman"/>
-          <w:szCs w:val="22"/>
-        </w:rPr>
-        <w:t xml:space="preserve">  43.9 %</w:t>
-      </w:r>
-      <w:r>
-        <w:rPr>
-          <w:rFonts w:cs="Times New Roman"/>
-          <w:szCs w:val="22"/>
-        </w:rPr>
-        <w:br/>
-      </w:r>
-      <w:r>
-        <w:rPr>
-          <w:rStyle w:val="VerbatimChar"/>
-          <w:rFonts w:cs="Times New Roman"/>
-          <w:szCs w:val="22"/>
-        </w:rPr>
-        <w:t xml:space="preserve">## Card </w:t>
-      </w:r>
-      <w:proofErr w:type="gramStart"/>
-      <w:r>
-        <w:rPr>
-          <w:rStyle w:val="VerbatimChar"/>
-          <w:rFonts w:cs="Times New Roman"/>
-          <w:szCs w:val="22"/>
-        </w:rPr>
-        <w:t>6 :</w:t>
-      </w:r>
-      <w:proofErr w:type="gramEnd"/>
-      <w:r>
-        <w:rPr>
-          <w:rStyle w:val="VerbatimChar"/>
-          <w:rFonts w:cs="Times New Roman"/>
-          <w:szCs w:val="22"/>
-        </w:rPr>
-        <w:t xml:space="preserve"> -0.</w:t>
-      </w:r>
-      <w:proofErr w:type="gramStart"/>
-      <w:r>
-        <w:rPr>
-          <w:rStyle w:val="VerbatimChar"/>
-          <w:rFonts w:cs="Times New Roman"/>
-          <w:szCs w:val="22"/>
-        </w:rPr>
-        <w:t>2471 ,</w:t>
-      </w:r>
-      <w:proofErr w:type="gramEnd"/>
-      <w:r>
-        <w:rPr>
-          <w:rStyle w:val="VerbatimChar"/>
-          <w:rFonts w:cs="Times New Roman"/>
-          <w:szCs w:val="22"/>
-        </w:rPr>
-        <w:t xml:space="preserve">  37.4 %</w:t>
-      </w:r>
-      <w:r>
-        <w:rPr>
-          <w:rFonts w:cs="Times New Roman"/>
-          <w:szCs w:val="22"/>
-        </w:rPr>
-        <w:br/>
-      </w:r>
-      <w:r>
-        <w:rPr>
-          <w:rStyle w:val="VerbatimChar"/>
-          <w:rFonts w:cs="Times New Roman"/>
-          <w:szCs w:val="22"/>
-        </w:rPr>
-        <w:t xml:space="preserve">## Card </w:t>
-      </w:r>
-      <w:proofErr w:type="gramStart"/>
-      <w:r>
-        <w:rPr>
-          <w:rStyle w:val="VerbatimChar"/>
-          <w:rFonts w:cs="Times New Roman"/>
-          <w:szCs w:val="22"/>
-        </w:rPr>
-        <w:t>7 :</w:t>
-      </w:r>
-      <w:proofErr w:type="gramEnd"/>
-      <w:r>
-        <w:rPr>
-          <w:rStyle w:val="VerbatimChar"/>
-          <w:rFonts w:cs="Times New Roman"/>
-          <w:szCs w:val="22"/>
-        </w:rPr>
-        <w:t xml:space="preserve"> -0.</w:t>
-      </w:r>
-      <w:proofErr w:type="gramStart"/>
-      <w:r>
-        <w:rPr>
-          <w:rStyle w:val="VerbatimChar"/>
-          <w:rFonts w:cs="Times New Roman"/>
-          <w:szCs w:val="22"/>
-        </w:rPr>
-        <w:t>4956 ,</w:t>
-      </w:r>
-      <w:proofErr w:type="gramEnd"/>
-      <w:r>
-        <w:rPr>
-          <w:rStyle w:val="VerbatimChar"/>
-          <w:rFonts w:cs="Times New Roman"/>
-          <w:szCs w:val="22"/>
-        </w:rPr>
-        <w:t xml:space="preserve">  30.5 %</w:t>
-      </w:r>
-      <w:r>
-        <w:rPr>
-          <w:rFonts w:cs="Times New Roman"/>
-          <w:szCs w:val="22"/>
-        </w:rPr>
-        <w:br/>
-      </w:r>
-      <w:r>
-        <w:rPr>
-          <w:rStyle w:val="VerbatimChar"/>
-          <w:rFonts w:cs="Times New Roman"/>
-          <w:szCs w:val="22"/>
-        </w:rPr>
-        <w:t xml:space="preserve">## Card </w:t>
-      </w:r>
-      <w:proofErr w:type="gramStart"/>
-      <w:r>
-        <w:rPr>
-          <w:rStyle w:val="VerbatimChar"/>
-          <w:rFonts w:cs="Times New Roman"/>
-          <w:szCs w:val="22"/>
-        </w:rPr>
-        <w:t>8 :</w:t>
-      </w:r>
-      <w:proofErr w:type="gramEnd"/>
-      <w:r>
-        <w:rPr>
-          <w:rStyle w:val="VerbatimChar"/>
-          <w:rFonts w:cs="Times New Roman"/>
-          <w:szCs w:val="22"/>
-        </w:rPr>
-        <w:t xml:space="preserve"> -0.</w:t>
-      </w:r>
-      <w:proofErr w:type="gramStart"/>
-      <w:r>
-        <w:rPr>
-          <w:rStyle w:val="VerbatimChar"/>
-          <w:rFonts w:cs="Times New Roman"/>
-          <w:szCs w:val="22"/>
-        </w:rPr>
-        <w:t>747 ,</w:t>
-      </w:r>
-      <w:proofErr w:type="gramEnd"/>
-      <w:r>
-        <w:rPr>
-          <w:rStyle w:val="VerbatimChar"/>
-          <w:rFonts w:cs="Times New Roman"/>
-          <w:szCs w:val="22"/>
-        </w:rPr>
-        <w:t xml:space="preserve">  23.5 %</w:t>
+        <w:t>## Card 8 : -0.747 ,  23.5 %</w:t>
       </w:r>
     </w:p>
     <w:p>
@@ -45369,7 +44539,6 @@
         </w:rPr>
         <w:br/>
       </w:r>
-      <w:proofErr w:type="gramStart"/>
       <w:r>
         <w:rPr>
           <w:rStyle w:val="FunctionTok"/>
@@ -45386,7 +44555,6 @@
         </w:rPr>
         <w:t>(</w:t>
       </w:r>
-      <w:proofErr w:type="gramEnd"/>
       <w:r>
         <w:rPr>
           <w:rStyle w:val="StringTok"/>
@@ -45716,18 +44884,8 @@
           <w:rFonts w:cs="Times New Roman"/>
           <w:szCs w:val="22"/>
         </w:rPr>
-        <w:t xml:space="preserve">## The fair game had an expected value of around 0, so this is </w:t>
-      </w:r>
-      <w:proofErr w:type="gramStart"/>
-      <w:r>
-        <w:rPr>
-          <w:rStyle w:val="VerbatimChar"/>
-          <w:rFonts w:cs="Times New Roman"/>
-          <w:szCs w:val="22"/>
-        </w:rPr>
-        <w:t>definitely better</w:t>
-      </w:r>
-      <w:proofErr w:type="gramEnd"/>
+        <w:t>## The fair game had an expected value of around 0, so this is definitely better</w:t>
+      </w:r>
     </w:p>
     <w:p>
       <w:pPr>
@@ -45949,7 +45107,7 @@
 </file>
 
 <file path=word/numbering.xml><?xml version="1.0" encoding="utf-8"?>
-<w:numbering xmlns:wpc="http://schemas.microsoft.com/office/word/2010/wordprocessingCanvas" xmlns:cx="http://schemas.microsoft.com/office/drawing/2014/chartex" xmlns:cx1="http://schemas.microsoft.com/office/drawing/2015/9/8/chartex" xmlns:cx2="http://schemas.microsoft.com/office/drawing/2015/10/21/chartex" xmlns:cx3="http://schemas.microsoft.com/office/drawing/2016/5/9/chartex" xmlns:cx4="http://schemas.microsoft.com/office/drawing/2016/5/10/chartex" xmlns:cx5="http://schemas.microsoft.com/office/drawing/2016/5/11/chartex" xmlns:cx6="http://schemas.microsoft.com/office/drawing/2016/5/12/chartex" xmlns:cx7="http://schemas.microsoft.com/office/drawing/2016/5/13/chartex" xmlns:cx8="http://schemas.microsoft.com/office/drawing/2016/5/14/chartex" xmlns:mc="http://schemas.openxmlformats.org/markup-compatibility/2006" xmlns:aink="http://schemas.microsoft.com/office/drawing/2016/ink" xmlns:am3d="http://schemas.microsoft.com/office/drawing/2017/model3d" xmlns:o="urn:schemas-microsoft-com:office:office" xmlns:oel="http://schemas.microsoft.com/office/2019/extlst" xmlns:r="http://schemas.openxmlformats.org/officeDocument/2006/relationships" xmlns:m="http://schemas.openxmlformats.org/officeDocument/2006/math" xmlns:v="urn:schemas-microsoft-com:vml" xmlns:wp14="http://schemas.microsoft.com/office/word/2010/wordprocessingDrawing" xmlns:wp="http://schemas.openxmlformats.org/drawingml/2006/wordprocessingDrawing" xmlns:w10="urn:schemas-microsoft-com:office:word" xmlns:w="http://schemas.openxmlformats.org/wordprocessingml/2006/main" xmlns:w14="http://schemas.microsoft.com/office/word/2010/wordml" xmlns:w15="http://schemas.microsoft.com/office/word/2012/wordml" xmlns:w16cex="http://schemas.microsoft.com/office/word/2018/wordml/cex" xmlns:w16cid="http://schemas.microsoft.com/office/word/2016/wordml/cid" xmlns:w16="http://schemas.microsoft.com/office/word/2018/wordml" xmlns:w16du="http://schemas.microsoft.com/office/word/2023/wordml/word16du" xmlns:w16sdtdh="http://schemas.microsoft.com/office/word/2020/wordml/sdtdatahash" xmlns:w16sdtfl="http://schemas.microsoft.com/office/word/2024/wordml/sdtformatlock" xmlns:w16se="http://schemas.microsoft.com/office/word/2015/wordml/symex" xmlns:wpg="http://schemas.microsoft.com/office/word/2010/wordprocessingGroup" xmlns:wpi="http://schemas.microsoft.com/office/word/2010/wordprocessingInk" xmlns:wne="http://schemas.microsoft.com/office/word/2006/wordml" xmlns:wps="http://schemas.microsoft.com/office/word/2010/wordprocessingShape" mc:Ignorable="w14 w15 w16se w16cid w16 w16cex w16sdtdh w16sdtfl w16du wp14">
+<w:numbering xmlns:wpc="http://schemas.microsoft.com/office/word/2010/wordprocessingCanvas" xmlns:cx="http://schemas.microsoft.com/office/drawing/2014/chartex" xmlns:cx1="http://schemas.microsoft.com/office/drawing/2015/9/8/chartex" xmlns:cx2="http://schemas.microsoft.com/office/drawing/2015/10/21/chartex" xmlns:cx3="http://schemas.microsoft.com/office/drawing/2016/5/9/chartex" xmlns:cx4="http://schemas.microsoft.com/office/drawing/2016/5/10/chartex" xmlns:cx5="http://schemas.microsoft.com/office/drawing/2016/5/11/chartex" xmlns:cx6="http://schemas.microsoft.com/office/drawing/2016/5/12/chartex" xmlns:cx7="http://schemas.microsoft.com/office/drawing/2016/5/13/chartex" xmlns:cx8="http://schemas.microsoft.com/office/drawing/2016/5/14/chartex" xmlns:mc="http://schemas.openxmlformats.org/markup-compatibility/2006" xmlns:aink="http://schemas.microsoft.com/office/drawing/2016/ink" xmlns:am3d="http://schemas.microsoft.com/office/drawing/2017/model3d" xmlns:o="urn:schemas-microsoft-com:office:office" xmlns:oel="http://schemas.microsoft.com/office/2019/extlst" xmlns:r="http://schemas.openxmlformats.org/officeDocument/2006/relationships" xmlns:m="http://schemas.openxmlformats.org/officeDocument/2006/math" xmlns:v="urn:schemas-microsoft-com:vml" xmlns:wp14="http://schemas.microsoft.com/office/word/2010/wordprocessingDrawing" xmlns:wp="http://schemas.openxmlformats.org/drawingml/2006/wordprocessingDrawing" xmlns:w10="urn:schemas-microsoft-com:office:word" xmlns:w="http://schemas.openxmlformats.org/wordprocessingml/2006/main" xmlns:w14="http://schemas.microsoft.com/office/word/2010/wordml" xmlns:w15="http://schemas.microsoft.com/office/word/2012/wordml" xmlns:w16cex="http://schemas.microsoft.com/office/word/2018/wordml/cex" xmlns:w16cid="http://schemas.microsoft.com/office/word/2016/wordml/cid" xmlns:w16="http://schemas.microsoft.com/office/word/2018/wordml" xmlns:w16du="http://schemas.microsoft.com/office/word/2023/wordml/word16du" xmlns:w16sdtdh="http://schemas.microsoft.com/office/word/2020/wordml/sdtdatahash" xmlns:w16se="http://schemas.microsoft.com/office/word/2015/wordml/symex" xmlns:wpg="http://schemas.microsoft.com/office/word/2010/wordprocessingGroup" xmlns:wpi="http://schemas.microsoft.com/office/word/2010/wordprocessingInk" xmlns:wne="http://schemas.microsoft.com/office/word/2006/wordml" xmlns:wps="http://schemas.microsoft.com/office/word/2010/wordprocessingShape" mc:Ignorable="w14 w15 w16se w16cid w16 w16cex w16sdtdh w16du wp14">
   <w:abstractNum w:abstractNumId="0" w15:restartNumberingAfterBreak="0">
     <w:nsid w:val="0000A991"/>
     <w:multiLevelType w:val="multilevel"/>
@@ -46177,7 +45335,7 @@
 </file>
 
 <file path=word/styles.xml><?xml version="1.0" encoding="utf-8"?>
-<w:styles xmlns:mc="http://schemas.openxmlformats.org/markup-compatibility/2006" xmlns:r="http://schemas.openxmlformats.org/officeDocument/2006/relationships" xmlns:w="http://schemas.openxmlformats.org/wordprocessingml/2006/main" xmlns:w14="http://schemas.microsoft.com/office/word/2010/wordml" xmlns:w15="http://schemas.microsoft.com/office/word/2012/wordml" xmlns:w16cex="http://schemas.microsoft.com/office/word/2018/wordml/cex" xmlns:w16cid="http://schemas.microsoft.com/office/word/2016/wordml/cid" xmlns:w16="http://schemas.microsoft.com/office/word/2018/wordml" xmlns:w16du="http://schemas.microsoft.com/office/word/2023/wordml/word16du" xmlns:w16sdtdh="http://schemas.microsoft.com/office/word/2020/wordml/sdtdatahash" xmlns:w16sdtfl="http://schemas.microsoft.com/office/word/2024/wordml/sdtformatlock" xmlns:w16se="http://schemas.microsoft.com/office/word/2015/wordml/symex" mc:Ignorable="w14 w15 w16se w16cid w16 w16cex w16sdtdh w16sdtfl w16du">
+<w:styles xmlns:mc="http://schemas.openxmlformats.org/markup-compatibility/2006" xmlns:r="http://schemas.openxmlformats.org/officeDocument/2006/relationships" xmlns:w="http://schemas.openxmlformats.org/wordprocessingml/2006/main" xmlns:w14="http://schemas.microsoft.com/office/word/2010/wordml" xmlns:w15="http://schemas.microsoft.com/office/word/2012/wordml" xmlns:w16cex="http://schemas.microsoft.com/office/word/2018/wordml/cex" xmlns:w16cid="http://schemas.microsoft.com/office/word/2016/wordml/cid" xmlns:w16="http://schemas.microsoft.com/office/word/2018/wordml" xmlns:w16du="http://schemas.microsoft.com/office/word/2023/wordml/word16du" xmlns:w16sdtdh="http://schemas.microsoft.com/office/word/2020/wordml/sdtdatahash" xmlns:w16se="http://schemas.microsoft.com/office/word/2015/wordml/symex" mc:Ignorable="w14 w15 w16se w16cid w16 w16cex w16sdtdh w16du">
   <w:docDefaults>
     <w:rPrDefault>
       <w:rPr>
@@ -46568,7 +45726,7 @@
     <w:lsdException w:name="Unresolved Mention" w:semiHidden="1" w:unhideWhenUsed="1"/>
     <w:lsdException w:name="Smart Link" w:semiHidden="1" w:unhideWhenUsed="1"/>
   </w:latentStyles>
-  <w:style w:type="paragraph" w:default="1" w:styleId="Normal">
+  <w:style w:type="paragraph" w:default="1" w:styleId="a">
     <w:name w:val="Normal"/>
     <w:qFormat/>
     <w:pPr>
@@ -46579,11 +45737,11 @@
       <w:lang w:val="en-GB"/>
     </w:rPr>
   </w:style>
-  <w:style w:type="paragraph" w:styleId="Heading1">
+  <w:style w:type="paragraph" w:styleId="1">
     <w:name w:val="heading 1"/>
-    <w:basedOn w:val="Normal"/>
-    <w:next w:val="Normal"/>
-    <w:link w:val="Heading1Char"/>
+    <w:basedOn w:val="a"/>
+    <w:next w:val="a"/>
+    <w:link w:val="10"/>
     <w:uiPriority w:val="9"/>
     <w:qFormat/>
     <w:rsid w:val="004A7D30"/>
@@ -46600,11 +45758,11 @@
       <w:szCs w:val="48"/>
     </w:rPr>
   </w:style>
-  <w:style w:type="paragraph" w:styleId="Heading2">
+  <w:style w:type="paragraph" w:styleId="2">
     <w:name w:val="heading 2"/>
-    <w:basedOn w:val="Normal"/>
-    <w:next w:val="Normal"/>
-    <w:link w:val="Heading2Char"/>
+    <w:basedOn w:val="a"/>
+    <w:next w:val="a"/>
+    <w:link w:val="20"/>
     <w:uiPriority w:val="9"/>
     <w:semiHidden/>
     <w:unhideWhenUsed/>
@@ -46623,11 +45781,11 @@
       <w:szCs w:val="40"/>
     </w:rPr>
   </w:style>
-  <w:style w:type="paragraph" w:styleId="Heading3">
+  <w:style w:type="paragraph" w:styleId="3">
     <w:name w:val="heading 3"/>
-    <w:basedOn w:val="Normal"/>
-    <w:next w:val="Normal"/>
-    <w:link w:val="Heading3Char"/>
+    <w:basedOn w:val="a"/>
+    <w:next w:val="a"/>
+    <w:link w:val="30"/>
     <w:uiPriority w:val="9"/>
     <w:semiHidden/>
     <w:unhideWhenUsed/>
@@ -46646,11 +45804,11 @@
       <w:szCs w:val="32"/>
     </w:rPr>
   </w:style>
-  <w:style w:type="paragraph" w:styleId="Heading4">
+  <w:style w:type="paragraph" w:styleId="4">
     <w:name w:val="heading 4"/>
-    <w:basedOn w:val="Normal"/>
-    <w:next w:val="Normal"/>
-    <w:link w:val="Heading4Char"/>
+    <w:basedOn w:val="a"/>
+    <w:next w:val="a"/>
+    <w:link w:val="40"/>
     <w:uiPriority w:val="9"/>
     <w:semiHidden/>
     <w:unhideWhenUsed/>
@@ -46669,11 +45827,11 @@
       <w:szCs w:val="28"/>
     </w:rPr>
   </w:style>
-  <w:style w:type="paragraph" w:styleId="Heading5">
+  <w:style w:type="paragraph" w:styleId="5">
     <w:name w:val="heading 5"/>
-    <w:basedOn w:val="Normal"/>
-    <w:next w:val="Normal"/>
-    <w:link w:val="Heading5Char"/>
+    <w:basedOn w:val="a"/>
+    <w:next w:val="a"/>
+    <w:link w:val="50"/>
     <w:uiPriority w:val="9"/>
     <w:semiHidden/>
     <w:unhideWhenUsed/>
@@ -46691,11 +45849,11 @@
       <w:sz w:val="24"/>
     </w:rPr>
   </w:style>
-  <w:style w:type="paragraph" w:styleId="Heading6">
+  <w:style w:type="paragraph" w:styleId="6">
     <w:name w:val="heading 6"/>
-    <w:basedOn w:val="Normal"/>
-    <w:next w:val="Normal"/>
-    <w:link w:val="Heading6Char"/>
+    <w:basedOn w:val="a"/>
+    <w:next w:val="a"/>
+    <w:link w:val="60"/>
     <w:uiPriority w:val="9"/>
     <w:semiHidden/>
     <w:unhideWhenUsed/>
@@ -46714,11 +45872,11 @@
       <w:color w:val="0F4761" w:themeColor="accent1" w:themeShade="BF"/>
     </w:rPr>
   </w:style>
-  <w:style w:type="paragraph" w:styleId="Heading7">
+  <w:style w:type="paragraph" w:styleId="7">
     <w:name w:val="heading 7"/>
-    <w:basedOn w:val="Normal"/>
-    <w:next w:val="Normal"/>
-    <w:link w:val="Heading7Char"/>
+    <w:basedOn w:val="a"/>
+    <w:next w:val="a"/>
+    <w:link w:val="70"/>
     <w:uiPriority w:val="9"/>
     <w:semiHidden/>
     <w:unhideWhenUsed/>
@@ -46737,11 +45895,11 @@
       <w:color w:val="595959" w:themeColor="text1" w:themeTint="A6"/>
     </w:rPr>
   </w:style>
-  <w:style w:type="paragraph" w:styleId="Heading8">
+  <w:style w:type="paragraph" w:styleId="8">
     <w:name w:val="heading 8"/>
-    <w:basedOn w:val="Normal"/>
-    <w:next w:val="Normal"/>
-    <w:link w:val="Heading8Char"/>
+    <w:basedOn w:val="a"/>
+    <w:next w:val="a"/>
+    <w:link w:val="80"/>
     <w:uiPriority w:val="9"/>
     <w:semiHidden/>
     <w:unhideWhenUsed/>
@@ -46757,11 +45915,11 @@
       <w:color w:val="595959" w:themeColor="text1" w:themeTint="A6"/>
     </w:rPr>
   </w:style>
-  <w:style w:type="paragraph" w:styleId="Heading9">
+  <w:style w:type="paragraph" w:styleId="9">
     <w:name w:val="heading 9"/>
-    <w:basedOn w:val="Normal"/>
-    <w:next w:val="Normal"/>
-    <w:link w:val="Heading9Char"/>
+    <w:basedOn w:val="a"/>
+    <w:next w:val="a"/>
+    <w:link w:val="90"/>
     <w:uiPriority w:val="9"/>
     <w:semiHidden/>
     <w:unhideWhenUsed/>
@@ -46777,13 +45935,13 @@
       <w:color w:val="595959" w:themeColor="text1" w:themeTint="A6"/>
     </w:rPr>
   </w:style>
-  <w:style w:type="character" w:default="1" w:styleId="DefaultParagraphFont">
+  <w:style w:type="character" w:default="1" w:styleId="a0">
     <w:name w:val="Default Paragraph Font"/>
     <w:uiPriority w:val="1"/>
     <w:semiHidden/>
     <w:unhideWhenUsed/>
   </w:style>
-  <w:style w:type="table" w:default="1" w:styleId="TableNormal">
+  <w:style w:type="table" w:default="1" w:styleId="a1">
     <w:name w:val="Normal Table"/>
     <w:uiPriority w:val="99"/>
     <w:semiHidden/>
@@ -46798,16 +45956,16 @@
       </w:tblCellMar>
     </w:tblPr>
   </w:style>
-  <w:style w:type="numbering" w:default="1" w:styleId="NoList">
+  <w:style w:type="numbering" w:default="1" w:styleId="a2">
     <w:name w:val="No List"/>
     <w:uiPriority w:val="99"/>
     <w:semiHidden/>
     <w:unhideWhenUsed/>
   </w:style>
-  <w:style w:type="character" w:customStyle="1" w:styleId="Heading1Char">
-    <w:name w:val="Heading 1 Char"/>
-    <w:basedOn w:val="DefaultParagraphFont"/>
-    <w:link w:val="Heading1"/>
+  <w:style w:type="character" w:customStyle="1" w:styleId="10">
+    <w:name w:val="标题 1 字符"/>
+    <w:basedOn w:val="a0"/>
+    <w:link w:val="1"/>
     <w:uiPriority w:val="9"/>
     <w:rsid w:val="004A7D30"/>
     <w:rPr>
@@ -46818,10 +45976,10 @@
       <w:lang w:val="en-GB"/>
     </w:rPr>
   </w:style>
-  <w:style w:type="character" w:customStyle="1" w:styleId="Heading2Char">
-    <w:name w:val="Heading 2 Char"/>
-    <w:basedOn w:val="DefaultParagraphFont"/>
-    <w:link w:val="Heading2"/>
+  <w:style w:type="character" w:customStyle="1" w:styleId="20">
+    <w:name w:val="标题 2 字符"/>
+    <w:basedOn w:val="a0"/>
+    <w:link w:val="2"/>
     <w:uiPriority w:val="9"/>
     <w:semiHidden/>
     <w:rsid w:val="004A7D30"/>
@@ -46833,10 +45991,10 @@
       <w:lang w:val="en-GB"/>
     </w:rPr>
   </w:style>
-  <w:style w:type="character" w:customStyle="1" w:styleId="Heading3Char">
-    <w:name w:val="Heading 3 Char"/>
-    <w:basedOn w:val="DefaultParagraphFont"/>
-    <w:link w:val="Heading3"/>
+  <w:style w:type="character" w:customStyle="1" w:styleId="30">
+    <w:name w:val="标题 3 字符"/>
+    <w:basedOn w:val="a0"/>
+    <w:link w:val="3"/>
     <w:uiPriority w:val="9"/>
     <w:semiHidden/>
     <w:rsid w:val="004A7D30"/>
@@ -46848,10 +46006,10 @@
       <w:lang w:val="en-GB"/>
     </w:rPr>
   </w:style>
-  <w:style w:type="character" w:customStyle="1" w:styleId="Heading4Char">
-    <w:name w:val="Heading 4 Char"/>
-    <w:basedOn w:val="DefaultParagraphFont"/>
-    <w:link w:val="Heading4"/>
+  <w:style w:type="character" w:customStyle="1" w:styleId="40">
+    <w:name w:val="标题 4 字符"/>
+    <w:basedOn w:val="a0"/>
+    <w:link w:val="4"/>
     <w:uiPriority w:val="9"/>
     <w:semiHidden/>
     <w:rsid w:val="004A7D30"/>
@@ -46863,10 +46021,10 @@
       <w:lang w:val="en-GB"/>
     </w:rPr>
   </w:style>
-  <w:style w:type="character" w:customStyle="1" w:styleId="Heading5Char">
-    <w:name w:val="Heading 5 Char"/>
-    <w:basedOn w:val="DefaultParagraphFont"/>
-    <w:link w:val="Heading5"/>
+  <w:style w:type="character" w:customStyle="1" w:styleId="50">
+    <w:name w:val="标题 5 字符"/>
+    <w:basedOn w:val="a0"/>
+    <w:link w:val="5"/>
     <w:uiPriority w:val="9"/>
     <w:semiHidden/>
     <w:rsid w:val="004A7D30"/>
@@ -46877,10 +46035,10 @@
       <w:lang w:val="en-GB"/>
     </w:rPr>
   </w:style>
-  <w:style w:type="character" w:customStyle="1" w:styleId="Heading6Char">
-    <w:name w:val="Heading 6 Char"/>
-    <w:basedOn w:val="DefaultParagraphFont"/>
-    <w:link w:val="Heading6"/>
+  <w:style w:type="character" w:customStyle="1" w:styleId="60">
+    <w:name w:val="标题 6 字符"/>
+    <w:basedOn w:val="a0"/>
+    <w:link w:val="6"/>
     <w:uiPriority w:val="9"/>
     <w:semiHidden/>
     <w:rsid w:val="004A7D30"/>
@@ -46892,10 +46050,10 @@
       <w:lang w:val="en-GB"/>
     </w:rPr>
   </w:style>
-  <w:style w:type="character" w:customStyle="1" w:styleId="Heading7Char">
-    <w:name w:val="Heading 7 Char"/>
-    <w:basedOn w:val="DefaultParagraphFont"/>
-    <w:link w:val="Heading7"/>
+  <w:style w:type="character" w:customStyle="1" w:styleId="70">
+    <w:name w:val="标题 7 字符"/>
+    <w:basedOn w:val="a0"/>
+    <w:link w:val="7"/>
     <w:uiPriority w:val="9"/>
     <w:semiHidden/>
     <w:rsid w:val="004A7D30"/>
@@ -46907,10 +46065,10 @@
       <w:lang w:val="en-GB"/>
     </w:rPr>
   </w:style>
-  <w:style w:type="character" w:customStyle="1" w:styleId="Heading8Char">
-    <w:name w:val="Heading 8 Char"/>
-    <w:basedOn w:val="DefaultParagraphFont"/>
-    <w:link w:val="Heading8"/>
+  <w:style w:type="character" w:customStyle="1" w:styleId="80">
+    <w:name w:val="标题 8 字符"/>
+    <w:basedOn w:val="a0"/>
+    <w:link w:val="8"/>
     <w:uiPriority w:val="9"/>
     <w:semiHidden/>
     <w:rsid w:val="004A7D30"/>
@@ -46920,10 +46078,10 @@
       <w:lang w:val="en-GB"/>
     </w:rPr>
   </w:style>
-  <w:style w:type="character" w:customStyle="1" w:styleId="Heading9Char">
-    <w:name w:val="Heading 9 Char"/>
-    <w:basedOn w:val="DefaultParagraphFont"/>
-    <w:link w:val="Heading9"/>
+  <w:style w:type="character" w:customStyle="1" w:styleId="90">
+    <w:name w:val="标题 9 字符"/>
+    <w:basedOn w:val="a0"/>
+    <w:link w:val="9"/>
     <w:uiPriority w:val="9"/>
     <w:semiHidden/>
     <w:rsid w:val="004A7D30"/>
@@ -46933,11 +46091,11 @@
       <w:lang w:val="en-GB"/>
     </w:rPr>
   </w:style>
-  <w:style w:type="paragraph" w:styleId="Title">
+  <w:style w:type="paragraph" w:styleId="a3">
     <w:name w:val="Title"/>
-    <w:basedOn w:val="Normal"/>
-    <w:next w:val="Normal"/>
-    <w:link w:val="TitleChar"/>
+    <w:basedOn w:val="a"/>
+    <w:next w:val="a"/>
+    <w:link w:val="a4"/>
     <w:uiPriority w:val="10"/>
     <w:qFormat/>
     <w:rsid w:val="004A7D30"/>
@@ -46954,10 +46112,10 @@
       <w:szCs w:val="56"/>
     </w:rPr>
   </w:style>
-  <w:style w:type="character" w:customStyle="1" w:styleId="TitleChar">
-    <w:name w:val="Title Char"/>
-    <w:basedOn w:val="DefaultParagraphFont"/>
-    <w:link w:val="Title"/>
+  <w:style w:type="character" w:customStyle="1" w:styleId="a4">
+    <w:name w:val="标题 字符"/>
+    <w:basedOn w:val="a0"/>
+    <w:link w:val="a3"/>
     <w:uiPriority w:val="10"/>
     <w:rsid w:val="004A7D30"/>
     <w:rPr>
@@ -46969,11 +46127,11 @@
       <w:lang w:val="en-GB"/>
     </w:rPr>
   </w:style>
-  <w:style w:type="paragraph" w:styleId="Subtitle">
+  <w:style w:type="paragraph" w:styleId="a5">
     <w:name w:val="Subtitle"/>
-    <w:basedOn w:val="Normal"/>
-    <w:next w:val="Normal"/>
-    <w:link w:val="SubtitleChar"/>
+    <w:basedOn w:val="a"/>
+    <w:next w:val="a"/>
+    <w:link w:val="a6"/>
     <w:uiPriority w:val="11"/>
     <w:qFormat/>
     <w:rsid w:val="004A7D30"/>
@@ -46992,10 +46150,10 @@
       <w:szCs w:val="28"/>
     </w:rPr>
   </w:style>
-  <w:style w:type="character" w:customStyle="1" w:styleId="SubtitleChar">
-    <w:name w:val="Subtitle Char"/>
-    <w:basedOn w:val="DefaultParagraphFont"/>
-    <w:link w:val="Subtitle"/>
+  <w:style w:type="character" w:customStyle="1" w:styleId="a6">
+    <w:name w:val="副标题 字符"/>
+    <w:basedOn w:val="a0"/>
+    <w:link w:val="a5"/>
     <w:uiPriority w:val="11"/>
     <w:rsid w:val="004A7D30"/>
     <w:rPr>
@@ -47007,11 +46165,11 @@
       <w:lang w:val="en-GB"/>
     </w:rPr>
   </w:style>
-  <w:style w:type="paragraph" w:styleId="Quote">
+  <w:style w:type="paragraph" w:styleId="a7">
     <w:name w:val="Quote"/>
-    <w:basedOn w:val="Normal"/>
-    <w:next w:val="Normal"/>
-    <w:link w:val="QuoteChar"/>
+    <w:basedOn w:val="a"/>
+    <w:next w:val="a"/>
+    <w:link w:val="a8"/>
     <w:uiPriority w:val="29"/>
     <w:qFormat/>
     <w:rsid w:val="004A7D30"/>
@@ -47025,10 +46183,10 @@
       <w:color w:val="404040" w:themeColor="text1" w:themeTint="BF"/>
     </w:rPr>
   </w:style>
-  <w:style w:type="character" w:customStyle="1" w:styleId="QuoteChar">
-    <w:name w:val="Quote Char"/>
-    <w:basedOn w:val="DefaultParagraphFont"/>
-    <w:link w:val="Quote"/>
+  <w:style w:type="character" w:customStyle="1" w:styleId="a8">
+    <w:name w:val="引用 字符"/>
+    <w:basedOn w:val="a0"/>
+    <w:link w:val="a7"/>
     <w:uiPriority w:val="29"/>
     <w:rsid w:val="004A7D30"/>
     <w:rPr>
@@ -47038,9 +46196,9 @@
       <w:lang w:val="en-GB"/>
     </w:rPr>
   </w:style>
-  <w:style w:type="paragraph" w:styleId="ListParagraph">
+  <w:style w:type="paragraph" w:styleId="a9">
     <w:name w:val="List Paragraph"/>
-    <w:basedOn w:val="Normal"/>
+    <w:basedOn w:val="a"/>
     <w:uiPriority w:val="34"/>
     <w:qFormat/>
     <w:rsid w:val="004A7D30"/>
@@ -47049,9 +46207,9 @@
       <w:contextualSpacing/>
     </w:pPr>
   </w:style>
-  <w:style w:type="character" w:styleId="IntenseEmphasis">
+  <w:style w:type="character" w:styleId="aa">
     <w:name w:val="Intense Emphasis"/>
-    <w:basedOn w:val="DefaultParagraphFont"/>
+    <w:basedOn w:val="a0"/>
     <w:uiPriority w:val="21"/>
     <w:qFormat/>
     <w:rsid w:val="004A7D30"/>
@@ -47061,11 +46219,11 @@
       <w:color w:val="0F4761" w:themeColor="accent1" w:themeShade="BF"/>
     </w:rPr>
   </w:style>
-  <w:style w:type="paragraph" w:styleId="IntenseQuote">
+  <w:style w:type="paragraph" w:styleId="ab">
     <w:name w:val="Intense Quote"/>
-    <w:basedOn w:val="Normal"/>
-    <w:next w:val="Normal"/>
-    <w:link w:val="IntenseQuoteChar"/>
+    <w:basedOn w:val="a"/>
+    <w:next w:val="a"/>
+    <w:link w:val="ac"/>
     <w:uiPriority w:val="30"/>
     <w:qFormat/>
     <w:rsid w:val="004A7D30"/>
@@ -47084,10 +46242,10 @@
       <w:color w:val="0F4761" w:themeColor="accent1" w:themeShade="BF"/>
     </w:rPr>
   </w:style>
-  <w:style w:type="character" w:customStyle="1" w:styleId="IntenseQuoteChar">
-    <w:name w:val="Intense Quote Char"/>
-    <w:basedOn w:val="DefaultParagraphFont"/>
-    <w:link w:val="IntenseQuote"/>
+  <w:style w:type="character" w:customStyle="1" w:styleId="ac">
+    <w:name w:val="明显引用 字符"/>
+    <w:basedOn w:val="a0"/>
+    <w:link w:val="ab"/>
     <w:uiPriority w:val="30"/>
     <w:rsid w:val="004A7D30"/>
     <w:rPr>
@@ -47097,9 +46255,9 @@
       <w:lang w:val="en-GB"/>
     </w:rPr>
   </w:style>
-  <w:style w:type="character" w:styleId="IntenseReference">
+  <w:style w:type="character" w:styleId="ad">
     <w:name w:val="Intense Reference"/>
-    <w:basedOn w:val="DefaultParagraphFont"/>
+    <w:basedOn w:val="a0"/>
     <w:uiPriority w:val="32"/>
     <w:qFormat/>
     <w:rsid w:val="004A7D30"/>
@@ -47111,10 +46269,10 @@
       <w:spacing w:val="5"/>
     </w:rPr>
   </w:style>
-  <w:style w:type="paragraph" w:styleId="BodyText">
+  <w:style w:type="paragraph" w:styleId="ae">
     <w:name w:val="Body Text"/>
-    <w:basedOn w:val="Normal"/>
-    <w:link w:val="BodyTextChar"/>
+    <w:basedOn w:val="a"/>
+    <w:link w:val="af"/>
     <w:qFormat/>
     <w:rsid w:val="004A7D30"/>
     <w:pPr>
@@ -47128,10 +46286,10 @@
       <w:lang w:val="en-US" w:eastAsia="en-US"/>
     </w:rPr>
   </w:style>
-  <w:style w:type="character" w:customStyle="1" w:styleId="BodyTextChar">
-    <w:name w:val="Body Text Char"/>
-    <w:basedOn w:val="DefaultParagraphFont"/>
-    <w:link w:val="BodyText"/>
+  <w:style w:type="character" w:customStyle="1" w:styleId="af">
+    <w:name w:val="正文文本 字符"/>
+    <w:basedOn w:val="a0"/>
+    <w:link w:val="ae"/>
     <w:rsid w:val="004A7D30"/>
     <w:rPr>
       <w:kern w:val="0"/>
@@ -47141,14 +46299,14 @@
   </w:style>
   <w:style w:type="paragraph" w:customStyle="1" w:styleId="FirstParagraph">
     <w:name w:val="First Paragraph"/>
-    <w:basedOn w:val="BodyText"/>
-    <w:next w:val="BodyText"/>
+    <w:basedOn w:val="ae"/>
+    <w:next w:val="ae"/>
     <w:qFormat/>
     <w:rsid w:val="004A7D30"/>
   </w:style>
   <w:style w:type="character" w:customStyle="1" w:styleId="VerbatimChar">
     <w:name w:val="Verbatim Char"/>
-    <w:basedOn w:val="DefaultParagraphFont"/>
+    <w:basedOn w:val="a0"/>
     <w:link w:val="SourceCode"/>
     <w:rsid w:val="004A7D30"/>
     <w:rPr>
@@ -47159,7 +46317,7 @@
   </w:style>
   <w:style w:type="paragraph" w:customStyle="1" w:styleId="SourceCode">
     <w:name w:val="Source Code"/>
-    <w:basedOn w:val="Normal"/>
+    <w:basedOn w:val="a"/>
     <w:link w:val="VerbatimChar"/>
     <w:rsid w:val="004A7D30"/>
     <w:pPr>
@@ -47279,7 +46437,7 @@
   </w:style>
   <w:style w:type="paragraph" w:customStyle="1" w:styleId="Compact">
     <w:name w:val="Compact"/>
-    <w:basedOn w:val="BodyText"/>
+    <w:basedOn w:val="ae"/>
     <w:qFormat/>
     <w:rsid w:val="004A7D30"/>
     <w:pPr>
@@ -47308,9 +46466,9 @@
       <w:shd w:val="clear" w:color="auto" w:fill="F8F8F8"/>
     </w:rPr>
   </w:style>
-  <w:style w:type="character" w:styleId="PlaceholderText">
+  <w:style w:type="character" w:styleId="af0">
     <w:name w:val="Placeholder Text"/>
-    <w:basedOn w:val="DefaultParagraphFont"/>
+    <w:basedOn w:val="a0"/>
     <w:uiPriority w:val="99"/>
     <w:semiHidden/>
     <w:rsid w:val="0061167C"/>

--- a/report_group6.docx
+++ b/report_group6.docx
@@ -2192,7 +2192,7 @@
           <w:rFonts w:cs="Times New Roman"/>
           <w:szCs w:val="22"/>
         </w:rPr>
-        <w:t xml:space="preserve">              </w:t>
+        <w:t xml:space="preserve">         </w:t>
       </w:r>
       <w:proofErr w:type="spellStart"/>
       <w:r>
@@ -2232,25 +2232,23 @@
           <w:rFonts w:cs="Times New Roman"/>
           <w:szCs w:val="22"/>
         </w:rPr>
-        <w:t xml:space="preserve">## 2 Transformation </w:t>
-      </w:r>
-      <w:proofErr w:type="gramStart"/>
+        <w:t xml:space="preserve">## 2 Transformation 2  </w:t>
+      </w:r>
       <w:r>
         <w:rPr>
           <w:rStyle w:val="VerbatimChar"/>
           <w:rFonts w:cs="Times New Roman"/>
           <w:szCs w:val="22"/>
         </w:rPr>
-        <w:t>2  -</w:t>
-      </w:r>
-      <w:proofErr w:type="gramEnd"/>
+        <w:t xml:space="preserve"> </w:t>
+      </w:r>
       <w:r>
         <w:rPr>
           <w:rStyle w:val="VerbatimChar"/>
           <w:rFonts w:cs="Times New Roman"/>
           <w:szCs w:val="22"/>
         </w:rPr>
-        <w:t>3.703208e-04        0.0026780224</w:t>
+        <w:t>-3.703208e-04        0.0026780224</w:t>
       </w:r>
       <w:r>
         <w:rPr>
@@ -2265,7 +2263,23 @@
           <w:rFonts w:cs="Times New Roman"/>
           <w:szCs w:val="22"/>
         </w:rPr>
-        <w:t>## 3 Transformation 3  -1.242511e-05        0.0004949451</w:t>
+        <w:t xml:space="preserve">## 3 Transformation 3  </w:t>
+      </w:r>
+      <w:r>
+        <w:rPr>
+          <w:rStyle w:val="VerbatimChar"/>
+          <w:rFonts w:cs="Times New Roman"/>
+          <w:szCs w:val="22"/>
+        </w:rPr>
+        <w:t xml:space="preserve"> </w:t>
+      </w:r>
+      <w:r>
+        <w:rPr>
+          <w:rStyle w:val="VerbatimChar"/>
+          <w:rFonts w:cs="Times New Roman"/>
+          <w:szCs w:val="22"/>
+        </w:rPr>
+        <w:t>-1.242511e-05        0.0004949451</w:t>
       </w:r>
     </w:p>
     <w:p>
@@ -4063,7 +4077,23 @@
           <w:rFonts w:cs="Times New Roman"/>
           <w:szCs w:val="22"/>
         </w:rPr>
-        <w:t>## 2   2 0.000000e+00            0.00                       0           0.00</w:t>
+        <w:t xml:space="preserve">## 2   2 0.000000e+00            </w:t>
+      </w:r>
+      <w:r>
+        <w:rPr>
+          <w:rStyle w:val="VerbatimChar"/>
+          <w:rFonts w:cs="Times New Roman"/>
+          <w:szCs w:val="22"/>
+        </w:rPr>
+        <w:t xml:space="preserve"> </w:t>
+      </w:r>
+      <w:r>
+        <w:rPr>
+          <w:rStyle w:val="VerbatimChar"/>
+          <w:rFonts w:cs="Times New Roman"/>
+          <w:szCs w:val="22"/>
+        </w:rPr>
+        <w:t>0.00                       0           0.00</w:t>
       </w:r>
       <w:r>
         <w:rPr>
@@ -4183,7 +4213,23 @@
           <w:rFonts w:cs="Times New Roman"/>
           <w:szCs w:val="22"/>
         </w:rPr>
-        <w:t>## 10 10 7.889249e-07           0.58                       0           0.58</w:t>
+        <w:t xml:space="preserve">## 10 10 7.889249e-07           </w:t>
+      </w:r>
+      <w:r>
+        <w:rPr>
+          <w:rStyle w:val="VerbatimChar"/>
+          <w:rFonts w:cs="Times New Roman"/>
+          <w:szCs w:val="22"/>
+        </w:rPr>
+        <w:t xml:space="preserve">  </w:t>
+      </w:r>
+      <w:r>
+        <w:rPr>
+          <w:rStyle w:val="VerbatimChar"/>
+          <w:rFonts w:cs="Times New Roman"/>
+          <w:szCs w:val="22"/>
+        </w:rPr>
+        <w:t>0.58                       0           0.58</w:t>
       </w:r>
     </w:p>
     <w:p>

--- a/report_group6.docx
+++ b/report_group6.docx
@@ -1,6 +1,6 @@
 
 <file path=word/document.xml><?xml version="1.0" encoding="utf-8"?>
-<w:document xmlns:wpc="http://schemas.microsoft.com/office/word/2010/wordprocessingCanvas" xmlns:cx="http://schemas.microsoft.com/office/drawing/2014/chartex" xmlns:cx1="http://schemas.microsoft.com/office/drawing/2015/9/8/chartex" xmlns:cx2="http://schemas.microsoft.com/office/drawing/2015/10/21/chartex" xmlns:cx3="http://schemas.microsoft.com/office/drawing/2016/5/9/chartex" xmlns:cx4="http://schemas.microsoft.com/office/drawing/2016/5/10/chartex" xmlns:cx5="http://schemas.microsoft.com/office/drawing/2016/5/11/chartex" xmlns:cx6="http://schemas.microsoft.com/office/drawing/2016/5/12/chartex" xmlns:cx7="http://schemas.microsoft.com/office/drawing/2016/5/13/chartex" xmlns:cx8="http://schemas.microsoft.com/office/drawing/2016/5/14/chartex" xmlns:mc="http://schemas.openxmlformats.org/markup-compatibility/2006" xmlns:aink="http://schemas.microsoft.com/office/drawing/2016/ink" xmlns:am3d="http://schemas.microsoft.com/office/drawing/2017/model3d" xmlns:o="urn:schemas-microsoft-com:office:office" xmlns:oel="http://schemas.microsoft.com/office/2019/extlst" xmlns:r="http://schemas.openxmlformats.org/officeDocument/2006/relationships" xmlns:m="http://schemas.openxmlformats.org/officeDocument/2006/math" xmlns:v="urn:schemas-microsoft-com:vml" xmlns:wp14="http://schemas.microsoft.com/office/word/2010/wordprocessingDrawing" xmlns:wp="http://schemas.openxmlformats.org/drawingml/2006/wordprocessingDrawing" xmlns:w10="urn:schemas-microsoft-com:office:word" xmlns:w="http://schemas.openxmlformats.org/wordprocessingml/2006/main" xmlns:w14="http://schemas.microsoft.com/office/word/2010/wordml" xmlns:w15="http://schemas.microsoft.com/office/word/2012/wordml" xmlns:w16cex="http://schemas.microsoft.com/office/word/2018/wordml/cex" xmlns:w16cid="http://schemas.microsoft.com/office/word/2016/wordml/cid" xmlns:w16="http://schemas.microsoft.com/office/word/2018/wordml" xmlns:w16du="http://schemas.microsoft.com/office/word/2023/wordml/word16du" xmlns:w16sdtdh="http://schemas.microsoft.com/office/word/2020/wordml/sdtdatahash" xmlns:w16se="http://schemas.microsoft.com/office/word/2015/wordml/symex" xmlns:wpg="http://schemas.microsoft.com/office/word/2010/wordprocessingGroup" xmlns:wpi="http://schemas.microsoft.com/office/word/2010/wordprocessingInk" xmlns:wne="http://schemas.microsoft.com/office/word/2006/wordml" xmlns:wps="http://schemas.microsoft.com/office/word/2010/wordprocessingShape" mc:Ignorable="w14 w15 w16se w16cid w16 w16cex w16sdtdh w16du wp14">
+<w:document xmlns:wpc="http://schemas.microsoft.com/office/word/2010/wordprocessingCanvas" xmlns:cx="http://schemas.microsoft.com/office/drawing/2014/chartex" xmlns:cx1="http://schemas.microsoft.com/office/drawing/2015/9/8/chartex" xmlns:cx2="http://schemas.microsoft.com/office/drawing/2015/10/21/chartex" xmlns:cx3="http://schemas.microsoft.com/office/drawing/2016/5/9/chartex" xmlns:cx4="http://schemas.microsoft.com/office/drawing/2016/5/10/chartex" xmlns:cx5="http://schemas.microsoft.com/office/drawing/2016/5/11/chartex" xmlns:cx6="http://schemas.microsoft.com/office/drawing/2016/5/12/chartex" xmlns:cx7="http://schemas.microsoft.com/office/drawing/2016/5/13/chartex" xmlns:cx8="http://schemas.microsoft.com/office/drawing/2016/5/14/chartex" xmlns:mc="http://schemas.openxmlformats.org/markup-compatibility/2006" xmlns:aink="http://schemas.microsoft.com/office/drawing/2016/ink" xmlns:am3d="http://schemas.microsoft.com/office/drawing/2017/model3d" xmlns:o="urn:schemas-microsoft-com:office:office" xmlns:oel="http://schemas.microsoft.com/office/2019/extlst" xmlns:r="http://schemas.openxmlformats.org/officeDocument/2006/relationships" xmlns:m="http://schemas.openxmlformats.org/officeDocument/2006/math" xmlns:v="urn:schemas-microsoft-com:vml" xmlns:wp14="http://schemas.microsoft.com/office/word/2010/wordprocessingDrawing" xmlns:wp="http://schemas.openxmlformats.org/drawingml/2006/wordprocessingDrawing" xmlns:w10="urn:schemas-microsoft-com:office:word" xmlns:w="http://schemas.openxmlformats.org/wordprocessingml/2006/main" xmlns:w14="http://schemas.microsoft.com/office/word/2010/wordml" xmlns:w15="http://schemas.microsoft.com/office/word/2012/wordml" xmlns:w16cex="http://schemas.microsoft.com/office/word/2018/wordml/cex" xmlns:w16cid="http://schemas.microsoft.com/office/word/2016/wordml/cid" xmlns:w16="http://schemas.microsoft.com/office/word/2018/wordml" xmlns:w16du="http://schemas.microsoft.com/office/word/2023/wordml/word16du" xmlns:w16sdtdh="http://schemas.microsoft.com/office/word/2020/wordml/sdtdatahash" xmlns:w16sdtfl="http://schemas.microsoft.com/office/word/2024/wordml/sdtformatlock" xmlns:w16se="http://schemas.microsoft.com/office/word/2015/wordml/symex" xmlns:wpg="http://schemas.microsoft.com/office/word/2010/wordprocessingGroup" xmlns:wpi="http://schemas.microsoft.com/office/word/2010/wordprocessingInk" xmlns:wne="http://schemas.microsoft.com/office/word/2006/wordml" xmlns:wps="http://schemas.microsoft.com/office/word/2010/wordprocessingShape" mc:Ignorable="w14 w15 w16se w16cid w16 w16cex w16sdtdh w16sdtfl w16du wp14">
   <w:body>
     <w:p>
       <w:pPr>
@@ -858,7 +858,7 @@
     </w:p>
     <w:p>
       <w:pPr>
-        <w:pStyle w:val="1"/>
+        <w:pStyle w:val="Heading1"/>
         <w:rPr>
           <w:rFonts w:ascii="Times New Roman" w:hAnsi="Times New Roman" w:cs="Times New Roman"/>
           <w:sz w:val="22"/>
@@ -877,7 +877,7 @@
     </w:p>
     <w:p>
       <w:pPr>
-        <w:pStyle w:val="2"/>
+        <w:pStyle w:val="Heading2"/>
         <w:rPr>
           <w:rFonts w:ascii="Times New Roman" w:hAnsi="Times New Roman" w:cs="Times New Roman"/>
           <w:sz w:val="22"/>
@@ -896,7 +896,7 @@
     </w:p>
     <w:p>
       <w:pPr>
-        <w:pStyle w:val="3"/>
+        <w:pStyle w:val="Heading3"/>
         <w:rPr>
           <w:rFonts w:ascii="Times New Roman" w:hAnsi="Times New Roman" w:cs="Times New Roman"/>
           <w:sz w:val="22"/>
@@ -933,7 +933,7 @@
     </w:p>
     <w:p>
       <w:pPr>
-        <w:pStyle w:val="3"/>
+        <w:pStyle w:val="Heading3"/>
         <w:rPr>
           <w:rFonts w:ascii="Times New Roman" w:hAnsi="Times New Roman" w:cs="Times New Roman"/>
           <w:sz w:val="22"/>
@@ -971,7 +971,7 @@
     </w:p>
     <w:p>
       <w:pPr>
-        <w:pStyle w:val="4"/>
+        <w:pStyle w:val="Heading4"/>
         <w:rPr>
           <w:rFonts w:ascii="Times New Roman" w:hAnsi="Times New Roman" w:cs="Times New Roman"/>
           <w:sz w:val="22"/>
@@ -1287,7 +1287,7 @@
     </w:p>
     <w:p>
       <w:pPr>
-        <w:pStyle w:val="ae"/>
+        <w:pStyle w:val="BodyText"/>
         <w:jc w:val="center"/>
         <w:rPr>
           <w:lang w:eastAsia="zh-CN"/>
@@ -1336,7 +1336,7 @@
     </w:p>
     <w:p>
       <w:pPr>
-        <w:pStyle w:val="4"/>
+        <w:pStyle w:val="Heading4"/>
         <w:rPr>
           <w:rFonts w:ascii="Times New Roman" w:hAnsi="Times New Roman" w:cs="Times New Roman"/>
           <w:sz w:val="22"/>
@@ -1698,7 +1698,7 @@
     </w:p>
     <w:p>
       <w:pPr>
-        <w:pStyle w:val="ae"/>
+        <w:pStyle w:val="BodyText"/>
         <w:rPr>
           <w:rFonts w:ascii="Times New Roman" w:hAnsi="Times New Roman" w:cs="Times New Roman"/>
           <w:sz w:val="22"/>
@@ -1711,30 +1711,12 @@
           <w:sz w:val="22"/>
           <w:szCs w:val="22"/>
         </w:rPr>
-        <w:t xml:space="preserve">According to the above results, transformation 1 and 2 have </w:t>
-      </w:r>
-      <w:proofErr w:type="gramStart"/>
-      <w:r>
-        <w:rPr>
-          <w:rFonts w:ascii="Times New Roman" w:hAnsi="Times New Roman" w:cs="Times New Roman"/>
-          <w:sz w:val="22"/>
-          <w:szCs w:val="22"/>
-        </w:rPr>
-        <w:t>exactly the same</w:t>
-      </w:r>
-      <w:proofErr w:type="gramEnd"/>
-      <w:r>
-        <w:rPr>
-          <w:rFonts w:ascii="Times New Roman" w:hAnsi="Times New Roman" w:cs="Times New Roman"/>
-          <w:sz w:val="22"/>
-          <w:szCs w:val="22"/>
-        </w:rPr>
-        <w:t xml:space="preserve"> mean and standard error.</w:t>
+        <w:t>According to the above results, transformation 1 and 2 have exactly the same mean and standard error.</w:t>
       </w:r>
     </w:p>
     <w:p>
       <w:pPr>
-        <w:pStyle w:val="4"/>
+        <w:pStyle w:val="Heading4"/>
         <w:rPr>
           <w:rFonts w:ascii="Times New Roman" w:hAnsi="Times New Roman" w:cs="Times New Roman"/>
           <w:sz w:val="22"/>
@@ -2144,7 +2126,7 @@
     </w:p>
     <w:p>
       <w:pPr>
-        <w:pStyle w:val="ae"/>
+        <w:pStyle w:val="BodyText"/>
         <w:rPr>
           <w:rFonts w:ascii="Times New Roman" w:hAnsi="Times New Roman" w:cs="Times New Roman"/>
           <w:sz w:val="22"/>
@@ -2192,18 +2174,8 @@
           <w:rFonts w:cs="Times New Roman"/>
           <w:szCs w:val="22"/>
         </w:rPr>
-        <w:t xml:space="preserve">         </w:t>
-      </w:r>
-      <w:proofErr w:type="spellStart"/>
-      <w:r>
-        <w:rPr>
-          <w:rStyle w:val="VerbatimChar"/>
-          <w:rFonts w:cs="Times New Roman"/>
-          <w:szCs w:val="22"/>
-        </w:rPr>
-        <w:t>Mean_Standard_Error</w:t>
-      </w:r>
-      <w:proofErr w:type="spellEnd"/>
+        <w:t xml:space="preserve">         Mean_Standard_Error</w:t>
+      </w:r>
       <w:r>
         <w:rPr>
           <w:rFonts w:cs="Times New Roman"/>
@@ -2313,30 +2285,12 @@
           <w:sz w:val="22"/>
           <w:szCs w:val="22"/>
         </w:rPr>
-        <w:t xml:space="preserve">estimated mean and actual mean, </w:t>
-      </w:r>
-      <w:proofErr w:type="gramStart"/>
-      <w:r>
-        <w:rPr>
-          <w:rFonts w:ascii="Times New Roman" w:hAnsi="Times New Roman" w:cs="Times New Roman"/>
-          <w:sz w:val="22"/>
-          <w:szCs w:val="22"/>
-        </w:rPr>
-        <w:t>and also</w:t>
-      </w:r>
-      <w:proofErr w:type="gramEnd"/>
-      <w:r>
-        <w:rPr>
-          <w:rFonts w:ascii="Times New Roman" w:hAnsi="Times New Roman" w:cs="Times New Roman"/>
-          <w:sz w:val="22"/>
-          <w:szCs w:val="22"/>
-        </w:rPr>
-        <w:t xml:space="preserve"> the smallest standard error. Thus, we do the variance reduction based on transformation 3.</w:t>
+        <w:t>estimated mean and actual mean, and also the smallest standard error. Thus, we do the variance reduction based on transformation 3.</w:t>
       </w:r>
     </w:p>
     <w:p>
       <w:pPr>
-        <w:pStyle w:val="ae"/>
+        <w:pStyle w:val="BodyText"/>
         <w:rPr>
           <w:rFonts w:ascii="Times New Roman" w:hAnsi="Times New Roman" w:cs="Times New Roman"/>
           <w:sz w:val="22"/>
@@ -2370,7 +2324,7 @@
     </w:p>
     <w:p>
       <w:pPr>
-        <w:pStyle w:val="4"/>
+        <w:pStyle w:val="Heading4"/>
         <w:rPr>
           <w:rFonts w:ascii="Times New Roman" w:hAnsi="Times New Roman" w:cs="Times New Roman"/>
           <w:sz w:val="22"/>
@@ -2560,7 +2514,7 @@
     </w:p>
     <w:p>
       <w:pPr>
-        <w:pStyle w:val="6"/>
+        <w:pStyle w:val="Heading6"/>
         <w:rPr>
           <w:rFonts w:ascii="Times New Roman" w:hAnsi="Times New Roman" w:cs="Times New Roman"/>
           <w:sz w:val="22"/>
@@ -2579,7 +2533,7 @@
     </w:p>
     <w:p>
       <w:pPr>
-        <w:pStyle w:val="4"/>
+        <w:pStyle w:val="Heading4"/>
         <w:rPr>
           <w:rFonts w:ascii="Times New Roman" w:hAnsi="Times New Roman" w:cs="Times New Roman"/>
           <w:sz w:val="22"/>
@@ -2618,7 +2572,7 @@
     </w:p>
     <w:p>
       <w:pPr>
-        <w:pStyle w:val="ae"/>
+        <w:pStyle w:val="BodyText"/>
         <w:rPr>
           <w:rFonts w:ascii="Times New Roman" w:hAnsi="Times New Roman" w:cs="Times New Roman"/>
           <w:sz w:val="16"/>
@@ -3098,7 +3052,7 @@
     </w:p>
     <w:p>
       <w:pPr>
-        <w:pStyle w:val="4"/>
+        <w:pStyle w:val="Heading4"/>
         <w:rPr>
           <w:rFonts w:ascii="Times New Roman" w:hAnsi="Times New Roman" w:cs="Times New Roman"/>
           <w:sz w:val="22"/>
@@ -3118,7 +3072,7 @@
     </w:p>
     <w:p>
       <w:pPr>
-        <w:pStyle w:val="4"/>
+        <w:pStyle w:val="Heading4"/>
         <w:rPr>
           <w:rFonts w:ascii="Times New Roman" w:hAnsi="Times New Roman" w:cs="Times New Roman"/>
           <w:sz w:val="22"/>
@@ -4234,7 +4188,7 @@
     </w:p>
     <w:p>
       <w:pPr>
-        <w:pStyle w:val="2"/>
+        <w:pStyle w:val="Heading2"/>
         <w:rPr>
           <w:rFonts w:ascii="Times New Roman" w:hAnsi="Times New Roman" w:cs="Times New Roman"/>
           <w:sz w:val="22"/>
@@ -4256,7 +4210,7 @@
     </w:p>
     <w:p>
       <w:pPr>
-        <w:pStyle w:val="3"/>
+        <w:pStyle w:val="Heading3"/>
         <w:rPr>
           <w:rFonts w:ascii="Times New Roman" w:hAnsi="Times New Roman" w:cs="Times New Roman"/>
           <w:sz w:val="22"/>
@@ -5067,7 +5021,7 @@
     </w:p>
     <w:p>
       <w:pPr>
-        <w:pStyle w:val="3"/>
+        <w:pStyle w:val="Heading3"/>
         <w:rPr>
           <w:rFonts w:ascii="Times New Roman" w:hAnsi="Times New Roman" w:cs="Times New Roman"/>
           <w:sz w:val="22"/>
@@ -5513,7 +5467,7 @@
     </w:p>
     <w:p>
       <w:pPr>
-        <w:pStyle w:val="4"/>
+        <w:pStyle w:val="Heading4"/>
         <w:rPr>
           <w:rFonts w:ascii="Times New Roman" w:hAnsi="Times New Roman" w:cs="Times New Roman"/>
           <w:sz w:val="22"/>
@@ -5566,7 +5520,7 @@
     </w:p>
     <w:p>
       <w:pPr>
-        <w:pStyle w:val="ae"/>
+        <w:pStyle w:val="BodyText"/>
         <w:rPr>
           <w:rFonts w:ascii="Times New Roman" w:hAnsi="Times New Roman" w:cs="Times New Roman"/>
           <w:sz w:val="22"/>
@@ -6880,7 +6834,7 @@
     </w:p>
     <w:p>
       <w:pPr>
-        <w:pStyle w:val="4"/>
+        <w:pStyle w:val="Heading4"/>
         <w:rPr>
           <w:rFonts w:ascii="Times New Roman" w:hAnsi="Times New Roman" w:cs="Times New Roman"/>
           <w:sz w:val="22"/>
@@ -7059,7 +7013,7 @@
     </w:p>
     <w:p>
       <w:pPr>
-        <w:pStyle w:val="ae"/>
+        <w:pStyle w:val="BodyText"/>
         <w:rPr>
           <w:rFonts w:ascii="Times New Roman" w:hAnsi="Times New Roman" w:cs="Times New Roman"/>
           <w:sz w:val="16"/>
@@ -8318,7 +8272,7 @@
     </w:p>
     <w:p>
       <w:pPr>
-        <w:pStyle w:val="4"/>
+        <w:pStyle w:val="Heading4"/>
         <w:rPr>
           <w:rFonts w:ascii="Times New Roman" w:hAnsi="Times New Roman" w:cs="Times New Roman"/>
           <w:sz w:val="22"/>
@@ -8372,7 +8326,7 @@
     </w:p>
     <w:p>
       <w:pPr>
-        <w:pStyle w:val="ae"/>
+        <w:pStyle w:val="BodyText"/>
         <w:rPr>
           <w:rFonts w:ascii="Times New Roman" w:hAnsi="Times New Roman" w:cs="Times New Roman"/>
           <w:sz w:val="16"/>
@@ -9141,7 +9095,7 @@
     </w:p>
     <w:p>
       <w:pPr>
-        <w:pStyle w:val="ae"/>
+        <w:pStyle w:val="BodyText"/>
         <w:rPr>
           <w:rFonts w:ascii="Times New Roman" w:hAnsi="Times New Roman" w:cs="Times New Roman"/>
           <w:sz w:val="16"/>
@@ -10213,7 +10167,7 @@
     </w:p>
     <w:p>
       <w:pPr>
-        <w:pStyle w:val="2"/>
+        <w:pStyle w:val="Heading2"/>
         <w:rPr>
           <w:rFonts w:ascii="Times New Roman" w:hAnsi="Times New Roman" w:cs="Times New Roman"/>
           <w:sz w:val="22"/>
@@ -10233,7 +10187,7 @@
     </w:p>
     <w:p>
       <w:pPr>
-        <w:pStyle w:val="3"/>
+        <w:pStyle w:val="Heading3"/>
         <w:rPr>
           <w:rFonts w:ascii="Times New Roman" w:hAnsi="Times New Roman" w:cs="Times New Roman"/>
           <w:sz w:val="22"/>
@@ -11356,7 +11310,6 @@
         </w:rPr>
         <w:t>nu</w:t>
       </w:r>
-      <w:proofErr w:type="gramStart"/>
       <w:r>
         <w:rPr>
           <w:rStyle w:val="SpecialCharTok"/>
@@ -11373,7 +11326,6 @@
         </w:rPr>
         <w:t>(</w:t>
       </w:r>
-      <w:proofErr w:type="gramEnd"/>
       <w:r>
         <w:rPr>
           <w:rStyle w:val="DecValTok"/>
@@ -11938,7 +11890,6 @@
         <w:t xml:space="preserve"> </w:t>
       </w:r>
       <w:proofErr w:type="spellStart"/>
-      <w:proofErr w:type="gramStart"/>
       <w:r>
         <w:rPr>
           <w:rStyle w:val="FunctionTok"/>
@@ -11948,7 +11899,6 @@
         <w:t>data.frame</w:t>
       </w:r>
       <w:proofErr w:type="spellEnd"/>
-      <w:proofErr w:type="gramEnd"/>
       <w:r>
         <w:rPr>
           <w:rStyle w:val="NormalTok"/>
@@ -12235,7 +12185,7 @@
     </w:p>
     <w:p>
       <w:pPr>
-        <w:pStyle w:val="ae"/>
+        <w:pStyle w:val="BodyText"/>
         <w:rPr>
           <w:rFonts w:ascii="Times New Roman" w:hAnsi="Times New Roman" w:cs="Times New Roman"/>
           <w:sz w:val="22"/>
@@ -12526,7 +12476,7 @@
     </w:p>
     <w:p>
       <w:pPr>
-        <w:pStyle w:val="ae"/>
+        <w:pStyle w:val="BodyText"/>
         <w:rPr>
           <w:rFonts w:ascii="Times New Roman" w:hAnsi="Times New Roman" w:cs="Times New Roman"/>
           <w:sz w:val="22"/>
@@ -12706,25 +12656,7 @@
           <w:sz w:val="22"/>
           <w:szCs w:val="22"/>
         </w:rPr>
-        <w:t xml:space="preserve">and we </w:t>
-      </w:r>
-      <w:proofErr w:type="gramStart"/>
-      <w:r>
-        <w:rPr>
-          <w:rFonts w:ascii="Times New Roman" w:hAnsi="Times New Roman" w:cs="Times New Roman"/>
-          <w:sz w:val="22"/>
-          <w:szCs w:val="22"/>
-        </w:rPr>
-        <w:t>are able to</w:t>
-      </w:r>
-      <w:proofErr w:type="gramEnd"/>
-      <w:r>
-        <w:rPr>
-          <w:rFonts w:ascii="Times New Roman" w:hAnsi="Times New Roman" w:cs="Times New Roman"/>
-          <w:sz w:val="22"/>
-          <w:szCs w:val="22"/>
-        </w:rPr>
-        <w:t xml:space="preserve"> derive three envelop functions from that:</w:t>
+        <w:t>and we are able to derive three envelop functions from that:</w:t>
       </w:r>
       <w:r>
         <w:rPr>
@@ -12755,7 +12687,7 @@
     </w:p>
     <w:p>
       <w:pPr>
-        <w:pStyle w:val="ae"/>
+        <w:pStyle w:val="BodyText"/>
         <w:rPr>
           <w:rFonts w:ascii="Times New Roman" w:hAnsi="Times New Roman" w:cs="Times New Roman"/>
           <w:sz w:val="22"/>
@@ -12863,7 +12795,7 @@
     </w:p>
     <w:p>
       <w:pPr>
-        <w:pStyle w:val="ae"/>
+        <w:pStyle w:val="BodyText"/>
         <w:rPr>
           <w:rFonts w:ascii="Times New Roman" w:hAnsi="Times New Roman" w:cs="Times New Roman"/>
           <w:sz w:val="22"/>
@@ -12983,7 +12915,7 @@
     </w:p>
     <w:p>
       <w:pPr>
-        <w:pStyle w:val="ae"/>
+        <w:pStyle w:val="BodyText"/>
         <w:rPr>
           <w:rFonts w:ascii="Times New Roman" w:hAnsi="Times New Roman" w:cs="Times New Roman"/>
           <w:sz w:val="22"/>
@@ -13089,7 +13021,7 @@
     </w:p>
     <w:p>
       <w:pPr>
-        <w:pStyle w:val="ae"/>
+        <w:pStyle w:val="BodyText"/>
         <w:rPr>
           <w:rFonts w:ascii="Times New Roman" w:hAnsi="Times New Roman" w:cs="Times New Roman"/>
           <w:sz w:val="22"/>
@@ -13410,7 +13342,7 @@
     </w:p>
     <w:p>
       <w:pPr>
-        <w:pStyle w:val="ae"/>
+        <w:pStyle w:val="BodyText"/>
         <w:rPr>
           <w:rFonts w:ascii="Times New Roman" w:hAnsi="Times New Roman" w:cs="Times New Roman"/>
           <w:sz w:val="22"/>
@@ -13639,7 +13571,7 @@
     </w:p>
     <w:p>
       <w:pPr>
-        <w:pStyle w:val="ae"/>
+        <w:pStyle w:val="BodyText"/>
         <w:rPr>
           <w:rFonts w:ascii="Times New Roman" w:hAnsi="Times New Roman" w:cs="Times New Roman"/>
           <w:sz w:val="22"/>
@@ -14055,30 +13987,45 @@
           <w:sz w:val="22"/>
           <w:szCs w:val="22"/>
         </w:rPr>
-        <w:t xml:space="preserve">, we transform it to a form </w:t>
-      </w:r>
-      <w:proofErr w:type="gramStart"/>
-      <w:r>
-        <w:rPr>
-          <w:rFonts w:ascii="Times New Roman" w:hAnsi="Times New Roman" w:cs="Times New Roman"/>
-          <w:sz w:val="22"/>
-          <w:szCs w:val="22"/>
-        </w:rPr>
-        <w:t>similar to</w:t>
-      </w:r>
-      <w:proofErr w:type="gramEnd"/>
-      <w:r>
-        <w:rPr>
-          <w:rFonts w:ascii="Times New Roman" w:hAnsi="Times New Roman" w:cs="Times New Roman"/>
-          <w:sz w:val="22"/>
-          <w:szCs w:val="22"/>
-        </w:rPr>
-        <w:t xml:space="preserve"> a t-distribution:</w:t>
+        <w:t>, we transform</w:t>
+      </w:r>
+      <w:r>
+        <w:rPr>
+          <w:rFonts w:ascii="Times New Roman" w:hAnsi="Times New Roman" w:cs="Times New Roman" w:hint="eastAsia"/>
+          <w:sz w:val="22"/>
+          <w:szCs w:val="22"/>
+          <w:lang w:eastAsia="zh-CN"/>
+        </w:rPr>
+        <w:t>ed</w:t>
+      </w:r>
+      <w:r>
+        <w:rPr>
+          <w:rFonts w:ascii="Times New Roman" w:hAnsi="Times New Roman" w:cs="Times New Roman"/>
+          <w:sz w:val="22"/>
+          <w:szCs w:val="22"/>
+        </w:rPr>
+        <w:t xml:space="preserve"> it </w:t>
+      </w:r>
+      <w:r>
+        <w:rPr>
+          <w:rFonts w:ascii="Times New Roman" w:hAnsi="Times New Roman" w:cs="Times New Roman"/>
+          <w:sz w:val="22"/>
+          <w:szCs w:val="22"/>
+        </w:rPr>
+        <w:t>into</w:t>
+      </w:r>
+      <w:r>
+        <w:rPr>
+          <w:rFonts w:ascii="Times New Roman" w:hAnsi="Times New Roman" w:cs="Times New Roman"/>
+          <w:sz w:val="22"/>
+          <w:szCs w:val="22"/>
+        </w:rPr>
+        <w:t xml:space="preserve"> a form similar to a t-distribution:</w:t>
       </w:r>
     </w:p>
     <w:p>
       <w:pPr>
-        <w:pStyle w:val="ae"/>
+        <w:pStyle w:val="BodyText"/>
         <w:rPr>
           <w:rFonts w:ascii="Times New Roman" w:hAnsi="Times New Roman" w:cs="Times New Roman"/>
           <w:sz w:val="22"/>
@@ -14312,16 +14259,14 @@
         </w:rPr>
         <w:t xml:space="preserve">Unfortunately, due to the limit on number of pages, we are unable to explain every algorithm we wrote in R. We will elaborate on the best envelope function we picked </w:t>
       </w:r>
-      <w:proofErr w:type="gramStart"/>
-      <w:r>
-        <w:rPr>
-          <w:rFonts w:ascii="Times New Roman" w:hAnsi="Times New Roman" w:cs="Times New Roman"/>
-          <w:sz w:val="22"/>
-          <w:szCs w:val="22"/>
-        </w:rPr>
-        <w:t>later on</w:t>
-      </w:r>
-      <w:proofErr w:type="gramEnd"/>
+      <w:r>
+        <w:rPr>
+          <w:rFonts w:ascii="Times New Roman" w:hAnsi="Times New Roman" w:cs="Times New Roman"/>
+          <w:sz w:val="22"/>
+          <w:szCs w:val="22"/>
+        </w:rPr>
+        <w:t>later</w:t>
+      </w:r>
       <w:r>
         <w:rPr>
           <w:rFonts w:ascii="Times New Roman" w:hAnsi="Times New Roman" w:cs="Times New Roman"/>
@@ -14343,7 +14288,7 @@
     </w:p>
     <w:p>
       <w:pPr>
-        <w:pStyle w:val="3"/>
+        <w:pStyle w:val="Heading3"/>
         <w:rPr>
           <w:rFonts w:ascii="Times New Roman" w:hAnsi="Times New Roman" w:cs="Times New Roman"/>
           <w:sz w:val="22"/>
@@ -14399,7 +14344,7 @@
     </w:p>
     <w:p>
       <w:pPr>
-        <w:pStyle w:val="ae"/>
+        <w:pStyle w:val="BodyText"/>
         <w:rPr>
           <w:rFonts w:ascii="Times New Roman" w:hAnsi="Times New Roman" w:cs="Times New Roman"/>
           <w:sz w:val="22"/>
@@ -14453,7 +14398,7 @@
     </w:p>
     <w:p>
       <w:pPr>
-        <w:pStyle w:val="ae"/>
+        <w:pStyle w:val="BodyText"/>
         <w:rPr>
           <w:sz w:val="22"/>
           <w:szCs w:val="22"/>
@@ -14476,6 +14421,15 @@
           <w:szCs w:val="22"/>
         </w:rPr>
         <w:t>summarise</w:t>
+      </w:r>
+      <w:r>
+        <w:rPr>
+          <w:rFonts w:ascii="Times New Roman" w:hAnsi="Times New Roman" w:cs="Times New Roman" w:hint="eastAsia"/>
+          <w:sz w:val="22"/>
+          <w:szCs w:val="22"/>
+          <w:lang w:eastAsia="zh-CN"/>
+        </w:rPr>
+        <w:t>d</w:t>
       </w:r>
       <w:proofErr w:type="spellEnd"/>
       <w:r>
@@ -14497,7 +14451,7 @@
     </w:p>
     <w:p>
       <w:pPr>
-        <w:pStyle w:val="ae"/>
+        <w:pStyle w:val="BodyText"/>
         <w:jc w:val="center"/>
         <w:rPr>
           <w:sz w:val="22"/>
@@ -14513,7 +14467,7 @@
           <w:lang w:val="en-GB"/>
         </w:rPr>
         <w:drawing>
-          <wp:inline distT="0" distB="0" distL="0" distR="0" wp14:anchorId="0E1A390A" wp14:editId="35B3F49A">
+          <wp:inline distT="0" distB="0" distL="0" distR="0" wp14:anchorId="0E1A390A" wp14:editId="2DDB92A8">
             <wp:extent cx="3824586" cy="2324100"/>
             <wp:effectExtent l="0" t="0" r="0" b="0"/>
             <wp:docPr id="741549360" name="Picture 2" descr="A graph of different colored boxes&#10;&#10;AI-generated content may be incorrect."/>
@@ -14567,7 +14521,7 @@
     </w:p>
     <w:p>
       <w:pPr>
-        <w:pStyle w:val="ae"/>
+        <w:pStyle w:val="BodyText"/>
         <w:rPr>
           <w:rFonts w:ascii="Times New Roman" w:hAnsi="Times New Roman" w:cs="Times New Roman"/>
           <w:sz w:val="22"/>
@@ -14631,25 +14585,7 @@
           <w:rFonts w:cs="Times New Roman"/>
           <w:szCs w:val="22"/>
         </w:rPr>
-        <w:t>## sim_envelope_</w:t>
-      </w:r>
-      <w:proofErr w:type="gramStart"/>
-      <w:r>
-        <w:rPr>
-          <w:rStyle w:val="VerbatimChar"/>
-          <w:rFonts w:cs="Times New Roman"/>
-          <w:szCs w:val="22"/>
-        </w:rPr>
-        <w:t>1  196</w:t>
-      </w:r>
-      <w:proofErr w:type="gramEnd"/>
-      <w:r>
-        <w:rPr>
-          <w:rStyle w:val="VerbatimChar"/>
-          <w:rFonts w:cs="Times New Roman"/>
-          <w:szCs w:val="22"/>
-        </w:rPr>
-        <w:t>.09</w:t>
+        <w:t>## sim_envelope_1  196.09</w:t>
       </w:r>
       <w:r>
         <w:rPr>
@@ -14725,7 +14661,7 @@
     </w:p>
     <w:p>
       <w:pPr>
-        <w:pStyle w:val="ae"/>
+        <w:pStyle w:val="BodyText"/>
         <w:rPr>
           <w:rFonts w:ascii="Times New Roman" w:hAnsi="Times New Roman" w:cs="Times New Roman"/>
           <w:sz w:val="22"/>
@@ -14868,7 +14804,7 @@
     </w:p>
     <w:p>
       <w:pPr>
-        <w:pStyle w:val="ae"/>
+        <w:pStyle w:val="BodyText"/>
         <w:rPr>
           <w:rFonts w:ascii="Times New Roman" w:hAnsi="Times New Roman" w:cs="Times New Roman"/>
           <w:sz w:val="22"/>
@@ -15251,7 +15187,7 @@
     </w:p>
     <w:p>
       <w:pPr>
-        <w:pStyle w:val="ae"/>
+        <w:pStyle w:val="BodyText"/>
         <w:rPr>
           <w:rFonts w:ascii="Times New Roman" w:hAnsi="Times New Roman" w:cs="Times New Roman"/>
           <w:sz w:val="22"/>
@@ -15694,23 +15630,7 @@
           <w:sz w:val="22"/>
           <w:szCs w:val="22"/>
         </w:rPr>
-        <w:t xml:space="preserve"> </w:t>
-      </w:r>
-      <w:r>
-        <w:rPr>
-          <w:rFonts w:ascii="Times New Roman" w:hAnsi="Times New Roman" w:cs="Times New Roman"/>
-          <w:sz w:val="22"/>
-          <w:szCs w:val="22"/>
-        </w:rPr>
-        <w:br/>
-      </w:r>
-      <w:r>
-        <w:rPr>
-          <w:rFonts w:ascii="Times New Roman" w:hAnsi="Times New Roman" w:cs="Times New Roman"/>
-          <w:sz w:val="22"/>
-          <w:szCs w:val="22"/>
-        </w:rPr>
-        <w:t>(where</w:t>
+        <w:t xml:space="preserve"> (where</w:t>
       </w:r>
       <w:r>
         <w:rPr>
@@ -15915,7 +15835,7 @@
     </w:p>
     <w:p>
       <w:pPr>
-        <w:pStyle w:val="ae"/>
+        <w:pStyle w:val="BodyText"/>
         <w:rPr>
           <w:rFonts w:ascii="Times New Roman" w:hAnsi="Times New Roman" w:cs="Times New Roman"/>
           <w:sz w:val="22"/>
@@ -15941,7 +15861,7 @@
     </w:p>
     <w:p>
       <w:pPr>
-        <w:pStyle w:val="ae"/>
+        <w:pStyle w:val="BodyText"/>
         <w:rPr>
           <w:rFonts w:ascii="Times New Roman" w:hAnsi="Times New Roman" w:cs="Times New Roman"/>
           <w:sz w:val="22"/>
@@ -18982,7 +18902,6 @@
         </w:rPr>
         <w:t>(</w:t>
       </w:r>
-      <w:proofErr w:type="gramStart"/>
       <w:r>
         <w:rPr>
           <w:rStyle w:val="DecValTok"/>
@@ -19007,7 +18926,6 @@
         </w:rPr>
         <w:t>length</w:t>
       </w:r>
-      <w:proofErr w:type="gramEnd"/>
       <w:r>
         <w:rPr>
           <w:rStyle w:val="NormalTok"/>
@@ -19367,7 +19285,7 @@
     </w:p>
     <w:p>
       <w:pPr>
-        <w:pStyle w:val="ae"/>
+        <w:pStyle w:val="BodyText"/>
         <w:jc w:val="center"/>
         <w:rPr>
           <w:rFonts w:ascii="Times New Roman" w:hAnsi="Times New Roman" w:cs="Times New Roman"/>
@@ -19476,7 +19394,7 @@
     </w:p>
     <w:p>
       <w:pPr>
-        <w:pStyle w:val="ae"/>
+        <w:pStyle w:val="BodyText"/>
         <w:rPr>
           <w:rFonts w:ascii="Times New Roman" w:hAnsi="Times New Roman" w:cs="Times New Roman"/>
           <w:sz w:val="22"/>
@@ -19549,7 +19467,7 @@
     <w:bookmarkEnd w:id="21"/>
     <w:p>
       <w:pPr>
-        <w:pStyle w:val="3"/>
+        <w:pStyle w:val="Heading3"/>
         <w:rPr>
           <w:rFonts w:ascii="Times New Roman" w:hAnsi="Times New Roman" w:cs="Times New Roman"/>
           <w:sz w:val="22"/>
@@ -19677,7 +19595,7 @@
         </w:rPr>
         <w:lastRenderedPageBreak/>
         <w:drawing>
-          <wp:inline distT="0" distB="0" distL="0" distR="0" wp14:anchorId="2ADC08D3" wp14:editId="057D5F0C">
+          <wp:inline distT="0" distB="0" distL="0" distR="0" wp14:anchorId="2ADC08D3" wp14:editId="4FACA8FB">
             <wp:extent cx="4695825" cy="2845590"/>
             <wp:effectExtent l="0" t="0" r="0" b="0"/>
             <wp:docPr id="1219266719" name="Picture 4" descr="A graph of different types of numbers&#10;&#10;AI-generated content may be incorrect."/>
@@ -19731,7 +19649,7 @@
     </w:p>
     <w:p>
       <w:pPr>
-        <w:pStyle w:val="ae"/>
+        <w:pStyle w:val="BodyText"/>
         <w:rPr>
           <w:rFonts w:ascii="Times New Roman" w:hAnsi="Times New Roman" w:cs="Times New Roman"/>
           <w:sz w:val="22"/>
@@ -19788,25 +19706,7 @@
           <w:sz w:val="22"/>
           <w:szCs w:val="22"/>
         </w:rPr>
-        <w:t xml:space="preserve"> The differences between the sample and theoretical mean/variance </w:t>
-      </w:r>
-      <w:proofErr w:type="gramStart"/>
-      <w:r>
-        <w:rPr>
-          <w:rFonts w:ascii="Times New Roman" w:hAnsi="Times New Roman" w:cs="Times New Roman"/>
-          <w:sz w:val="22"/>
-          <w:szCs w:val="22"/>
-        </w:rPr>
-        <w:t>is</w:t>
-      </w:r>
-      <w:proofErr w:type="gramEnd"/>
-      <w:r>
-        <w:rPr>
-          <w:rFonts w:ascii="Times New Roman" w:hAnsi="Times New Roman" w:cs="Times New Roman"/>
-          <w:sz w:val="22"/>
-          <w:szCs w:val="22"/>
-        </w:rPr>
-        <w:t xml:space="preserve"> the smallest when</w:t>
+        <w:t xml:space="preserve"> The differences between the sample and theoretical mean/variance is the smallest when</w:t>
       </w:r>
       <w:r>
         <w:rPr>
@@ -19927,7 +19827,7 @@
     <w:bookmarkEnd w:id="22"/>
     <w:p>
       <w:pPr>
-        <w:pStyle w:val="3"/>
+        <w:pStyle w:val="Heading3"/>
         <w:rPr>
           <w:rFonts w:ascii="Times New Roman" w:hAnsi="Times New Roman" w:cs="Times New Roman"/>
           <w:sz w:val="22"/>
@@ -20188,16 +20088,14 @@
         <w:br/>
         <w:t xml:space="preserve">As a result, </w:t>
       </w:r>
-      <w:proofErr w:type="gramStart"/>
-      <w:r>
-        <w:rPr>
-          <w:rFonts w:ascii="Times New Roman" w:hAnsi="Times New Roman" w:cs="Times New Roman"/>
-          <w:sz w:val="22"/>
-          <w:szCs w:val="22"/>
-        </w:rPr>
-        <w:t>similar to</w:t>
-      </w:r>
-      <w:proofErr w:type="gramEnd"/>
+      <w:r>
+        <w:rPr>
+          <w:rFonts w:ascii="Times New Roman" w:hAnsi="Times New Roman" w:cs="Times New Roman"/>
+          <w:sz w:val="22"/>
+          <w:szCs w:val="22"/>
+        </w:rPr>
+        <w:t>like</w:t>
+      </w:r>
       <w:r>
         <w:rPr>
           <w:rFonts w:ascii="Times New Roman" w:hAnsi="Times New Roman" w:cs="Times New Roman"/>
@@ -20357,7 +20255,7 @@
     </w:p>
     <w:p>
       <w:pPr>
-        <w:pStyle w:val="ae"/>
+        <w:pStyle w:val="BodyText"/>
         <w:jc w:val="center"/>
         <w:rPr>
           <w:lang w:val="en-GB"/>
@@ -20369,7 +20267,7 @@
           <w:lang w:val="en-GB"/>
         </w:rPr>
         <w:drawing>
-          <wp:inline distT="0" distB="0" distL="0" distR="0" wp14:anchorId="206085E2" wp14:editId="4F1C2327">
+          <wp:inline distT="0" distB="0" distL="0" distR="0" wp14:anchorId="206085E2" wp14:editId="032F7BCA">
             <wp:extent cx="4268422" cy="2634018"/>
             <wp:effectExtent l="0" t="0" r="0" b="0"/>
             <wp:docPr id="1120550484" name="Picture 6" descr="A graph of numbers and graphs&#10;&#10;AI-generated content may be incorrect."/>
@@ -20423,7 +20321,7 @@
     </w:p>
     <w:p>
       <w:pPr>
-        <w:pStyle w:val="ae"/>
+        <w:pStyle w:val="BodyText"/>
         <w:jc w:val="center"/>
         <w:rPr>
           <w:lang w:val="en-GB"/>
@@ -20436,7 +20334,7 @@
         </w:rPr>
         <w:lastRenderedPageBreak/>
         <w:drawing>
-          <wp:inline distT="0" distB="0" distL="0" distR="0" wp14:anchorId="52A05EFB" wp14:editId="184CA329">
+          <wp:inline distT="0" distB="0" distL="0" distR="0" wp14:anchorId="52A05EFB" wp14:editId="62F59A5B">
             <wp:extent cx="4346812" cy="2683785"/>
             <wp:effectExtent l="0" t="0" r="0" b="2540"/>
             <wp:docPr id="1489275484" name="Picture 8" descr="A graph of different colored lines&#10;&#10;AI-generated content may be incorrect."/>
@@ -20487,7 +20385,7 @@
     </w:p>
     <w:p>
       <w:pPr>
-        <w:pStyle w:val="ae"/>
+        <w:pStyle w:val="BodyText"/>
         <w:rPr>
           <w:rFonts w:ascii="Times New Roman" w:hAnsi="Times New Roman" w:cs="Times New Roman"/>
           <w:sz w:val="22"/>
@@ -20952,7 +20850,7 @@
     <w:bookmarkEnd w:id="23"/>
     <w:p>
       <w:pPr>
-        <w:pStyle w:val="3"/>
+        <w:pStyle w:val="Heading3"/>
         <w:rPr>
           <w:rFonts w:ascii="Times New Roman" w:hAnsi="Times New Roman" w:cs="Times New Roman"/>
           <w:sz w:val="22"/>
@@ -21302,7 +21200,7 @@
     </w:p>
     <w:p>
       <w:pPr>
-        <w:pStyle w:val="ae"/>
+        <w:pStyle w:val="BodyText"/>
         <w:rPr>
           <w:rFonts w:ascii="Times New Roman" w:hAnsi="Times New Roman" w:cs="Times New Roman"/>
           <w:sz w:val="22"/>
@@ -21429,7 +21327,7 @@
     </w:p>
     <w:p>
       <w:pPr>
-        <w:pStyle w:val="2"/>
+        <w:pStyle w:val="Heading2"/>
         <w:spacing w:line="200" w:lineRule="atLeast"/>
         <w:rPr>
           <w:rFonts w:ascii="Times New Roman" w:hAnsi="Times New Roman" w:cs="Times New Roman"/>
@@ -21449,7 +21347,7 @@
     </w:p>
     <w:p>
       <w:pPr>
-        <w:pStyle w:val="3"/>
+        <w:pStyle w:val="Heading3"/>
         <w:spacing w:line="200" w:lineRule="atLeast"/>
         <w:rPr>
           <w:rFonts w:ascii="Times New Roman" w:hAnsi="Times New Roman" w:cs="Times New Roman"/>
@@ -21565,7 +21463,7 @@
     </w:p>
     <w:p>
       <w:pPr>
-        <w:pStyle w:val="ae"/>
+        <w:pStyle w:val="BodyText"/>
         <w:spacing w:line="200" w:lineRule="atLeast"/>
         <w:rPr>
           <w:rFonts w:ascii="Times New Roman" w:hAnsi="Times New Roman" w:cs="Times New Roman"/>
@@ -26225,7 +26123,7 @@
     </w:p>
     <w:p>
       <w:pPr>
-        <w:pStyle w:val="3"/>
+        <w:pStyle w:val="Heading3"/>
         <w:spacing w:line="200" w:lineRule="atLeast"/>
         <w:rPr>
           <w:rFonts w:ascii="Times New Roman" w:hAnsi="Times New Roman" w:cs="Times New Roman"/>
@@ -27062,7 +26960,7 @@
     </w:p>
     <w:p>
       <w:pPr>
-        <w:pStyle w:val="ae"/>
+        <w:pStyle w:val="BodyText"/>
         <w:spacing w:line="200" w:lineRule="atLeast"/>
         <w:rPr>
           <w:rFonts w:ascii="Times New Roman" w:hAnsi="Times New Roman" w:cs="Times New Roman"/>
@@ -27139,7 +27037,6 @@
         </w:rPr>
         <w:t xml:space="preserve"> </w:t>
       </w:r>
-      <w:proofErr w:type="gramStart"/>
       <w:r>
         <w:rPr>
           <w:rStyle w:val="FunctionTok"/>
@@ -27157,7 +27054,6 @@
         <w:t>(</w:t>
       </w:r>
       <w:proofErr w:type="spellStart"/>
-      <w:proofErr w:type="gramEnd"/>
       <w:r>
         <w:rPr>
           <w:rStyle w:val="NormalTok"/>
@@ -27569,7 +27465,6 @@
           <w:szCs w:val="22"/>
         </w:rPr>
       </w:pPr>
-      <w:proofErr w:type="gramStart"/>
       <w:r>
         <w:rPr>
           <w:rStyle w:val="FunctionTok"/>
@@ -27586,7 +27481,6 @@
         </w:rPr>
         <w:t>(</w:t>
       </w:r>
-      <w:proofErr w:type="gramEnd"/>
       <w:r>
         <w:rPr>
           <w:rStyle w:val="StringTok"/>
@@ -27718,7 +27612,7 @@
     </w:p>
     <w:p>
       <w:pPr>
-        <w:pStyle w:val="3"/>
+        <w:pStyle w:val="Heading3"/>
         <w:spacing w:line="200" w:lineRule="atLeast"/>
         <w:rPr>
           <w:rFonts w:ascii="Times New Roman" w:hAnsi="Times New Roman" w:cs="Times New Roman"/>
@@ -29334,7 +29228,7 @@
     </w:p>
     <w:p>
       <w:pPr>
-        <w:pStyle w:val="ae"/>
+        <w:pStyle w:val="BodyText"/>
         <w:spacing w:line="200" w:lineRule="atLeast"/>
         <w:rPr>
           <w:rFonts w:ascii="Times New Roman" w:hAnsi="Times New Roman" w:cs="Times New Roman"/>
@@ -30635,30 +30529,12 @@
           <w:sz w:val="22"/>
           <w:szCs w:val="22"/>
         </w:rPr>
-        <w:t>In conclusion, the result(median=</w:t>
-      </w:r>
-      <w:proofErr w:type="gramStart"/>
-      <w:r>
-        <w:rPr>
-          <w:rFonts w:ascii="Times New Roman" w:hAnsi="Times New Roman" w:cs="Times New Roman"/>
-          <w:sz w:val="22"/>
-          <w:szCs w:val="22"/>
-        </w:rPr>
-        <w:t>8,mean</w:t>
-      </w:r>
-      <w:proofErr w:type="gramEnd"/>
-      <w:r>
-        <w:rPr>
-          <w:rFonts w:ascii="Times New Roman" w:hAnsi="Times New Roman" w:cs="Times New Roman"/>
-          <w:sz w:val="22"/>
-          <w:szCs w:val="22"/>
-        </w:rPr>
-        <w:t>=6.89) shows that there are no incentives to exercise early. Since there are no discounting factors, most options are exercised close to maturity.</w:t>
+        <w:t>In conclusion, the result(median=8,mean=6.89) shows that there are no incentives to exercise early. Since there are no discounting factors, most options are exercised close to maturity.</w:t>
       </w:r>
     </w:p>
     <w:p>
       <w:pPr>
-        <w:pStyle w:val="3"/>
+        <w:pStyle w:val="Heading3"/>
         <w:spacing w:line="200" w:lineRule="atLeast"/>
         <w:rPr>
           <w:rFonts w:ascii="Times New Roman" w:hAnsi="Times New Roman" w:cs="Times New Roman"/>
@@ -32681,25 +32557,7 @@
           <w:rFonts w:cs="Times New Roman"/>
           <w:szCs w:val="22"/>
         </w:rPr>
-        <w:t># European call option price = E((R10-</w:t>
-      </w:r>
-      <w:proofErr w:type="gramStart"/>
-      <w:r>
-        <w:rPr>
-          <w:rStyle w:val="CommentTok"/>
-          <w:rFonts w:cs="Times New Roman"/>
-          <w:szCs w:val="22"/>
-        </w:rPr>
-        <w:t>K)+</w:t>
-      </w:r>
-      <w:proofErr w:type="gramEnd"/>
-      <w:r>
-        <w:rPr>
-          <w:rStyle w:val="CommentTok"/>
-          <w:rFonts w:cs="Times New Roman"/>
-          <w:szCs w:val="22"/>
-        </w:rPr>
-        <w:t>)</w:t>
+        <w:t># European call option price = E((R10-K)+)</w:t>
       </w:r>
       <w:r>
         <w:rPr>
@@ -33106,7 +32964,6 @@
         </w:rPr>
         <w:br/>
       </w:r>
-      <w:proofErr w:type="gramStart"/>
       <w:r>
         <w:rPr>
           <w:rStyle w:val="FunctionTok"/>
@@ -33123,7 +32980,6 @@
         </w:rPr>
         <w:t>(</w:t>
       </w:r>
-      <w:proofErr w:type="gramEnd"/>
       <w:r>
         <w:rPr>
           <w:rStyle w:val="StringTok"/>
@@ -33213,7 +33069,7 @@
     </w:p>
     <w:p>
       <w:pPr>
-        <w:pStyle w:val="3"/>
+        <w:pStyle w:val="Heading3"/>
         <w:spacing w:line="200" w:lineRule="atLeast"/>
         <w:rPr>
           <w:rFonts w:ascii="Times New Roman" w:hAnsi="Times New Roman" w:cs="Times New Roman"/>
@@ -33235,7 +33091,7 @@
     </w:p>
     <w:p>
       <w:pPr>
-        <w:pStyle w:val="3"/>
+        <w:pStyle w:val="Heading3"/>
         <w:spacing w:line="200" w:lineRule="atLeast"/>
         <w:rPr>
           <w:rFonts w:ascii="Times New Roman" w:hAnsi="Times New Roman" w:cs="Times New Roman"/>
@@ -33315,7 +33171,7 @@
     </w:p>
     <w:p>
       <w:pPr>
-        <w:pStyle w:val="4"/>
+        <w:pStyle w:val="Heading4"/>
         <w:spacing w:line="200" w:lineRule="atLeast"/>
         <w:rPr>
           <w:rFonts w:ascii="Times New Roman" w:hAnsi="Times New Roman" w:cs="Times New Roman"/>
@@ -33416,7 +33272,7 @@
     </w:p>
     <w:p>
       <w:pPr>
-        <w:pStyle w:val="ae"/>
+        <w:pStyle w:val="BodyText"/>
         <w:spacing w:line="200" w:lineRule="atLeast"/>
         <w:rPr>
           <w:rFonts w:ascii="Times New Roman" w:hAnsi="Times New Roman" w:cs="Times New Roman"/>
@@ -33476,7 +33332,7 @@
     </w:p>
     <w:p>
       <w:pPr>
-        <w:pStyle w:val="ae"/>
+        <w:pStyle w:val="BodyText"/>
         <w:spacing w:line="200" w:lineRule="atLeast"/>
         <w:rPr>
           <w:rFonts w:ascii="Times New Roman" w:hAnsi="Times New Roman" w:cs="Times New Roman"/>
@@ -34014,7 +33870,7 @@
     </w:p>
     <w:p>
       <w:pPr>
-        <w:pStyle w:val="ae"/>
+        <w:pStyle w:val="BodyText"/>
         <w:spacing w:line="200" w:lineRule="atLeast"/>
         <w:rPr>
           <w:rFonts w:ascii="Times New Roman" w:hAnsi="Times New Roman" w:cs="Times New Roman"/>
@@ -34051,7 +33907,7 @@
     </w:p>
     <w:p>
       <w:pPr>
-        <w:pStyle w:val="4"/>
+        <w:pStyle w:val="Heading4"/>
         <w:spacing w:line="200" w:lineRule="atLeast"/>
         <w:rPr>
           <w:rFonts w:ascii="Times New Roman" w:hAnsi="Times New Roman" w:cs="Times New Roman"/>
@@ -34131,7 +33987,7 @@
     </w:p>
     <w:p>
       <w:pPr>
-        <w:pStyle w:val="4"/>
+        <w:pStyle w:val="Heading4"/>
         <w:spacing w:line="200" w:lineRule="atLeast"/>
         <w:rPr>
           <w:rFonts w:ascii="Times New Roman" w:hAnsi="Times New Roman" w:cs="Times New Roman"/>
@@ -34507,7 +34363,7 @@
     </w:p>
     <w:p>
       <w:pPr>
-        <w:pStyle w:val="ae"/>
+        <w:pStyle w:val="BodyText"/>
         <w:spacing w:line="200" w:lineRule="atLeast"/>
         <w:rPr>
           <w:rFonts w:ascii="Times New Roman" w:hAnsi="Times New Roman" w:cs="Times New Roman"/>
@@ -34979,7 +34835,7 @@
     </w:p>
     <w:p>
       <w:pPr>
-        <w:pStyle w:val="4"/>
+        <w:pStyle w:val="Heading4"/>
         <w:spacing w:line="200" w:lineRule="atLeast"/>
         <w:rPr>
           <w:rFonts w:ascii="Times New Roman" w:hAnsi="Times New Roman" w:cs="Times New Roman"/>
@@ -35036,7 +34892,7 @@
     </w:p>
     <w:p>
       <w:pPr>
-        <w:pStyle w:val="ae"/>
+        <w:pStyle w:val="BodyText"/>
         <w:spacing w:line="200" w:lineRule="atLeast"/>
         <w:rPr>
           <w:rFonts w:ascii="Times New Roman" w:hAnsi="Times New Roman" w:cs="Times New Roman"/>
@@ -35444,7 +35300,7 @@
     </w:p>
     <w:p>
       <w:pPr>
-        <w:pStyle w:val="ae"/>
+        <w:pStyle w:val="BodyText"/>
         <w:spacing w:line="200" w:lineRule="atLeast"/>
         <w:rPr>
           <w:rFonts w:ascii="Times New Roman" w:hAnsi="Times New Roman" w:cs="Times New Roman"/>
@@ -36060,7 +35916,6 @@
         </w:rPr>
         <w:t xml:space="preserve"> </w:t>
       </w:r>
-      <w:proofErr w:type="gramStart"/>
       <w:r>
         <w:rPr>
           <w:rStyle w:val="FunctionTok"/>
@@ -36078,7 +35933,6 @@
         <w:t>(</w:t>
       </w:r>
       <w:proofErr w:type="spellStart"/>
-      <w:proofErr w:type="gramEnd"/>
       <w:r>
         <w:rPr>
           <w:rStyle w:val="NormalTok"/>
@@ -36619,25 +36473,7 @@
           <w:rFonts w:cs="Times New Roman"/>
           <w:szCs w:val="22"/>
         </w:rPr>
-        <w:t>(</w:t>
-      </w:r>
-      <w:proofErr w:type="gramStart"/>
-      <w:r>
-        <w:rPr>
-          <w:rStyle w:val="NormalTok"/>
-          <w:rFonts w:cs="Times New Roman"/>
-          <w:szCs w:val="22"/>
-        </w:rPr>
-        <w:t>X,Y</w:t>
-      </w:r>
-      <w:proofErr w:type="gramEnd"/>
-      <w:r>
-        <w:rPr>
-          <w:rStyle w:val="NormalTok"/>
-          <w:rFonts w:cs="Times New Roman"/>
-          <w:szCs w:val="22"/>
-        </w:rPr>
-        <w:t>)</w:t>
+        <w:t>(X,Y)</w:t>
       </w:r>
       <w:r>
         <w:rPr>
@@ -37088,16 +36924,7 @@
           <w:rFonts w:cs="Times New Roman"/>
           <w:szCs w:val="22"/>
         </w:rPr>
-        <w:t>by</w:t>
-      </w:r>
-      <w:proofErr w:type="gramStart"/>
-      <w:r>
-        <w:rPr>
-          <w:rStyle w:val="StringTok"/>
-          <w:rFonts w:cs="Times New Roman"/>
-          <w:szCs w:val="22"/>
-        </w:rPr>
-        <w:t>"</w:t>
+        <w:t>by"</w:t>
       </w:r>
       <w:r>
         <w:rPr>
@@ -37116,7 +36943,6 @@
         <w:t>round</w:t>
       </w:r>
       <w:proofErr w:type="spellEnd"/>
-      <w:proofErr w:type="gramEnd"/>
       <w:r>
         <w:rPr>
           <w:rStyle w:val="NormalTok"/>
@@ -37319,25 +37145,7 @@
           <w:rFonts w:cs="Times New Roman"/>
           <w:szCs w:val="22"/>
         </w:rPr>
-        <w:t>#</w:t>
-      </w:r>
-      <w:proofErr w:type="gramStart"/>
-      <w:r>
-        <w:rPr>
-          <w:rStyle w:val="VerbatimChar"/>
-          <w:rFonts w:cs="Times New Roman"/>
-          <w:szCs w:val="22"/>
-        </w:rPr>
-        <w:t>#  Improved</w:t>
-      </w:r>
-      <w:proofErr w:type="gramEnd"/>
-      <w:r>
-        <w:rPr>
-          <w:rStyle w:val="VerbatimChar"/>
-          <w:rFonts w:cs="Times New Roman"/>
-          <w:szCs w:val="22"/>
-        </w:rPr>
-        <w:t xml:space="preserve"> by 99.38 %.</w:t>
+        <w:t>##  Improved by 99.38 %.</w:t>
       </w:r>
     </w:p>
     <w:p>
@@ -37616,7 +37424,7 @@
     </w:p>
     <w:p>
       <w:pPr>
-        <w:pStyle w:val="2"/>
+        <w:pStyle w:val="Heading2"/>
         <w:rPr>
           <w:rFonts w:ascii="Times New Roman" w:hAnsi="Times New Roman" w:cs="Times New Roman"/>
           <w:sz w:val="22"/>
@@ -37636,7 +37444,7 @@
     </w:p>
     <w:p>
       <w:pPr>
-        <w:pStyle w:val="3"/>
+        <w:pStyle w:val="Heading3"/>
         <w:rPr>
           <w:rFonts w:ascii="Times New Roman" w:hAnsi="Times New Roman" w:cs="Times New Roman"/>
           <w:sz w:val="22"/>
@@ -40543,16 +40351,7 @@
           <w:rFonts w:cs="Times New Roman"/>
           <w:szCs w:val="22"/>
         </w:rPr>
-        <w:t>all_</w:t>
-      </w:r>
-      <w:proofErr w:type="gramStart"/>
-      <w:r>
-        <w:rPr>
-          <w:rStyle w:val="NormalTok"/>
-          <w:rFonts w:cs="Times New Roman"/>
-          <w:szCs w:val="22"/>
-        </w:rPr>
-        <w:t>results</w:t>
+        <w:t>all_results</w:t>
       </w:r>
       <w:proofErr w:type="spellEnd"/>
       <w:r>
@@ -40561,16 +40360,7 @@
           <w:rFonts w:cs="Times New Roman"/>
           <w:szCs w:val="22"/>
         </w:rPr>
-        <w:t>[</w:t>
-      </w:r>
-      <w:proofErr w:type="gramEnd"/>
-      <w:r>
-        <w:rPr>
-          <w:rStyle w:val="NormalTok"/>
-          <w:rFonts w:cs="Times New Roman"/>
-          <w:szCs w:val="22"/>
-        </w:rPr>
-        <w:t>,</w:t>
+        <w:t>[,</w:t>
       </w:r>
       <w:r>
         <w:rPr>
@@ -40798,7 +40588,6 @@
           <w:szCs w:val="22"/>
         </w:rPr>
       </w:pPr>
-      <w:proofErr w:type="gramStart"/>
       <w:r>
         <w:rPr>
           <w:rStyle w:val="FunctionTok"/>
@@ -40815,7 +40604,6 @@
         </w:rPr>
         <w:t>(</w:t>
       </w:r>
-      <w:proofErr w:type="gramEnd"/>
       <w:r>
         <w:rPr>
           <w:rStyle w:val="StringTok"/>
@@ -40980,7 +40768,7 @@
     </w:p>
     <w:p>
       <w:pPr>
-        <w:pStyle w:val="3"/>
+        <w:pStyle w:val="Heading3"/>
         <w:rPr>
           <w:rFonts w:ascii="Times New Roman" w:hAnsi="Times New Roman" w:cs="Times New Roman"/>
           <w:sz w:val="22"/>
@@ -44350,25 +44138,7 @@
           <w:rFonts w:cs="Times New Roman"/>
           <w:szCs w:val="22"/>
         </w:rPr>
-        <w:t xml:space="preserve">## Card </w:t>
-      </w:r>
-      <w:proofErr w:type="gramStart"/>
-      <w:r>
-        <w:rPr>
-          <w:rStyle w:val="VerbatimChar"/>
-          <w:rFonts w:cs="Times New Roman"/>
-          <w:szCs w:val="22"/>
-        </w:rPr>
-        <w:t>1 :</w:t>
-      </w:r>
-      <w:proofErr w:type="gramEnd"/>
-      <w:r>
-        <w:rPr>
-          <w:rStyle w:val="VerbatimChar"/>
-          <w:rFonts w:cs="Times New Roman"/>
-          <w:szCs w:val="22"/>
-        </w:rPr>
-        <w:t xml:space="preserve"> 0.294 ,  70.9 %</w:t>
+        <w:t>## Card 1 : 0.294 ,  70.9 %</w:t>
       </w:r>
       <w:r>
         <w:rPr>
@@ -44533,16 +44303,7 @@
           <w:rFonts w:cs="Times New Roman"/>
           <w:szCs w:val="22"/>
         </w:rPr>
-        <w:t>choice_</w:t>
-      </w:r>
-      <w:proofErr w:type="gramStart"/>
-      <w:r>
-        <w:rPr>
-          <w:rStyle w:val="NormalTok"/>
-          <w:rFonts w:cs="Times New Roman"/>
-          <w:szCs w:val="22"/>
-        </w:rPr>
-        <w:t>results</w:t>
+        <w:t>choice_results</w:t>
       </w:r>
       <w:proofErr w:type="spellEnd"/>
       <w:r>
@@ -44551,16 +44312,7 @@
           <w:rFonts w:cs="Times New Roman"/>
           <w:szCs w:val="22"/>
         </w:rPr>
-        <w:t>[</w:t>
-      </w:r>
-      <w:proofErr w:type="gramEnd"/>
-      <w:r>
-        <w:rPr>
-          <w:rStyle w:val="NormalTok"/>
-          <w:rFonts w:cs="Times New Roman"/>
-          <w:szCs w:val="22"/>
-        </w:rPr>
-        <w:t>,</w:t>
+        <w:t>[,</w:t>
       </w:r>
       <w:r>
         <w:rPr>
@@ -44675,7 +44427,6 @@
           <w:szCs w:val="22"/>
         </w:rPr>
       </w:pPr>
-      <w:proofErr w:type="gramStart"/>
       <w:r>
         <w:rPr>
           <w:rStyle w:val="FunctionTok"/>
@@ -44692,7 +44443,6 @@
         </w:rPr>
         <w:t>(</w:t>
       </w:r>
-      <w:proofErr w:type="gramEnd"/>
       <w:r>
         <w:rPr>
           <w:rStyle w:val="StringTok"/>
@@ -44849,7 +44599,6 @@
           <w:szCs w:val="22"/>
         </w:rPr>
       </w:pPr>
-      <w:proofErr w:type="gramStart"/>
       <w:r>
         <w:rPr>
           <w:rStyle w:val="FunctionTok"/>
@@ -44866,7 +44615,6 @@
         </w:rPr>
         <w:t>(</w:t>
       </w:r>
-      <w:proofErr w:type="gramEnd"/>
       <w:r>
         <w:rPr>
           <w:rStyle w:val="StringTok"/>
@@ -45153,7 +44901,7 @@
 </file>
 
 <file path=word/numbering.xml><?xml version="1.0" encoding="utf-8"?>
-<w:numbering xmlns:wpc="http://schemas.microsoft.com/office/word/2010/wordprocessingCanvas" xmlns:cx="http://schemas.microsoft.com/office/drawing/2014/chartex" xmlns:cx1="http://schemas.microsoft.com/office/drawing/2015/9/8/chartex" xmlns:cx2="http://schemas.microsoft.com/office/drawing/2015/10/21/chartex" xmlns:cx3="http://schemas.microsoft.com/office/drawing/2016/5/9/chartex" xmlns:cx4="http://schemas.microsoft.com/office/drawing/2016/5/10/chartex" xmlns:cx5="http://schemas.microsoft.com/office/drawing/2016/5/11/chartex" xmlns:cx6="http://schemas.microsoft.com/office/drawing/2016/5/12/chartex" xmlns:cx7="http://schemas.microsoft.com/office/drawing/2016/5/13/chartex" xmlns:cx8="http://schemas.microsoft.com/office/drawing/2016/5/14/chartex" xmlns:mc="http://schemas.openxmlformats.org/markup-compatibility/2006" xmlns:aink="http://schemas.microsoft.com/office/drawing/2016/ink" xmlns:am3d="http://schemas.microsoft.com/office/drawing/2017/model3d" xmlns:o="urn:schemas-microsoft-com:office:office" xmlns:oel="http://schemas.microsoft.com/office/2019/extlst" xmlns:r="http://schemas.openxmlformats.org/officeDocument/2006/relationships" xmlns:m="http://schemas.openxmlformats.org/officeDocument/2006/math" xmlns:v="urn:schemas-microsoft-com:vml" xmlns:wp14="http://schemas.microsoft.com/office/word/2010/wordprocessingDrawing" xmlns:wp="http://schemas.openxmlformats.org/drawingml/2006/wordprocessingDrawing" xmlns:w10="urn:schemas-microsoft-com:office:word" xmlns:w="http://schemas.openxmlformats.org/wordprocessingml/2006/main" xmlns:w14="http://schemas.microsoft.com/office/word/2010/wordml" xmlns:w15="http://schemas.microsoft.com/office/word/2012/wordml" xmlns:w16cex="http://schemas.microsoft.com/office/word/2018/wordml/cex" xmlns:w16cid="http://schemas.microsoft.com/office/word/2016/wordml/cid" xmlns:w16="http://schemas.microsoft.com/office/word/2018/wordml" xmlns:w16du="http://schemas.microsoft.com/office/word/2023/wordml/word16du" xmlns:w16sdtdh="http://schemas.microsoft.com/office/word/2020/wordml/sdtdatahash" xmlns:w16se="http://schemas.microsoft.com/office/word/2015/wordml/symex" xmlns:wpg="http://schemas.microsoft.com/office/word/2010/wordprocessingGroup" xmlns:wpi="http://schemas.microsoft.com/office/word/2010/wordprocessingInk" xmlns:wne="http://schemas.microsoft.com/office/word/2006/wordml" xmlns:wps="http://schemas.microsoft.com/office/word/2010/wordprocessingShape" mc:Ignorable="w14 w15 w16se w16cid w16 w16cex w16sdtdh w16du wp14">
+<w:numbering xmlns:wpc="http://schemas.microsoft.com/office/word/2010/wordprocessingCanvas" xmlns:cx="http://schemas.microsoft.com/office/drawing/2014/chartex" xmlns:cx1="http://schemas.microsoft.com/office/drawing/2015/9/8/chartex" xmlns:cx2="http://schemas.microsoft.com/office/drawing/2015/10/21/chartex" xmlns:cx3="http://schemas.microsoft.com/office/drawing/2016/5/9/chartex" xmlns:cx4="http://schemas.microsoft.com/office/drawing/2016/5/10/chartex" xmlns:cx5="http://schemas.microsoft.com/office/drawing/2016/5/11/chartex" xmlns:cx6="http://schemas.microsoft.com/office/drawing/2016/5/12/chartex" xmlns:cx7="http://schemas.microsoft.com/office/drawing/2016/5/13/chartex" xmlns:cx8="http://schemas.microsoft.com/office/drawing/2016/5/14/chartex" xmlns:mc="http://schemas.openxmlformats.org/markup-compatibility/2006" xmlns:aink="http://schemas.microsoft.com/office/drawing/2016/ink" xmlns:am3d="http://schemas.microsoft.com/office/drawing/2017/model3d" xmlns:o="urn:schemas-microsoft-com:office:office" xmlns:oel="http://schemas.microsoft.com/office/2019/extlst" xmlns:r="http://schemas.openxmlformats.org/officeDocument/2006/relationships" xmlns:m="http://schemas.openxmlformats.org/officeDocument/2006/math" xmlns:v="urn:schemas-microsoft-com:vml" xmlns:wp14="http://schemas.microsoft.com/office/word/2010/wordprocessingDrawing" xmlns:wp="http://schemas.openxmlformats.org/drawingml/2006/wordprocessingDrawing" xmlns:w10="urn:schemas-microsoft-com:office:word" xmlns:w="http://schemas.openxmlformats.org/wordprocessingml/2006/main" xmlns:w14="http://schemas.microsoft.com/office/word/2010/wordml" xmlns:w15="http://schemas.microsoft.com/office/word/2012/wordml" xmlns:w16cex="http://schemas.microsoft.com/office/word/2018/wordml/cex" xmlns:w16cid="http://schemas.microsoft.com/office/word/2016/wordml/cid" xmlns:w16="http://schemas.microsoft.com/office/word/2018/wordml" xmlns:w16du="http://schemas.microsoft.com/office/word/2023/wordml/word16du" xmlns:w16sdtdh="http://schemas.microsoft.com/office/word/2020/wordml/sdtdatahash" xmlns:w16sdtfl="http://schemas.microsoft.com/office/word/2024/wordml/sdtformatlock" xmlns:w16se="http://schemas.microsoft.com/office/word/2015/wordml/symex" xmlns:wpg="http://schemas.microsoft.com/office/word/2010/wordprocessingGroup" xmlns:wpi="http://schemas.microsoft.com/office/word/2010/wordprocessingInk" xmlns:wne="http://schemas.microsoft.com/office/word/2006/wordml" xmlns:wps="http://schemas.microsoft.com/office/word/2010/wordprocessingShape" mc:Ignorable="w14 w15 w16se w16cid w16 w16cex w16sdtdh w16sdtfl w16du wp14">
   <w:abstractNum w:abstractNumId="0" w15:restartNumberingAfterBreak="0">
     <w:nsid w:val="0000A991"/>
     <w:multiLevelType w:val="multilevel"/>
@@ -45381,7 +45129,7 @@
 </file>
 
 <file path=word/styles.xml><?xml version="1.0" encoding="utf-8"?>
-<w:styles xmlns:mc="http://schemas.openxmlformats.org/markup-compatibility/2006" xmlns:r="http://schemas.openxmlformats.org/officeDocument/2006/relationships" xmlns:w="http://schemas.openxmlformats.org/wordprocessingml/2006/main" xmlns:w14="http://schemas.microsoft.com/office/word/2010/wordml" xmlns:w15="http://schemas.microsoft.com/office/word/2012/wordml" xmlns:w16cex="http://schemas.microsoft.com/office/word/2018/wordml/cex" xmlns:w16cid="http://schemas.microsoft.com/office/word/2016/wordml/cid" xmlns:w16="http://schemas.microsoft.com/office/word/2018/wordml" xmlns:w16du="http://schemas.microsoft.com/office/word/2023/wordml/word16du" xmlns:w16sdtdh="http://schemas.microsoft.com/office/word/2020/wordml/sdtdatahash" xmlns:w16se="http://schemas.microsoft.com/office/word/2015/wordml/symex" mc:Ignorable="w14 w15 w16se w16cid w16 w16cex w16sdtdh w16du">
+<w:styles xmlns:mc="http://schemas.openxmlformats.org/markup-compatibility/2006" xmlns:r="http://schemas.openxmlformats.org/officeDocument/2006/relationships" xmlns:w="http://schemas.openxmlformats.org/wordprocessingml/2006/main" xmlns:w14="http://schemas.microsoft.com/office/word/2010/wordml" xmlns:w15="http://schemas.microsoft.com/office/word/2012/wordml" xmlns:w16cex="http://schemas.microsoft.com/office/word/2018/wordml/cex" xmlns:w16cid="http://schemas.microsoft.com/office/word/2016/wordml/cid" xmlns:w16="http://schemas.microsoft.com/office/word/2018/wordml" xmlns:w16du="http://schemas.microsoft.com/office/word/2023/wordml/word16du" xmlns:w16sdtdh="http://schemas.microsoft.com/office/word/2020/wordml/sdtdatahash" xmlns:w16sdtfl="http://schemas.microsoft.com/office/word/2024/wordml/sdtformatlock" xmlns:w16se="http://schemas.microsoft.com/office/word/2015/wordml/symex" mc:Ignorable="w14 w15 w16se w16cid w16 w16cex w16sdtdh w16sdtfl w16du">
   <w:docDefaults>
     <w:rPrDefault>
       <w:rPr>
@@ -45772,7 +45520,7 @@
     <w:lsdException w:name="Unresolved Mention" w:semiHidden="1" w:unhideWhenUsed="1"/>
     <w:lsdException w:name="Smart Link" w:semiHidden="1" w:unhideWhenUsed="1"/>
   </w:latentStyles>
-  <w:style w:type="paragraph" w:default="1" w:styleId="a">
+  <w:style w:type="paragraph" w:default="1" w:styleId="Normal">
     <w:name w:val="Normal"/>
     <w:qFormat/>
     <w:pPr>
@@ -45783,11 +45531,11 @@
       <w:lang w:val="en-GB"/>
     </w:rPr>
   </w:style>
-  <w:style w:type="paragraph" w:styleId="1">
+  <w:style w:type="paragraph" w:styleId="Heading1">
     <w:name w:val="heading 1"/>
-    <w:basedOn w:val="a"/>
-    <w:next w:val="a"/>
-    <w:link w:val="10"/>
+    <w:basedOn w:val="Normal"/>
+    <w:next w:val="Normal"/>
+    <w:link w:val="Heading1Char"/>
     <w:uiPriority w:val="9"/>
     <w:qFormat/>
     <w:rsid w:val="004A7D30"/>
@@ -45804,11 +45552,11 @@
       <w:szCs w:val="48"/>
     </w:rPr>
   </w:style>
-  <w:style w:type="paragraph" w:styleId="2">
+  <w:style w:type="paragraph" w:styleId="Heading2">
     <w:name w:val="heading 2"/>
-    <w:basedOn w:val="a"/>
-    <w:next w:val="a"/>
-    <w:link w:val="20"/>
+    <w:basedOn w:val="Normal"/>
+    <w:next w:val="Normal"/>
+    <w:link w:val="Heading2Char"/>
     <w:uiPriority w:val="9"/>
     <w:semiHidden/>
     <w:unhideWhenUsed/>
@@ -45827,11 +45575,11 @@
       <w:szCs w:val="40"/>
     </w:rPr>
   </w:style>
-  <w:style w:type="paragraph" w:styleId="3">
+  <w:style w:type="paragraph" w:styleId="Heading3">
     <w:name w:val="heading 3"/>
-    <w:basedOn w:val="a"/>
-    <w:next w:val="a"/>
-    <w:link w:val="30"/>
+    <w:basedOn w:val="Normal"/>
+    <w:next w:val="Normal"/>
+    <w:link w:val="Heading3Char"/>
     <w:uiPriority w:val="9"/>
     <w:semiHidden/>
     <w:unhideWhenUsed/>
@@ -45850,11 +45598,11 @@
       <w:szCs w:val="32"/>
     </w:rPr>
   </w:style>
-  <w:style w:type="paragraph" w:styleId="4">
+  <w:style w:type="paragraph" w:styleId="Heading4">
     <w:name w:val="heading 4"/>
-    <w:basedOn w:val="a"/>
-    <w:next w:val="a"/>
-    <w:link w:val="40"/>
+    <w:basedOn w:val="Normal"/>
+    <w:next w:val="Normal"/>
+    <w:link w:val="Heading4Char"/>
     <w:uiPriority w:val="9"/>
     <w:semiHidden/>
     <w:unhideWhenUsed/>
@@ -45873,11 +45621,11 @@
       <w:szCs w:val="28"/>
     </w:rPr>
   </w:style>
-  <w:style w:type="paragraph" w:styleId="5">
+  <w:style w:type="paragraph" w:styleId="Heading5">
     <w:name w:val="heading 5"/>
-    <w:basedOn w:val="a"/>
-    <w:next w:val="a"/>
-    <w:link w:val="50"/>
+    <w:basedOn w:val="Normal"/>
+    <w:next w:val="Normal"/>
+    <w:link w:val="Heading5Char"/>
     <w:uiPriority w:val="9"/>
     <w:semiHidden/>
     <w:unhideWhenUsed/>
@@ -45895,11 +45643,11 @@
       <w:sz w:val="24"/>
     </w:rPr>
   </w:style>
-  <w:style w:type="paragraph" w:styleId="6">
+  <w:style w:type="paragraph" w:styleId="Heading6">
     <w:name w:val="heading 6"/>
-    <w:basedOn w:val="a"/>
-    <w:next w:val="a"/>
-    <w:link w:val="60"/>
+    <w:basedOn w:val="Normal"/>
+    <w:next w:val="Normal"/>
+    <w:link w:val="Heading6Char"/>
     <w:uiPriority w:val="9"/>
     <w:semiHidden/>
     <w:unhideWhenUsed/>
@@ -45918,11 +45666,11 @@
       <w:color w:val="0F4761" w:themeColor="accent1" w:themeShade="BF"/>
     </w:rPr>
   </w:style>
-  <w:style w:type="paragraph" w:styleId="7">
+  <w:style w:type="paragraph" w:styleId="Heading7">
     <w:name w:val="heading 7"/>
-    <w:basedOn w:val="a"/>
-    <w:next w:val="a"/>
-    <w:link w:val="70"/>
+    <w:basedOn w:val="Normal"/>
+    <w:next w:val="Normal"/>
+    <w:link w:val="Heading7Char"/>
     <w:uiPriority w:val="9"/>
     <w:semiHidden/>
     <w:unhideWhenUsed/>
@@ -45941,11 +45689,11 @@
       <w:color w:val="595959" w:themeColor="text1" w:themeTint="A6"/>
     </w:rPr>
   </w:style>
-  <w:style w:type="paragraph" w:styleId="8">
+  <w:style w:type="paragraph" w:styleId="Heading8">
     <w:name w:val="heading 8"/>
-    <w:basedOn w:val="a"/>
-    <w:next w:val="a"/>
-    <w:link w:val="80"/>
+    <w:basedOn w:val="Normal"/>
+    <w:next w:val="Normal"/>
+    <w:link w:val="Heading8Char"/>
     <w:uiPriority w:val="9"/>
     <w:semiHidden/>
     <w:unhideWhenUsed/>
@@ -45961,11 +45709,11 @@
       <w:color w:val="595959" w:themeColor="text1" w:themeTint="A6"/>
     </w:rPr>
   </w:style>
-  <w:style w:type="paragraph" w:styleId="9">
+  <w:style w:type="paragraph" w:styleId="Heading9">
     <w:name w:val="heading 9"/>
-    <w:basedOn w:val="a"/>
-    <w:next w:val="a"/>
-    <w:link w:val="90"/>
+    <w:basedOn w:val="Normal"/>
+    <w:next w:val="Normal"/>
+    <w:link w:val="Heading9Char"/>
     <w:uiPriority w:val="9"/>
     <w:semiHidden/>
     <w:unhideWhenUsed/>
@@ -45981,13 +45729,13 @@
       <w:color w:val="595959" w:themeColor="text1" w:themeTint="A6"/>
     </w:rPr>
   </w:style>
-  <w:style w:type="character" w:default="1" w:styleId="a0">
+  <w:style w:type="character" w:default="1" w:styleId="DefaultParagraphFont">
     <w:name w:val="Default Paragraph Font"/>
     <w:uiPriority w:val="1"/>
     <w:semiHidden/>
     <w:unhideWhenUsed/>
   </w:style>
-  <w:style w:type="table" w:default="1" w:styleId="a1">
+  <w:style w:type="table" w:default="1" w:styleId="TableNormal">
     <w:name w:val="Normal Table"/>
     <w:uiPriority w:val="99"/>
     <w:semiHidden/>
@@ -46002,16 +45750,16 @@
       </w:tblCellMar>
     </w:tblPr>
   </w:style>
-  <w:style w:type="numbering" w:default="1" w:styleId="a2">
+  <w:style w:type="numbering" w:default="1" w:styleId="NoList">
     <w:name w:val="No List"/>
     <w:uiPriority w:val="99"/>
     <w:semiHidden/>
     <w:unhideWhenUsed/>
   </w:style>
-  <w:style w:type="character" w:customStyle="1" w:styleId="10">
-    <w:name w:val="标题 1 字符"/>
-    <w:basedOn w:val="a0"/>
-    <w:link w:val="1"/>
+  <w:style w:type="character" w:customStyle="1" w:styleId="Heading1Char">
+    <w:name w:val="Heading 1 Char"/>
+    <w:basedOn w:val="DefaultParagraphFont"/>
+    <w:link w:val="Heading1"/>
     <w:uiPriority w:val="9"/>
     <w:rsid w:val="004A7D30"/>
     <w:rPr>
@@ -46022,10 +45770,10 @@
       <w:lang w:val="en-GB"/>
     </w:rPr>
   </w:style>
-  <w:style w:type="character" w:customStyle="1" w:styleId="20">
-    <w:name w:val="标题 2 字符"/>
-    <w:basedOn w:val="a0"/>
-    <w:link w:val="2"/>
+  <w:style w:type="character" w:customStyle="1" w:styleId="Heading2Char">
+    <w:name w:val="Heading 2 Char"/>
+    <w:basedOn w:val="DefaultParagraphFont"/>
+    <w:link w:val="Heading2"/>
     <w:uiPriority w:val="9"/>
     <w:semiHidden/>
     <w:rsid w:val="004A7D30"/>
@@ -46037,10 +45785,10 @@
       <w:lang w:val="en-GB"/>
     </w:rPr>
   </w:style>
-  <w:style w:type="character" w:customStyle="1" w:styleId="30">
-    <w:name w:val="标题 3 字符"/>
-    <w:basedOn w:val="a0"/>
-    <w:link w:val="3"/>
+  <w:style w:type="character" w:customStyle="1" w:styleId="Heading3Char">
+    <w:name w:val="Heading 3 Char"/>
+    <w:basedOn w:val="DefaultParagraphFont"/>
+    <w:link w:val="Heading3"/>
     <w:uiPriority w:val="9"/>
     <w:semiHidden/>
     <w:rsid w:val="004A7D30"/>
@@ -46052,10 +45800,10 @@
       <w:lang w:val="en-GB"/>
     </w:rPr>
   </w:style>
-  <w:style w:type="character" w:customStyle="1" w:styleId="40">
-    <w:name w:val="标题 4 字符"/>
-    <w:basedOn w:val="a0"/>
-    <w:link w:val="4"/>
+  <w:style w:type="character" w:customStyle="1" w:styleId="Heading4Char">
+    <w:name w:val="Heading 4 Char"/>
+    <w:basedOn w:val="DefaultParagraphFont"/>
+    <w:link w:val="Heading4"/>
     <w:uiPriority w:val="9"/>
     <w:semiHidden/>
     <w:rsid w:val="004A7D30"/>
@@ -46067,10 +45815,10 @@
       <w:lang w:val="en-GB"/>
     </w:rPr>
   </w:style>
-  <w:style w:type="character" w:customStyle="1" w:styleId="50">
-    <w:name w:val="标题 5 字符"/>
-    <w:basedOn w:val="a0"/>
-    <w:link w:val="5"/>
+  <w:style w:type="character" w:customStyle="1" w:styleId="Heading5Char">
+    <w:name w:val="Heading 5 Char"/>
+    <w:basedOn w:val="DefaultParagraphFont"/>
+    <w:link w:val="Heading5"/>
     <w:uiPriority w:val="9"/>
     <w:semiHidden/>
     <w:rsid w:val="004A7D30"/>
@@ -46081,10 +45829,10 @@
       <w:lang w:val="en-GB"/>
     </w:rPr>
   </w:style>
-  <w:style w:type="character" w:customStyle="1" w:styleId="60">
-    <w:name w:val="标题 6 字符"/>
-    <w:basedOn w:val="a0"/>
-    <w:link w:val="6"/>
+  <w:style w:type="character" w:customStyle="1" w:styleId="Heading6Char">
+    <w:name w:val="Heading 6 Char"/>
+    <w:basedOn w:val="DefaultParagraphFont"/>
+    <w:link w:val="Heading6"/>
     <w:uiPriority w:val="9"/>
     <w:semiHidden/>
     <w:rsid w:val="004A7D30"/>
@@ -46096,10 +45844,10 @@
       <w:lang w:val="en-GB"/>
     </w:rPr>
   </w:style>
-  <w:style w:type="character" w:customStyle="1" w:styleId="70">
-    <w:name w:val="标题 7 字符"/>
-    <w:basedOn w:val="a0"/>
-    <w:link w:val="7"/>
+  <w:style w:type="character" w:customStyle="1" w:styleId="Heading7Char">
+    <w:name w:val="Heading 7 Char"/>
+    <w:basedOn w:val="DefaultParagraphFont"/>
+    <w:link w:val="Heading7"/>
     <w:uiPriority w:val="9"/>
     <w:semiHidden/>
     <w:rsid w:val="004A7D30"/>
@@ -46111,10 +45859,10 @@
       <w:lang w:val="en-GB"/>
     </w:rPr>
   </w:style>
-  <w:style w:type="character" w:customStyle="1" w:styleId="80">
-    <w:name w:val="标题 8 字符"/>
-    <w:basedOn w:val="a0"/>
-    <w:link w:val="8"/>
+  <w:style w:type="character" w:customStyle="1" w:styleId="Heading8Char">
+    <w:name w:val="Heading 8 Char"/>
+    <w:basedOn w:val="DefaultParagraphFont"/>
+    <w:link w:val="Heading8"/>
     <w:uiPriority w:val="9"/>
     <w:semiHidden/>
     <w:rsid w:val="004A7D30"/>
@@ -46124,10 +45872,10 @@
       <w:lang w:val="en-GB"/>
     </w:rPr>
   </w:style>
-  <w:style w:type="character" w:customStyle="1" w:styleId="90">
-    <w:name w:val="标题 9 字符"/>
-    <w:basedOn w:val="a0"/>
-    <w:link w:val="9"/>
+  <w:style w:type="character" w:customStyle="1" w:styleId="Heading9Char">
+    <w:name w:val="Heading 9 Char"/>
+    <w:basedOn w:val="DefaultParagraphFont"/>
+    <w:link w:val="Heading9"/>
     <w:uiPriority w:val="9"/>
     <w:semiHidden/>
     <w:rsid w:val="004A7D30"/>
@@ -46137,11 +45885,11 @@
       <w:lang w:val="en-GB"/>
     </w:rPr>
   </w:style>
-  <w:style w:type="paragraph" w:styleId="a3">
+  <w:style w:type="paragraph" w:styleId="Title">
     <w:name w:val="Title"/>
-    <w:basedOn w:val="a"/>
-    <w:next w:val="a"/>
-    <w:link w:val="a4"/>
+    <w:basedOn w:val="Normal"/>
+    <w:next w:val="Normal"/>
+    <w:link w:val="TitleChar"/>
     <w:uiPriority w:val="10"/>
     <w:qFormat/>
     <w:rsid w:val="004A7D30"/>
@@ -46158,10 +45906,10 @@
       <w:szCs w:val="56"/>
     </w:rPr>
   </w:style>
-  <w:style w:type="character" w:customStyle="1" w:styleId="a4">
-    <w:name w:val="标题 字符"/>
-    <w:basedOn w:val="a0"/>
-    <w:link w:val="a3"/>
+  <w:style w:type="character" w:customStyle="1" w:styleId="TitleChar">
+    <w:name w:val="Title Char"/>
+    <w:basedOn w:val="DefaultParagraphFont"/>
+    <w:link w:val="Title"/>
     <w:uiPriority w:val="10"/>
     <w:rsid w:val="004A7D30"/>
     <w:rPr>
@@ -46173,11 +45921,11 @@
       <w:lang w:val="en-GB"/>
     </w:rPr>
   </w:style>
-  <w:style w:type="paragraph" w:styleId="a5">
+  <w:style w:type="paragraph" w:styleId="Subtitle">
     <w:name w:val="Subtitle"/>
-    <w:basedOn w:val="a"/>
-    <w:next w:val="a"/>
-    <w:link w:val="a6"/>
+    <w:basedOn w:val="Normal"/>
+    <w:next w:val="Normal"/>
+    <w:link w:val="SubtitleChar"/>
     <w:uiPriority w:val="11"/>
     <w:qFormat/>
     <w:rsid w:val="004A7D30"/>
@@ -46196,10 +45944,10 @@
       <w:szCs w:val="28"/>
     </w:rPr>
   </w:style>
-  <w:style w:type="character" w:customStyle="1" w:styleId="a6">
-    <w:name w:val="副标题 字符"/>
-    <w:basedOn w:val="a0"/>
-    <w:link w:val="a5"/>
+  <w:style w:type="character" w:customStyle="1" w:styleId="SubtitleChar">
+    <w:name w:val="Subtitle Char"/>
+    <w:basedOn w:val="DefaultParagraphFont"/>
+    <w:link w:val="Subtitle"/>
     <w:uiPriority w:val="11"/>
     <w:rsid w:val="004A7D30"/>
     <w:rPr>
@@ -46211,11 +45959,11 @@
       <w:lang w:val="en-GB"/>
     </w:rPr>
   </w:style>
-  <w:style w:type="paragraph" w:styleId="a7">
+  <w:style w:type="paragraph" w:styleId="Quote">
     <w:name w:val="Quote"/>
-    <w:basedOn w:val="a"/>
-    <w:next w:val="a"/>
-    <w:link w:val="a8"/>
+    <w:basedOn w:val="Normal"/>
+    <w:next w:val="Normal"/>
+    <w:link w:val="QuoteChar"/>
     <w:uiPriority w:val="29"/>
     <w:qFormat/>
     <w:rsid w:val="004A7D30"/>
@@ -46229,10 +45977,10 @@
       <w:color w:val="404040" w:themeColor="text1" w:themeTint="BF"/>
     </w:rPr>
   </w:style>
-  <w:style w:type="character" w:customStyle="1" w:styleId="a8">
-    <w:name w:val="引用 字符"/>
-    <w:basedOn w:val="a0"/>
-    <w:link w:val="a7"/>
+  <w:style w:type="character" w:customStyle="1" w:styleId="QuoteChar">
+    <w:name w:val="Quote Char"/>
+    <w:basedOn w:val="DefaultParagraphFont"/>
+    <w:link w:val="Quote"/>
     <w:uiPriority w:val="29"/>
     <w:rsid w:val="004A7D30"/>
     <w:rPr>
@@ -46242,9 +45990,9 @@
       <w:lang w:val="en-GB"/>
     </w:rPr>
   </w:style>
-  <w:style w:type="paragraph" w:styleId="a9">
+  <w:style w:type="paragraph" w:styleId="ListParagraph">
     <w:name w:val="List Paragraph"/>
-    <w:basedOn w:val="a"/>
+    <w:basedOn w:val="Normal"/>
     <w:uiPriority w:val="34"/>
     <w:qFormat/>
     <w:rsid w:val="004A7D30"/>
@@ -46253,9 +46001,9 @@
       <w:contextualSpacing/>
     </w:pPr>
   </w:style>
-  <w:style w:type="character" w:styleId="aa">
+  <w:style w:type="character" w:styleId="IntenseEmphasis">
     <w:name w:val="Intense Emphasis"/>
-    <w:basedOn w:val="a0"/>
+    <w:basedOn w:val="DefaultParagraphFont"/>
     <w:uiPriority w:val="21"/>
     <w:qFormat/>
     <w:rsid w:val="004A7D30"/>
@@ -46265,11 +46013,11 @@
       <w:color w:val="0F4761" w:themeColor="accent1" w:themeShade="BF"/>
     </w:rPr>
   </w:style>
-  <w:style w:type="paragraph" w:styleId="ab">
+  <w:style w:type="paragraph" w:styleId="IntenseQuote">
     <w:name w:val="Intense Quote"/>
-    <w:basedOn w:val="a"/>
-    <w:next w:val="a"/>
-    <w:link w:val="ac"/>
+    <w:basedOn w:val="Normal"/>
+    <w:next w:val="Normal"/>
+    <w:link w:val="IntenseQuoteChar"/>
     <w:uiPriority w:val="30"/>
     <w:qFormat/>
     <w:rsid w:val="004A7D30"/>
@@ -46288,10 +46036,10 @@
       <w:color w:val="0F4761" w:themeColor="accent1" w:themeShade="BF"/>
     </w:rPr>
   </w:style>
-  <w:style w:type="character" w:customStyle="1" w:styleId="ac">
-    <w:name w:val="明显引用 字符"/>
-    <w:basedOn w:val="a0"/>
-    <w:link w:val="ab"/>
+  <w:style w:type="character" w:customStyle="1" w:styleId="IntenseQuoteChar">
+    <w:name w:val="Intense Quote Char"/>
+    <w:basedOn w:val="DefaultParagraphFont"/>
+    <w:link w:val="IntenseQuote"/>
     <w:uiPriority w:val="30"/>
     <w:rsid w:val="004A7D30"/>
     <w:rPr>
@@ -46301,9 +46049,9 @@
       <w:lang w:val="en-GB"/>
     </w:rPr>
   </w:style>
-  <w:style w:type="character" w:styleId="ad">
+  <w:style w:type="character" w:styleId="IntenseReference">
     <w:name w:val="Intense Reference"/>
-    <w:basedOn w:val="a0"/>
+    <w:basedOn w:val="DefaultParagraphFont"/>
     <w:uiPriority w:val="32"/>
     <w:qFormat/>
     <w:rsid w:val="004A7D30"/>
@@ -46315,10 +46063,10 @@
       <w:spacing w:val="5"/>
     </w:rPr>
   </w:style>
-  <w:style w:type="paragraph" w:styleId="ae">
+  <w:style w:type="paragraph" w:styleId="BodyText">
     <w:name w:val="Body Text"/>
-    <w:basedOn w:val="a"/>
-    <w:link w:val="af"/>
+    <w:basedOn w:val="Normal"/>
+    <w:link w:val="BodyTextChar"/>
     <w:qFormat/>
     <w:rsid w:val="004A7D30"/>
     <w:pPr>
@@ -46332,10 +46080,10 @@
       <w:lang w:val="en-US" w:eastAsia="en-US"/>
     </w:rPr>
   </w:style>
-  <w:style w:type="character" w:customStyle="1" w:styleId="af">
-    <w:name w:val="正文文本 字符"/>
-    <w:basedOn w:val="a0"/>
-    <w:link w:val="ae"/>
+  <w:style w:type="character" w:customStyle="1" w:styleId="BodyTextChar">
+    <w:name w:val="Body Text Char"/>
+    <w:basedOn w:val="DefaultParagraphFont"/>
+    <w:link w:val="BodyText"/>
     <w:rsid w:val="004A7D30"/>
     <w:rPr>
       <w:kern w:val="0"/>
@@ -46345,14 +46093,14 @@
   </w:style>
   <w:style w:type="paragraph" w:customStyle="1" w:styleId="FirstParagraph">
     <w:name w:val="First Paragraph"/>
-    <w:basedOn w:val="ae"/>
-    <w:next w:val="ae"/>
+    <w:basedOn w:val="BodyText"/>
+    <w:next w:val="BodyText"/>
     <w:qFormat/>
     <w:rsid w:val="004A7D30"/>
   </w:style>
   <w:style w:type="character" w:customStyle="1" w:styleId="VerbatimChar">
     <w:name w:val="Verbatim Char"/>
-    <w:basedOn w:val="a0"/>
+    <w:basedOn w:val="DefaultParagraphFont"/>
     <w:link w:val="SourceCode"/>
     <w:rsid w:val="004A7D30"/>
     <w:rPr>
@@ -46363,7 +46111,7 @@
   </w:style>
   <w:style w:type="paragraph" w:customStyle="1" w:styleId="SourceCode">
     <w:name w:val="Source Code"/>
-    <w:basedOn w:val="a"/>
+    <w:basedOn w:val="Normal"/>
     <w:link w:val="VerbatimChar"/>
     <w:rsid w:val="004A7D30"/>
     <w:pPr>
@@ -46483,7 +46231,7 @@
   </w:style>
   <w:style w:type="paragraph" w:customStyle="1" w:styleId="Compact">
     <w:name w:val="Compact"/>
-    <w:basedOn w:val="ae"/>
+    <w:basedOn w:val="BodyText"/>
     <w:qFormat/>
     <w:rsid w:val="004A7D30"/>
     <w:pPr>
@@ -46512,9 +46260,9 @@
       <w:shd w:val="clear" w:color="auto" w:fill="F8F8F8"/>
     </w:rPr>
   </w:style>
-  <w:style w:type="character" w:styleId="af0">
+  <w:style w:type="character" w:styleId="PlaceholderText">
     <w:name w:val="Placeholder Text"/>
-    <w:basedOn w:val="a0"/>
+    <w:basedOn w:val="DefaultParagraphFont"/>
     <w:uiPriority w:val="99"/>
     <w:semiHidden/>
     <w:rsid w:val="0061167C"/>

--- a/report_group6.docx
+++ b/report_group6.docx
@@ -1,6 +1,6 @@
 
 <file path=word/document.xml><?xml version="1.0" encoding="utf-8"?>
-<w:document xmlns:wpc="http://schemas.microsoft.com/office/word/2010/wordprocessingCanvas" xmlns:cx="http://schemas.microsoft.com/office/drawing/2014/chartex" xmlns:cx1="http://schemas.microsoft.com/office/drawing/2015/9/8/chartex" xmlns:cx2="http://schemas.microsoft.com/office/drawing/2015/10/21/chartex" xmlns:cx3="http://schemas.microsoft.com/office/drawing/2016/5/9/chartex" xmlns:cx4="http://schemas.microsoft.com/office/drawing/2016/5/10/chartex" xmlns:cx5="http://schemas.microsoft.com/office/drawing/2016/5/11/chartex" xmlns:cx6="http://schemas.microsoft.com/office/drawing/2016/5/12/chartex" xmlns:cx7="http://schemas.microsoft.com/office/drawing/2016/5/13/chartex" xmlns:cx8="http://schemas.microsoft.com/office/drawing/2016/5/14/chartex" xmlns:mc="http://schemas.openxmlformats.org/markup-compatibility/2006" xmlns:aink="http://schemas.microsoft.com/office/drawing/2016/ink" xmlns:am3d="http://schemas.microsoft.com/office/drawing/2017/model3d" xmlns:o="urn:schemas-microsoft-com:office:office" xmlns:oel="http://schemas.microsoft.com/office/2019/extlst" xmlns:r="http://schemas.openxmlformats.org/officeDocument/2006/relationships" xmlns:m="http://schemas.openxmlformats.org/officeDocument/2006/math" xmlns:v="urn:schemas-microsoft-com:vml" xmlns:wp14="http://schemas.microsoft.com/office/word/2010/wordprocessingDrawing" xmlns:wp="http://schemas.openxmlformats.org/drawingml/2006/wordprocessingDrawing" xmlns:w10="urn:schemas-microsoft-com:office:word" xmlns:w="http://schemas.openxmlformats.org/wordprocessingml/2006/main" xmlns:w14="http://schemas.microsoft.com/office/word/2010/wordml" xmlns:w15="http://schemas.microsoft.com/office/word/2012/wordml" xmlns:w16cex="http://schemas.microsoft.com/office/word/2018/wordml/cex" xmlns:w16cid="http://schemas.microsoft.com/office/word/2016/wordml/cid" xmlns:w16="http://schemas.microsoft.com/office/word/2018/wordml" xmlns:w16du="http://schemas.microsoft.com/office/word/2023/wordml/word16du" xmlns:w16sdtdh="http://schemas.microsoft.com/office/word/2020/wordml/sdtdatahash" xmlns:w16sdtfl="http://schemas.microsoft.com/office/word/2024/wordml/sdtformatlock" xmlns:w16se="http://schemas.microsoft.com/office/word/2015/wordml/symex" xmlns:wpg="http://schemas.microsoft.com/office/word/2010/wordprocessingGroup" xmlns:wpi="http://schemas.microsoft.com/office/word/2010/wordprocessingInk" xmlns:wne="http://schemas.microsoft.com/office/word/2006/wordml" xmlns:wps="http://schemas.microsoft.com/office/word/2010/wordprocessingShape" mc:Ignorable="w14 w15 w16se w16cid w16 w16cex w16sdtdh w16sdtfl w16du wp14">
+<w:document xmlns:wpc="http://schemas.microsoft.com/office/word/2010/wordprocessingCanvas" xmlns:cx="http://schemas.microsoft.com/office/drawing/2014/chartex" xmlns:cx1="http://schemas.microsoft.com/office/drawing/2015/9/8/chartex" xmlns:cx2="http://schemas.microsoft.com/office/drawing/2015/10/21/chartex" xmlns:cx3="http://schemas.microsoft.com/office/drawing/2016/5/9/chartex" xmlns:cx4="http://schemas.microsoft.com/office/drawing/2016/5/10/chartex" xmlns:cx5="http://schemas.microsoft.com/office/drawing/2016/5/11/chartex" xmlns:cx6="http://schemas.microsoft.com/office/drawing/2016/5/12/chartex" xmlns:cx7="http://schemas.microsoft.com/office/drawing/2016/5/13/chartex" xmlns:cx8="http://schemas.microsoft.com/office/drawing/2016/5/14/chartex" xmlns:mc="http://schemas.openxmlformats.org/markup-compatibility/2006" xmlns:aink="http://schemas.microsoft.com/office/drawing/2016/ink" xmlns:am3d="http://schemas.microsoft.com/office/drawing/2017/model3d" xmlns:o="urn:schemas-microsoft-com:office:office" xmlns:oel="http://schemas.microsoft.com/office/2019/extlst" xmlns:r="http://schemas.openxmlformats.org/officeDocument/2006/relationships" xmlns:m="http://schemas.openxmlformats.org/officeDocument/2006/math" xmlns:v="urn:schemas-microsoft-com:vml" xmlns:wp14="http://schemas.microsoft.com/office/word/2010/wordprocessingDrawing" xmlns:wp="http://schemas.openxmlformats.org/drawingml/2006/wordprocessingDrawing" xmlns:w10="urn:schemas-microsoft-com:office:word" xmlns:w="http://schemas.openxmlformats.org/wordprocessingml/2006/main" xmlns:w14="http://schemas.microsoft.com/office/word/2010/wordml" xmlns:w15="http://schemas.microsoft.com/office/word/2012/wordml" xmlns:w16cex="http://schemas.microsoft.com/office/word/2018/wordml/cex" xmlns:w16cid="http://schemas.microsoft.com/office/word/2016/wordml/cid" xmlns:w16="http://schemas.microsoft.com/office/word/2018/wordml" xmlns:w16du="http://schemas.microsoft.com/office/word/2023/wordml/word16du" xmlns:w16sdtdh="http://schemas.microsoft.com/office/word/2020/wordml/sdtdatahash" xmlns:w16se="http://schemas.microsoft.com/office/word/2015/wordml/symex" xmlns:wpg="http://schemas.microsoft.com/office/word/2010/wordprocessingGroup" xmlns:wpi="http://schemas.microsoft.com/office/word/2010/wordprocessingInk" xmlns:wne="http://schemas.microsoft.com/office/word/2006/wordml" xmlns:wps="http://schemas.microsoft.com/office/word/2010/wordprocessingShape" mc:Ignorable="w14 w15 w16se w16cid w16 w16cex w16sdtdh w16du wp14">
   <w:body>
     <w:p>
       <w:pPr>
@@ -1711,7 +1711,25 @@
           <w:sz w:val="22"/>
           <w:szCs w:val="22"/>
         </w:rPr>
-        <w:t>According to the above results, transformation 1 and 2 have exactly the same mean and standard error.</w:t>
+        <w:t xml:space="preserve">According to the above results, transformation 1 and 2 have </w:t>
+      </w:r>
+      <w:proofErr w:type="gramStart"/>
+      <w:r>
+        <w:rPr>
+          <w:rFonts w:ascii="Times New Roman" w:hAnsi="Times New Roman" w:cs="Times New Roman"/>
+          <w:sz w:val="22"/>
+          <w:szCs w:val="22"/>
+        </w:rPr>
+        <w:t>exactly the same</w:t>
+      </w:r>
+      <w:proofErr w:type="gramEnd"/>
+      <w:r>
+        <w:rPr>
+          <w:rFonts w:ascii="Times New Roman" w:hAnsi="Times New Roman" w:cs="Times New Roman"/>
+          <w:sz w:val="22"/>
+          <w:szCs w:val="22"/>
+        </w:rPr>
+        <w:t xml:space="preserve"> mean and standard error.</w:t>
       </w:r>
     </w:p>
     <w:p>
@@ -2174,8 +2192,18 @@
           <w:rFonts w:cs="Times New Roman"/>
           <w:szCs w:val="22"/>
         </w:rPr>
-        <w:t xml:space="preserve">         Mean_Standard_Error</w:t>
-      </w:r>
+        <w:t xml:space="preserve">         </w:t>
+      </w:r>
+      <w:proofErr w:type="spellStart"/>
+      <w:r>
+        <w:rPr>
+          <w:rStyle w:val="VerbatimChar"/>
+          <w:rFonts w:cs="Times New Roman"/>
+          <w:szCs w:val="22"/>
+        </w:rPr>
+        <w:t>Mean_Standard_Error</w:t>
+      </w:r>
+      <w:proofErr w:type="spellEnd"/>
       <w:r>
         <w:rPr>
           <w:rFonts w:cs="Times New Roman"/>
@@ -2285,7 +2313,25 @@
           <w:sz w:val="22"/>
           <w:szCs w:val="22"/>
         </w:rPr>
-        <w:t>estimated mean and actual mean, and also the smallest standard error. Thus, we do the variance reduction based on transformation 3.</w:t>
+        <w:t xml:space="preserve">estimated mean and actual mean, </w:t>
+      </w:r>
+      <w:proofErr w:type="gramStart"/>
+      <w:r>
+        <w:rPr>
+          <w:rFonts w:ascii="Times New Roman" w:hAnsi="Times New Roman" w:cs="Times New Roman"/>
+          <w:sz w:val="22"/>
+          <w:szCs w:val="22"/>
+        </w:rPr>
+        <w:t>and also</w:t>
+      </w:r>
+      <w:proofErr w:type="gramEnd"/>
+      <w:r>
+        <w:rPr>
+          <w:rFonts w:ascii="Times New Roman" w:hAnsi="Times New Roman" w:cs="Times New Roman"/>
+          <w:sz w:val="22"/>
+          <w:szCs w:val="22"/>
+        </w:rPr>
+        <w:t xml:space="preserve"> the smallest standard error. Thus, we do the variance reduction based on transformation 3.</w:t>
       </w:r>
     </w:p>
     <w:p>
@@ -11310,6 +11356,7 @@
         </w:rPr>
         <w:t>nu</w:t>
       </w:r>
+      <w:proofErr w:type="gramStart"/>
       <w:r>
         <w:rPr>
           <w:rStyle w:val="SpecialCharTok"/>
@@ -11326,6 +11373,7 @@
         </w:rPr>
         <w:t>(</w:t>
       </w:r>
+      <w:proofErr w:type="gramEnd"/>
       <w:r>
         <w:rPr>
           <w:rStyle w:val="DecValTok"/>
@@ -11890,6 +11938,7 @@
         <w:t xml:space="preserve"> </w:t>
       </w:r>
       <w:proofErr w:type="spellStart"/>
+      <w:proofErr w:type="gramStart"/>
       <w:r>
         <w:rPr>
           <w:rStyle w:val="FunctionTok"/>
@@ -11899,6 +11948,7 @@
         <w:t>data.frame</w:t>
       </w:r>
       <w:proofErr w:type="spellEnd"/>
+      <w:proofErr w:type="gramEnd"/>
       <w:r>
         <w:rPr>
           <w:rStyle w:val="NormalTok"/>
@@ -12656,7 +12706,25 @@
           <w:sz w:val="22"/>
           <w:szCs w:val="22"/>
         </w:rPr>
-        <w:t>and we are able to derive three envelop functions from that:</w:t>
+        <w:t xml:space="preserve">and we </w:t>
+      </w:r>
+      <w:proofErr w:type="gramStart"/>
+      <w:r>
+        <w:rPr>
+          <w:rFonts w:ascii="Times New Roman" w:hAnsi="Times New Roman" w:cs="Times New Roman"/>
+          <w:sz w:val="22"/>
+          <w:szCs w:val="22"/>
+        </w:rPr>
+        <w:t>are able to</w:t>
+      </w:r>
+      <w:proofErr w:type="gramEnd"/>
+      <w:r>
+        <w:rPr>
+          <w:rFonts w:ascii="Times New Roman" w:hAnsi="Times New Roman" w:cs="Times New Roman"/>
+          <w:sz w:val="22"/>
+          <w:szCs w:val="22"/>
+        </w:rPr>
+        <w:t xml:space="preserve"> derive three envelop functions from that:</w:t>
       </w:r>
       <w:r>
         <w:rPr>
@@ -14020,7 +14088,25 @@
           <w:sz w:val="22"/>
           <w:szCs w:val="22"/>
         </w:rPr>
-        <w:t xml:space="preserve"> a form similar to a t-distribution:</w:t>
+        <w:t xml:space="preserve"> a form </w:t>
+      </w:r>
+      <w:proofErr w:type="gramStart"/>
+      <w:r>
+        <w:rPr>
+          <w:rFonts w:ascii="Times New Roman" w:hAnsi="Times New Roman" w:cs="Times New Roman"/>
+          <w:sz w:val="22"/>
+          <w:szCs w:val="22"/>
+        </w:rPr>
+        <w:t>similar to</w:t>
+      </w:r>
+      <w:proofErr w:type="gramEnd"/>
+      <w:r>
+        <w:rPr>
+          <w:rFonts w:ascii="Times New Roman" w:hAnsi="Times New Roman" w:cs="Times New Roman"/>
+          <w:sz w:val="22"/>
+          <w:szCs w:val="22"/>
+        </w:rPr>
+        <w:t xml:space="preserve"> a t-distribution:</w:t>
       </w:r>
     </w:p>
     <w:p>
@@ -14467,7 +14553,7 @@
           <w:lang w:val="en-GB"/>
         </w:rPr>
         <w:drawing>
-          <wp:inline distT="0" distB="0" distL="0" distR="0" wp14:anchorId="0E1A390A" wp14:editId="2DDB92A8">
+          <wp:inline distT="0" distB="0" distL="0" distR="0" wp14:anchorId="0E1A390A" wp14:editId="54CFABD7">
             <wp:extent cx="3824586" cy="2324100"/>
             <wp:effectExtent l="0" t="0" r="0" b="0"/>
             <wp:docPr id="741549360" name="Picture 2" descr="A graph of different colored boxes&#10;&#10;AI-generated content may be incorrect."/>
@@ -14585,7 +14671,25 @@
           <w:rFonts w:cs="Times New Roman"/>
           <w:szCs w:val="22"/>
         </w:rPr>
-        <w:t>## sim_envelope_1  196.09</w:t>
+        <w:t>## sim_envelope_</w:t>
+      </w:r>
+      <w:proofErr w:type="gramStart"/>
+      <w:r>
+        <w:rPr>
+          <w:rStyle w:val="VerbatimChar"/>
+          <w:rFonts w:cs="Times New Roman"/>
+          <w:szCs w:val="22"/>
+        </w:rPr>
+        <w:t>1  196</w:t>
+      </w:r>
+      <w:proofErr w:type="gramEnd"/>
+      <w:r>
+        <w:rPr>
+          <w:rStyle w:val="VerbatimChar"/>
+          <w:rFonts w:cs="Times New Roman"/>
+          <w:szCs w:val="22"/>
+        </w:rPr>
+        <w:t>.09</w:t>
       </w:r>
       <w:r>
         <w:rPr>
@@ -16681,6 +16785,7 @@
         <w:br/>
       </w:r>
       <w:proofErr w:type="spellStart"/>
+      <w:proofErr w:type="gramStart"/>
       <w:r>
         <w:rPr>
           <w:rStyle w:val="FunctionTok"/>
@@ -16690,6 +16795,7 @@
         <w:t>set.seed</w:t>
       </w:r>
       <w:proofErr w:type="spellEnd"/>
+      <w:proofErr w:type="gramEnd"/>
       <w:r>
         <w:rPr>
           <w:rStyle w:val="NormalTok"/>
@@ -18902,6 +19008,7 @@
         </w:rPr>
         <w:t>(</w:t>
       </w:r>
+      <w:proofErr w:type="gramStart"/>
       <w:r>
         <w:rPr>
           <w:rStyle w:val="DecValTok"/>
@@ -18926,6 +19033,7 @@
         </w:rPr>
         <w:t>length</w:t>
       </w:r>
+      <w:proofErr w:type="gramEnd"/>
       <w:r>
         <w:rPr>
           <w:rStyle w:val="NormalTok"/>
@@ -19595,7 +19703,7 @@
         </w:rPr>
         <w:lastRenderedPageBreak/>
         <w:drawing>
-          <wp:inline distT="0" distB="0" distL="0" distR="0" wp14:anchorId="2ADC08D3" wp14:editId="4FACA8FB">
+          <wp:inline distT="0" distB="0" distL="0" distR="0" wp14:anchorId="2ADC08D3" wp14:editId="5B5B3366">
             <wp:extent cx="4695825" cy="2845590"/>
             <wp:effectExtent l="0" t="0" r="0" b="0"/>
             <wp:docPr id="1219266719" name="Picture 4" descr="A graph of different types of numbers&#10;&#10;AI-generated content may be incorrect."/>
@@ -19706,7 +19814,25 @@
           <w:sz w:val="22"/>
           <w:szCs w:val="22"/>
         </w:rPr>
-        <w:t xml:space="preserve"> The differences between the sample and theoretical mean/variance is the smallest when</w:t>
+        <w:t xml:space="preserve"> The differences between the sample and theoretical mean/variance </w:t>
+      </w:r>
+      <w:proofErr w:type="gramStart"/>
+      <w:r>
+        <w:rPr>
+          <w:rFonts w:ascii="Times New Roman" w:hAnsi="Times New Roman" w:cs="Times New Roman"/>
+          <w:sz w:val="22"/>
+          <w:szCs w:val="22"/>
+        </w:rPr>
+        <w:t>is</w:t>
+      </w:r>
+      <w:proofErr w:type="gramEnd"/>
+      <w:r>
+        <w:rPr>
+          <w:rFonts w:ascii="Times New Roman" w:hAnsi="Times New Roman" w:cs="Times New Roman"/>
+          <w:sz w:val="22"/>
+          <w:szCs w:val="22"/>
+        </w:rPr>
+        <w:t xml:space="preserve"> the smallest when</w:t>
       </w:r>
       <w:r>
         <w:rPr>
@@ -20118,7 +20244,25 @@
           <w:sz w:val="22"/>
           <w:szCs w:val="22"/>
         </w:rPr>
-        <w:t xml:space="preserve">, we are able to store the difference between sample quantiles and CLT quantiles for each set of parameters in </w:t>
+        <w:t xml:space="preserve">, we </w:t>
+      </w:r>
+      <w:proofErr w:type="gramStart"/>
+      <w:r>
+        <w:rPr>
+          <w:rFonts w:ascii="Times New Roman" w:hAnsi="Times New Roman" w:cs="Times New Roman"/>
+          <w:sz w:val="22"/>
+          <w:szCs w:val="22"/>
+        </w:rPr>
+        <w:t>are able to</w:t>
+      </w:r>
+      <w:proofErr w:type="gramEnd"/>
+      <w:r>
+        <w:rPr>
+          <w:rFonts w:ascii="Times New Roman" w:hAnsi="Times New Roman" w:cs="Times New Roman"/>
+          <w:sz w:val="22"/>
+          <w:szCs w:val="22"/>
+        </w:rPr>
+        <w:t xml:space="preserve"> store the difference between sample quantiles and CLT quantiles for each set of parameters in </w:t>
       </w:r>
       <w:r>
         <w:rPr>
@@ -20267,7 +20411,7 @@
           <w:lang w:val="en-GB"/>
         </w:rPr>
         <w:drawing>
-          <wp:inline distT="0" distB="0" distL="0" distR="0" wp14:anchorId="206085E2" wp14:editId="032F7BCA">
+          <wp:inline distT="0" distB="0" distL="0" distR="0" wp14:anchorId="206085E2" wp14:editId="4D1936E1">
             <wp:extent cx="4268422" cy="2634018"/>
             <wp:effectExtent l="0" t="0" r="0" b="0"/>
             <wp:docPr id="1120550484" name="Picture 6" descr="A graph of numbers and graphs&#10;&#10;AI-generated content may be incorrect."/>
@@ -20334,7 +20478,7 @@
         </w:rPr>
         <w:lastRenderedPageBreak/>
         <w:drawing>
-          <wp:inline distT="0" distB="0" distL="0" distR="0" wp14:anchorId="52A05EFB" wp14:editId="62F59A5B">
+          <wp:inline distT="0" distB="0" distL="0" distR="0" wp14:anchorId="52A05EFB" wp14:editId="102741EF">
             <wp:extent cx="4346812" cy="2683785"/>
             <wp:effectExtent l="0" t="0" r="0" b="2540"/>
             <wp:docPr id="1489275484" name="Picture 8" descr="A graph of different colored lines&#10;&#10;AI-generated content may be incorrect."/>
@@ -27037,6 +27181,7 @@
         </w:rPr>
         <w:t xml:space="preserve"> </w:t>
       </w:r>
+      <w:proofErr w:type="gramStart"/>
       <w:r>
         <w:rPr>
           <w:rStyle w:val="FunctionTok"/>
@@ -27054,6 +27199,7 @@
         <w:t>(</w:t>
       </w:r>
       <w:proofErr w:type="spellStart"/>
+      <w:proofErr w:type="gramEnd"/>
       <w:r>
         <w:rPr>
           <w:rStyle w:val="NormalTok"/>
@@ -27465,6 +27611,7 @@
           <w:szCs w:val="22"/>
         </w:rPr>
       </w:pPr>
+      <w:proofErr w:type="gramStart"/>
       <w:r>
         <w:rPr>
           <w:rStyle w:val="FunctionTok"/>
@@ -27481,6 +27628,7 @@
         </w:rPr>
         <w:t>(</w:t>
       </w:r>
+      <w:proofErr w:type="gramEnd"/>
       <w:r>
         <w:rPr>
           <w:rStyle w:val="StringTok"/>
@@ -30529,7 +30677,56 @@
           <w:sz w:val="22"/>
           <w:szCs w:val="22"/>
         </w:rPr>
-        <w:t>In conclusion, the result(median=8,mean=6.89) shows that there are no incentives to exercise early. Since there are no discounting factors, most options are exercised close to maturity.</w:t>
+        <w:t xml:space="preserve">In conclusion, the </w:t>
+      </w:r>
+      <w:r>
+        <w:rPr>
+          <w:rFonts w:ascii="Times New Roman" w:hAnsi="Times New Roman" w:cs="Times New Roman"/>
+          <w:sz w:val="22"/>
+          <w:szCs w:val="22"/>
+        </w:rPr>
+        <w:t>result (</w:t>
+      </w:r>
+      <w:r>
+        <w:rPr>
+          <w:rFonts w:ascii="Times New Roman" w:hAnsi="Times New Roman" w:cs="Times New Roman"/>
+          <w:sz w:val="22"/>
+          <w:szCs w:val="22"/>
+        </w:rPr>
+        <w:t>median=</w:t>
+      </w:r>
+      <w:r>
+        <w:rPr>
+          <w:rFonts w:ascii="Times New Roman" w:hAnsi="Times New Roman" w:cs="Times New Roman"/>
+          <w:sz w:val="22"/>
+          <w:szCs w:val="22"/>
+        </w:rPr>
+        <w:t>8, mean</w:t>
+      </w:r>
+      <w:r>
+        <w:rPr>
+          <w:rFonts w:ascii="Times New Roman" w:hAnsi="Times New Roman" w:cs="Times New Roman"/>
+          <w:sz w:val="22"/>
+          <w:szCs w:val="22"/>
+        </w:rPr>
+        <w:t xml:space="preserve">=6.89) shows that there are no incentives to exercise early. Since </w:t>
+      </w:r>
+      <w:r>
+        <w:rPr>
+          <w:rFonts w:ascii="Times New Roman" w:hAnsi="Times New Roman" w:cs="Times New Roman"/>
+          <w:sz w:val="22"/>
+          <w:szCs w:val="22"/>
+          <w:lang w:val="en-GB"/>
+        </w:rPr>
+        <w:t>no discounting factors exist,</w:t>
+      </w:r>
+      <w:r>
+        <w:rPr>
+          <w:rFonts w:ascii="Times New Roman" w:hAnsi="Times New Roman" w:cs="Times New Roman"/>
+          <w:sz w:val="22"/>
+          <w:szCs w:val="22"/>
+        </w:rPr>
+        <w:t xml:space="preserve"> most options are exercised close to maturity.</w:t>
       </w:r>
     </w:p>
     <w:p>
@@ -32557,7 +32754,25 @@
           <w:rFonts w:cs="Times New Roman"/>
           <w:szCs w:val="22"/>
         </w:rPr>
-        <w:t># European call option price = E((R10-K)+)</w:t>
+        <w:t># European call option price = E((R10-</w:t>
+      </w:r>
+      <w:proofErr w:type="gramStart"/>
+      <w:r>
+        <w:rPr>
+          <w:rStyle w:val="CommentTok"/>
+          <w:rFonts w:cs="Times New Roman"/>
+          <w:szCs w:val="22"/>
+        </w:rPr>
+        <w:t>K)+</w:t>
+      </w:r>
+      <w:proofErr w:type="gramEnd"/>
+      <w:r>
+        <w:rPr>
+          <w:rStyle w:val="CommentTok"/>
+          <w:rFonts w:cs="Times New Roman"/>
+          <w:szCs w:val="22"/>
+        </w:rPr>
+        <w:t>)</w:t>
       </w:r>
       <w:r>
         <w:rPr>
@@ -32964,6 +33179,7 @@
         </w:rPr>
         <w:br/>
       </w:r>
+      <w:proofErr w:type="gramStart"/>
       <w:r>
         <w:rPr>
           <w:rStyle w:val="FunctionTok"/>
@@ -32980,6 +33196,7 @@
         </w:rPr>
         <w:t>(</w:t>
       </w:r>
+      <w:proofErr w:type="gramEnd"/>
       <w:r>
         <w:rPr>
           <w:rStyle w:val="StringTok"/>
@@ -33115,16 +33332,14 @@
         </w:rPr>
         <w:t xml:space="preserve"> No proper </w:t>
       </w:r>
-      <w:proofErr w:type="spellStart"/>
-      <w:r>
-        <w:rPr>
-          <w:rFonts w:ascii="Times New Roman" w:hAnsi="Times New Roman" w:cs="Times New Roman" w:hint="eastAsia"/>
+      <w:r>
+        <w:rPr>
+          <w:rFonts w:ascii="Times New Roman" w:hAnsi="Times New Roman" w:cs="Times New Roman"/>
           <w:sz w:val="22"/>
           <w:szCs w:val="22"/>
         </w:rPr>
         <w:t>modeling</w:t>
       </w:r>
-      <w:proofErr w:type="spellEnd"/>
       <w:r>
         <w:rPr>
           <w:rFonts w:ascii="Times New Roman" w:hAnsi="Times New Roman" w:cs="Times New Roman" w:hint="eastAsia"/>
@@ -33884,7 +34099,16 @@
           <w:sz w:val="22"/>
           <w:szCs w:val="22"/>
         </w:rPr>
-        <w:t xml:space="preserve">In contrast to a zero-interest-rate setting where the continuation value is not discounted, a positive </w:t>
+        <w:t>In contrast to a zero-interest-rate setting where the continuation value is not discounted, a positive</w:t>
+      </w:r>
+      <w:r>
+        <w:rPr>
+          <w:rFonts w:ascii="Times New Roman" w:hAnsi="Times New Roman" w:cs="Times New Roman" w:hint="eastAsia"/>
+          <w:sz w:val="22"/>
+          <w:szCs w:val="22"/>
+          <w:lang w:eastAsia="zh-CN"/>
+        </w:rPr>
+        <w:t xml:space="preserve"> </w:t>
       </w:r>
       <m:oMath>
         <m:r>
@@ -35916,6 +36140,7 @@
         </w:rPr>
         <w:t xml:space="preserve"> </w:t>
       </w:r>
+      <w:proofErr w:type="gramStart"/>
       <w:r>
         <w:rPr>
           <w:rStyle w:val="FunctionTok"/>
@@ -35933,6 +36158,7 @@
         <w:t>(</w:t>
       </w:r>
       <w:proofErr w:type="spellStart"/>
+      <w:proofErr w:type="gramEnd"/>
       <w:r>
         <w:rPr>
           <w:rStyle w:val="NormalTok"/>
@@ -36473,7 +36699,25 @@
           <w:rFonts w:cs="Times New Roman"/>
           <w:szCs w:val="22"/>
         </w:rPr>
-        <w:t>(X,Y)</w:t>
+        <w:t>(</w:t>
+      </w:r>
+      <w:proofErr w:type="gramStart"/>
+      <w:r>
+        <w:rPr>
+          <w:rStyle w:val="NormalTok"/>
+          <w:rFonts w:cs="Times New Roman"/>
+          <w:szCs w:val="22"/>
+        </w:rPr>
+        <w:t>X,Y</w:t>
+      </w:r>
+      <w:proofErr w:type="gramEnd"/>
+      <w:r>
+        <w:rPr>
+          <w:rStyle w:val="NormalTok"/>
+          <w:rFonts w:cs="Times New Roman"/>
+          <w:szCs w:val="22"/>
+        </w:rPr>
+        <w:t>)</w:t>
       </w:r>
       <w:r>
         <w:rPr>
@@ -36924,7 +37168,16 @@
           <w:rFonts w:cs="Times New Roman"/>
           <w:szCs w:val="22"/>
         </w:rPr>
-        <w:t>by"</w:t>
+        <w:t>by</w:t>
+      </w:r>
+      <w:proofErr w:type="gramStart"/>
+      <w:r>
+        <w:rPr>
+          <w:rStyle w:val="StringTok"/>
+          <w:rFonts w:cs="Times New Roman"/>
+          <w:szCs w:val="22"/>
+        </w:rPr>
+        <w:t>"</w:t>
       </w:r>
       <w:r>
         <w:rPr>
@@ -36943,6 +37196,7 @@
         <w:t>round</w:t>
       </w:r>
       <w:proofErr w:type="spellEnd"/>
+      <w:proofErr w:type="gramEnd"/>
       <w:r>
         <w:rPr>
           <w:rStyle w:val="NormalTok"/>
@@ -37145,7 +37399,25 @@
           <w:rFonts w:cs="Times New Roman"/>
           <w:szCs w:val="22"/>
         </w:rPr>
-        <w:t>##  Improved by 99.38 %.</w:t>
+        <w:t>#</w:t>
+      </w:r>
+      <w:proofErr w:type="gramStart"/>
+      <w:r>
+        <w:rPr>
+          <w:rStyle w:val="VerbatimChar"/>
+          <w:rFonts w:cs="Times New Roman"/>
+          <w:szCs w:val="22"/>
+        </w:rPr>
+        <w:t>#  Improved</w:t>
+      </w:r>
+      <w:proofErr w:type="gramEnd"/>
+      <w:r>
+        <w:rPr>
+          <w:rStyle w:val="VerbatimChar"/>
+          <w:rFonts w:cs="Times New Roman"/>
+          <w:szCs w:val="22"/>
+        </w:rPr>
+        <w:t xml:space="preserve"> by 99.38 %.</w:t>
       </w:r>
     </w:p>
     <w:p>
@@ -40351,7 +40623,16 @@
           <w:rFonts w:cs="Times New Roman"/>
           <w:szCs w:val="22"/>
         </w:rPr>
-        <w:t>all_results</w:t>
+        <w:t>all_</w:t>
+      </w:r>
+      <w:proofErr w:type="gramStart"/>
+      <w:r>
+        <w:rPr>
+          <w:rStyle w:val="NormalTok"/>
+          <w:rFonts w:cs="Times New Roman"/>
+          <w:szCs w:val="22"/>
+        </w:rPr>
+        <w:t>results</w:t>
       </w:r>
       <w:proofErr w:type="spellEnd"/>
       <w:r>
@@ -40360,7 +40641,16 @@
           <w:rFonts w:cs="Times New Roman"/>
           <w:szCs w:val="22"/>
         </w:rPr>
-        <w:t>[,</w:t>
+        <w:t>[</w:t>
+      </w:r>
+      <w:proofErr w:type="gramEnd"/>
+      <w:r>
+        <w:rPr>
+          <w:rStyle w:val="NormalTok"/>
+          <w:rFonts w:cs="Times New Roman"/>
+          <w:szCs w:val="22"/>
+        </w:rPr>
+        <w:t>,</w:t>
       </w:r>
       <w:r>
         <w:rPr>
@@ -40588,6 +40878,7 @@
           <w:szCs w:val="22"/>
         </w:rPr>
       </w:pPr>
+      <w:proofErr w:type="gramStart"/>
       <w:r>
         <w:rPr>
           <w:rStyle w:val="FunctionTok"/>
@@ -40604,6 +40895,7 @@
         </w:rPr>
         <w:t>(</w:t>
       </w:r>
+      <w:proofErr w:type="gramEnd"/>
       <w:r>
         <w:rPr>
           <w:rStyle w:val="StringTok"/>
@@ -44138,7 +44430,25 @@
           <w:rFonts w:cs="Times New Roman"/>
           <w:szCs w:val="22"/>
         </w:rPr>
-        <w:t>## Card 1 : 0.294 ,  70.9 %</w:t>
+        <w:t xml:space="preserve">## Card </w:t>
+      </w:r>
+      <w:proofErr w:type="gramStart"/>
+      <w:r>
+        <w:rPr>
+          <w:rStyle w:val="VerbatimChar"/>
+          <w:rFonts w:cs="Times New Roman"/>
+          <w:szCs w:val="22"/>
+        </w:rPr>
+        <w:t>1 :</w:t>
+      </w:r>
+      <w:proofErr w:type="gramEnd"/>
+      <w:r>
+        <w:rPr>
+          <w:rStyle w:val="VerbatimChar"/>
+          <w:rFonts w:cs="Times New Roman"/>
+          <w:szCs w:val="22"/>
+        </w:rPr>
+        <w:t xml:space="preserve"> 0.294 ,  70.9 %</w:t>
       </w:r>
       <w:r>
         <w:rPr>
@@ -44303,7 +44613,16 @@
           <w:rFonts w:cs="Times New Roman"/>
           <w:szCs w:val="22"/>
         </w:rPr>
-        <w:t>choice_results</w:t>
+        <w:t>choice_</w:t>
+      </w:r>
+      <w:proofErr w:type="gramStart"/>
+      <w:r>
+        <w:rPr>
+          <w:rStyle w:val="NormalTok"/>
+          <w:rFonts w:cs="Times New Roman"/>
+          <w:szCs w:val="22"/>
+        </w:rPr>
+        <w:t>results</w:t>
       </w:r>
       <w:proofErr w:type="spellEnd"/>
       <w:r>
@@ -44312,7 +44631,16 @@
           <w:rFonts w:cs="Times New Roman"/>
           <w:szCs w:val="22"/>
         </w:rPr>
-        <w:t>[,</w:t>
+        <w:t>[</w:t>
+      </w:r>
+      <w:proofErr w:type="gramEnd"/>
+      <w:r>
+        <w:rPr>
+          <w:rStyle w:val="NormalTok"/>
+          <w:rFonts w:cs="Times New Roman"/>
+          <w:szCs w:val="22"/>
+        </w:rPr>
+        <w:t>,</w:t>
       </w:r>
       <w:r>
         <w:rPr>
@@ -44427,6 +44755,7 @@
           <w:szCs w:val="22"/>
         </w:rPr>
       </w:pPr>
+      <w:proofErr w:type="gramStart"/>
       <w:r>
         <w:rPr>
           <w:rStyle w:val="FunctionTok"/>
@@ -44443,6 +44772,7 @@
         </w:rPr>
         <w:t>(</w:t>
       </w:r>
+      <w:proofErr w:type="gramEnd"/>
       <w:r>
         <w:rPr>
           <w:rStyle w:val="StringTok"/>
@@ -44599,6 +44929,7 @@
           <w:szCs w:val="22"/>
         </w:rPr>
       </w:pPr>
+      <w:proofErr w:type="gramStart"/>
       <w:r>
         <w:rPr>
           <w:rStyle w:val="FunctionTok"/>
@@ -44615,6 +44946,7 @@
         </w:rPr>
         <w:t>(</w:t>
       </w:r>
+      <w:proofErr w:type="gramEnd"/>
       <w:r>
         <w:rPr>
           <w:rStyle w:val="StringTok"/>
@@ -44901,7 +45233,7 @@
 </file>
 
 <file path=word/numbering.xml><?xml version="1.0" encoding="utf-8"?>
-<w:numbering xmlns:wpc="http://schemas.microsoft.com/office/word/2010/wordprocessingCanvas" xmlns:cx="http://schemas.microsoft.com/office/drawing/2014/chartex" xmlns:cx1="http://schemas.microsoft.com/office/drawing/2015/9/8/chartex" xmlns:cx2="http://schemas.microsoft.com/office/drawing/2015/10/21/chartex" xmlns:cx3="http://schemas.microsoft.com/office/drawing/2016/5/9/chartex" xmlns:cx4="http://schemas.microsoft.com/office/drawing/2016/5/10/chartex" xmlns:cx5="http://schemas.microsoft.com/office/drawing/2016/5/11/chartex" xmlns:cx6="http://schemas.microsoft.com/office/drawing/2016/5/12/chartex" xmlns:cx7="http://schemas.microsoft.com/office/drawing/2016/5/13/chartex" xmlns:cx8="http://schemas.microsoft.com/office/drawing/2016/5/14/chartex" xmlns:mc="http://schemas.openxmlformats.org/markup-compatibility/2006" xmlns:aink="http://schemas.microsoft.com/office/drawing/2016/ink" xmlns:am3d="http://schemas.microsoft.com/office/drawing/2017/model3d" xmlns:o="urn:schemas-microsoft-com:office:office" xmlns:oel="http://schemas.microsoft.com/office/2019/extlst" xmlns:r="http://schemas.openxmlformats.org/officeDocument/2006/relationships" xmlns:m="http://schemas.openxmlformats.org/officeDocument/2006/math" xmlns:v="urn:schemas-microsoft-com:vml" xmlns:wp14="http://schemas.microsoft.com/office/word/2010/wordprocessingDrawing" xmlns:wp="http://schemas.openxmlformats.org/drawingml/2006/wordprocessingDrawing" xmlns:w10="urn:schemas-microsoft-com:office:word" xmlns:w="http://schemas.openxmlformats.org/wordprocessingml/2006/main" xmlns:w14="http://schemas.microsoft.com/office/word/2010/wordml" xmlns:w15="http://schemas.microsoft.com/office/word/2012/wordml" xmlns:w16cex="http://schemas.microsoft.com/office/word/2018/wordml/cex" xmlns:w16cid="http://schemas.microsoft.com/office/word/2016/wordml/cid" xmlns:w16="http://schemas.microsoft.com/office/word/2018/wordml" xmlns:w16du="http://schemas.microsoft.com/office/word/2023/wordml/word16du" xmlns:w16sdtdh="http://schemas.microsoft.com/office/word/2020/wordml/sdtdatahash" xmlns:w16sdtfl="http://schemas.microsoft.com/office/word/2024/wordml/sdtformatlock" xmlns:w16se="http://schemas.microsoft.com/office/word/2015/wordml/symex" xmlns:wpg="http://schemas.microsoft.com/office/word/2010/wordprocessingGroup" xmlns:wpi="http://schemas.microsoft.com/office/word/2010/wordprocessingInk" xmlns:wne="http://schemas.microsoft.com/office/word/2006/wordml" xmlns:wps="http://schemas.microsoft.com/office/word/2010/wordprocessingShape" mc:Ignorable="w14 w15 w16se w16cid w16 w16cex w16sdtdh w16sdtfl w16du wp14">
+<w:numbering xmlns:wpc="http://schemas.microsoft.com/office/word/2010/wordprocessingCanvas" xmlns:cx="http://schemas.microsoft.com/office/drawing/2014/chartex" xmlns:cx1="http://schemas.microsoft.com/office/drawing/2015/9/8/chartex" xmlns:cx2="http://schemas.microsoft.com/office/drawing/2015/10/21/chartex" xmlns:cx3="http://schemas.microsoft.com/office/drawing/2016/5/9/chartex" xmlns:cx4="http://schemas.microsoft.com/office/drawing/2016/5/10/chartex" xmlns:cx5="http://schemas.microsoft.com/office/drawing/2016/5/11/chartex" xmlns:cx6="http://schemas.microsoft.com/office/drawing/2016/5/12/chartex" xmlns:cx7="http://schemas.microsoft.com/office/drawing/2016/5/13/chartex" xmlns:cx8="http://schemas.microsoft.com/office/drawing/2016/5/14/chartex" xmlns:mc="http://schemas.openxmlformats.org/markup-compatibility/2006" xmlns:aink="http://schemas.microsoft.com/office/drawing/2016/ink" xmlns:am3d="http://schemas.microsoft.com/office/drawing/2017/model3d" xmlns:o="urn:schemas-microsoft-com:office:office" xmlns:oel="http://schemas.microsoft.com/office/2019/extlst" xmlns:r="http://schemas.openxmlformats.org/officeDocument/2006/relationships" xmlns:m="http://schemas.openxmlformats.org/officeDocument/2006/math" xmlns:v="urn:schemas-microsoft-com:vml" xmlns:wp14="http://schemas.microsoft.com/office/word/2010/wordprocessingDrawing" xmlns:wp="http://schemas.openxmlformats.org/drawingml/2006/wordprocessingDrawing" xmlns:w10="urn:schemas-microsoft-com:office:word" xmlns:w="http://schemas.openxmlformats.org/wordprocessingml/2006/main" xmlns:w14="http://schemas.microsoft.com/office/word/2010/wordml" xmlns:w15="http://schemas.microsoft.com/office/word/2012/wordml" xmlns:w16cex="http://schemas.microsoft.com/office/word/2018/wordml/cex" xmlns:w16cid="http://schemas.microsoft.com/office/word/2016/wordml/cid" xmlns:w16="http://schemas.microsoft.com/office/word/2018/wordml" xmlns:w16du="http://schemas.microsoft.com/office/word/2023/wordml/word16du" xmlns:w16sdtdh="http://schemas.microsoft.com/office/word/2020/wordml/sdtdatahash" xmlns:w16se="http://schemas.microsoft.com/office/word/2015/wordml/symex" xmlns:wpg="http://schemas.microsoft.com/office/word/2010/wordprocessingGroup" xmlns:wpi="http://schemas.microsoft.com/office/word/2010/wordprocessingInk" xmlns:wne="http://schemas.microsoft.com/office/word/2006/wordml" xmlns:wps="http://schemas.microsoft.com/office/word/2010/wordprocessingShape" mc:Ignorable="w14 w15 w16se w16cid w16 w16cex w16sdtdh w16du wp14">
   <w:abstractNum w:abstractNumId="0" w15:restartNumberingAfterBreak="0">
     <w:nsid w:val="0000A991"/>
     <w:multiLevelType w:val="multilevel"/>
@@ -45129,7 +45461,7 @@
 </file>
 
 <file path=word/styles.xml><?xml version="1.0" encoding="utf-8"?>
-<w:styles xmlns:mc="http://schemas.openxmlformats.org/markup-compatibility/2006" xmlns:r="http://schemas.openxmlformats.org/officeDocument/2006/relationships" xmlns:w="http://schemas.openxmlformats.org/wordprocessingml/2006/main" xmlns:w14="http://schemas.microsoft.com/office/word/2010/wordml" xmlns:w15="http://schemas.microsoft.com/office/word/2012/wordml" xmlns:w16cex="http://schemas.microsoft.com/office/word/2018/wordml/cex" xmlns:w16cid="http://schemas.microsoft.com/office/word/2016/wordml/cid" xmlns:w16="http://schemas.microsoft.com/office/word/2018/wordml" xmlns:w16du="http://schemas.microsoft.com/office/word/2023/wordml/word16du" xmlns:w16sdtdh="http://schemas.microsoft.com/office/word/2020/wordml/sdtdatahash" xmlns:w16sdtfl="http://schemas.microsoft.com/office/word/2024/wordml/sdtformatlock" xmlns:w16se="http://schemas.microsoft.com/office/word/2015/wordml/symex" mc:Ignorable="w14 w15 w16se w16cid w16 w16cex w16sdtdh w16sdtfl w16du">
+<w:styles xmlns:mc="http://schemas.openxmlformats.org/markup-compatibility/2006" xmlns:r="http://schemas.openxmlformats.org/officeDocument/2006/relationships" xmlns:w="http://schemas.openxmlformats.org/wordprocessingml/2006/main" xmlns:w14="http://schemas.microsoft.com/office/word/2010/wordml" xmlns:w15="http://schemas.microsoft.com/office/word/2012/wordml" xmlns:w16cex="http://schemas.microsoft.com/office/word/2018/wordml/cex" xmlns:w16cid="http://schemas.microsoft.com/office/word/2016/wordml/cid" xmlns:w16="http://schemas.microsoft.com/office/word/2018/wordml" xmlns:w16du="http://schemas.microsoft.com/office/word/2023/wordml/word16du" xmlns:w16sdtdh="http://schemas.microsoft.com/office/word/2020/wordml/sdtdatahash" xmlns:w16se="http://schemas.microsoft.com/office/word/2015/wordml/symex" mc:Ignorable="w14 w15 w16se w16cid w16 w16cex w16sdtdh w16du">
   <w:docDefaults>
     <w:rPrDefault>
       <w:rPr>
@@ -45732,7 +46064,6 @@
   <w:style w:type="character" w:default="1" w:styleId="DefaultParagraphFont">
     <w:name w:val="Default Paragraph Font"/>
     <w:uiPriority w:val="1"/>
-    <w:semiHidden/>
     <w:unhideWhenUsed/>
   </w:style>
   <w:style w:type="table" w:default="1" w:styleId="TableNormal">
